--- a/TEL100 prosjektrapporter/Ferdig/TEL100 digital tomato.docx
+++ b/TEL100 prosjektrapporter/Ferdig/TEL100 digital tomato.docx
@@ -5205,7 +5205,6 @@
           <w:docPartUnique/>
         </w:docPartObj>
       </w:sdtPr>
-      <w:sdtEndPr/>
       <w:sdtContent>
         <w:p>
           <w:pPr>
@@ -6878,7 +6877,6 @@
           <w:id w:val="1768431799"/>
           <w:citation/>
         </w:sdtPr>
-        <w:sdtEndPr/>
         <w:sdtContent>
           <w:r>
             <w:rPr>
@@ -11573,11 +11571,19 @@
       <w:r>
         <w:t xml:space="preserve">n </w:t>
       </w:r>
+      <w:hyperlink r:id="rId30" w:history="1">
+        <w:r>
+          <w:rPr>
+            <w:rStyle w:val="Hyperkobling"/>
+          </w:rPr>
+          <w:t>måling av psykologisk velvære</w:t>
+        </w:r>
+      </w:hyperlink>
       <w:r>
         <w:rPr>
           <w:color w:val="00B050"/>
         </w:rPr>
-        <w:t xml:space="preserve">måling av psykologisk velvære </w:t>
+        <w:t xml:space="preserve"> </w:t>
       </w:r>
       <w:r>
         <w:t xml:space="preserve">som </w:t>
@@ -11964,7 +11970,7 @@
           <w:bCs/>
         </w:rPr>
       </w:pPr>
-      <w:hyperlink r:id="rId30" w:history="1">
+      <w:hyperlink r:id="rId31" w:history="1">
         <w:proofErr w:type="spellStart"/>
         <w:r>
           <w:rPr>
@@ -12053,7 +12059,7 @@
       <w:r>
         <w:t xml:space="preserve"> </w:t>
       </w:r>
-      <w:hyperlink r:id="rId31" w:history="1">
+      <w:hyperlink r:id="rId32" w:history="1">
         <w:r>
           <w:rPr>
             <w:rStyle w:val="Hyperkobling"/>
@@ -12119,7 +12125,7 @@
           <w:bCs/>
         </w:rPr>
       </w:pPr>
-      <w:hyperlink r:id="rId32" w:history="1">
+      <w:hyperlink r:id="rId33" w:history="1">
         <w:proofErr w:type="spellStart"/>
         <w:r>
           <w:rPr>
@@ -12635,7 +12641,7 @@
                     <pic:cNvPicPr/>
                   </pic:nvPicPr>
                   <pic:blipFill>
-                    <a:blip r:embed="rId33"/>
+                    <a:blip r:embed="rId34"/>
                     <a:stretch>
                       <a:fillRect/>
                     </a:stretch>
@@ -12659,146 +12665,109 @@
     <w:p>
       <w:pPr>
         <w:pStyle w:val="Bildetekst"/>
-        <w:rPr>
-          <w:lang w:val="en-US"/>
-        </w:rPr>
-      </w:pPr>
+      </w:pPr>
+      <w:r>
+        <w:t xml:space="preserve">Figur </w:t>
+      </w:r>
+      <w:r>
+        <w:fldChar w:fldCharType="begin"/>
+      </w:r>
+      <w:r>
+        <w:instrText xml:space="preserve"> SEQ Figur \* ARABIC </w:instrText>
+      </w:r>
+      <w:r>
+        <w:fldChar w:fldCharType="separate"/>
+      </w:r>
+      <w:r>
+        <w:rPr>
+          <w:noProof/>
+        </w:rPr>
+        <w:t>5</w:t>
+      </w:r>
+      <w:r>
+        <w:fldChar w:fldCharType="end"/>
+      </w:r>
+      <w:r>
+        <w:t xml:space="preserve"> </w:t>
+      </w:r>
+      <w:r>
+        <w:t xml:space="preserve">Bilder </w:t>
+      </w:r>
       <w:proofErr w:type="spellStart"/>
       <w:r>
-        <w:rPr>
-          <w:lang w:val="en-US"/>
-        </w:rPr>
-        <w:t>Figur</w:t>
+        <w:t>Mir</w:t>
+      </w:r>
+      <w:r>
+        <w:t>acle</w:t>
       </w:r>
       <w:proofErr w:type="spellEnd"/>
       <w:r>
-        <w:rPr>
-          <w:lang w:val="en-US"/>
-        </w:rPr>
         <w:t xml:space="preserve"> </w:t>
       </w:r>
-      <w:r>
-        <w:fldChar w:fldCharType="begin"/>
-      </w:r>
-      <w:r>
-        <w:rPr>
-          <w:lang w:val="en-US"/>
-        </w:rPr>
-        <w:instrText xml:space="preserve"> SEQ Figur \* ARABIC </w:instrText>
-      </w:r>
-      <w:r>
-        <w:fldChar w:fldCharType="separate"/>
-      </w:r>
-      <w:r>
-        <w:rPr>
-          <w:noProof/>
-          <w:lang w:val="en-US"/>
-        </w:rPr>
-        <w:t>5</w:t>
-      </w:r>
-      <w:r>
-        <w:fldChar w:fldCharType="end"/>
-      </w:r>
-      <w:r>
-        <w:rPr>
-          <w:lang w:val="en-US"/>
-        </w:rPr>
+      <w:proofErr w:type="spellStart"/>
+      <w:r>
+        <w:t>TimeCube</w:t>
+      </w:r>
+      <w:proofErr w:type="spellEnd"/>
+      <w:r>
+        <w:t xml:space="preserve">, </w:t>
+      </w:r>
+      <w:proofErr w:type="spellStart"/>
+      <w:r>
+        <w:t>Luxafor</w:t>
+      </w:r>
+      <w:proofErr w:type="spellEnd"/>
+      <w:r>
+        <w:t xml:space="preserve"> SWITCH PRO 2</w:t>
+      </w:r>
+      <w:r>
+        <w:t>, og Min</w:t>
+      </w:r>
+      <w:r>
+        <w:t xml:space="preserve">imal Desk </w:t>
+      </w:r>
+      <w:proofErr w:type="spellStart"/>
+      <w:r>
+        <w:t>setups</w:t>
+      </w:r>
+      <w:proofErr w:type="spellEnd"/>
+    </w:p>
+    <w:p/>
+    <w:p>
+      <w:r>
+        <w:t xml:space="preserve">Det finnes </w:t>
+      </w:r>
+      <w:r>
+        <w:t>et</w:t>
+      </w:r>
+      <w:r>
+        <w:t xml:space="preserve"> utallige </w:t>
+      </w:r>
+      <w:r>
+        <w:t>d</w:t>
+      </w:r>
+      <w:r>
+        <w:t>igitale</w:t>
+      </w:r>
+      <w:r>
+        <w:t xml:space="preserve"> apper</w:t>
+      </w:r>
+      <w:r>
         <w:t xml:space="preserve"> </w:t>
       </w:r>
       <w:r>
-        <w:rPr>
-          <w:lang w:val="en-US"/>
-        </w:rPr>
-        <w:t xml:space="preserve">Bilder </w:t>
-      </w:r>
-      <w:r>
-        <w:rPr>
-          <w:lang w:val="en-US"/>
-        </w:rPr>
-        <w:t>Mir</w:t>
-      </w:r>
-      <w:r>
-        <w:rPr>
-          <w:lang w:val="en-US"/>
-        </w:rPr>
-        <w:t xml:space="preserve">acle </w:t>
-      </w:r>
-      <w:proofErr w:type="spellStart"/>
-      <w:r>
-        <w:rPr>
-          <w:lang w:val="en-US"/>
-        </w:rPr>
-        <w:t>TimeCube</w:t>
-      </w:r>
-      <w:proofErr w:type="spellEnd"/>
-      <w:r>
-        <w:rPr>
-          <w:lang w:val="en-US"/>
-        </w:rPr>
-        <w:t xml:space="preserve">, </w:t>
-      </w:r>
-      <w:proofErr w:type="spellStart"/>
-      <w:r>
-        <w:rPr>
-          <w:lang w:val="en-US"/>
-        </w:rPr>
-        <w:t>Luxafor</w:t>
-      </w:r>
-      <w:proofErr w:type="spellEnd"/>
-      <w:r>
-        <w:rPr>
-          <w:lang w:val="en-US"/>
-        </w:rPr>
-        <w:t xml:space="preserve"> SWITCH PRO 2</w:t>
-      </w:r>
-      <w:r>
-        <w:t>, og Min</w:t>
-      </w:r>
-      <w:r>
-        <w:t xml:space="preserve">imal Desk </w:t>
-      </w:r>
-      <w:proofErr w:type="spellStart"/>
-      <w:r>
-        <w:t>setups</w:t>
-      </w:r>
-      <w:proofErr w:type="spellEnd"/>
-    </w:p>
-    <w:p/>
-    <w:p>
-      <w:r>
-        <w:t xml:space="preserve">Det finnes </w:t>
-      </w:r>
-      <w:r>
-        <w:t>et</w:t>
-      </w:r>
-      <w:r>
-        <w:t xml:space="preserve"> utallige </w:t>
-      </w:r>
-      <w:r>
-        <w:t>d</w:t>
-      </w:r>
-      <w:r>
-        <w:t>igitale</w:t>
-      </w:r>
-      <w:r>
-        <w:t xml:space="preserve"> apper</w:t>
+        <w:t xml:space="preserve">for pomodoro </w:t>
+      </w:r>
+      <w:r>
+        <w:t>tidtaking</w:t>
+      </w:r>
+      <w:r>
+        <w:t>.</w:t>
       </w:r>
       <w:r>
         <w:t xml:space="preserve"> </w:t>
       </w:r>
       <w:r>
-        <w:t xml:space="preserve">for pomodoro </w:t>
-      </w:r>
-      <w:r>
-        <w:t>tidtaking</w:t>
-      </w:r>
-      <w:r>
-        <w:t>.</w:t>
-      </w:r>
-      <w:r>
-        <w:t xml:space="preserve"> </w:t>
-      </w:r>
-      <w:r>
         <w:t xml:space="preserve">For et overblikk av </w:t>
       </w:r>
       <w:r>
@@ -12816,7 +12785,7 @@
       <w:r>
         <w:t xml:space="preserve"> igjennom denne blogg-artikkelen: </w:t>
       </w:r>
-      <w:hyperlink r:id="rId34" w:history="1">
+      <w:hyperlink r:id="rId35" w:history="1">
         <w:r>
           <w:rPr>
             <w:rStyle w:val="Hyperkobling"/>
@@ -12903,7 +12872,6 @@
           <w:docPartUnique/>
         </w:docPartObj>
       </w:sdtPr>
-      <w:sdtEndPr/>
       <w:sdtContent>
         <w:p>
           <w:pPr>
@@ -12918,7 +12886,6 @@
             <w:id w:val="111145805"/>
             <w:bibliography/>
           </w:sdtPr>
-          <w:sdtEndPr/>
           <w:sdtContent>
             <w:p>
               <w:pPr>
@@ -12935,6 +12902,9 @@
                 <w:fldChar w:fldCharType="begin"/>
               </w:r>
               <w:r>
+                <w:rPr>
+                  <w:lang w:val="en-US"/>
+                </w:rPr>
                 <w:instrText>BIBLIOGRAPHY</w:instrText>
               </w:r>
               <w:r>
@@ -12943,6 +12913,7 @@
               <w:r>
                 <w:rPr>
                   <w:noProof/>
+                  <w:lang w:val="en-US"/>
                 </w:rPr>
                 <w:t xml:space="preserve">Biwer, F., Wiradahany, W., Egbrink, M. G., &amp; De Bruin, A. B. (2023). </w:t>
               </w:r>
@@ -13234,7 +13205,7 @@
                     <pic:cNvPicPr/>
                   </pic:nvPicPr>
                   <pic:blipFill>
-                    <a:blip r:embed="rId35">
+                    <a:blip r:embed="rId36">
                       <a:extLst>
                         <a:ext uri="{28A0092B-C50C-407E-A947-70E740481C1C}">
                           <a14:useLocalDpi xmlns:a14="http://schemas.microsoft.com/office/drawing/2010/main" val="0"/>
@@ -15597,7 +15568,7 @@
           <w:noProof/>
         </w:rPr>
         <w:drawing>
-          <wp:inline distT="0" distB="0" distL="0" distR="0" wp14:anchorId="092C7377" wp14:editId="0325D15F">
+          <wp:inline distT="0" distB="0" distL="0" distR="0" wp14:anchorId="092C7377" wp14:editId="67917F71">
             <wp:extent cx="5943600" cy="3781425"/>
             <wp:effectExtent l="0" t="0" r="0" b="0"/>
             <wp:docPr id="516577476" name="drawing"/>
@@ -15612,7 +15583,7 @@
                     <pic:cNvPicPr/>
                   </pic:nvPicPr>
                   <pic:blipFill>
-                    <a:blip r:embed="rId36" cstate="print">
+                    <a:blip r:embed="rId37" cstate="print">
                       <a:extLst>
                         <a:ext uri="{28A0092B-C50C-407E-A947-70E740481C1C}">
                           <a14:useLocalDpi xmlns:a14="http://schemas.microsoft.com/office/drawing/2010/main" val="0"/>
@@ -16017,7 +15988,7 @@
                     <pic:cNvPicPr/>
                   </pic:nvPicPr>
                   <pic:blipFill>
-                    <a:blip r:embed="rId37">
+                    <a:blip r:embed="rId38">
                       <a:extLst>
                         <a:ext uri="{28A0092B-C50C-407E-A947-70E740481C1C}">
                           <a14:useLocalDpi xmlns:a14="http://schemas.microsoft.com/office/drawing/2010/main" val="0"/>
@@ -16187,7 +16158,7 @@
                     <pic:cNvPicPr/>
                   </pic:nvPicPr>
                   <pic:blipFill>
-                    <a:blip r:embed="rId38">
+                    <a:blip r:embed="rId39">
                       <a:extLst>
                         <a:ext uri="{28A0092B-C50C-407E-A947-70E740481C1C}">
                           <a14:useLocalDpi xmlns:a14="http://schemas.microsoft.com/office/drawing/2010/main" val="0"/>
@@ -17704,7 +17675,7 @@
                     <pic:cNvPicPr/>
                   </pic:nvPicPr>
                   <pic:blipFill>
-                    <a:blip r:embed="rId39"/>
+                    <a:blip r:embed="rId40"/>
                     <a:stretch>
                       <a:fillRect/>
                     </a:stretch>
@@ -17802,7 +17773,7 @@
                     <pic:cNvPicPr/>
                   </pic:nvPicPr>
                   <pic:blipFill>
-                    <a:blip r:embed="rId40"/>
+                    <a:blip r:embed="rId41"/>
                     <a:stretch>
                       <a:fillRect/>
                     </a:stretch>
@@ -17859,7 +17830,7 @@
                     <pic:cNvPicPr/>
                   </pic:nvPicPr>
                   <pic:blipFill>
-                    <a:blip r:embed="rId41"/>
+                    <a:blip r:embed="rId42"/>
                     <a:stretch>
                       <a:fillRect/>
                     </a:stretch>
@@ -17918,7 +17889,7 @@
                     <pic:cNvPicPr/>
                   </pic:nvPicPr>
                   <pic:blipFill>
-                    <a:blip r:embed="rId42"/>
+                    <a:blip r:embed="rId43"/>
                     <a:stretch>
                       <a:fillRect/>
                     </a:stretch>
@@ -18136,7 +18107,7 @@
                     <pic:cNvPicPr/>
                   </pic:nvPicPr>
                   <pic:blipFill>
-                    <a:blip r:embed="rId43">
+                    <a:blip r:embed="rId44">
                       <a:extLst>
                         <a:ext uri="{28A0092B-C50C-407E-A947-70E740481C1C}">
                           <a14:useLocalDpi xmlns:a14="http://schemas.microsoft.com/office/drawing/2010/main" val="0"/>
@@ -18212,10 +18183,7 @@
                             </w:r>
                             <w:fldSimple w:instr=" SEQ Figur \* ARABIC "/>
                             <w:r>
-                              <w:t xml:space="preserve">:Kode </w:t>
-                            </w:r>
-                            <w:r>
-                              <w:t>ClockM funksjon</w:t>
+                              <w:t>:Kode ClockM funksjon</w:t>
                             </w:r>
                           </w:p>
                         </w:txbxContent>
@@ -18246,10 +18214,7 @@
                       </w:r>
                       <w:fldSimple w:instr=" SEQ Figur \* ARABIC "/>
                       <w:r>
-                        <w:t xml:space="preserve">:Kode </w:t>
-                      </w:r>
-                      <w:r>
-                        <w:t>ClockM funksjon</w:t>
+                        <w:t>:Kode ClockM funksjon</w:t>
                       </w:r>
                     </w:p>
                   </w:txbxContent>
@@ -18448,7 +18413,7 @@
                     <pic:cNvPicPr/>
                   </pic:nvPicPr>
                   <pic:blipFill>
-                    <a:blip r:embed="rId44"/>
+                    <a:blip r:embed="rId45"/>
                     <a:stretch>
                       <a:fillRect/>
                     </a:stretch>
@@ -18724,7 +18689,7 @@
                     <pic:cNvPicPr/>
                   </pic:nvPicPr>
                   <pic:blipFill>
-                    <a:blip r:embed="rId45"/>
+                    <a:blip r:embed="rId46"/>
                     <a:stretch>
                       <a:fillRect/>
                     </a:stretch>
@@ -19348,7 +19313,7 @@
                     </pic:cNvPicPr>
                   </pic:nvPicPr>
                   <pic:blipFill>
-                    <a:blip r:embed="rId46">
+                    <a:blip r:embed="rId47">
                       <a:extLst>
                         <a:ext uri="{28A0092B-C50C-407E-A947-70E740481C1C}">
                           <a14:useLocalDpi xmlns:a14="http://schemas.microsoft.com/office/drawing/2010/main" val="0"/>
@@ -20213,7 +20178,7 @@
                     <pic:cNvPicPr/>
                   </pic:nvPicPr>
                   <pic:blipFill>
-                    <a:blip r:embed="rId47"/>
+                    <a:blip r:embed="rId48"/>
                     <a:stretch>
                       <a:fillRect/>
                     </a:stretch>
@@ -20260,7 +20225,7 @@
                     <pic:cNvPicPr/>
                   </pic:nvPicPr>
                   <pic:blipFill>
-                    <a:blip r:embed="rId48"/>
+                    <a:blip r:embed="rId49"/>
                     <a:stretch>
                       <a:fillRect/>
                     </a:stretch>
@@ -24176,7 +24141,6 @@
           <w:docPartUnique/>
         </w:docPartObj>
       </w:sdtPr>
-      <w:sdtEndPr/>
       <w:sdtContent>
         <w:p>
           <w:pPr>
@@ -24192,7 +24156,6 @@
             <w:id w:val="-573587230"/>
             <w:bibliography/>
           </w:sdtPr>
-          <w:sdtEndPr/>
           <w:sdtContent>
             <w:p>
               <w:pPr>
@@ -24209,6 +24172,9 @@
                 <w:fldChar w:fldCharType="begin"/>
               </w:r>
               <w:r>
+                <w:rPr>
+                  <w:lang w:val="en-US"/>
+                </w:rPr>
                 <w:instrText>BIBLIOGRAPHY</w:instrText>
               </w:r>
               <w:r>
@@ -24217,6 +24183,7 @@
               <w:r>
                 <w:rPr>
                   <w:noProof/>
+                  <w:lang w:val="en-US"/>
                 </w:rPr>
                 <w:t xml:space="preserve">Biwer, F., Wiradahany, W., Egbrink, M. G., &amp; De Bruin, A. B. (2023). </w:t>
               </w:r>
@@ -24251,6 +24218,38 @@
                   <w:noProof/>
                   <w:lang w:val="en-US"/>
                 </w:rPr>
+                <w:t xml:space="preserve">Jefferson Costales, J. A. (2021). </w:t>
+              </w:r>
+              <w:r>
+                <w:rPr>
+                  <w:i/>
+                  <w:iCs/>
+                  <w:noProof/>
+                  <w:lang w:val="en-US"/>
+                </w:rPr>
+                <w:t>A Learning Assessment Applying Pomodoro Technique as A Productivity Tool for Online Learning.</w:t>
+              </w:r>
+              <w:r>
+                <w:rPr>
+                  <w:noProof/>
+                  <w:lang w:val="en-US"/>
+                </w:rPr>
+                <w:t xml:space="preserve"> DOI: 10.1145/3498765.3498844.</w:t>
+              </w:r>
+            </w:p>
+            <w:p>
+              <w:pPr>
+                <w:pStyle w:val="Bibliografi"/>
+                <w:ind w:left="720" w:hanging="720"/>
+                <w:rPr>
+                  <w:noProof/>
+                </w:rPr>
+              </w:pPr>
+              <w:r>
+                <w:rPr>
+                  <w:noProof/>
+                  <w:lang w:val="en-US"/>
+                </w:rPr>
                 <w:t xml:space="preserve">Rosa, J. D. (2023-2024). </w:t>
               </w:r>
               <w:r>
@@ -24267,7 +24266,13 @@
                   <w:noProof/>
                   <w:lang w:val="en-US"/>
                 </w:rPr>
-                <w:t xml:space="preserve"> National Center for Education Statistics.</w:t>
+                <w:t xml:space="preserve"> </w:t>
+              </w:r>
+              <w:r>
+                <w:rPr>
+                  <w:noProof/>
+                </w:rPr>
+                <w:t>National Center for Education Statistics.</w:t>
               </w:r>
             </w:p>
             <w:p>
@@ -24337,8 +24342,8 @@
       </w:pPr>
     </w:p>
     <w:sectPr>
-      <w:headerReference w:type="default" r:id="rId49"/>
-      <w:footerReference w:type="default" r:id="rId50"/>
+      <w:headerReference w:type="default" r:id="rId50"/>
+      <w:footerReference w:type="default" r:id="rId51"/>
       <w:pgSz w:w="11906" w:h="16838" w:code="9"/>
       <w:pgMar w:top="907" w:right="1134" w:bottom="851" w:left="1418" w:header="709" w:footer="283" w:gutter="0"/>
       <w:cols w:space="708"/>
@@ -24380,7 +24385,6 @@
         <w:docPartUnique/>
       </w:docPartObj>
     </w:sdtPr>
-    <w:sdtEndPr/>
     <w:sdtContent>
       <w:p>
         <w:pPr>
@@ -31656,12 +31660,99 @@
 </file>
 
 <file path=customXml/item1.xml><?xml version="1.0" encoding="utf-8"?>
+<b:Sources xmlns:b="http://schemas.openxmlformats.org/officeDocument/2006/bibliography" xmlns="http://schemas.openxmlformats.org/officeDocument/2006/bibliography" SelectedStyle="\APASixthEditionOfficeOnline.xsl" StyleName="APA" Version="6">
+  <b:Source>
+    <b:Tag>Jos24</b:Tag>
+    <b:SourceType>Report</b:SourceType>
+    <b:Guid>{C5C4EFC0-593C-4F99-B300-9792868DA58C}</b:Guid>
+    <b:Title>About One-Quarter of Public Schools Reported That Lack of Focus or Inattention From Students Had a Severe Negative Impact on Learning in 2023-24</b:Title>
+    <b:Year>2023-2024</b:Year>
+    <b:Publisher>National Center for Education Statistics</b:Publisher>
+    <b:Author>
+      <b:Author>
+        <b:NameList>
+          <b:Person>
+            <b:Last>Rosa</b:Last>
+            <b:First>Josh</b:First>
+            <b:Middle>De La</b:Middle>
+          </b:Person>
+        </b:NameList>
+      </b:Author>
+    </b:Author>
+    <b:RefOrder>2</b:RefOrder>
+  </b:Source>
+  <b:Source>
+    <b:Tag>Biw23</b:Tag>
+    <b:SourceType>Report</b:SourceType>
+    <b:Guid>{7A5B3BE4-9E00-4E91-90E2-3F68C3464707}</b:Guid>
+    <b:Title>Understanding effort regulation: Comparing 'Pomodoro' breaks and self-regulated breaks</b:Title>
+    <b:Year>2023</b:Year>
+    <b:Author>
+      <b:Author>
+        <b:NameList>
+          <b:Person>
+            <b:Last>Biwer</b:Last>
+            <b:First>Felicitas</b:First>
+          </b:Person>
+          <b:Person>
+            <b:Last>Wiradahany</b:Last>
+            <b:First>Wisnu</b:First>
+          </b:Person>
+          <b:Person>
+            <b:Last>Egbrink</b:Last>
+            <b:Middle>G A Oude</b:Middle>
+            <b:First>Miriam</b:First>
+          </b:Person>
+          <b:Person>
+            <b:Last>De Bruin</b:Last>
+            <b:Middle>B H</b:Middle>
+            <b:First>Anique</b:First>
+          </b:Person>
+        </b:NameList>
+      </b:Author>
+    </b:Author>
+    <b:Publisher>John Wiley &amp; Sons Ltd. on behalf of British Psychological Society</b:Publisher>
+    <b:RefOrder>3</b:RefOrder>
+  </b:Source>
+  <b:Source>
+    <b:Tag>Jef21</b:Tag>
+    <b:SourceType>Report</b:SourceType>
+    <b:Guid>{643D0C21-000E-47F2-A3FB-56D1A1280780}</b:Guid>
+    <b:Author>
+      <b:Author>
+        <b:NameList>
+          <b:Person>
+            <b:Last>Jefferson Costales</b:Last>
+            <b:First>Janice</b:First>
+            <b:Middle>Abellana, Joel S Gracia, Madhavi Devaraj</b:Middle>
+          </b:Person>
+        </b:NameList>
+      </b:Author>
+    </b:Author>
+    <b:Title>A Learning Assessment Applying Pomodoro Technique as A Productivity Tool for Online Learning</b:Title>
+    <b:Year>2021</b:Year>
+    <b:City>DOI: 10.1145/3498765.3498844</b:City>
+    <b:RefOrder>1</b:RefOrder>
+  </b:Source>
+</b:Sources>
+</file>
+
+<file path=customXml/item2.xml><?xml version="1.0" encoding="utf-8"?>
+<?mso-contentType ?>
+<FormTemplates xmlns="http://schemas.microsoft.com/sharepoint/v3/contenttype/forms">
+  <Display>DocumentLibraryForm</Display>
+  <Edit>DocumentLibraryForm</Edit>
+  <New>DocumentLibraryForm</New>
+</FormTemplates>
+</file>
+
+<file path=customXml/item3.xml><?xml version="1.0" encoding="utf-8"?>
 <p:properties xmlns:p="http://schemas.microsoft.com/office/2006/metadata/properties" xmlns:xsi="http://www.w3.org/2001/XMLSchema-instance" xmlns:pc="http://schemas.microsoft.com/office/infopath/2007/PartnerControls">
   <documentManagement/>
 </p:properties>
 </file>
 
-<file path=customXml/item2.xml><?xml version="1.0" encoding="utf-8"?>
+<file path=customXml/item4.xml><?xml version="1.0" encoding="utf-8"?>
 <ct:contentTypeSchema xmlns:ct="http://schemas.microsoft.com/office/2006/metadata/contentType" xmlns:ma="http://schemas.microsoft.com/office/2006/metadata/properties/metaAttributes" ct:_="" ma:_="" ma:contentTypeName="Document" ma:contentTypeID="0x0101006BA684245B605348B875572EBDF845D3" ma:contentTypeVersion="10" ma:contentTypeDescription="Create a new document." ma:contentTypeScope="" ma:versionID="dd1f55667a3377e09ea54e2204617d5c">
   <xsd:schema xmlns:xsd="http://www.w3.org/2001/XMLSchema" xmlns:xs="http://www.w3.org/2001/XMLSchema" xmlns:p="http://schemas.microsoft.com/office/2006/metadata/properties" xmlns:ns2="0371177e-999e-4484-9773-2bdd55e8a00d" xmlns:ns3="f9e09c47-11e3-4c6b-9141-33f2d9d49a51" targetNamespace="http://schemas.microsoft.com/office/2006/metadata/properties" ma:root="true" ma:fieldsID="cfc575dd1835cc9d90076e2d9406c31f" ns2:_="" ns3:_="">
     <xsd:import namespace="0371177e-999e-4484-9773-2bdd55e8a00d"/>
@@ -31866,94 +31957,23 @@
 </ct:contentTypeSchema>
 </file>
 
-<file path=customXml/item3.xml><?xml version="1.0" encoding="utf-8"?>
-<?mso-contentType ?>
-<FormTemplates xmlns="http://schemas.microsoft.com/sharepoint/v3/contenttype/forms">
-  <Display>DocumentLibraryForm</Display>
-  <Edit>DocumentLibraryForm</Edit>
-  <New>DocumentLibraryForm</New>
-</FormTemplates>
+<file path=customXml/itemProps1.xml><?xml version="1.0" encoding="utf-8"?>
+<ds:datastoreItem xmlns:ds="http://schemas.openxmlformats.org/officeDocument/2006/customXml" ds:itemID="{7818C4B3-7AC6-48FD-B77A-01763AC15394}">
+  <ds:schemaRefs>
+    <ds:schemaRef ds:uri="http://schemas.openxmlformats.org/officeDocument/2006/bibliography"/>
+  </ds:schemaRefs>
+</ds:datastoreItem>
 </file>
 
-<file path=customXml/item4.xml><?xml version="1.0" encoding="utf-8"?>
-<b:Sources xmlns:b="http://schemas.openxmlformats.org/officeDocument/2006/bibliography" xmlns="http://schemas.openxmlformats.org/officeDocument/2006/bibliography" SelectedStyle="\APASixthEditionOfficeOnline.xsl" StyleName="APA" Version="6">
-  <b:Source>
-    <b:Tag>Jos24</b:Tag>
-    <b:SourceType>Report</b:SourceType>
-    <b:Guid>{C5C4EFC0-593C-4F99-B300-9792868DA58C}</b:Guid>
-    <b:Title>About One-Quarter of Public Schools Reported That Lack of Focus or Inattention From Students Had a Severe Negative Impact on Learning in 2023-24</b:Title>
-    <b:Year>2023-2024</b:Year>
-    <b:Publisher>National Center for Education Statistics</b:Publisher>
-    <b:Author>
-      <b:Author>
-        <b:NameList>
-          <b:Person>
-            <b:Last>Rosa</b:Last>
-            <b:First>Josh</b:First>
-            <b:Middle>De La</b:Middle>
-          </b:Person>
-        </b:NameList>
-      </b:Author>
-    </b:Author>
-    <b:RefOrder>2</b:RefOrder>
-  </b:Source>
-  <b:Source>
-    <b:Tag>Biw23</b:Tag>
-    <b:SourceType>Report</b:SourceType>
-    <b:Guid>{7A5B3BE4-9E00-4E91-90E2-3F68C3464707}</b:Guid>
-    <b:Title>Understanding effort regulation: Comparing 'Pomodoro' breaks and self-regulated breaks</b:Title>
-    <b:Year>2023</b:Year>
-    <b:Author>
-      <b:Author>
-        <b:NameList>
-          <b:Person>
-            <b:Last>Biwer</b:Last>
-            <b:First>Felicitas</b:First>
-          </b:Person>
-          <b:Person>
-            <b:Last>Wiradahany</b:Last>
-            <b:First>Wisnu</b:First>
-          </b:Person>
-          <b:Person>
-            <b:Last>Egbrink</b:Last>
-            <b:Middle>G A Oude</b:Middle>
-            <b:First>Miriam</b:First>
-          </b:Person>
-          <b:Person>
-            <b:Last>De Bruin</b:Last>
-            <b:Middle>B H</b:Middle>
-            <b:First>Anique</b:First>
-          </b:Person>
-        </b:NameList>
-      </b:Author>
-    </b:Author>
-    <b:Publisher>John Wiley &amp; Sons Ltd. on behalf of British Psychological Society</b:Publisher>
-    <b:RefOrder>3</b:RefOrder>
-  </b:Source>
-  <b:Source>
-    <b:Tag>Jef21</b:Tag>
-    <b:SourceType>Report</b:SourceType>
-    <b:Guid>{643D0C21-000E-47F2-A3FB-56D1A1280780}</b:Guid>
-    <b:Author>
-      <b:Author>
-        <b:NameList>
-          <b:Person>
-            <b:Last>Jefferson Costales</b:Last>
-            <b:First>Janice</b:First>
-            <b:Middle>Abellana, Joel S Gracia, Madhavi Devaraj</b:Middle>
-          </b:Person>
-        </b:NameList>
-      </b:Author>
-    </b:Author>
-    <b:Title>A Learning Assessment Applying Pomodoro Technique as A Productivity Tool for Online Learning</b:Title>
-    <b:Year>2021</b:Year>
-    <b:City>DOI: 10.1145/3498765.3498844</b:City>
-    <b:RefOrder>1</b:RefOrder>
-  </b:Source>
-</b:Sources>
+<file path=customXml/itemProps2.xml><?xml version="1.0" encoding="utf-8"?>
+<ds:datastoreItem xmlns:ds="http://schemas.openxmlformats.org/officeDocument/2006/customXml" ds:itemID="{EE66D9A3-D51B-46A3-AD2C-CCB67955410E}">
+  <ds:schemaRefs>
+    <ds:schemaRef ds:uri="http://schemas.microsoft.com/sharepoint/v3/contenttype/forms"/>
+  </ds:schemaRefs>
+</ds:datastoreItem>
 </file>
 
-<file path=customXml/itemProps1.xml><?xml version="1.0" encoding="utf-8"?>
+<file path=customXml/itemProps3.xml><?xml version="1.0" encoding="utf-8"?>
 <ds:datastoreItem xmlns:ds="http://schemas.openxmlformats.org/officeDocument/2006/customXml" ds:itemID="{3A18C3E2-EF14-41DF-910B-56CFB5EC60D4}">
   <ds:schemaRefs>
     <ds:schemaRef ds:uri="http://schemas.microsoft.com/office/2006/metadata/properties"/>
@@ -31962,7 +31982,7 @@
 </ds:datastoreItem>
 </file>
 
-<file path=customXml/itemProps2.xml><?xml version="1.0" encoding="utf-8"?>
+<file path=customXml/itemProps4.xml><?xml version="1.0" encoding="utf-8"?>
 <ds:datastoreItem xmlns:ds="http://schemas.openxmlformats.org/officeDocument/2006/customXml" ds:itemID="{5673D1B4-45AA-408C-9FA5-EDF63E512444}">
   <ds:schemaRefs>
     <ds:schemaRef ds:uri="http://schemas.microsoft.com/office/2006/metadata/contentType"/>
@@ -31979,20 +31999,4 @@
     <ds:schemaRef ds:uri="http://schemas.microsoft.com/internal/obd"/>
   </ds:schemaRefs>
 </ds:datastoreItem>
-</file>
-
-<file path=customXml/itemProps3.xml><?xml version="1.0" encoding="utf-8"?>
-<ds:datastoreItem xmlns:ds="http://schemas.openxmlformats.org/officeDocument/2006/customXml" ds:itemID="{EE66D9A3-D51B-46A3-AD2C-CCB67955410E}">
-  <ds:schemaRefs>
-    <ds:schemaRef ds:uri="http://schemas.microsoft.com/sharepoint/v3/contenttype/forms"/>
-  </ds:schemaRefs>
-</ds:datastoreItem>
-</file>
-
-<file path=customXml/itemProps4.xml><?xml version="1.0" encoding="utf-8"?>
-<ds:datastoreItem xmlns:ds="http://schemas.openxmlformats.org/officeDocument/2006/customXml" ds:itemID="{7818C4B3-7AC6-48FD-B77A-01763AC15394}">
-  <ds:schemaRefs>
-    <ds:schemaRef ds:uri="http://schemas.openxmlformats.org/officeDocument/2006/bibliography"/>
-  </ds:schemaRefs>
-</ds:datastoreItem>
 </file>
--- a/TEL100 prosjektrapporter/Ferdig/TEL100 digital tomato.docx
+++ b/TEL100 prosjektrapporter/Ferdig/TEL100 digital tomato.docx
@@ -1135,7 +1135,21 @@
               <w:rPr>
                 <w:color w:val="EE0000"/>
               </w:rPr>
-              <w:t>F.eks. plantehelse, rensing, måleparametere</w:t>
+              <w:t xml:space="preserve">F.eks. plantehelse, </w:t>
+            </w:r>
+            <w:proofErr w:type="gramStart"/>
+            <w:r>
+              <w:rPr>
+                <w:color w:val="EE0000"/>
+              </w:rPr>
+              <w:t>rensing,</w:t>
+            </w:r>
+            <w:proofErr w:type="gramEnd"/>
+            <w:r>
+              <w:rPr>
+                <w:color w:val="EE0000"/>
+              </w:rPr>
+              <w:t xml:space="preserve"> måleparametere</w:t>
             </w:r>
           </w:p>
         </w:tc>
@@ -3184,7 +3198,25 @@
           <w:color w:val="C00000"/>
         </w:rPr>
         <w:br/>
-        <w:t>“Basert på nøkkelfunnene i dette arbeidet foreslår prosjektgruppen at...”</w:t>
+        <w:t xml:space="preserve">“Basert på nøkkelfunnene i dette arbeidet foreslår prosjektgruppen </w:t>
+      </w:r>
+      <w:proofErr w:type="gramStart"/>
+      <w:r>
+        <w:rPr>
+          <w:i/>
+          <w:iCs/>
+          <w:color w:val="C00000"/>
+        </w:rPr>
+        <w:t>at...</w:t>
+      </w:r>
+      <w:proofErr w:type="gramEnd"/>
+      <w:r>
+        <w:rPr>
+          <w:i/>
+          <w:iCs/>
+          <w:color w:val="C00000"/>
+        </w:rPr>
+        <w:t>”</w:t>
       </w:r>
     </w:p>
     <w:p>
@@ -3506,7 +3538,25 @@
           <w:iCs/>
           <w:color w:val="C00000"/>
         </w:rPr>
-        <w:t>Når du leser gjennom rapporten… prøv å gjøre det underholdende.</w:t>
+        <w:t xml:space="preserve">Når du leser gjennom </w:t>
+      </w:r>
+      <w:proofErr w:type="gramStart"/>
+      <w:r>
+        <w:rPr>
+          <w:i/>
+          <w:iCs/>
+          <w:color w:val="C00000"/>
+        </w:rPr>
+        <w:t>rapporten…</w:t>
+      </w:r>
+      <w:proofErr w:type="gramEnd"/>
+      <w:r>
+        <w:rPr>
+          <w:i/>
+          <w:iCs/>
+          <w:color w:val="C00000"/>
+        </w:rPr>
+        <w:t xml:space="preserve"> prøv å gjøre det underholdende.</w:t>
       </w:r>
     </w:p>
     <w:p>
@@ -3540,6 +3590,7 @@
         </w:rPr>
         <w:t xml:space="preserve"> Les rapporten høyt med </w:t>
       </w:r>
+      <w:proofErr w:type="gramStart"/>
       <w:r>
         <w:rPr>
           <w:b/>
@@ -3548,7 +3599,18 @@
           <w:iCs/>
           <w:color w:val="C00000"/>
         </w:rPr>
-        <w:t>Sir David Attenboroughs</w:t>
+        <w:t>Sir</w:t>
+      </w:r>
+      <w:proofErr w:type="gramEnd"/>
+      <w:r>
+        <w:rPr>
+          <w:b/>
+          <w:bCs/>
+          <w:i/>
+          <w:iCs/>
+          <w:color w:val="C00000"/>
+        </w:rPr>
+        <w:t xml:space="preserve"> David Attenboroughs</w:t>
       </w:r>
       <w:r>
         <w:rPr>
@@ -3975,6 +4037,7 @@
         </w:rPr>
       </w:pPr>
       <w:proofErr w:type="spellStart"/>
+      <w:proofErr w:type="gramStart"/>
       <w:r>
         <w:rPr>
           <w:color w:val="EE0000"/>
@@ -3983,12 +4046,21 @@
         <w:t>Hva</w:t>
       </w:r>
       <w:proofErr w:type="spellEnd"/>
+      <w:proofErr w:type="gramEnd"/>
       <w:r>
         <w:rPr>
           <w:color w:val="EE0000"/>
           <w:lang w:val="en-US"/>
         </w:rPr>
-        <w:t xml:space="preserve"> er </w:t>
+        <w:t xml:space="preserve"> </w:t>
+      </w:r>
+      <w:proofErr w:type="gramStart"/>
+      <w:r>
+        <w:rPr>
+          <w:color w:val="EE0000"/>
+          <w:lang w:val="en-US"/>
+        </w:rPr>
+        <w:t xml:space="preserve">er </w:t>
       </w:r>
       <w:proofErr w:type="spellStart"/>
       <w:r>
@@ -3999,6 +4071,7 @@
         <w:t>hovedproblemet</w:t>
       </w:r>
       <w:proofErr w:type="spellEnd"/>
+      <w:proofErr w:type="gramEnd"/>
       <w:r>
         <w:rPr>
           <w:color w:val="EE0000"/>
@@ -4149,7 +4222,25 @@
           <w:iCs/>
           <w:color w:val="EE0000"/>
         </w:rPr>
-        <w:t>"Hovedutfordringen var å utvikle et lavkostnadssystem for å måle jordfuktighet i sanntid, som kan implementeres uten spesialkompetanse hos brukeren."</w:t>
+        <w:t xml:space="preserve">"Hovedutfordringen var å utvikle et lavkostnadssystem for å måle jordfuktighet i sanntid, som kan </w:t>
+      </w:r>
+      <w:proofErr w:type="gramStart"/>
+      <w:r>
+        <w:rPr>
+          <w:i/>
+          <w:iCs/>
+          <w:color w:val="EE0000"/>
+        </w:rPr>
+        <w:t>implementeres</w:t>
+      </w:r>
+      <w:proofErr w:type="gramEnd"/>
+      <w:r>
+        <w:rPr>
+          <w:i/>
+          <w:iCs/>
+          <w:color w:val="EE0000"/>
+        </w:rPr>
+        <w:t xml:space="preserve"> uten spesialkompetanse hos brukeren."</w:t>
       </w:r>
     </w:p>
     <w:p>
@@ -4331,7 +4422,25 @@
           <w:iCs/>
           <w:color w:val="EE0000"/>
         </w:rPr>
-        <w:t>"Prosjektgruppen utviklet og testet en sensorprototyp koblet til et trådløst kommunikasjonsmodul. Løsningen ble simulert og testet i kontrollerte omgivelser."</w:t>
+        <w:t xml:space="preserve">"Prosjektgruppen utviklet og testet en sensorprototyp koblet til </w:t>
+      </w:r>
+      <w:proofErr w:type="gramStart"/>
+      <w:r>
+        <w:rPr>
+          <w:i/>
+          <w:iCs/>
+          <w:color w:val="EE0000"/>
+        </w:rPr>
+        <w:t>et trådløst kommunikasjonsmodul</w:t>
+      </w:r>
+      <w:proofErr w:type="gramEnd"/>
+      <w:r>
+        <w:rPr>
+          <w:i/>
+          <w:iCs/>
+          <w:color w:val="EE0000"/>
+        </w:rPr>
+        <w:t>. Løsningen ble simulert og testet i kontrollerte omgivelser."</w:t>
       </w:r>
     </w:p>
     <w:p>
@@ -7875,11 +7984,16 @@
     </w:p>
     <w:p>
       <w:r>
-        <w:t>I en moderne verden preget av rask teknologisk utvikling og økende tilgjengelighet til digitale enheter, hvordan påvirker bruk av mobiltelefoner, sosiale medier og andre digitale distraksjoner elevenes konsentrasjon, motivasjon og læringsutbytte i dagens studiemiljø, og hvilke pedagogiske, teknologiske eller organisatoriske strategier kan implementere</w:t>
+        <w:t xml:space="preserve">I en moderne verden preget av rask teknologisk utvikling og økende tilgjengelighet til digitale enheter, hvordan påvirker bruk av mobiltelefoner, sosiale medier og andre digitale distraksjoner elevenes konsentrasjon, motivasjon og læringsutbytte i dagens studiemiljø, og hvilke pedagogiske, teknologiske eller organisatoriske strategier kan </w:t>
+      </w:r>
+      <w:proofErr w:type="gramStart"/>
+      <w:r>
+        <w:t>implementere</w:t>
       </w:r>
       <w:r>
         <w:t>s</w:t>
       </w:r>
+      <w:proofErr w:type="gramEnd"/>
       <w:r>
         <w:t xml:space="preserve"> for å minimere negative effekter og fremme et produktivt og inkluderende læringsmiljø som støtter elevenes faglige og personlige utvikling?</w:t>
       </w:r>
@@ -8006,6 +8120,7 @@
         <w:t xml:space="preserve">State-of-the-art </w:t>
       </w:r>
       <w:proofErr w:type="spellStart"/>
+      <w:proofErr w:type="gramStart"/>
       <w:r>
         <w:rPr>
           <w:lang w:val="en-US"/>
@@ -8013,6 +8128,7 @@
         <w:t>analyse</w:t>
       </w:r>
       <w:proofErr w:type="spellEnd"/>
+      <w:proofErr w:type="gramEnd"/>
     </w:p>
     <w:p>
       <w:pPr>
@@ -8035,7 +8151,15 @@
         </w:numPr>
       </w:pPr>
       <w:r>
-        <w:t>Hvordan kan tidtaking og signaler implementeres?</w:t>
+        <w:t xml:space="preserve">Hvordan kan tidtaking og signaler </w:t>
+      </w:r>
+      <w:proofErr w:type="gramStart"/>
+      <w:r>
+        <w:t>implementeres</w:t>
+      </w:r>
+      <w:proofErr w:type="gramEnd"/>
+      <w:r>
+        <w:t>?</w:t>
       </w:r>
     </w:p>
     <w:p>
@@ -8248,7 +8372,15 @@
       </w:r>
       <w:proofErr w:type="spellEnd"/>
       <w:r>
-        <w:t>: modulbasert kode for tidsstyring, inputhåndtering, signalutgang.</w:t>
+        <w:t xml:space="preserve">: modulbasert kode for tidsstyring, </w:t>
+      </w:r>
+      <w:proofErr w:type="gramStart"/>
+      <w:r>
+        <w:t>inputhåndtering,</w:t>
+      </w:r>
+      <w:proofErr w:type="gramEnd"/>
+      <w:r>
+        <w:t xml:space="preserve"> signalutgang.</w:t>
       </w:r>
     </w:p>
     <w:p>
@@ -9217,7 +9349,15 @@
       </w:r>
       <w:proofErr w:type="spellEnd"/>
       <w:r>
-        <w:t>, 2023) undersøkte effekten av systematiske pauser versus selvregulerte pauser under selvstudium. 87 studenter deltok i en online-intervensjon: En gruppe tok selvbestemte pauser (n=35), mens andre fulgte Pomodoro-teknikken (24 min studier + 6 min pause, n=25) eller kortere systematiske pauser (12 min + 3 min, n=27). Resultatene viste at selvregulerte pauser førte til lengre studieøkter og pauser, høyere tretthet og distraksjon, samt lavere konsentrasjon og motivasjon sammenlignet med systematiske pauser. Det var ingen forskjell i mental innsats eller oppgavefullføring, men systematiske pauser ga bedre humør og effektivitet (samme oppgaver fullført på kortere tid).</w:t>
+        <w:t xml:space="preserve">, 2023) undersøkte effekten av systematiske pauser versus selvregulerte pauser under selvstudium. 87 studenter deltok i en online-intervensjon: En gruppe tok selvbestemte pauser (n=35), mens andre fulgte Pomodoro-teknikken (24 </w:t>
+      </w:r>
+      <w:proofErr w:type="gramStart"/>
+      <w:r>
+        <w:t>min studier</w:t>
+      </w:r>
+      <w:proofErr w:type="gramEnd"/>
+      <w:r>
+        <w:t xml:space="preserve"> + 6 min pause, n=25) eller kortere systematiske pauser (12 min + 3 min, n=27). Resultatene viste at selvregulerte pauser førte til lengre studieøkter og pauser, høyere tretthet og distraksjon, samt lavere konsentrasjon og motivasjon sammenlignet med systematiske pauser. Det var ingen forskjell i mental innsats eller oppgavefullføring, men systematiske pauser ga bedre humør og effektivitet (samme oppgaver fullført på kortere tid).</w:t>
       </w:r>
     </w:p>
     <w:p>
@@ -9342,7 +9482,15 @@
       </w:r>
       <w:proofErr w:type="spellEnd"/>
       <w:r>
-        <w:t xml:space="preserve"> rytmer (naturlige sykluser på ca. 90–120 minutter med høy og lav energi) er korte intervaller som 25 minutter optimale for å opprettholde dyp konsentrasjon.</w:t>
+        <w:t xml:space="preserve"> rytmer (naturlige sykluser på ca. 90–120 minutter med høy og lav energi) er korte intervaller som 25 minutter </w:t>
+      </w:r>
+      <w:proofErr w:type="gramStart"/>
+      <w:r>
+        <w:t>optimale</w:t>
+      </w:r>
+      <w:proofErr w:type="gramEnd"/>
+      <w:r>
+        <w:t xml:space="preserve"> for å opprettholde dyp konsentrasjon.</w:t>
       </w:r>
       <w:r>
         <w:br/>
@@ -9388,7 +9536,15 @@
         <w:br/>
       </w:r>
       <w:r>
-        <w:t>Teknologien bak Pomodoro involverer enkle verktøy for tidsstyring, integreres ofte i digitale plattformer for nettbasert læring.</w:t>
+        <w:t xml:space="preserve">Teknologien bak Pomodoro involverer enkle verktøy for tidsstyring, </w:t>
+      </w:r>
+      <w:proofErr w:type="gramStart"/>
+      <w:r>
+        <w:t>integreres</w:t>
+      </w:r>
+      <w:proofErr w:type="gramEnd"/>
+      <w:r>
+        <w:t xml:space="preserve"> ofte i digitale plattformer for nettbasert læring.</w:t>
       </w:r>
     </w:p>
     <w:p>
@@ -10903,7 +11059,15 @@
         <w:t xml:space="preserve"> også</w:t>
       </w:r>
       <w:r>
-        <w:t xml:space="preserve"> implementere </w:t>
+        <w:t xml:space="preserve"> </w:t>
+      </w:r>
+      <w:proofErr w:type="gramStart"/>
+      <w:r>
+        <w:t>implementere</w:t>
+      </w:r>
+      <w:proofErr w:type="gramEnd"/>
+      <w:r>
+        <w:t xml:space="preserve"> </w:t>
       </w:r>
       <w:r>
         <w:t>en metode på å måle psykologisk velvære.</w:t>
@@ -10938,7 +11102,15 @@
     </w:p>
     <w:p>
       <w:r>
-        <w:t>Å implementere en pulsklokke for å undersøke forskjeller mellom selvregulert læring (SRL) og Pomodoro-teknikken innebærer å bruke fysiologiske målinger, som hjertefrekvens (HR) og hjertefrekvensvariabilitet (HRV), for å vurdere mentale tilstander som stress, fokus og tretthet. Disse målingene kan gi innsikt i hvordan de to tilnærmingene påvirker studentenes kognitive og fysiologiske respons under læringsøkter.</w:t>
+        <w:t xml:space="preserve">Å </w:t>
+      </w:r>
+      <w:proofErr w:type="gramStart"/>
+      <w:r>
+        <w:t>implementere</w:t>
+      </w:r>
+      <w:proofErr w:type="gramEnd"/>
+      <w:r>
+        <w:t xml:space="preserve"> en pulsklokke for å undersøke forskjeller mellom selvregulert læring (SRL) og Pomodoro-teknikken innebærer å bruke fysiologiske målinger, som hjertefrekvens (HR) og hjertefrekvensvariabilitet (HRV), for å vurdere mentale tilstander som stress, fokus og tretthet. Disse målingene kan gi innsikt i hvordan de to tilnærmingene påvirker studentenes kognitive og fysiologiske respons under læringsøkter.</w:t>
       </w:r>
       <w:r>
         <w:t xml:space="preserve"> </w:t>
@@ -10972,7 +11144,15 @@
         <w:t>transmittere</w:t>
       </w:r>
       <w:r>
-        <w:t>, noe som genererer mønstre av aktivitet som kan måles med ulike teknologier.</w:t>
+        <w:t xml:space="preserve">, noe som </w:t>
+      </w:r>
+      <w:proofErr w:type="gramStart"/>
+      <w:r>
+        <w:t>genererer</w:t>
+      </w:r>
+      <w:proofErr w:type="gramEnd"/>
+      <w:r>
+        <w:t xml:space="preserve"> mønstre av aktivitet som kan måles med ulike teknologier.</w:t>
       </w:r>
     </w:p>
     <w:p>
@@ -11044,12 +11224,14 @@
       <w:r>
         <w:t xml:space="preserve"> subjektive (f.eks. lykke, </w:t>
       </w:r>
+      <w:proofErr w:type="gramStart"/>
       <w:r>
         <w:t>tilfredshet</w:t>
       </w:r>
       <w:r>
         <w:t>,</w:t>
       </w:r>
+      <w:proofErr w:type="gramEnd"/>
       <w:r>
         <w:t xml:space="preserve"> tretthet</w:t>
       </w:r>
@@ -11184,7 +11366,23 @@
           <w:rFonts w:eastAsia="Times New Roman" w:cstheme="minorHAnsi"/>
           <w:color w:val="000000"/>
         </w:rPr>
-        <w:t>Evnen til å opprettholde fokus på en oppgave uten distraksjoner.</w:t>
+        <w:t xml:space="preserve">Evnen til å opprettholde </w:t>
+      </w:r>
+      <w:proofErr w:type="gramStart"/>
+      <w:r>
+        <w:rPr>
+          <w:rFonts w:eastAsia="Times New Roman" w:cstheme="minorHAnsi"/>
+          <w:color w:val="000000"/>
+        </w:rPr>
+        <w:t>fokus</w:t>
+      </w:r>
+      <w:proofErr w:type="gramEnd"/>
+      <w:r>
+        <w:rPr>
+          <w:rFonts w:eastAsia="Times New Roman" w:cstheme="minorHAnsi"/>
+          <w:color w:val="000000"/>
+        </w:rPr>
+        <w:t xml:space="preserve"> på en oppgave uten distraksjoner.</w:t>
       </w:r>
     </w:p>
     <w:p>
@@ -11705,7 +11903,15 @@
     </w:p>
     <w:p>
       <w:r>
-        <w:t>En robust timer med dobbelt display for arbeid/pause, dreieknapp, USB-C eller batteridrift (3x AAA), og magneter for feste. Maksimal tid på 199 minutter og 59 sekunder.</w:t>
+        <w:t xml:space="preserve">En </w:t>
+      </w:r>
+      <w:proofErr w:type="gramStart"/>
+      <w:r>
+        <w:t>robust</w:t>
+      </w:r>
+      <w:proofErr w:type="gramEnd"/>
+      <w:r>
+        <w:t xml:space="preserve"> timer med dobbelt display for arbeid/pause, dreieknapp, USB-C eller batteridrift (3x AAA), og magneter for feste. Maksimal tid på 199 minutter og 59 sekunder.</w:t>
       </w:r>
       <w:r>
         <w:br/>
@@ -12119,8 +12325,13 @@
             <w:hideMark/>
           </w:tcPr>
           <w:p>
-            <w:r>
-              <w:t>Robust design, fleksibilitet</w:t>
+            <w:proofErr w:type="gramStart"/>
+            <w:r>
+              <w:t>Robust</w:t>
+            </w:r>
+            <w:proofErr w:type="gramEnd"/>
+            <w:r>
+              <w:t xml:space="preserve"> design, fleksibilitet</w:t>
             </w:r>
           </w:p>
         </w:tc>
@@ -12202,7 +12413,15 @@
           </w:tcPr>
           <w:p>
             <w:r>
-              <w:t>Enkel kube, forhåndsinnstilte tider, batteri</w:t>
+              <w:t xml:space="preserve">Enkel kube, </w:t>
+            </w:r>
+            <w:proofErr w:type="gramStart"/>
+            <w:r>
+              <w:t>forhåndsinnstilte tider,</w:t>
+            </w:r>
+            <w:proofErr w:type="gramEnd"/>
+            <w:r>
+              <w:t xml:space="preserve"> batteri</w:t>
             </w:r>
           </w:p>
         </w:tc>
@@ -12539,7 +12758,25 @@
           <w:bCs/>
           <w:color w:val="EE0000"/>
         </w:rPr>
-        <w:t>Dekker både elektronisk hardware og programvare (</w:t>
+        <w:t xml:space="preserve">Dekker både elektronisk </w:t>
+      </w:r>
+      <w:proofErr w:type="gramStart"/>
+      <w:r>
+        <w:rPr>
+          <w:b/>
+          <w:bCs/>
+          <w:color w:val="EE0000"/>
+        </w:rPr>
+        <w:t>hardware</w:t>
+      </w:r>
+      <w:proofErr w:type="gramEnd"/>
+      <w:r>
+        <w:rPr>
+          <w:b/>
+          <w:bCs/>
+          <w:color w:val="EE0000"/>
+        </w:rPr>
+        <w:t xml:space="preserve"> og programvare (</w:t>
       </w:r>
       <w:proofErr w:type="spellStart"/>
       <w:r>
@@ -13535,7 +13772,21 @@
         <w:rPr>
           <w:color w:val="EE0000"/>
         </w:rPr>
-        <w:t xml:space="preserve"> Gi en helhetlig beskrivelse av hvordan systemet fungerer og hva det skal gjøre.</w:t>
+        <w:t xml:space="preserve"> Gi en helhetlig beskrivelse av hvordan systemet </w:t>
+      </w:r>
+      <w:proofErr w:type="gramStart"/>
+      <w:r>
+        <w:rPr>
+          <w:color w:val="EE0000"/>
+        </w:rPr>
+        <w:t>fungerer</w:t>
+      </w:r>
+      <w:proofErr w:type="gramEnd"/>
+      <w:r>
+        <w:rPr>
+          <w:color w:val="EE0000"/>
+        </w:rPr>
+        <w:t xml:space="preserve"> og hva det skal gjøre.</w:t>
       </w:r>
     </w:p>
     <w:p>
@@ -13791,9 +14042,22 @@
       </w:pPr>
       <w:bookmarkStart w:id="21" w:name="_Toc207280582"/>
       <w:r>
-        <w:t>«Bill Of Materials»(BOM) -  Komponentliste</w:t>
+        <w:t xml:space="preserve">«Bill Of </w:t>
+      </w:r>
+      <w:proofErr w:type="gramStart"/>
+      <w:r>
+        <w:t>Materials»(</w:t>
+      </w:r>
+      <w:proofErr w:type="gramEnd"/>
+      <w:r>
+        <w:t xml:space="preserve">BOM) </w:t>
+      </w:r>
+      <w:proofErr w:type="gramStart"/>
+      <w:r>
+        <w:t>-  Komponentliste</w:t>
       </w:r>
       <w:bookmarkEnd w:id="21"/>
+      <w:proofErr w:type="gramEnd"/>
       <w:r>
         <w:t xml:space="preserve"> </w:t>
       </w:r>
@@ -13976,8 +14240,13 @@
           </w:tcPr>
           <w:p>
             <w:proofErr w:type="spellStart"/>
-            <w:r>
-              <w:t>Rød,Gul,Grønn</w:t>
+            <w:proofErr w:type="gramStart"/>
+            <w:r>
+              <w:t>Rød,Gul</w:t>
+            </w:r>
+            <w:proofErr w:type="gramEnd"/>
+            <w:r>
+              <w:t>,Grønn</w:t>
             </w:r>
             <w:proofErr w:type="spellEnd"/>
           </w:p>
@@ -14127,11 +14396,7 @@
             <w:tcW w:w="3518" w:type="dxa"/>
             <w:shd w:val="clear" w:color="auto" w:fill="A6E5EF" w:themeFill="accent1" w:themeFillTint="66"/>
           </w:tcPr>
-          <w:p>
-            <w:r>
-              <w:t>Jumper kabel</w:t>
-            </w:r>
-          </w:p>
+          <w:p/>
         </w:tc>
         <w:tc>
           <w:tcPr>
@@ -14271,7 +14536,21 @@
         <w:rPr>
           <w:color w:val="EE0000"/>
         </w:rPr>
-        <w:t>Hvorfor ble de valgt (nøyaktighet, tilgjengelighet, pris, strømforbruk)?</w:t>
+        <w:t xml:space="preserve">Hvorfor ble de valgt (nøyaktighet, tilgjengelighet, </w:t>
+      </w:r>
+      <w:proofErr w:type="gramStart"/>
+      <w:r>
+        <w:rPr>
+          <w:color w:val="EE0000"/>
+        </w:rPr>
+        <w:t>pris,</w:t>
+      </w:r>
+      <w:proofErr w:type="gramEnd"/>
+      <w:r>
+        <w:rPr>
+          <w:color w:val="EE0000"/>
+        </w:rPr>
+        <w:t xml:space="preserve"> strømforbruk)?</w:t>
       </w:r>
     </w:p>
     <w:p>
@@ -16275,6 +16554,7 @@
         <w:t>«</w:t>
       </w:r>
       <w:proofErr w:type="spellStart"/>
+      <w:proofErr w:type="gramStart"/>
       <w:r>
         <w:t>lbt</w:t>
       </w:r>
@@ -16286,6 +16566,7 @@
         <w:t>(</w:t>
       </w:r>
       <w:proofErr w:type="spellStart"/>
+      <w:proofErr w:type="gramEnd"/>
       <w:r>
         <w:t>long</w:t>
       </w:r>
@@ -16312,6 +16593,7 @@
         <w:t>«</w:t>
       </w:r>
       <w:proofErr w:type="spellStart"/>
+      <w:proofErr w:type="gramStart"/>
       <w:r>
         <w:t>nsb</w:t>
       </w:r>
@@ -16320,6 +16602,7 @@
         <w:t>»(</w:t>
       </w:r>
       <w:proofErr w:type="spellStart"/>
+      <w:proofErr w:type="gramEnd"/>
       <w:r>
         <w:t>number</w:t>
       </w:r>
@@ -16344,6 +16627,7 @@
         <w:t xml:space="preserve"> breaks» og «</w:t>
       </w:r>
       <w:proofErr w:type="spellStart"/>
+      <w:proofErr w:type="gramStart"/>
       <w:r>
         <w:t>nlb</w:t>
       </w:r>
@@ -16352,6 +16636,7 @@
         <w:t>»(</w:t>
       </w:r>
       <w:proofErr w:type="spellStart"/>
+      <w:proofErr w:type="gramEnd"/>
       <w:r>
         <w:t>number</w:t>
       </w:r>
@@ -16846,7 +17131,11 @@
         <w:t xml:space="preserve">med </w:t>
       </w:r>
       <w:r>
-        <w:t>knapp 2</w:t>
+        <w:t xml:space="preserve">knapp </w:t>
+      </w:r>
+      <w:proofErr w:type="gramStart"/>
+      <w:r>
+        <w:t>2</w:t>
       </w:r>
       <w:r>
         <w:t xml:space="preserve"> </w:t>
@@ -16855,7 +17144,11 @@
         <w:t xml:space="preserve"> </w:t>
       </w:r>
       <w:r>
-        <w:t>på den nederste linjen</w:t>
+        <w:t>på</w:t>
+      </w:r>
+      <w:proofErr w:type="gramEnd"/>
+      <w:r>
+        <w:t xml:space="preserve"> den nederste linjen</w:t>
       </w:r>
       <w:r>
         <w:t xml:space="preserve"> til LCD-skjermen</w:t>
@@ -17130,8 +17423,13 @@
         <w:t>har</w:t>
       </w:r>
       <w:r>
-        <w:t xml:space="preserve"> en break</w:t>
-      </w:r>
+        <w:t xml:space="preserve"> </w:t>
+      </w:r>
+      <w:proofErr w:type="gramStart"/>
+      <w:r>
+        <w:t>en break</w:t>
+      </w:r>
+      <w:proofErr w:type="gramEnd"/>
       <w:r>
         <w:t xml:space="preserve"> istedenfor å kalle en funksjon</w:t>
       </w:r>
@@ -17712,34 +18010,34 @@
           <w:iCs/>
           <w:color w:val="EE0000"/>
         </w:rPr>
-        <w:t>read_sensor</w:t>
-      </w:r>
-      <w:proofErr w:type="spellEnd"/>
+        <w:t>read_</w:t>
+      </w:r>
+      <w:proofErr w:type="gramStart"/>
       <w:r>
         <w:rPr>
           <w:i/>
           <w:iCs/>
           <w:color w:val="EE0000"/>
         </w:rPr>
-        <w:t xml:space="preserve">(), </w:t>
-      </w:r>
-      <w:proofErr w:type="spellStart"/>
+        <w:t>sensor</w:t>
+      </w:r>
+      <w:proofErr w:type="spellEnd"/>
       <w:r>
         <w:rPr>
           <w:i/>
           <w:iCs/>
           <w:color w:val="EE0000"/>
         </w:rPr>
-        <w:t>process_data</w:t>
-      </w:r>
-      <w:proofErr w:type="spellEnd"/>
+        <w:t>(</w:t>
+      </w:r>
+      <w:proofErr w:type="gramEnd"/>
       <w:r>
         <w:rPr>
           <w:i/>
           <w:iCs/>
           <w:color w:val="EE0000"/>
         </w:rPr>
-        <w:t xml:space="preserve">(), og </w:t>
+        <w:t xml:space="preserve">), </w:t>
       </w:r>
       <w:proofErr w:type="spellStart"/>
       <w:r>
@@ -17748,34 +18046,106 @@
           <w:iCs/>
           <w:color w:val="EE0000"/>
         </w:rPr>
-        <w:t>send_to_server</w:t>
-      </w:r>
-      <w:proofErr w:type="spellEnd"/>
+        <w:t>process_</w:t>
+      </w:r>
+      <w:proofErr w:type="gramStart"/>
       <w:r>
         <w:rPr>
           <w:i/>
           <w:iCs/>
           <w:color w:val="EE0000"/>
         </w:rPr>
-        <w:t xml:space="preserve">(). Disse kjøres i </w:t>
-      </w:r>
-      <w:proofErr w:type="spellStart"/>
+        <w:t>data</w:t>
+      </w:r>
+      <w:proofErr w:type="spellEnd"/>
       <w:r>
         <w:rPr>
           <w:i/>
           <w:iCs/>
           <w:color w:val="EE0000"/>
         </w:rPr>
-        <w:t>hovedløkken</w:t>
-      </w:r>
-      <w:proofErr w:type="spellEnd"/>
+        <w:t>(</w:t>
+      </w:r>
+      <w:proofErr w:type="gramEnd"/>
       <w:r>
         <w:rPr>
           <w:i/>
           <w:iCs/>
           <w:color w:val="EE0000"/>
         </w:rPr>
-        <w:t xml:space="preserve"> (loop()) med intervaller."</w:t>
+        <w:t xml:space="preserve">), og </w:t>
+      </w:r>
+      <w:proofErr w:type="spellStart"/>
+      <w:r>
+        <w:rPr>
+          <w:i/>
+          <w:iCs/>
+          <w:color w:val="EE0000"/>
+        </w:rPr>
+        <w:t>send_to_</w:t>
+      </w:r>
+      <w:proofErr w:type="gramStart"/>
+      <w:r>
+        <w:rPr>
+          <w:i/>
+          <w:iCs/>
+          <w:color w:val="EE0000"/>
+        </w:rPr>
+        <w:t>server</w:t>
+      </w:r>
+      <w:proofErr w:type="spellEnd"/>
+      <w:r>
+        <w:rPr>
+          <w:i/>
+          <w:iCs/>
+          <w:color w:val="EE0000"/>
+        </w:rPr>
+        <w:t>(</w:t>
+      </w:r>
+      <w:proofErr w:type="gramEnd"/>
+      <w:r>
+        <w:rPr>
+          <w:i/>
+          <w:iCs/>
+          <w:color w:val="EE0000"/>
+        </w:rPr>
+        <w:t xml:space="preserve">). Disse kjøres i </w:t>
+      </w:r>
+      <w:proofErr w:type="spellStart"/>
+      <w:r>
+        <w:rPr>
+          <w:i/>
+          <w:iCs/>
+          <w:color w:val="EE0000"/>
+        </w:rPr>
+        <w:t>hovedløkken</w:t>
+      </w:r>
+      <w:proofErr w:type="spellEnd"/>
+      <w:r>
+        <w:rPr>
+          <w:i/>
+          <w:iCs/>
+          <w:color w:val="EE0000"/>
+        </w:rPr>
+        <w:t xml:space="preserve"> (</w:t>
+      </w:r>
+      <w:proofErr w:type="gramStart"/>
+      <w:r>
+        <w:rPr>
+          <w:i/>
+          <w:iCs/>
+          <w:color w:val="EE0000"/>
+        </w:rPr>
+        <w:t>loop(</w:t>
+      </w:r>
+      <w:proofErr w:type="gramEnd"/>
+      <w:r>
+        <w:rPr>
+          <w:i/>
+          <w:iCs/>
+          <w:color w:val="EE0000"/>
+        </w:rPr>
+        <w:t>)) med intervaller."</w:t>
       </w:r>
     </w:p>
     <w:p/>
@@ -17923,7 +18293,15 @@
         </w:numPr>
       </w:pPr>
       <w:r>
-        <w:t>Er det brukt kalibrering, filtrering, gjennomsnitt?</w:t>
+        <w:t xml:space="preserve">Er det brukt kalibrering, </w:t>
+      </w:r>
+      <w:proofErr w:type="gramStart"/>
+      <w:r>
+        <w:t>filtrering,</w:t>
+      </w:r>
+      <w:proofErr w:type="gramEnd"/>
+      <w:r>
+        <w:t xml:space="preserve"> gjennomsnitt?</w:t>
       </w:r>
     </w:p>
     <w:p>
@@ -18575,27 +18953,45 @@
           <w:iCs/>
           <w:color w:val="EE0000"/>
         </w:rPr>
-        <w:t xml:space="preserve"> med ESP32, strømforsyning og en montert Hall-sensor. Dataene vises på en lokal webside, og systemet kan drives av en USB powerbank."</w:t>
-      </w:r>
-    </w:p>
-    <w:p>
-      <w:pPr>
-        <w:rPr>
-          <w:color w:val="EE0000"/>
-        </w:rPr>
-      </w:pPr>
-      <w:r>
-        <w:rPr>
-          <w:color w:val="EE0000"/>
-        </w:rPr>
-        <w:t xml:space="preserve"> </w:t>
-      </w:r>
+        <w:t xml:space="preserve"> med ESP32, strømforsyning og en montert Hall-sensor. Dataene vises på en lokal webside, og systemet kan drives av en </w:t>
+      </w:r>
+      <w:proofErr w:type="gramStart"/>
       <w:r>
         <w:rPr>
           <w:i/>
           <w:iCs/>
           <w:color w:val="EE0000"/>
         </w:rPr>
+        <w:t>USB powerbank</w:t>
+      </w:r>
+      <w:proofErr w:type="gramEnd"/>
+      <w:r>
+        <w:rPr>
+          <w:i/>
+          <w:iCs/>
+          <w:color w:val="EE0000"/>
+        </w:rPr>
+        <w:t>."</w:t>
+      </w:r>
+    </w:p>
+    <w:p>
+      <w:pPr>
+        <w:rPr>
+          <w:color w:val="EE0000"/>
+        </w:rPr>
+      </w:pPr>
+      <w:r>
+        <w:rPr>
+          <w:color w:val="EE0000"/>
+        </w:rPr>
+        <w:t xml:space="preserve"> </w:t>
+      </w:r>
+      <w:r>
+        <w:rPr>
+          <w:i/>
+          <w:iCs/>
+          <w:color w:val="EE0000"/>
+        </w:rPr>
         <w:t>Eksempelbilde:</w:t>
       </w:r>
     </w:p>
@@ -18605,11 +19001,19 @@
           <w:color w:val="EE0000"/>
         </w:rPr>
       </w:pPr>
-      <w:r>
-        <w:rPr>
-          <w:color w:val="EE0000"/>
-        </w:rPr>
-        <w:t>![Prototype-bilde her]</w:t>
+      <w:proofErr w:type="gramStart"/>
+      <w:r>
+        <w:rPr>
+          <w:color w:val="EE0000"/>
+        </w:rPr>
+        <w:t>![</w:t>
+      </w:r>
+      <w:proofErr w:type="gramEnd"/>
+      <w:r>
+        <w:rPr>
+          <w:color w:val="EE0000"/>
+        </w:rPr>
+        <w:t>Prototype-bilde her]</w:t>
       </w:r>
     </w:p>
     <w:p/>
@@ -19017,7 +19421,15 @@
       </w:r>
       <w:proofErr w:type="spellEnd"/>
       <w:r>
-        <w:t xml:space="preserve">-basert hardware (knapper, display, </w:t>
+        <w:t xml:space="preserve">-basert </w:t>
+      </w:r>
+      <w:proofErr w:type="gramStart"/>
+      <w:r>
+        <w:t>hardware</w:t>
+      </w:r>
+      <w:proofErr w:type="gramEnd"/>
+      <w:r>
+        <w:t xml:space="preserve"> (knapper, display, </w:t>
       </w:r>
       <w:proofErr w:type="spellStart"/>
       <w:r>
@@ -19033,7 +19445,15 @@
       </w:r>
       <w:proofErr w:type="spellEnd"/>
       <w:r>
-        <w:t xml:space="preserve">. Testingen fokuserer på brukervennlighet, klarhet i grensesnittet, </w:t>
+        <w:t xml:space="preserve">. Testingen </w:t>
+      </w:r>
+      <w:proofErr w:type="gramStart"/>
+      <w:r>
+        <w:t>fokuserer</w:t>
+      </w:r>
+      <w:proofErr w:type="gramEnd"/>
+      <w:r>
+        <w:t xml:space="preserve"> på brukervennlighet, klarhet i grensesnittet, </w:t>
       </w:r>
       <w:proofErr w:type="spellStart"/>
       <w:r>
@@ -19319,10 +19739,12 @@
         <w:t xml:space="preserve">Alle </w:t>
       </w:r>
       <w:proofErr w:type="spellStart"/>
+      <w:proofErr w:type="gramStart"/>
       <w:r>
         <w:t>testcases</w:t>
       </w:r>
       <w:proofErr w:type="spellEnd"/>
+      <w:proofErr w:type="gramEnd"/>
       <w:r>
         <w:t xml:space="preserve"> må passere uten krasj, eller uventet atferd.</w:t>
       </w:r>
@@ -19423,7 +19845,15 @@
       </w:r>
       <w:proofErr w:type="spellEnd"/>
       <w:r>
-        <w:t xml:space="preserve"> er organisert etter funksjon. Hver case inkluderer: ID, Beskrivelse og Forventet resultat</w:t>
+        <w:t xml:space="preserve"> er organisert etter funksjon. Hver </w:t>
+      </w:r>
+      <w:proofErr w:type="gramStart"/>
+      <w:r>
+        <w:t>case</w:t>
+      </w:r>
+      <w:proofErr w:type="gramEnd"/>
+      <w:r>
+        <w:t xml:space="preserve"> inkluderer: ID, Beskrivelse og Forventet resultat</w:t>
       </w:r>
     </w:p>
     <w:p>
@@ -21623,8 +22053,16 @@
               <w:rPr>
                 <w:rFonts w:cstheme="minorHAnsi"/>
               </w:rPr>
-              <w:t>Displayoppdatering under alle modus</w:t>
-            </w:r>
+              <w:t xml:space="preserve">Displayoppdatering under </w:t>
+            </w:r>
+            <w:proofErr w:type="gramStart"/>
+            <w:r>
+              <w:rPr>
+                <w:rFonts w:cstheme="minorHAnsi"/>
+              </w:rPr>
+              <w:t>alle modus</w:t>
+            </w:r>
+            <w:proofErr w:type="gramEnd"/>
           </w:p>
           <w:p>
             <w:pPr>
@@ -25233,8 +25671,16 @@
               <w:rPr>
                 <w:rFonts w:cstheme="minorHAnsi"/>
               </w:rPr>
-              <w:t>Displayoppdatering under alle modus</w:t>
-            </w:r>
+              <w:t xml:space="preserve">Displayoppdatering under </w:t>
+            </w:r>
+            <w:proofErr w:type="gramStart"/>
+            <w:r>
+              <w:rPr>
+                <w:rFonts w:cstheme="minorHAnsi"/>
+              </w:rPr>
+              <w:t>alle modus</w:t>
+            </w:r>
+            <w:proofErr w:type="gramEnd"/>
           </w:p>
           <w:p>
             <w:pPr>
@@ -26424,7 +26870,35 @@
         <w:rPr>
           <w:color w:val="EE0000"/>
         </w:rPr>
-        <w:t>Bør løsningen implementeres, justeres, testes videre?</w:t>
+        <w:t xml:space="preserve">Bør løsningen </w:t>
+      </w:r>
+      <w:proofErr w:type="gramStart"/>
+      <w:r>
+        <w:rPr>
+          <w:color w:val="EE0000"/>
+        </w:rPr>
+        <w:t>implementeres</w:t>
+      </w:r>
+      <w:proofErr w:type="gramEnd"/>
+      <w:r>
+        <w:rPr>
+          <w:color w:val="EE0000"/>
+        </w:rPr>
+        <w:t xml:space="preserve">, </w:t>
+      </w:r>
+      <w:proofErr w:type="gramStart"/>
+      <w:r>
+        <w:rPr>
+          <w:color w:val="EE0000"/>
+        </w:rPr>
+        <w:t>justeres,</w:t>
+      </w:r>
+      <w:proofErr w:type="gramEnd"/>
+      <w:r>
+        <w:rPr>
+          <w:color w:val="EE0000"/>
+        </w:rPr>
+        <w:t xml:space="preserve"> testes videre?</w:t>
       </w:r>
     </w:p>
     <w:p>
@@ -26454,7 +26928,25 @@
           <w:iCs/>
           <w:color w:val="EE0000"/>
         </w:rPr>
-        <w:t xml:space="preserve">"Prosjektets mål var å utvikle en lavkost, trådløs sensor for strømmåling i næringsbygg. Systemet fungerer stabilt under kontrollerte forhold og gir målinger med akseptabel nøyaktighet. Vi anbefaler å videreføre prosjektet med særlig fokus på forbedring av støykapasitet og optimalisering av strømforbruk i </w:t>
+        <w:t xml:space="preserve">"Prosjektets mål var å utvikle en lavkost, trådløs sensor for strømmåling i næringsbygg. Systemet fungerer stabilt under kontrollerte forhold og gir målinger med akseptabel nøyaktighet. Vi anbefaler å videreføre prosjektet med særlig </w:t>
+      </w:r>
+      <w:proofErr w:type="gramStart"/>
+      <w:r>
+        <w:rPr>
+          <w:i/>
+          <w:iCs/>
+          <w:color w:val="EE0000"/>
+        </w:rPr>
+        <w:t>fokus</w:t>
+      </w:r>
+      <w:proofErr w:type="gramEnd"/>
+      <w:r>
+        <w:rPr>
+          <w:i/>
+          <w:iCs/>
+          <w:color w:val="EE0000"/>
+        </w:rPr>
+        <w:t xml:space="preserve"> på forbedring av støykapasitet og optimalisering av strømforbruk i </w:t>
       </w:r>
       <w:proofErr w:type="spellStart"/>
       <w:r>
@@ -26980,11 +27472,19 @@
           <w:color w:val="EE0000"/>
         </w:rPr>
       </w:pPr>
-      <w:r>
-        <w:rPr>
-          <w:color w:val="EE0000"/>
-        </w:rPr>
-        <w:t>Mer robust kapsling/innpakning av prototyp</w:t>
+      <w:proofErr w:type="gramStart"/>
+      <w:r>
+        <w:rPr>
+          <w:color w:val="EE0000"/>
+        </w:rPr>
+        <w:t>Mer robust</w:t>
+      </w:r>
+      <w:proofErr w:type="gramEnd"/>
+      <w:r>
+        <w:rPr>
+          <w:color w:val="EE0000"/>
+        </w:rPr>
+        <w:t xml:space="preserve"> kapsling/innpakning av prototyp</w:t>
       </w:r>
     </w:p>
     <w:p>

--- a/TEL100 prosjektrapporter/Ferdig/TEL100 digital tomato.docx
+++ b/TEL100 prosjektrapporter/Ferdig/TEL100 digital tomato.docx
@@ -2481,6 +2481,7 @@
         <w:br w:type="page"/>
       </w:r>
       <w:r>
+        <w:lastRenderedPageBreak/>
         <w:t>Forord</w:t>
       </w:r>
     </w:p>
@@ -4347,6 +4348,7 @@
         <w:rPr>
           <w:color w:val="EE0000"/>
         </w:rPr>
+        <w:lastRenderedPageBreak/>
         <w:t>Hva ble utviklet eller testet?</w:t>
       </w:r>
     </w:p>
@@ -4690,6 +4692,7 @@
           <w:szCs w:val="40"/>
           <w:lang w:val="en-GB"/>
         </w:rPr>
+        <w:lastRenderedPageBreak/>
         <w:t>Ordliste</w:t>
       </w:r>
       <w:proofErr w:type="spellEnd"/>
@@ -4783,6 +4786,7 @@
           <w:szCs w:val="40"/>
           <w:lang w:val="en-GB"/>
         </w:rPr>
+        <w:lastRenderedPageBreak/>
         <w:t>Figurliste</w:t>
       </w:r>
     </w:p>
@@ -4990,6 +4994,7 @@
           <w:szCs w:val="40"/>
           <w:lang w:val="en-GB"/>
         </w:rPr>
+        <w:lastRenderedPageBreak/>
         <w:t xml:space="preserve">Tabelliste </w:t>
       </w:r>
     </w:p>
@@ -5222,6 +5227,7 @@
               <w:kern w:val="2"/>
               <w:sz w:val="24"/>
               <w:szCs w:val="24"/>
+              <w:lang w:val="en-US" w:eastAsia="en-US"/>
               <w14:ligatures w14:val="standardContextual"/>
             </w:rPr>
           </w:pPr>
@@ -5234,7 +5240,7 @@
           <w:r>
             <w:fldChar w:fldCharType="separate"/>
           </w:r>
-          <w:hyperlink w:anchor="_Toc207280566" w:history="1">
+          <w:hyperlink w:anchor="_Toc207380215" w:history="1">
             <w:r>
               <w:rPr>
                 <w:rStyle w:val="Hyperkobling"/>
@@ -5261,7 +5267,7 @@
                 <w:noProof/>
                 <w:webHidden/>
               </w:rPr>
-              <w:instrText xml:space="preserve"> PAGEREF _Toc207280566 \h </w:instrText>
+              <w:instrText xml:space="preserve"> PAGEREF _Toc207380215 \h </w:instrText>
             </w:r>
             <w:r>
               <w:rPr>
@@ -5303,10 +5309,11 @@
               <w:kern w:val="2"/>
               <w:sz w:val="24"/>
               <w:szCs w:val="24"/>
+              <w:lang w:val="en-US" w:eastAsia="en-US"/>
               <w14:ligatures w14:val="standardContextual"/>
             </w:rPr>
           </w:pPr>
-          <w:hyperlink w:anchor="_Toc207280567" w:history="1">
+          <w:hyperlink w:anchor="_Toc207380216" w:history="1">
             <w:r>
               <w:rPr>
                 <w:rStyle w:val="Hyperkobling"/>
@@ -5333,7 +5340,7 @@
                 <w:noProof/>
                 <w:webHidden/>
               </w:rPr>
-              <w:instrText xml:space="preserve"> PAGEREF _Toc207280567 \h </w:instrText>
+              <w:instrText xml:space="preserve"> PAGEREF _Toc207380216 \h </w:instrText>
             </w:r>
             <w:r>
               <w:rPr>
@@ -5375,10 +5382,11 @@
               <w:kern w:val="2"/>
               <w:sz w:val="24"/>
               <w:szCs w:val="24"/>
+              <w:lang w:val="en-US" w:eastAsia="en-US"/>
               <w14:ligatures w14:val="standardContextual"/>
             </w:rPr>
           </w:pPr>
-          <w:hyperlink w:anchor="_Toc207280568" w:history="1">
+          <w:hyperlink w:anchor="_Toc207380217" w:history="1">
             <w:r>
               <w:rPr>
                 <w:rStyle w:val="Hyperkobling"/>
@@ -5405,7 +5413,7 @@
                 <w:noProof/>
                 <w:webHidden/>
               </w:rPr>
-              <w:instrText xml:space="preserve"> PAGEREF _Toc207280568 \h </w:instrText>
+              <w:instrText xml:space="preserve"> PAGEREF _Toc207380217 \h </w:instrText>
             </w:r>
             <w:r>
               <w:rPr>
@@ -5447,10 +5455,11 @@
               <w:kern w:val="2"/>
               <w:sz w:val="24"/>
               <w:szCs w:val="24"/>
+              <w:lang w:val="en-US" w:eastAsia="en-US"/>
               <w14:ligatures w14:val="standardContextual"/>
             </w:rPr>
           </w:pPr>
-          <w:hyperlink w:anchor="_Toc207280569" w:history="1">
+          <w:hyperlink w:anchor="_Toc207380218" w:history="1">
             <w:r>
               <w:rPr>
                 <w:rStyle w:val="Hyperkobling"/>
@@ -5477,7 +5486,7 @@
                 <w:noProof/>
                 <w:webHidden/>
               </w:rPr>
-              <w:instrText xml:space="preserve"> PAGEREF _Toc207280569 \h </w:instrText>
+              <w:instrText xml:space="preserve"> PAGEREF _Toc207380218 \h </w:instrText>
             </w:r>
             <w:r>
               <w:rPr>
@@ -5519,10 +5528,11 @@
               <w:kern w:val="2"/>
               <w:sz w:val="24"/>
               <w:szCs w:val="24"/>
+              <w:lang w:val="en-US" w:eastAsia="en-US"/>
               <w14:ligatures w14:val="standardContextual"/>
             </w:rPr>
           </w:pPr>
-          <w:hyperlink w:anchor="_Toc207280570" w:history="1">
+          <w:hyperlink w:anchor="_Toc207380219" w:history="1">
             <w:r>
               <w:rPr>
                 <w:rStyle w:val="Hyperkobling"/>
@@ -5549,7 +5559,7 @@
                 <w:noProof/>
                 <w:webHidden/>
               </w:rPr>
-              <w:instrText xml:space="preserve"> PAGEREF _Toc207280570 \h </w:instrText>
+              <w:instrText xml:space="preserve"> PAGEREF _Toc207380219 \h </w:instrText>
             </w:r>
             <w:r>
               <w:rPr>
@@ -5591,10 +5601,11 @@
               <w:kern w:val="2"/>
               <w:sz w:val="24"/>
               <w:szCs w:val="24"/>
+              <w:lang w:val="en-US" w:eastAsia="en-US"/>
               <w14:ligatures w14:val="standardContextual"/>
             </w:rPr>
           </w:pPr>
-          <w:hyperlink w:anchor="_Toc207280571" w:history="1">
+          <w:hyperlink w:anchor="_Toc207380220" w:history="1">
             <w:r>
               <w:rPr>
                 <w:rStyle w:val="Hyperkobling"/>
@@ -5621,7 +5632,7 @@
                 <w:noProof/>
                 <w:webHidden/>
               </w:rPr>
-              <w:instrText xml:space="preserve"> PAGEREF _Toc207280571 \h </w:instrText>
+              <w:instrText xml:space="preserve"> PAGEREF _Toc207380220 \h </w:instrText>
             </w:r>
             <w:r>
               <w:rPr>
@@ -5663,10 +5674,11 @@
               <w:kern w:val="2"/>
               <w:sz w:val="24"/>
               <w:szCs w:val="24"/>
+              <w:lang w:val="en-US" w:eastAsia="en-US"/>
               <w14:ligatures w14:val="standardContextual"/>
             </w:rPr>
           </w:pPr>
-          <w:hyperlink w:anchor="_Toc207280572" w:history="1">
+          <w:hyperlink w:anchor="_Toc207380221" w:history="1">
             <w:r>
               <w:rPr>
                 <w:rStyle w:val="Hyperkobling"/>
@@ -5693,7 +5705,7 @@
                 <w:noProof/>
                 <w:webHidden/>
               </w:rPr>
-              <w:instrText xml:space="preserve"> PAGEREF _Toc207280572 \h </w:instrText>
+              <w:instrText xml:space="preserve"> PAGEREF _Toc207380221 \h </w:instrText>
             </w:r>
             <w:r>
               <w:rPr>
@@ -5735,10 +5747,11 @@
               <w:kern w:val="2"/>
               <w:sz w:val="24"/>
               <w:szCs w:val="24"/>
+              <w:lang w:val="en-US" w:eastAsia="en-US"/>
               <w14:ligatures w14:val="standardContextual"/>
             </w:rPr>
           </w:pPr>
-          <w:hyperlink w:anchor="_Toc207280573" w:history="1">
+          <w:hyperlink w:anchor="_Toc207380222" w:history="1">
             <w:r>
               <w:rPr>
                 <w:rStyle w:val="Hyperkobling"/>
@@ -5765,7 +5778,7 @@
                 <w:noProof/>
                 <w:webHidden/>
               </w:rPr>
-              <w:instrText xml:space="preserve"> PAGEREF _Toc207280573 \h </w:instrText>
+              <w:instrText xml:space="preserve"> PAGEREF _Toc207380222 \h </w:instrText>
             </w:r>
             <w:r>
               <w:rPr>
@@ -5807,10 +5820,11 @@
               <w:kern w:val="2"/>
               <w:sz w:val="24"/>
               <w:szCs w:val="24"/>
+              <w:lang w:val="en-US" w:eastAsia="en-US"/>
               <w14:ligatures w14:val="standardContextual"/>
             </w:rPr>
           </w:pPr>
-          <w:hyperlink w:anchor="_Toc207280574" w:history="1">
+          <w:hyperlink w:anchor="_Toc207380223" w:history="1">
             <w:r>
               <w:rPr>
                 <w:rStyle w:val="Hyperkobling"/>
@@ -5837,7 +5851,7 @@
                 <w:noProof/>
                 <w:webHidden/>
               </w:rPr>
-              <w:instrText xml:space="preserve"> PAGEREF _Toc207280574 \h </w:instrText>
+              <w:instrText xml:space="preserve"> PAGEREF _Toc207380223 \h </w:instrText>
             </w:r>
             <w:r>
               <w:rPr>
@@ -5879,10 +5893,11 @@
               <w:kern w:val="2"/>
               <w:sz w:val="24"/>
               <w:szCs w:val="24"/>
+              <w:lang w:val="en-US" w:eastAsia="en-US"/>
               <w14:ligatures w14:val="standardContextual"/>
             </w:rPr>
           </w:pPr>
-          <w:hyperlink w:anchor="_Toc207280575" w:history="1">
+          <w:hyperlink w:anchor="_Toc207380224" w:history="1">
             <w:r>
               <w:rPr>
                 <w:rStyle w:val="Hyperkobling"/>
@@ -5909,7 +5924,7 @@
                 <w:noProof/>
                 <w:webHidden/>
               </w:rPr>
-              <w:instrText xml:space="preserve"> PAGEREF _Toc207280575 \h </w:instrText>
+              <w:instrText xml:space="preserve"> PAGEREF _Toc207380224 \h </w:instrText>
             </w:r>
             <w:r>
               <w:rPr>
@@ -5951,10 +5966,11 @@
               <w:kern w:val="2"/>
               <w:sz w:val="24"/>
               <w:szCs w:val="24"/>
+              <w:lang w:val="en-US" w:eastAsia="en-US"/>
               <w14:ligatures w14:val="standardContextual"/>
             </w:rPr>
           </w:pPr>
-          <w:hyperlink w:anchor="_Toc207280576" w:history="1">
+          <w:hyperlink w:anchor="_Toc207380225" w:history="1">
             <w:r>
               <w:rPr>
                 <w:rStyle w:val="Hyperkobling"/>
@@ -5981,7 +5997,7 @@
                 <w:noProof/>
                 <w:webHidden/>
               </w:rPr>
-              <w:instrText xml:space="preserve"> PAGEREF _Toc207280576 \h </w:instrText>
+              <w:instrText xml:space="preserve"> PAGEREF _Toc207380225 \h </w:instrText>
             </w:r>
             <w:r>
               <w:rPr>
@@ -6023,10 +6039,11 @@
               <w:kern w:val="2"/>
               <w:sz w:val="24"/>
               <w:szCs w:val="24"/>
+              <w:lang w:val="en-US" w:eastAsia="en-US"/>
               <w14:ligatures w14:val="standardContextual"/>
             </w:rPr>
           </w:pPr>
-          <w:hyperlink w:anchor="_Toc207280577" w:history="1">
+          <w:hyperlink w:anchor="_Toc207380226" w:history="1">
             <w:r>
               <w:rPr>
                 <w:rStyle w:val="Hyperkobling"/>
@@ -6053,7 +6070,7 @@
                 <w:noProof/>
                 <w:webHidden/>
               </w:rPr>
-              <w:instrText xml:space="preserve"> PAGEREF _Toc207280577 \h </w:instrText>
+              <w:instrText xml:space="preserve"> PAGEREF _Toc207380226 \h </w:instrText>
             </w:r>
             <w:r>
               <w:rPr>
@@ -6095,10 +6112,11 @@
               <w:kern w:val="2"/>
               <w:sz w:val="24"/>
               <w:szCs w:val="24"/>
+              <w:lang w:val="en-US" w:eastAsia="en-US"/>
               <w14:ligatures w14:val="standardContextual"/>
             </w:rPr>
           </w:pPr>
-          <w:hyperlink w:anchor="_Toc207280578" w:history="1">
+          <w:hyperlink w:anchor="_Toc207380227" w:history="1">
             <w:r>
               <w:rPr>
                 <w:rStyle w:val="Hyperkobling"/>
@@ -6125,7 +6143,7 @@
                 <w:noProof/>
                 <w:webHidden/>
               </w:rPr>
-              <w:instrText xml:space="preserve"> PAGEREF _Toc207280578 \h </w:instrText>
+              <w:instrText xml:space="preserve"> PAGEREF _Toc207380227 \h </w:instrText>
             </w:r>
             <w:r>
               <w:rPr>
@@ -6167,10 +6185,11 @@
               <w:kern w:val="2"/>
               <w:sz w:val="24"/>
               <w:szCs w:val="24"/>
+              <w:lang w:val="en-US" w:eastAsia="en-US"/>
               <w14:ligatures w14:val="standardContextual"/>
             </w:rPr>
           </w:pPr>
-          <w:hyperlink w:anchor="_Toc207280579" w:history="1">
+          <w:hyperlink w:anchor="_Toc207380228" w:history="1">
             <w:r>
               <w:rPr>
                 <w:rStyle w:val="Hyperkobling"/>
@@ -6197,7 +6216,7 @@
                 <w:noProof/>
                 <w:webHidden/>
               </w:rPr>
-              <w:instrText xml:space="preserve"> PAGEREF _Toc207280579 \h </w:instrText>
+              <w:instrText xml:space="preserve"> PAGEREF _Toc207380228 \h </w:instrText>
             </w:r>
             <w:r>
               <w:rPr>
@@ -6239,10 +6258,11 @@
               <w:kern w:val="2"/>
               <w:sz w:val="24"/>
               <w:szCs w:val="24"/>
+              <w:lang w:val="en-US" w:eastAsia="en-US"/>
               <w14:ligatures w14:val="standardContextual"/>
             </w:rPr>
           </w:pPr>
-          <w:hyperlink w:anchor="_Toc207280580" w:history="1">
+          <w:hyperlink w:anchor="_Toc207380229" w:history="1">
             <w:r>
               <w:rPr>
                 <w:rStyle w:val="Hyperkobling"/>
@@ -6269,7 +6289,7 @@
                 <w:noProof/>
                 <w:webHidden/>
               </w:rPr>
-              <w:instrText xml:space="preserve"> PAGEREF _Toc207280580 \h </w:instrText>
+              <w:instrText xml:space="preserve"> PAGEREF _Toc207380229 \h </w:instrText>
             </w:r>
             <w:r>
               <w:rPr>
@@ -6311,10 +6331,11 @@
               <w:kern w:val="2"/>
               <w:sz w:val="24"/>
               <w:szCs w:val="24"/>
+              <w:lang w:val="en-US" w:eastAsia="en-US"/>
               <w14:ligatures w14:val="standardContextual"/>
             </w:rPr>
           </w:pPr>
-          <w:hyperlink w:anchor="_Toc207280581" w:history="1">
+          <w:hyperlink w:anchor="_Toc207380230" w:history="1">
             <w:r>
               <w:rPr>
                 <w:rStyle w:val="Hyperkobling"/>
@@ -6341,7 +6362,7 @@
                 <w:noProof/>
                 <w:webHidden/>
               </w:rPr>
-              <w:instrText xml:space="preserve"> PAGEREF _Toc207280581 \h </w:instrText>
+              <w:instrText xml:space="preserve"> PAGEREF _Toc207380230 \h </w:instrText>
             </w:r>
             <w:r>
               <w:rPr>
@@ -6383,10 +6404,11 @@
               <w:kern w:val="2"/>
               <w:sz w:val="24"/>
               <w:szCs w:val="24"/>
+              <w:lang w:val="en-US" w:eastAsia="en-US"/>
               <w14:ligatures w14:val="standardContextual"/>
             </w:rPr>
           </w:pPr>
-          <w:hyperlink w:anchor="_Toc207280582" w:history="1">
+          <w:hyperlink w:anchor="_Toc207380231" w:history="1">
             <w:r>
               <w:rPr>
                 <w:rStyle w:val="Hyperkobling"/>
@@ -6413,7 +6435,7 @@
                 <w:noProof/>
                 <w:webHidden/>
               </w:rPr>
-              <w:instrText xml:space="preserve"> PAGEREF _Toc207280582 \h </w:instrText>
+              <w:instrText xml:space="preserve"> PAGEREF _Toc207380231 \h </w:instrText>
             </w:r>
             <w:r>
               <w:rPr>
@@ -6455,10 +6477,11 @@
               <w:kern w:val="2"/>
               <w:sz w:val="24"/>
               <w:szCs w:val="24"/>
+              <w:lang w:val="en-US" w:eastAsia="en-US"/>
               <w14:ligatures w14:val="standardContextual"/>
             </w:rPr>
           </w:pPr>
-          <w:hyperlink w:anchor="_Toc207280583" w:history="1">
+          <w:hyperlink w:anchor="_Toc207380232" w:history="1">
             <w:r>
               <w:rPr>
                 <w:rStyle w:val="Hyperkobling"/>
@@ -6485,7 +6508,7 @@
                 <w:noProof/>
                 <w:webHidden/>
               </w:rPr>
-              <w:instrText xml:space="preserve"> PAGEREF _Toc207280583 \h </w:instrText>
+              <w:instrText xml:space="preserve"> PAGEREF _Toc207380232 \h </w:instrText>
             </w:r>
             <w:r>
               <w:rPr>
@@ -6527,10 +6550,11 @@
               <w:kern w:val="2"/>
               <w:sz w:val="24"/>
               <w:szCs w:val="24"/>
+              <w:lang w:val="en-US" w:eastAsia="en-US"/>
               <w14:ligatures w14:val="standardContextual"/>
             </w:rPr>
           </w:pPr>
-          <w:hyperlink w:anchor="_Toc207280584" w:history="1">
+          <w:hyperlink w:anchor="_Toc207380233" w:history="1">
             <w:r>
               <w:rPr>
                 <w:rStyle w:val="Hyperkobling"/>
@@ -6557,7 +6581,7 @@
                 <w:noProof/>
                 <w:webHidden/>
               </w:rPr>
-              <w:instrText xml:space="preserve"> PAGEREF _Toc207280584 \h </w:instrText>
+              <w:instrText xml:space="preserve"> PAGEREF _Toc207380233 \h </w:instrText>
             </w:r>
             <w:r>
               <w:rPr>
@@ -6599,10 +6623,11 @@
               <w:kern w:val="2"/>
               <w:sz w:val="24"/>
               <w:szCs w:val="24"/>
+              <w:lang w:val="en-US" w:eastAsia="en-US"/>
               <w14:ligatures w14:val="standardContextual"/>
             </w:rPr>
           </w:pPr>
-          <w:hyperlink w:anchor="_Toc207280585" w:history="1">
+          <w:hyperlink w:anchor="_Toc207380234" w:history="1">
             <w:r>
               <w:rPr>
                 <w:rStyle w:val="Hyperkobling"/>
@@ -6629,7 +6654,7 @@
                 <w:noProof/>
                 <w:webHidden/>
               </w:rPr>
-              <w:instrText xml:space="preserve"> PAGEREF _Toc207280585 \h </w:instrText>
+              <w:instrText xml:space="preserve"> PAGEREF _Toc207380234 \h </w:instrText>
             </w:r>
             <w:r>
               <w:rPr>
@@ -6650,6 +6675,79 @@
                 <w:webHidden/>
               </w:rPr>
               <w:t>22</w:t>
+            </w:r>
+            <w:r>
+              <w:rPr>
+                <w:noProof/>
+                <w:webHidden/>
+              </w:rPr>
+              <w:fldChar w:fldCharType="end"/>
+            </w:r>
+          </w:hyperlink>
+        </w:p>
+        <w:p>
+          <w:pPr>
+            <w:pStyle w:val="INNH3"/>
+            <w:tabs>
+              <w:tab w:val="right" w:leader="dot" w:pos="9344"/>
+            </w:tabs>
+            <w:rPr>
+              <w:noProof/>
+              <w:kern w:val="2"/>
+              <w:sz w:val="24"/>
+              <w:szCs w:val="24"/>
+              <w:lang w:val="en-US" w:eastAsia="en-US"/>
+              <w14:ligatures w14:val="standardContextual"/>
+            </w:rPr>
+          </w:pPr>
+          <w:hyperlink w:anchor="_Toc207380235" w:history="1">
+            <w:r>
+              <w:rPr>
+                <w:rStyle w:val="Hyperkobling"/>
+                <w:noProof/>
+              </w:rPr>
+              <w:t>Ytre Skall</w:t>
+            </w:r>
+            <w:r>
+              <w:rPr>
+                <w:noProof/>
+                <w:webHidden/>
+              </w:rPr>
+              <w:tab/>
+            </w:r>
+            <w:r>
+              <w:rPr>
+                <w:noProof/>
+                <w:webHidden/>
+              </w:rPr>
+              <w:fldChar w:fldCharType="begin"/>
+            </w:r>
+            <w:r>
+              <w:rPr>
+                <w:noProof/>
+                <w:webHidden/>
+              </w:rPr>
+              <w:instrText xml:space="preserve"> PAGEREF _Toc207380235 \h </w:instrText>
+            </w:r>
+            <w:r>
+              <w:rPr>
+                <w:noProof/>
+                <w:webHidden/>
+              </w:rPr>
+            </w:r>
+            <w:r>
+              <w:rPr>
+                <w:noProof/>
+                <w:webHidden/>
+              </w:rPr>
+              <w:fldChar w:fldCharType="separate"/>
+            </w:r>
+            <w:r>
+              <w:rPr>
+                <w:noProof/>
+                <w:webHidden/>
+              </w:rPr>
+              <w:t>23</w:t>
             </w:r>
             <w:r>
               <w:rPr>
@@ -6671,10 +6769,11 @@
               <w:kern w:val="2"/>
               <w:sz w:val="24"/>
               <w:szCs w:val="24"/>
+              <w:lang w:val="en-US" w:eastAsia="en-US"/>
               <w14:ligatures w14:val="standardContextual"/>
             </w:rPr>
           </w:pPr>
-          <w:hyperlink w:anchor="_Toc207280586" w:history="1">
+          <w:hyperlink w:anchor="_Toc207380236" w:history="1">
             <w:r>
               <w:rPr>
                 <w:rStyle w:val="Hyperkobling"/>
@@ -6701,7 +6800,7 @@
                 <w:noProof/>
                 <w:webHidden/>
               </w:rPr>
-              <w:instrText xml:space="preserve"> PAGEREF _Toc207280586 \h </w:instrText>
+              <w:instrText xml:space="preserve"> PAGEREF _Toc207380236 \h </w:instrText>
             </w:r>
             <w:r>
               <w:rPr>
@@ -6743,10 +6842,11 @@
               <w:kern w:val="2"/>
               <w:sz w:val="24"/>
               <w:szCs w:val="24"/>
+              <w:lang w:val="en-US" w:eastAsia="en-US"/>
               <w14:ligatures w14:val="standardContextual"/>
             </w:rPr>
           </w:pPr>
-          <w:hyperlink w:anchor="_Toc207280587" w:history="1">
+          <w:hyperlink w:anchor="_Toc207380237" w:history="1">
             <w:r>
               <w:rPr>
                 <w:rStyle w:val="Hyperkobling"/>
@@ -6773,7 +6873,7 @@
                 <w:noProof/>
                 <w:webHidden/>
               </w:rPr>
-              <w:instrText xml:space="preserve"> PAGEREF _Toc207280587 \h </w:instrText>
+              <w:instrText xml:space="preserve"> PAGEREF _Toc207380237 \h </w:instrText>
             </w:r>
             <w:r>
               <w:rPr>
@@ -6815,10 +6915,11 @@
               <w:kern w:val="2"/>
               <w:sz w:val="24"/>
               <w:szCs w:val="24"/>
+              <w:lang w:val="en-US" w:eastAsia="en-US"/>
               <w14:ligatures w14:val="standardContextual"/>
             </w:rPr>
           </w:pPr>
-          <w:hyperlink w:anchor="_Toc207280588" w:history="1">
+          <w:hyperlink w:anchor="_Toc207380238" w:history="1">
             <w:r>
               <w:rPr>
                 <w:rStyle w:val="Hyperkobling"/>
@@ -6845,7 +6946,7 @@
                 <w:noProof/>
                 <w:webHidden/>
               </w:rPr>
-              <w:instrText xml:space="preserve"> PAGEREF _Toc207280588 \h </w:instrText>
+              <w:instrText xml:space="preserve"> PAGEREF _Toc207380238 \h </w:instrText>
             </w:r>
             <w:r>
               <w:rPr>
@@ -6865,7 +6966,7 @@
                 <w:noProof/>
                 <w:webHidden/>
               </w:rPr>
-              <w:t>27</w:t>
+              <w:t>26</w:t>
             </w:r>
             <w:r>
               <w:rPr>
@@ -6887,10 +6988,11 @@
               <w:kern w:val="2"/>
               <w:sz w:val="24"/>
               <w:szCs w:val="24"/>
+              <w:lang w:val="en-US" w:eastAsia="en-US"/>
               <w14:ligatures w14:val="standardContextual"/>
             </w:rPr>
           </w:pPr>
-          <w:hyperlink w:anchor="_Toc207280589" w:history="1">
+          <w:hyperlink w:anchor="_Toc207380239" w:history="1">
             <w:r>
               <w:rPr>
                 <w:rStyle w:val="Hyperkobling"/>
@@ -6917,7 +7019,7 @@
                 <w:noProof/>
                 <w:webHidden/>
               </w:rPr>
-              <w:instrText xml:space="preserve"> PAGEREF _Toc207280589 \h </w:instrText>
+              <w:instrText xml:space="preserve"> PAGEREF _Toc207380239 \h </w:instrText>
             </w:r>
             <w:r>
               <w:rPr>
@@ -6937,7 +7039,7 @@
                 <w:noProof/>
                 <w:webHidden/>
               </w:rPr>
-              <w:t>28</w:t>
+              <w:t>27</w:t>
             </w:r>
             <w:r>
               <w:rPr>
@@ -6959,10 +7061,11 @@
               <w:kern w:val="2"/>
               <w:sz w:val="24"/>
               <w:szCs w:val="24"/>
+              <w:lang w:val="en-US" w:eastAsia="en-US"/>
               <w14:ligatures w14:val="standardContextual"/>
             </w:rPr>
           </w:pPr>
-          <w:hyperlink w:anchor="_Toc207280590" w:history="1">
+          <w:hyperlink w:anchor="_Toc207380240" w:history="1">
             <w:r>
               <w:rPr>
                 <w:rStyle w:val="Hyperkobling"/>
@@ -6990,7 +7093,7 @@
                 <w:noProof/>
                 <w:webHidden/>
               </w:rPr>
-              <w:instrText xml:space="preserve"> PAGEREF _Toc207280590 \h </w:instrText>
+              <w:instrText xml:space="preserve"> PAGEREF _Toc207380240 \h </w:instrText>
             </w:r>
             <w:r>
               <w:rPr>
@@ -7010,7 +7113,7 @@
                 <w:noProof/>
                 <w:webHidden/>
               </w:rPr>
-              <w:t>30</w:t>
+              <w:t>29</w:t>
             </w:r>
             <w:r>
               <w:rPr>
@@ -7032,10 +7135,11 @@
               <w:kern w:val="2"/>
               <w:sz w:val="24"/>
               <w:szCs w:val="24"/>
+              <w:lang w:val="en-US" w:eastAsia="en-US"/>
               <w14:ligatures w14:val="standardContextual"/>
             </w:rPr>
           </w:pPr>
-          <w:hyperlink w:anchor="_Toc207280591" w:history="1">
+          <w:hyperlink w:anchor="_Toc207380241" w:history="1">
             <w:r>
               <w:rPr>
                 <w:rStyle w:val="Hyperkobling"/>
@@ -7062,7 +7166,7 @@
                 <w:noProof/>
                 <w:webHidden/>
               </w:rPr>
-              <w:instrText xml:space="preserve"> PAGEREF _Toc207280591 \h </w:instrText>
+              <w:instrText xml:space="preserve"> PAGEREF _Toc207380241 \h </w:instrText>
             </w:r>
             <w:r>
               <w:rPr>
@@ -7082,7 +7186,7 @@
                 <w:noProof/>
                 <w:webHidden/>
               </w:rPr>
-              <w:t>30</w:t>
+              <w:t>29</w:t>
             </w:r>
             <w:r>
               <w:rPr>
@@ -7104,10 +7208,11 @@
               <w:kern w:val="2"/>
               <w:sz w:val="24"/>
               <w:szCs w:val="24"/>
+              <w:lang w:val="en-US" w:eastAsia="en-US"/>
               <w14:ligatures w14:val="standardContextual"/>
             </w:rPr>
           </w:pPr>
-          <w:hyperlink w:anchor="_Toc207280592" w:history="1">
+          <w:hyperlink w:anchor="_Toc207380242" w:history="1">
             <w:r>
               <w:rPr>
                 <w:rStyle w:val="Hyperkobling"/>
@@ -7135,7 +7240,7 @@
                 <w:noProof/>
                 <w:webHidden/>
               </w:rPr>
-              <w:instrText xml:space="preserve"> PAGEREF _Toc207280592 \h </w:instrText>
+              <w:instrText xml:space="preserve"> PAGEREF _Toc207380242 \h </w:instrText>
             </w:r>
             <w:r>
               <w:rPr>
@@ -7155,7 +7260,7 @@
                 <w:noProof/>
                 <w:webHidden/>
               </w:rPr>
-              <w:t>32</w:t>
+              <w:t>31</w:t>
             </w:r>
             <w:r>
               <w:rPr>
@@ -7177,10 +7282,11 @@
               <w:kern w:val="2"/>
               <w:sz w:val="24"/>
               <w:szCs w:val="24"/>
+              <w:lang w:val="en-US" w:eastAsia="en-US"/>
               <w14:ligatures w14:val="standardContextual"/>
             </w:rPr>
           </w:pPr>
-          <w:hyperlink w:anchor="_Toc207280593" w:history="1">
+          <w:hyperlink w:anchor="_Toc207380243" w:history="1">
             <w:r>
               <w:rPr>
                 <w:rStyle w:val="Hyperkobling"/>
@@ -7207,7 +7313,7 @@
                 <w:noProof/>
                 <w:webHidden/>
               </w:rPr>
-              <w:instrText xml:space="preserve"> PAGEREF _Toc207280593 \h </w:instrText>
+              <w:instrText xml:space="preserve"> PAGEREF _Toc207380243 \h </w:instrText>
             </w:r>
             <w:r>
               <w:rPr>
@@ -7227,7 +7333,7 @@
                 <w:noProof/>
                 <w:webHidden/>
               </w:rPr>
-              <w:t>32</w:t>
+              <w:t>31</w:t>
             </w:r>
             <w:r>
               <w:rPr>
@@ -7249,10 +7355,11 @@
               <w:kern w:val="2"/>
               <w:sz w:val="24"/>
               <w:szCs w:val="24"/>
+              <w:lang w:val="en-US" w:eastAsia="en-US"/>
               <w14:ligatures w14:val="standardContextual"/>
             </w:rPr>
           </w:pPr>
-          <w:hyperlink w:anchor="_Toc207280594" w:history="1">
+          <w:hyperlink w:anchor="_Toc207380244" w:history="1">
             <w:r>
               <w:rPr>
                 <w:rStyle w:val="Hyperkobling"/>
@@ -7279,7 +7386,7 @@
                 <w:noProof/>
                 <w:webHidden/>
               </w:rPr>
-              <w:instrText xml:space="preserve"> PAGEREF _Toc207280594 \h </w:instrText>
+              <w:instrText xml:space="preserve"> PAGEREF _Toc207380244 \h </w:instrText>
             </w:r>
             <w:r>
               <w:rPr>
@@ -7299,7 +7406,7 @@
                 <w:noProof/>
                 <w:webHidden/>
               </w:rPr>
-              <w:t>34</w:t>
+              <w:t>33</w:t>
             </w:r>
             <w:r>
               <w:rPr>
@@ -7321,10 +7428,11 @@
               <w:kern w:val="2"/>
               <w:sz w:val="24"/>
               <w:szCs w:val="24"/>
+              <w:lang w:val="en-US" w:eastAsia="en-US"/>
               <w14:ligatures w14:val="standardContextual"/>
             </w:rPr>
           </w:pPr>
-          <w:hyperlink w:anchor="_Toc207280595" w:history="1">
+          <w:hyperlink w:anchor="_Toc207380245" w:history="1">
             <w:r>
               <w:rPr>
                 <w:rStyle w:val="Hyperkobling"/>
@@ -7351,7 +7459,7 @@
                 <w:noProof/>
                 <w:webHidden/>
               </w:rPr>
-              <w:instrText xml:space="preserve"> PAGEREF _Toc207280595 \h </w:instrText>
+              <w:instrText xml:space="preserve"> PAGEREF _Toc207380245 \h </w:instrText>
             </w:r>
             <w:r>
               <w:rPr>
@@ -7393,10 +7501,11 @@
               <w:kern w:val="2"/>
               <w:sz w:val="24"/>
               <w:szCs w:val="24"/>
+              <w:lang w:val="en-US" w:eastAsia="en-US"/>
               <w14:ligatures w14:val="standardContextual"/>
             </w:rPr>
           </w:pPr>
-          <w:hyperlink w:anchor="_Toc207280596" w:history="1">
+          <w:hyperlink w:anchor="_Toc207380246" w:history="1">
             <w:r>
               <w:rPr>
                 <w:rStyle w:val="Hyperkobling"/>
@@ -7423,7 +7532,7 @@
                 <w:noProof/>
                 <w:webHidden/>
               </w:rPr>
-              <w:instrText xml:space="preserve"> PAGEREF _Toc207280596 \h </w:instrText>
+              <w:instrText xml:space="preserve"> PAGEREF _Toc207380246 \h </w:instrText>
             </w:r>
             <w:r>
               <w:rPr>
@@ -7465,10 +7574,11 @@
               <w:kern w:val="2"/>
               <w:sz w:val="24"/>
               <w:szCs w:val="24"/>
+              <w:lang w:val="en-US" w:eastAsia="en-US"/>
               <w14:ligatures w14:val="standardContextual"/>
             </w:rPr>
           </w:pPr>
-          <w:hyperlink w:anchor="_Toc207280597" w:history="1">
+          <w:hyperlink w:anchor="_Toc207380247" w:history="1">
             <w:r>
               <w:rPr>
                 <w:rStyle w:val="Hyperkobling"/>
@@ -7495,7 +7605,7 @@
                 <w:noProof/>
                 <w:webHidden/>
               </w:rPr>
-              <w:instrText xml:space="preserve"> PAGEREF _Toc207280597 \h </w:instrText>
+              <w:instrText xml:space="preserve"> PAGEREF _Toc207380247 \h </w:instrText>
             </w:r>
             <w:r>
               <w:rPr>
@@ -7537,10 +7647,11 @@
               <w:kern w:val="2"/>
               <w:sz w:val="24"/>
               <w:szCs w:val="24"/>
+              <w:lang w:val="en-US" w:eastAsia="en-US"/>
               <w14:ligatures w14:val="standardContextual"/>
             </w:rPr>
           </w:pPr>
-          <w:hyperlink w:anchor="_Toc207280598" w:history="1">
+          <w:hyperlink w:anchor="_Toc207380248" w:history="1">
             <w:r>
               <w:rPr>
                 <w:rStyle w:val="Hyperkobling"/>
@@ -7567,7 +7678,7 @@
                 <w:noProof/>
                 <w:webHidden/>
               </w:rPr>
-              <w:instrText xml:space="preserve"> PAGEREF _Toc207280598 \h </w:instrText>
+              <w:instrText xml:space="preserve"> PAGEREF _Toc207380248 \h </w:instrText>
             </w:r>
             <w:r>
               <w:rPr>
@@ -7609,10 +7720,11 @@
               <w:kern w:val="2"/>
               <w:sz w:val="24"/>
               <w:szCs w:val="24"/>
+              <w:lang w:val="en-US" w:eastAsia="en-US"/>
               <w14:ligatures w14:val="standardContextual"/>
             </w:rPr>
           </w:pPr>
-          <w:hyperlink w:anchor="_Toc207280599" w:history="1">
+          <w:hyperlink w:anchor="_Toc207380249" w:history="1">
             <w:r>
               <w:rPr>
                 <w:rStyle w:val="Hyperkobling"/>
@@ -7639,7 +7751,7 @@
                 <w:noProof/>
                 <w:webHidden/>
               </w:rPr>
-              <w:instrText xml:space="preserve"> PAGEREF _Toc207280599 \h </w:instrText>
+              <w:instrText xml:space="preserve"> PAGEREF _Toc207380249 \h </w:instrText>
             </w:r>
             <w:r>
               <w:rPr>
@@ -7709,7 +7821,7 @@
       <w:pPr>
         <w:pStyle w:val="Overskrift1"/>
       </w:pPr>
-      <w:bookmarkStart w:id="1" w:name="_Toc207280566"/>
+      <w:bookmarkStart w:id="1" w:name="_Toc207380215"/>
       <w:r>
         <w:t>Introdu</w:t>
       </w:r>
@@ -7790,7 +7902,7 @@
       <w:pPr>
         <w:pStyle w:val="Overskrift2"/>
       </w:pPr>
-      <w:bookmarkStart w:id="2" w:name="_Toc207280567"/>
+      <w:bookmarkStart w:id="2" w:name="_Toc207380216"/>
       <w:r>
         <w:t>B</w:t>
       </w:r>
@@ -7970,7 +8082,7 @@
       <w:pPr>
         <w:pStyle w:val="Overskrift2"/>
       </w:pPr>
-      <w:bookmarkStart w:id="3" w:name="_Toc207280568"/>
+      <w:bookmarkStart w:id="3" w:name="_Toc207380217"/>
       <w:r>
         <w:t>Problem</w:t>
       </w:r>
@@ -8002,17 +8114,20 @@
       <w:pPr>
         <w:pStyle w:val="Overskrift3"/>
       </w:pPr>
-      <w:bookmarkStart w:id="4" w:name="_Toc207280569"/>
+      <w:bookmarkStart w:id="4" w:name="_Ref207367072"/>
+      <w:bookmarkStart w:id="5" w:name="_Toc207380218"/>
       <w:r>
         <w:t>Mål og delmål</w:t>
       </w:r>
       <w:bookmarkEnd w:id="4"/>
+      <w:bookmarkEnd w:id="5"/>
       <w:r>
         <w:t xml:space="preserve"> </w:t>
       </w:r>
     </w:p>
     <w:p>
       <w:r>
+        <w:lastRenderedPageBreak/>
         <w:t xml:space="preserve">Hovedmålet </w:t>
       </w:r>
       <w:r>
@@ -8625,17 +8740,18 @@
       <w:pPr>
         <w:pStyle w:val="Overskrift3"/>
       </w:pPr>
-      <w:bookmarkStart w:id="5" w:name="_Toc207280570"/>
+      <w:bookmarkStart w:id="6" w:name="_Toc207380219"/>
       <w:r>
         <w:t>Begrensninger</w:t>
       </w:r>
-      <w:bookmarkEnd w:id="5"/>
+      <w:bookmarkEnd w:id="6"/>
       <w:r>
         <w:t xml:space="preserve">  </w:t>
       </w:r>
     </w:p>
     <w:p>
       <w:r>
+        <w:lastRenderedPageBreak/>
         <w:t xml:space="preserve">Det er generelt få </w:t>
       </w:r>
       <w:r>
@@ -8679,7 +8795,7 @@
       <w:pPr>
         <w:pStyle w:val="Overskrift1"/>
       </w:pPr>
-      <w:bookmarkStart w:id="6" w:name="_Toc207280571"/>
+      <w:bookmarkStart w:id="7" w:name="_Toc207380220"/>
       <w:r>
         <w:t>Teor</w:t>
       </w:r>
@@ -8692,7 +8808,7 @@
       <w:r>
         <w:t>og nøkkelkonsepter</w:t>
       </w:r>
-      <w:bookmarkEnd w:id="6"/>
+      <w:bookmarkEnd w:id="7"/>
       <w:r>
         <w:t xml:space="preserve"> </w:t>
       </w:r>
@@ -8701,16 +8817,16 @@
       <w:pPr>
         <w:pStyle w:val="Overskrift2"/>
       </w:pPr>
-      <w:bookmarkStart w:id="7" w:name="_Toc206963388"/>
-      <w:bookmarkStart w:id="8" w:name="_Toc207280572"/>
+      <w:bookmarkStart w:id="8" w:name="_Toc206963388"/>
+      <w:bookmarkStart w:id="9" w:name="_Toc207380221"/>
       <w:r>
         <w:t xml:space="preserve">Introduksjon til </w:t>
       </w:r>
       <w:r>
         <w:t>Pomodoro</w:t>
       </w:r>
-      <w:bookmarkEnd w:id="7"/>
       <w:bookmarkEnd w:id="8"/>
+      <w:bookmarkEnd w:id="9"/>
       <w:r>
         <w:t xml:space="preserve"> </w:t>
       </w:r>
@@ -8852,13 +8968,13 @@
       <w:pPr>
         <w:pStyle w:val="Overskrift2"/>
       </w:pPr>
-      <w:bookmarkStart w:id="9" w:name="_Toc206963382"/>
-      <w:bookmarkStart w:id="10" w:name="_Toc207280573"/>
+      <w:bookmarkStart w:id="10" w:name="_Toc206963382"/>
+      <w:bookmarkStart w:id="11" w:name="_Toc207380222"/>
       <w:r>
         <w:t>Introduksjon til læring</w:t>
       </w:r>
-      <w:bookmarkEnd w:id="9"/>
       <w:bookmarkEnd w:id="10"/>
+      <w:bookmarkEnd w:id="11"/>
       <w:r>
         <w:t xml:space="preserve"> </w:t>
       </w:r>
@@ -8992,7 +9108,11 @@
       </w:r>
       <w:proofErr w:type="spellEnd"/>
       <w:r>
-        <w:t xml:space="preserve"> et al., 2021). SRL er avgjørende i nettbasert læring, der studenter ofte mangler den strukturerte veiledningen fra tradisjonelle klasserom. Pomodoro-teknikken støtter SRL ved å tilby et strukturert rammeverk som oppmuntrer studenter til å sette spesifikke mål for hver pomodoro, overvåke fremgangen sin og justere innsatsen basert på tilbakemeldinger fra hver økt. Studien til </w:t>
+        <w:t xml:space="preserve"> et al., 2021). SRL er avgjørende i nettbasert læring, der studenter ofte mangler den strukturerte veiledningen fra tradisjonelle </w:t>
+      </w:r>
+      <w:r>
+        <w:lastRenderedPageBreak/>
+        <w:t xml:space="preserve">klasserom. Pomodoro-teknikken støtter SRL ved å tilby et strukturert rammeverk som oppmuntrer studenter til å sette spesifikke mål for hver pomodoro, overvåke fremgangen sin og justere innsatsen basert på tilbakemeldinger fra hver økt. Studien til </w:t>
       </w:r>
       <w:proofErr w:type="spellStart"/>
       <w:r>
@@ -9102,14 +9222,14 @@
           <w:bCs/>
         </w:rPr>
       </w:pPr>
-      <w:bookmarkStart w:id="11" w:name="_Toc207280574"/>
+      <w:bookmarkStart w:id="12" w:name="_Toc207380223"/>
       <w:r>
         <w:rPr>
           <w:rStyle w:val="Overskrift3Tegn"/>
         </w:rPr>
         <w:t>Kognitiv belastning</w:t>
       </w:r>
-      <w:bookmarkEnd w:id="11"/>
+      <w:bookmarkEnd w:id="12"/>
       <w:r>
         <w:rPr>
           <w:b/>
@@ -9156,11 +9276,11 @@
       <w:pPr>
         <w:pStyle w:val="Overskrift2"/>
       </w:pPr>
-      <w:bookmarkStart w:id="12" w:name="_Toc207280575"/>
+      <w:bookmarkStart w:id="13" w:name="_Toc207380224"/>
       <w:r>
         <w:t>sentral fagteori</w:t>
       </w:r>
-      <w:bookmarkEnd w:id="12"/>
+      <w:bookmarkEnd w:id="13"/>
     </w:p>
     <w:p>
       <w:r>
@@ -9372,6 +9492,7 @@
           <w:b/>
           <w:bCs/>
         </w:rPr>
+        <w:lastRenderedPageBreak/>
         <w:t>Fysiske (biologiske og kognitive) prinsipper</w:t>
       </w:r>
       <w:r>
@@ -10342,14 +10463,15 @@
       <w:pPr>
         <w:pStyle w:val="Overskrift2"/>
       </w:pPr>
-      <w:bookmarkStart w:id="13" w:name="_Toc207280576"/>
+      <w:bookmarkStart w:id="14" w:name="_Toc207380225"/>
       <w:r>
         <w:t>Fysiske måleprinspipper</w:t>
       </w:r>
-      <w:bookmarkEnd w:id="13"/>
-    </w:p>
-    <w:p>
-      <w:r>
+      <w:bookmarkEnd w:id="14"/>
+    </w:p>
+    <w:p>
+      <w:r>
+        <w:lastRenderedPageBreak/>
         <w:t>Pomodoro-teknikken bygger på fysiske prinsipper knyttet til tid, energi og menneskelig fysiologi (biologiske rytmer)</w:t>
       </w:r>
       <w:r>
@@ -11216,6 +11338,7 @@
     </w:p>
     <w:p>
       <w:r>
+        <w:lastRenderedPageBreak/>
         <w:t xml:space="preserve">Psykologisk velvære er et multidimensjonalt konsept som ofte </w:t>
       </w:r>
       <w:r>
@@ -11538,7 +11661,7 @@
       <w:pPr>
         <w:pStyle w:val="Overskrift2"/>
       </w:pPr>
-      <w:bookmarkStart w:id="14" w:name="_Toc207280577"/>
+      <w:bookmarkStart w:id="15" w:name="_Toc207380226"/>
       <w:r>
         <w:t>State-of-the-art analys</w:t>
       </w:r>
@@ -11560,7 +11683,7 @@
       <w:r>
         <w:t>knisk Gjennomgang</w:t>
       </w:r>
-      <w:bookmarkEnd w:id="14"/>
+      <w:bookmarkEnd w:id="15"/>
       <w:r>
         <w:t xml:space="preserve"> </w:t>
       </w:r>
@@ -11998,7 +12121,7 @@
     <w:p>
       <w:pPr>
         <w:rPr>
-          <w:ins w:id="15" w:author="{8DA39141-CEAC-4F88-A79A-EA93A7486460}" w:date="2025-08-22T14:42:00Z" w16du:dateUtc="2025-08-22T12:42:00Z"/>
+          <w:ins w:id="16" w:author="{8DA39141-CEAC-4F88-A79A-EA93A7486460}" w:date="2025-08-22T14:42:00Z" w16du:dateUtc="2025-08-22T12:42:00Z"/>
         </w:rPr>
       </w:pPr>
       <w:r>
@@ -12621,6 +12744,7 @@
           <w:sz w:val="22"/>
           <w:szCs w:val="22"/>
         </w:rPr>
+        <w:lastRenderedPageBreak/>
         <w:t>.</w:t>
       </w:r>
       <w:r>
@@ -12637,11 +12761,11 @@
       <w:pPr>
         <w:pStyle w:val="Overskrift2"/>
       </w:pPr>
-      <w:bookmarkStart w:id="16" w:name="_Toc207280578"/>
+      <w:bookmarkStart w:id="17" w:name="_Toc207380227"/>
       <w:r>
         <w:t>oppsummering</w:t>
       </w:r>
-      <w:bookmarkEnd w:id="16"/>
+      <w:bookmarkEnd w:id="17"/>
       <w:r>
         <w:t xml:space="preserve"> </w:t>
       </w:r>
@@ -12717,14 +12841,14 @@
       <w:pPr>
         <w:pStyle w:val="Overskrift1"/>
       </w:pPr>
-      <w:bookmarkStart w:id="17" w:name="_Toc207280579"/>
+      <w:bookmarkStart w:id="18" w:name="_Toc207380228"/>
       <w:r>
         <w:t xml:space="preserve">Designbeskrivelsen </w:t>
       </w:r>
       <w:r>
         <w:t>– utvikling av system</w:t>
       </w:r>
-      <w:bookmarkEnd w:id="17"/>
+      <w:bookmarkEnd w:id="18"/>
     </w:p>
     <w:p>
       <w:pPr>
@@ -12821,7 +12945,7 @@
       <w:pPr>
         <w:pStyle w:val="Overskrift2"/>
       </w:pPr>
-      <w:bookmarkStart w:id="18" w:name="_Toc207280580"/>
+      <w:bookmarkStart w:id="19" w:name="_Toc207380229"/>
       <w:r>
         <w:t>D</w:t>
       </w:r>
@@ -12834,20 +12958,20 @@
       <w:r>
         <w:t>eskrivelse</w:t>
       </w:r>
-      <w:bookmarkEnd w:id="18"/>
+      <w:bookmarkEnd w:id="19"/>
     </w:p>
     <w:p>
       <w:pPr>
         <w:pStyle w:val="Overskrift3"/>
       </w:pPr>
-      <w:bookmarkStart w:id="19" w:name="_Toc207280581"/>
+      <w:bookmarkStart w:id="20" w:name="_Toc207380230"/>
       <w:r>
         <w:t>Konseptover</w:t>
       </w:r>
       <w:r>
         <w:t>sikt</w:t>
       </w:r>
-      <w:bookmarkEnd w:id="19"/>
+      <w:bookmarkEnd w:id="20"/>
       <w:r>
         <w:t xml:space="preserve"> </w:t>
       </w:r>
@@ -12862,11 +12986,12 @@
         <w:rPr>
           <w:noProof/>
         </w:rPr>
+        <w:lastRenderedPageBreak/>
         <w:drawing>
-          <wp:inline distT="0" distB="0" distL="0" distR="0" wp14:anchorId="05D769FC" wp14:editId="45E6EDBE">
-            <wp:extent cx="3038475" cy="5943600"/>
-            <wp:effectExtent l="0" t="0" r="0" b="0"/>
-            <wp:docPr id="1915567342" name="drawing"/>
+          <wp:inline distT="0" distB="0" distL="0" distR="0" wp14:anchorId="3BB0E288" wp14:editId="5C3FAA7E">
+            <wp:extent cx="6014037" cy="2057400"/>
+            <wp:effectExtent l="0" t="0" r="6350" b="0"/>
+            <wp:docPr id="327378272" name="Bilde 1" descr="Et bilde som inneholder sort, mørke&#10;&#10;KI-generert innhold kan være feil."/>
             <wp:cNvGraphicFramePr>
               <a:graphicFrameLocks xmlns:a="http://schemas.openxmlformats.org/drawingml/2006/main" noChangeAspect="1"/>
             </wp:cNvGraphicFramePr>
@@ -12874,7 +12999,7 @@
               <a:graphicData uri="http://schemas.openxmlformats.org/drawingml/2006/picture">
                 <pic:pic xmlns:pic="http://schemas.openxmlformats.org/drawingml/2006/picture">
                   <pic:nvPicPr>
-                    <pic:cNvPr id="1915567342" name=""/>
+                    <pic:cNvPr id="327378272" name="Bilde 1" descr="Et bilde som inneholder sort, mørke&#10;&#10;KI-generert innhold kan være feil."/>
                     <pic:cNvPicPr/>
                   </pic:nvPicPr>
                   <pic:blipFill>
@@ -12892,7 +13017,7 @@
                   <pic:spPr>
                     <a:xfrm>
                       <a:off x="0" y="0"/>
-                      <a:ext cx="3038475" cy="5943600"/>
+                      <a:ext cx="6027470" cy="2061996"/>
                     </a:xfrm>
                     <a:prstGeom prst="rect">
                       <a:avLst/>
@@ -12910,7 +13035,7 @@
         <w:pStyle w:val="Bildetekst"/>
         <w:jc w:val="center"/>
       </w:pPr>
-      <w:bookmarkStart w:id="20" w:name="_Ref206757315"/>
+      <w:bookmarkStart w:id="21" w:name="_Ref206757315"/>
       <w:r>
         <w:t xml:space="preserve">Figur </w:t>
       </w:r>
@@ -12932,32 +13057,12 @@
       <w:r>
         <w:fldChar w:fldCharType="end"/>
       </w:r>
-      <w:bookmarkEnd w:id="20"/>
-      <w:r>
-        <w:t>: Flowchart til tenkt løsning av pros</w:t>
-      </w:r>
-      <w:r>
-        <w:t>jekt</w:t>
+      <w:bookmarkEnd w:id="21"/>
+      <w:r>
+        <w:t>: Flowchart</w:t>
       </w:r>
     </w:p>
     <w:p/>
-    <w:p>
-      <w:pPr>
-        <w:rPr>
-          <w:b/>
-          <w:sz w:val="24"/>
-          <w:szCs w:val="24"/>
-        </w:rPr>
-      </w:pPr>
-      <w:r>
-        <w:rPr>
-          <w:b/>
-          <w:sz w:val="24"/>
-          <w:szCs w:val="24"/>
-        </w:rPr>
-        <w:t>Formål og funksjon:</w:t>
-      </w:r>
-    </w:p>
     <w:p>
       <w:pPr>
         <w:rPr>
@@ -12970,56 +13075,56 @@
           <w:sz w:val="22"/>
           <w:szCs w:val="22"/>
         </w:rPr>
-        <w:t>Systemet har t</w:t>
+        <w:t>Systemet</w:t>
       </w:r>
       <w:r>
         <w:rPr>
           <w:sz w:val="22"/>
           <w:szCs w:val="22"/>
         </w:rPr>
-        <w:t>re</w:t>
+        <w:t xml:space="preserve"> tar inn inputs fra knapper </w:t>
       </w:r>
       <w:r>
         <w:rPr>
           <w:sz w:val="22"/>
           <w:szCs w:val="22"/>
         </w:rPr>
-        <w:t xml:space="preserve"> </w:t>
+        <w:t xml:space="preserve">og bruker disse til å </w:t>
       </w:r>
       <w:r>
         <w:rPr>
           <w:sz w:val="22"/>
           <w:szCs w:val="22"/>
         </w:rPr>
-        <w:t>hoved</w:t>
+        <w:t>kontrollere en Pomodoro-klokke.</w:t>
       </w:r>
       <w:r>
         <w:rPr>
           <w:sz w:val="22"/>
           <w:szCs w:val="22"/>
         </w:rPr>
-        <w:t>deler</w:t>
+        <w:t xml:space="preserve"> </w:t>
       </w:r>
       <w:r>
         <w:rPr>
           <w:sz w:val="22"/>
           <w:szCs w:val="22"/>
         </w:rPr>
-        <w:t>:</w:t>
+        <w:t xml:space="preserve">Brukeren </w:t>
       </w:r>
       <w:r>
         <w:rPr>
           <w:sz w:val="22"/>
           <w:szCs w:val="22"/>
         </w:rPr>
-        <w:t xml:space="preserve"> </w:t>
+        <w:t xml:space="preserve">navigerer en meny og </w:t>
       </w:r>
       <w:r>
         <w:rPr>
           <w:sz w:val="22"/>
           <w:szCs w:val="22"/>
         </w:rPr>
-        <w:t xml:space="preserve">Definering av variabler og </w:t>
+        <w:t xml:space="preserve">justerer variabler med knappene. Deretter når </w:t>
       </w:r>
       <w:proofErr w:type="spellStart"/>
       <w:r>
@@ -13027,7 +13132,7 @@
           <w:sz w:val="22"/>
           <w:szCs w:val="22"/>
         </w:rPr>
-        <w:t>setup</w:t>
+        <w:t>timeren</w:t>
       </w:r>
       <w:proofErr w:type="spellEnd"/>
       <w:r>
@@ -13035,140 +13140,150 @@
           <w:sz w:val="22"/>
           <w:szCs w:val="22"/>
         </w:rPr>
-        <w:t>,</w:t>
-      </w:r>
+        <w:t xml:space="preserve"> har startet brukes LED-dioder og </w:t>
+      </w:r>
+      <w:proofErr w:type="spellStart"/>
       <w:r>
         <w:rPr>
           <w:sz w:val="22"/>
           <w:szCs w:val="22"/>
         </w:rPr>
-        <w:t xml:space="preserve"> én meny og én nedtelling. </w:t>
-      </w:r>
+        <w:t>buzzer</w:t>
+      </w:r>
+      <w:proofErr w:type="spellEnd"/>
       <w:r>
         <w:rPr>
           <w:sz w:val="22"/>
           <w:szCs w:val="22"/>
         </w:rPr>
-        <w:t xml:space="preserve">Først definerer systemet </w:t>
+        <w:t xml:space="preserve"> sammen med LCD-</w:t>
       </w:r>
       <w:r>
         <w:rPr>
           <w:sz w:val="22"/>
           <w:szCs w:val="22"/>
         </w:rPr>
-        <w:t>hvilke pinner</w:t>
+        <w:t xml:space="preserve">skjerm til å </w:t>
       </w:r>
       <w:r>
         <w:rPr>
           <w:sz w:val="22"/>
           <w:szCs w:val="22"/>
         </w:rPr>
-        <w:t xml:space="preserve"> </w:t>
+        <w:t>vise hvor mye tid som er igjen.</w:t>
       </w:r>
       <w:r>
         <w:rPr>
           <w:sz w:val="22"/>
           <w:szCs w:val="22"/>
         </w:rPr>
-        <w:t>komponenter er koblet til</w:t>
+        <w:t xml:space="preserve"> Man kan også bruke knappene til å sette timer på pause </w:t>
       </w:r>
       <w:r>
         <w:rPr>
           <w:sz w:val="22"/>
           <w:szCs w:val="22"/>
         </w:rPr>
-        <w:t>, hvilken funksjon disse skal ha</w:t>
+        <w:t>eller starte timer igjen.</w:t>
       </w:r>
       <w:r>
         <w:rPr>
           <w:sz w:val="22"/>
           <w:szCs w:val="22"/>
         </w:rPr>
-        <w:t xml:space="preserve"> og</w:t>
+        <w:t xml:space="preserve"> En oversikt over </w:t>
       </w:r>
       <w:r>
         <w:rPr>
           <w:sz w:val="22"/>
           <w:szCs w:val="22"/>
         </w:rPr>
-        <w:t xml:space="preserve"> </w:t>
+        <w:t xml:space="preserve">hvordan systemet kan utfolde seg </w:t>
       </w:r>
       <w:r>
         <w:rPr>
           <w:sz w:val="22"/>
           <w:szCs w:val="22"/>
         </w:rPr>
-        <w:t>starter opp LCD-skjermen</w:t>
+        <w:t xml:space="preserve">er vist i </w:t>
       </w:r>
       <w:r>
         <w:rPr>
           <w:sz w:val="22"/>
           <w:szCs w:val="22"/>
         </w:rPr>
-        <w:t>. I</w:t>
+        <w:fldChar w:fldCharType="begin"/>
       </w:r>
       <w:r>
         <w:rPr>
           <w:sz w:val="22"/>
           <w:szCs w:val="22"/>
         </w:rPr>
-        <w:t xml:space="preserve"> menyen </w:t>
+        <w:instrText xml:space="preserve"> REF _Ref206757315 \h </w:instrText>
       </w:r>
       <w:r>
         <w:rPr>
           <w:sz w:val="22"/>
           <w:szCs w:val="22"/>
         </w:rPr>
-        <w:t xml:space="preserve">tar systemet imot inputs fra brukeren </w:t>
       </w:r>
       <w:r>
         <w:rPr>
           <w:sz w:val="22"/>
           <w:szCs w:val="22"/>
         </w:rPr>
-        <w:t xml:space="preserve">slik at hen kan </w:t>
+        <w:fldChar w:fldCharType="separate"/>
+      </w:r>
+      <w:r>
+        <w:t xml:space="preserve">Figur </w:t>
+      </w:r>
+      <w:r>
+        <w:rPr>
+          <w:noProof/>
+        </w:rPr>
+        <w:t>2</w:t>
       </w:r>
       <w:r>
         <w:rPr>
           <w:sz w:val="22"/>
           <w:szCs w:val="22"/>
         </w:rPr>
-        <w:t xml:space="preserve">stille inn klokken slik hen selv ønsker. Når </w:t>
+        <w:fldChar w:fldCharType="end"/>
       </w:r>
       <w:r>
         <w:rPr>
           <w:sz w:val="22"/>
           <w:szCs w:val="22"/>
         </w:rPr>
-        <w:t>brukeren er fornøyd</w:t>
+        <w:t>.</w:t>
       </w:r>
       <w:r>
         <w:rPr>
           <w:sz w:val="22"/>
           <w:szCs w:val="22"/>
         </w:rPr>
-        <w:t>,</w:t>
+        <w:t xml:space="preserve"> System er plassert i </w:t>
       </w:r>
       <w:r>
         <w:rPr>
           <w:sz w:val="22"/>
           <w:szCs w:val="22"/>
         </w:rPr>
-        <w:t xml:space="preserve"> setter hen i gang nedtellingen</w:t>
+        <w:t xml:space="preserve">et ytre skall for visuell </w:t>
       </w:r>
       <w:r>
         <w:rPr>
           <w:sz w:val="22"/>
           <w:szCs w:val="22"/>
         </w:rPr>
-        <w:t>.</w:t>
+        <w:t>effekt</w:t>
       </w:r>
       <w:r>
         <w:rPr>
           <w:sz w:val="22"/>
           <w:szCs w:val="22"/>
         </w:rPr>
-        <w:t xml:space="preserve"> </w:t>
+        <w:t xml:space="preserve"> og beskyttelse.</w:t>
       </w:r>
     </w:p>
     <w:p>
@@ -13178,564 +13293,6 @@
           <w:szCs w:val="22"/>
         </w:rPr>
       </w:pPr>
-    </w:p>
-    <w:p>
-      <w:pPr>
-        <w:rPr>
-          <w:b/>
-          <w:sz w:val="24"/>
-          <w:szCs w:val="24"/>
-        </w:rPr>
-      </w:pPr>
-      <w:r>
-        <w:rPr>
-          <w:b/>
-          <w:sz w:val="24"/>
-          <w:szCs w:val="24"/>
-        </w:rPr>
-        <w:t>Inputs og outputs:</w:t>
-      </w:r>
-    </w:p>
-    <w:p>
-      <w:pPr>
-        <w:rPr>
-          <w:b/>
-          <w:sz w:val="22"/>
-          <w:szCs w:val="22"/>
-        </w:rPr>
-      </w:pPr>
-      <w:r>
-        <w:rPr>
-          <w:b/>
-          <w:sz w:val="22"/>
-          <w:szCs w:val="22"/>
-        </w:rPr>
-        <w:t>Inputs:</w:t>
-      </w:r>
-    </w:p>
-    <w:p>
-      <w:pPr>
-        <w:rPr>
-          <w:sz w:val="22"/>
-          <w:szCs w:val="22"/>
-        </w:rPr>
-      </w:pPr>
-      <w:r>
-        <w:rPr>
-          <w:sz w:val="22"/>
-          <w:szCs w:val="22"/>
-        </w:rPr>
-        <w:t xml:space="preserve">Systemet har tre knapper </w:t>
-      </w:r>
-    </w:p>
-    <w:p>
-      <w:pPr>
-        <w:rPr>
-          <w:sz w:val="22"/>
-          <w:szCs w:val="22"/>
-        </w:rPr>
-      </w:pPr>
-      <w:r>
-        <w:rPr>
-          <w:sz w:val="22"/>
-          <w:szCs w:val="22"/>
-        </w:rPr>
-        <w:t xml:space="preserve">Knappene </w:t>
-      </w:r>
-      <w:r>
-        <w:rPr>
-          <w:sz w:val="22"/>
-          <w:szCs w:val="22"/>
-        </w:rPr>
-        <w:t>2</w:t>
-      </w:r>
-      <w:r>
-        <w:rPr>
-          <w:sz w:val="22"/>
-          <w:szCs w:val="22"/>
-        </w:rPr>
-        <w:t xml:space="preserve"> og </w:t>
-      </w:r>
-      <w:r>
-        <w:rPr>
-          <w:sz w:val="22"/>
-          <w:szCs w:val="22"/>
-        </w:rPr>
-        <w:t>3</w:t>
-      </w:r>
-      <w:r>
-        <w:rPr>
-          <w:sz w:val="22"/>
-          <w:szCs w:val="22"/>
-        </w:rPr>
-        <w:t xml:space="preserve"> brukes til å navigere menyen og </w:t>
-      </w:r>
-      <w:r>
-        <w:rPr>
-          <w:sz w:val="22"/>
-          <w:szCs w:val="22"/>
-        </w:rPr>
-        <w:t>1</w:t>
-      </w:r>
-      <w:r>
-        <w:rPr>
-          <w:sz w:val="22"/>
-          <w:szCs w:val="22"/>
-        </w:rPr>
-        <w:t xml:space="preserve"> brukes til å bekrefte valget. Som man ser i </w:t>
-      </w:r>
-      <w:r>
-        <w:rPr>
-          <w:sz w:val="22"/>
-          <w:szCs w:val="22"/>
-        </w:rPr>
-        <w:fldChar w:fldCharType="begin"/>
-      </w:r>
-      <w:r>
-        <w:rPr>
-          <w:sz w:val="22"/>
-          <w:szCs w:val="22"/>
-        </w:rPr>
-        <w:instrText xml:space="preserve"> REF _Ref206757315 \h </w:instrText>
-      </w:r>
-      <w:r>
-        <w:rPr>
-          <w:sz w:val="22"/>
-          <w:szCs w:val="22"/>
-        </w:rPr>
-      </w:r>
-      <w:r>
-        <w:rPr>
-          <w:sz w:val="22"/>
-          <w:szCs w:val="22"/>
-        </w:rPr>
-        <w:fldChar w:fldCharType="separate"/>
-      </w:r>
-      <w:r>
-        <w:t xml:space="preserve">Figur </w:t>
-      </w:r>
-      <w:r>
-        <w:rPr>
-          <w:noProof/>
-        </w:rPr>
-        <w:t>5</w:t>
-      </w:r>
-      <w:r>
-        <w:rPr>
-          <w:sz w:val="22"/>
-          <w:szCs w:val="22"/>
-        </w:rPr>
-        <w:fldChar w:fldCharType="end"/>
-      </w:r>
-      <w:r>
-        <w:rPr>
-          <w:sz w:val="22"/>
-          <w:szCs w:val="22"/>
-        </w:rPr>
-        <w:t xml:space="preserve"> må man først navigere menyen for å velge om man vil ha vanlig timer, selvvalgte intervaller eller </w:t>
-      </w:r>
-      <w:proofErr w:type="spellStart"/>
-      <w:r>
-        <w:rPr>
-          <w:sz w:val="22"/>
-          <w:szCs w:val="22"/>
-        </w:rPr>
-        <w:t>Presets</w:t>
-      </w:r>
-      <w:proofErr w:type="spellEnd"/>
-      <w:r>
-        <w:rPr>
-          <w:sz w:val="22"/>
-          <w:szCs w:val="22"/>
-        </w:rPr>
-        <w:t xml:space="preserve"> systemet kommer med. Etter man har valgt funksjon vil man igjen bruke knappene til å velge tidsintervaller. </w:t>
-      </w:r>
-      <w:r>
-        <w:rPr>
-          <w:sz w:val="22"/>
-          <w:szCs w:val="22"/>
-        </w:rPr>
-        <w:t>Knapp 2</w:t>
-      </w:r>
-      <w:r>
-        <w:rPr>
-          <w:sz w:val="22"/>
-          <w:szCs w:val="22"/>
-        </w:rPr>
-        <w:t xml:space="preserve"> øker tiden, </w:t>
-      </w:r>
-      <w:r>
-        <w:rPr>
-          <w:sz w:val="22"/>
-          <w:szCs w:val="22"/>
-        </w:rPr>
-        <w:t>Knapp 3</w:t>
-      </w:r>
-      <w:r>
-        <w:rPr>
-          <w:sz w:val="22"/>
-          <w:szCs w:val="22"/>
-        </w:rPr>
-        <w:t xml:space="preserve"> minker tiden og </w:t>
-      </w:r>
-      <w:r>
-        <w:rPr>
-          <w:sz w:val="22"/>
-          <w:szCs w:val="22"/>
-        </w:rPr>
-        <w:t>Knapp 1</w:t>
-      </w:r>
-      <w:r>
-        <w:rPr>
-          <w:sz w:val="22"/>
-          <w:szCs w:val="22"/>
-        </w:rPr>
-        <w:t xml:space="preserve"> lagrer tiden og går videre til neste valg/starter </w:t>
-      </w:r>
-      <w:r>
-        <w:rPr>
-          <w:sz w:val="22"/>
-          <w:szCs w:val="22"/>
-        </w:rPr>
-        <w:t>nedtellingen</w:t>
-      </w:r>
-      <w:r>
-        <w:rPr>
-          <w:sz w:val="22"/>
-          <w:szCs w:val="22"/>
-        </w:rPr>
-        <w:t xml:space="preserve">.  </w:t>
-      </w:r>
-    </w:p>
-    <w:p>
-      <w:pPr>
-        <w:rPr>
-          <w:sz w:val="22"/>
-          <w:szCs w:val="22"/>
-        </w:rPr>
-      </w:pPr>
-    </w:p>
-    <w:p>
-      <w:pPr>
-        <w:rPr>
-          <w:b/>
-          <w:sz w:val="22"/>
-          <w:szCs w:val="22"/>
-        </w:rPr>
-      </w:pPr>
-      <w:r>
-        <w:rPr>
-          <w:b/>
-          <w:sz w:val="22"/>
-          <w:szCs w:val="22"/>
-        </w:rPr>
-        <w:t>Outputs:</w:t>
-      </w:r>
-    </w:p>
-    <w:p>
-      <w:pPr>
-        <w:rPr>
-          <w:sz w:val="22"/>
-          <w:szCs w:val="22"/>
-        </w:rPr>
-      </w:pPr>
-      <w:r>
-        <w:rPr>
-          <w:sz w:val="22"/>
-          <w:szCs w:val="22"/>
-        </w:rPr>
-        <w:t>Systemet har tre typer outputs: LED-dioder</w:t>
-      </w:r>
-      <w:r>
-        <w:rPr>
-          <w:sz w:val="22"/>
-          <w:szCs w:val="22"/>
-        </w:rPr>
-        <w:t xml:space="preserve">, En </w:t>
-      </w:r>
-      <w:proofErr w:type="spellStart"/>
-      <w:r>
-        <w:rPr>
-          <w:sz w:val="22"/>
-          <w:szCs w:val="22"/>
-        </w:rPr>
-        <w:t>buzzer</w:t>
-      </w:r>
-      <w:proofErr w:type="spellEnd"/>
-      <w:r>
-        <w:rPr>
-          <w:sz w:val="22"/>
-          <w:szCs w:val="22"/>
-        </w:rPr>
-        <w:t xml:space="preserve"> og </w:t>
-      </w:r>
-      <w:r>
-        <w:rPr>
-          <w:sz w:val="22"/>
-          <w:szCs w:val="22"/>
-        </w:rPr>
-        <w:t>en LCD-skjerm</w:t>
-      </w:r>
-      <w:r>
-        <w:rPr>
-          <w:sz w:val="22"/>
-          <w:szCs w:val="22"/>
-        </w:rPr>
-        <w:t xml:space="preserve">, LED-diodene og </w:t>
-      </w:r>
-      <w:proofErr w:type="spellStart"/>
-      <w:r>
-        <w:rPr>
-          <w:sz w:val="22"/>
-          <w:szCs w:val="22"/>
-        </w:rPr>
-        <w:t>buzzeren</w:t>
-      </w:r>
-      <w:proofErr w:type="spellEnd"/>
-      <w:r>
-        <w:rPr>
-          <w:sz w:val="22"/>
-          <w:szCs w:val="22"/>
-        </w:rPr>
-        <w:t xml:space="preserve"> </w:t>
-      </w:r>
-      <w:r>
-        <w:rPr>
-          <w:sz w:val="22"/>
-          <w:szCs w:val="22"/>
-        </w:rPr>
-        <w:t>vil kun være aktiv under nedtelling</w:t>
-      </w:r>
-      <w:r>
-        <w:rPr>
-          <w:sz w:val="22"/>
-          <w:szCs w:val="22"/>
-        </w:rPr>
-        <w:t xml:space="preserve">-delen av systemet, men LCD-skjermen vil </w:t>
-      </w:r>
-      <w:r>
-        <w:rPr>
-          <w:sz w:val="22"/>
-          <w:szCs w:val="22"/>
-        </w:rPr>
-        <w:t>være en aktiv output gjennom hele systemet.</w:t>
-      </w:r>
-    </w:p>
-    <w:p>
-      <w:pPr>
-        <w:rPr>
-          <w:sz w:val="22"/>
-          <w:szCs w:val="22"/>
-        </w:rPr>
-      </w:pPr>
-      <w:r>
-        <w:rPr>
-          <w:sz w:val="22"/>
-          <w:szCs w:val="22"/>
-        </w:rPr>
-        <w:t xml:space="preserve">LED-diodene vil alle lyse opp </w:t>
-      </w:r>
-      <w:r>
-        <w:rPr>
-          <w:sz w:val="22"/>
-          <w:szCs w:val="22"/>
-        </w:rPr>
-        <w:t xml:space="preserve">når nedtellingen starter og vil individuelt slukke basert på hvor mye av tiden som er igjen som angitt av </w:t>
-      </w:r>
-      <w:r>
-        <w:rPr>
-          <w:sz w:val="22"/>
-          <w:szCs w:val="22"/>
-        </w:rPr>
-        <w:fldChar w:fldCharType="begin"/>
-      </w:r>
-      <w:r>
-        <w:rPr>
-          <w:sz w:val="22"/>
-          <w:szCs w:val="22"/>
-        </w:rPr>
-        <w:instrText xml:space="preserve"> REF _Ref206757315 \h </w:instrText>
-      </w:r>
-      <w:r>
-        <w:rPr>
-          <w:sz w:val="22"/>
-          <w:szCs w:val="22"/>
-        </w:rPr>
-      </w:r>
-      <w:r>
-        <w:rPr>
-          <w:sz w:val="22"/>
-          <w:szCs w:val="22"/>
-        </w:rPr>
-        <w:fldChar w:fldCharType="separate"/>
-      </w:r>
-      <w:r>
-        <w:t xml:space="preserve">Figur </w:t>
-      </w:r>
-      <w:r>
-        <w:rPr>
-          <w:noProof/>
-        </w:rPr>
-        <w:t>5</w:t>
-      </w:r>
-      <w:r>
-        <w:rPr>
-          <w:sz w:val="22"/>
-          <w:szCs w:val="22"/>
-        </w:rPr>
-        <w:fldChar w:fldCharType="end"/>
-      </w:r>
-      <w:r>
-        <w:rPr>
-          <w:sz w:val="22"/>
-          <w:szCs w:val="22"/>
-        </w:rPr>
-        <w:t>.</w:t>
-      </w:r>
-      <w:r>
-        <w:rPr>
-          <w:sz w:val="22"/>
-          <w:szCs w:val="22"/>
-        </w:rPr>
-        <w:t xml:space="preserve"> </w:t>
-      </w:r>
-    </w:p>
-    <w:p>
-      <w:pPr>
-        <w:rPr>
-          <w:sz w:val="22"/>
-          <w:szCs w:val="22"/>
-        </w:rPr>
-      </w:pPr>
-      <w:proofErr w:type="spellStart"/>
-      <w:r>
-        <w:rPr>
-          <w:sz w:val="22"/>
-          <w:szCs w:val="22"/>
-        </w:rPr>
-        <w:t>Buzzeren</w:t>
-      </w:r>
-      <w:proofErr w:type="spellEnd"/>
-      <w:r>
-        <w:rPr>
-          <w:sz w:val="22"/>
-          <w:szCs w:val="22"/>
-        </w:rPr>
-        <w:t xml:space="preserve"> vil </w:t>
-      </w:r>
-      <w:r>
-        <w:rPr>
-          <w:sz w:val="22"/>
-          <w:szCs w:val="22"/>
-        </w:rPr>
-        <w:t xml:space="preserve">ved nedtellingens slutt </w:t>
-      </w:r>
-      <w:r>
-        <w:rPr>
-          <w:sz w:val="22"/>
-          <w:szCs w:val="22"/>
-        </w:rPr>
-        <w:t>pipe i 5 sekund</w:t>
-      </w:r>
-      <w:r>
-        <w:rPr>
-          <w:sz w:val="22"/>
-          <w:szCs w:val="22"/>
-        </w:rPr>
-        <w:t>er.</w:t>
-      </w:r>
-    </w:p>
-    <w:p>
-      <w:pPr>
-        <w:rPr>
-          <w:sz w:val="22"/>
-          <w:szCs w:val="22"/>
-        </w:rPr>
-      </w:pPr>
-      <w:r>
-        <w:rPr>
-          <w:sz w:val="22"/>
-          <w:szCs w:val="22"/>
-        </w:rPr>
-        <w:t xml:space="preserve">Under </w:t>
-      </w:r>
-      <w:r>
-        <w:rPr>
-          <w:sz w:val="22"/>
-          <w:szCs w:val="22"/>
-        </w:rPr>
-        <w:t xml:space="preserve">nedtellingen vil </w:t>
-      </w:r>
-      <w:r>
-        <w:rPr>
-          <w:sz w:val="22"/>
-          <w:szCs w:val="22"/>
-        </w:rPr>
-        <w:t xml:space="preserve">LCD-skjermen vise hvor mye tid som er igjen. Under menydelen vil LCD-skjermen vise </w:t>
-      </w:r>
-      <w:r>
-        <w:rPr>
-          <w:sz w:val="22"/>
-          <w:szCs w:val="22"/>
-        </w:rPr>
-        <w:t xml:space="preserve">informasjon om </w:t>
-      </w:r>
-      <w:r>
-        <w:rPr>
-          <w:sz w:val="22"/>
-          <w:szCs w:val="22"/>
-        </w:rPr>
-        <w:t xml:space="preserve">hvilke </w:t>
-      </w:r>
-      <w:r>
-        <w:rPr>
-          <w:sz w:val="22"/>
-          <w:szCs w:val="22"/>
-        </w:rPr>
-        <w:t>funksjoner</w:t>
-      </w:r>
-      <w:r>
-        <w:rPr>
-          <w:sz w:val="22"/>
-          <w:szCs w:val="22"/>
-        </w:rPr>
-        <w:t xml:space="preserve"> man </w:t>
-      </w:r>
-      <w:r>
-        <w:rPr>
-          <w:sz w:val="22"/>
-          <w:szCs w:val="22"/>
-        </w:rPr>
-        <w:t xml:space="preserve">kan kalle, </w:t>
-      </w:r>
-      <w:r>
-        <w:rPr>
-          <w:sz w:val="22"/>
-          <w:szCs w:val="22"/>
-        </w:rPr>
-        <w:t>hvilke variabler</w:t>
-      </w:r>
-      <w:r>
-        <w:rPr>
-          <w:sz w:val="22"/>
-          <w:szCs w:val="22"/>
-        </w:rPr>
-        <w:t xml:space="preserve"> </w:t>
-      </w:r>
-      <w:r>
-        <w:rPr>
-          <w:sz w:val="22"/>
-          <w:szCs w:val="22"/>
-        </w:rPr>
-        <w:t xml:space="preserve">man </w:t>
-      </w:r>
-      <w:r>
-        <w:rPr>
-          <w:sz w:val="22"/>
-          <w:szCs w:val="22"/>
-        </w:rPr>
-        <w:t>justerer og verdien til disse variablene</w:t>
-      </w:r>
     </w:p>
     <w:p>
       <w:pPr>
@@ -13978,6 +13535,7 @@
     <w:p>
       <w:pPr>
         <w:rPr>
+          <w:i/>
           <w:color w:val="EE0000"/>
         </w:rPr>
       </w:pPr>
@@ -14038,10 +13596,54 @@
     </w:p>
     <w:p>
       <w:pPr>
+        <w:rPr>
+          <w:i/>
+          <w:iCs/>
+          <w:color w:val="EE0000"/>
+        </w:rPr>
+      </w:pPr>
+    </w:p>
+    <w:p>
+      <w:pPr>
+        <w:rPr>
+          <w:i/>
+          <w:iCs/>
+          <w:color w:val="EE0000"/>
+        </w:rPr>
+      </w:pPr>
+    </w:p>
+    <w:p>
+      <w:pPr>
+        <w:rPr>
+          <w:i/>
+          <w:iCs/>
+          <w:color w:val="EE0000"/>
+        </w:rPr>
+      </w:pPr>
+    </w:p>
+    <w:p>
+      <w:pPr>
+        <w:rPr>
+          <w:i/>
+          <w:iCs/>
+          <w:color w:val="EE0000"/>
+        </w:rPr>
+      </w:pPr>
+    </w:p>
+    <w:p>
+      <w:pPr>
+        <w:rPr>
+          <w:color w:val="EE0000"/>
+        </w:rPr>
+      </w:pPr>
+    </w:p>
+    <w:p>
+      <w:pPr>
         <w:pStyle w:val="Overskrift3"/>
       </w:pPr>
-      <w:bookmarkStart w:id="21" w:name="_Toc207280582"/>
-      <w:r>
+      <w:bookmarkStart w:id="22" w:name="_Toc207380231"/>
+      <w:r>
+        <w:lastRenderedPageBreak/>
         <w:t xml:space="preserve">«Bill Of </w:t>
       </w:r>
       <w:proofErr w:type="gramStart"/>
@@ -14056,7 +13658,7 @@
       <w:r>
         <w:t>-  Komponentliste</w:t>
       </w:r>
-      <w:bookmarkEnd w:id="21"/>
+      <w:bookmarkEnd w:id="22"/>
       <w:proofErr w:type="gramEnd"/>
       <w:r>
         <w:t xml:space="preserve"> </w:t>
@@ -14066,38 +13668,57 @@
     <w:p>
       <w:pPr>
         <w:pStyle w:val="Bildetekst"/>
-      </w:pPr>
-      <w:r>
+        <w:rPr>
+          <w:sz w:val="18"/>
+          <w:szCs w:val="18"/>
+        </w:rPr>
+      </w:pPr>
+      <w:bookmarkStart w:id="23" w:name="_Ref207311262"/>
+      <w:r>
+        <w:rPr>
+          <w:sz w:val="18"/>
+          <w:szCs w:val="18"/>
+        </w:rPr>
         <w:t xml:space="preserve">Tabell </w:t>
       </w:r>
       <w:r>
+        <w:rPr>
+          <w:sz w:val="18"/>
+          <w:szCs w:val="18"/>
+        </w:rPr>
         <w:fldChar w:fldCharType="begin"/>
       </w:r>
       <w:r>
         <w:instrText xml:space="preserve"> SEQ Tabell \* ARABIC </w:instrText>
       </w:r>
       <w:r>
+        <w:rPr>
+          <w:sz w:val="18"/>
+          <w:szCs w:val="18"/>
+        </w:rPr>
         <w:fldChar w:fldCharType="separate"/>
       </w:r>
       <w:r>
         <w:rPr>
-          <w:noProof/>
+          <w:sz w:val="18"/>
+          <w:szCs w:val="18"/>
         </w:rPr>
         <w:t>1</w:t>
       </w:r>
       <w:r>
+        <w:rPr>
+          <w:sz w:val="18"/>
+          <w:szCs w:val="18"/>
+        </w:rPr>
         <w:fldChar w:fldCharType="end"/>
       </w:r>
-      <w:r>
-        <w:t xml:space="preserve"> Bill </w:t>
-      </w:r>
-      <w:proofErr w:type="spellStart"/>
-      <w:r>
-        <w:t>of</w:t>
-      </w:r>
-      <w:proofErr w:type="spellEnd"/>
-      <w:r>
-        <w:t xml:space="preserve"> materials</w:t>
+      <w:bookmarkEnd w:id="23"/>
+      <w:r>
+        <w:rPr>
+          <w:sz w:val="18"/>
+          <w:szCs w:val="18"/>
+        </w:rPr>
+        <w:t>: Komponentliste</w:t>
       </w:r>
     </w:p>
     <w:tbl>
@@ -14396,7 +14017,11 @@
             <w:tcW w:w="3518" w:type="dxa"/>
             <w:shd w:val="clear" w:color="auto" w:fill="A6E5EF" w:themeFill="accent1" w:themeFillTint="66"/>
           </w:tcPr>
-          <w:p/>
+          <w:p>
+            <w:r>
+              <w:t>Kabler</w:t>
+            </w:r>
+          </w:p>
         </w:tc>
         <w:tc>
           <w:tcPr>
@@ -14440,7 +14065,19 @@
             <w:tcW w:w="2986" w:type="dxa"/>
             <w:shd w:val="clear" w:color="auto" w:fill="A6E5EF" w:themeFill="accent1" w:themeFillTint="66"/>
           </w:tcPr>
-          <w:p/>
+          <w:p>
+            <w:r>
+              <w:t xml:space="preserve">55 </w:t>
+            </w:r>
+            <w:proofErr w:type="spellStart"/>
+            <w:r>
+              <w:t>X</w:t>
+            </w:r>
+            <w:proofErr w:type="spellEnd"/>
+            <w:r>
+              <w:t xml:space="preserve"> 160 mm</w:t>
+            </w:r>
+          </w:p>
         </w:tc>
         <w:tc>
           <w:tcPr>
@@ -14455,7 +14092,217 @@
         </w:tc>
       </w:tr>
     </w:tbl>
-    <w:p/>
+    <w:p>
+      <w:r>
+        <w:fldChar w:fldCharType="begin"/>
+      </w:r>
+      <w:r>
+        <w:instrText xml:space="preserve"> REF _Ref207311262 \h </w:instrText>
+      </w:r>
+      <w:r>
+        <w:fldChar w:fldCharType="separate"/>
+      </w:r>
+      <w:r>
+        <w:t xml:space="preserve">Tabell </w:t>
+      </w:r>
+      <w:r>
+        <w:rPr>
+          <w:noProof/>
+        </w:rPr>
+        <w:t>1</w:t>
+      </w:r>
+      <w:r>
+        <w:fldChar w:fldCharType="end"/>
+      </w:r>
+      <w:r>
+        <w:t xml:space="preserve"> </w:t>
+      </w:r>
+      <w:r>
+        <w:t xml:space="preserve">viser </w:t>
+      </w:r>
+      <w:r>
+        <w:t xml:space="preserve">fullstendig liste over komponenter brukt </w:t>
+      </w:r>
+      <w:r>
+        <w:t>i kretsen. Begrunnelsen for valg av alle komponenter er den samme. Det er disse som</w:t>
+      </w:r>
+      <w:r>
+        <w:t xml:space="preserve"> </w:t>
+      </w:r>
+      <w:r>
+        <w:t>var tilgjengelige for</w:t>
+      </w:r>
+      <w:r>
+        <w:t xml:space="preserve"> prosjektet. </w:t>
+      </w:r>
+    </w:p>
+    <w:p>
+      <w:pPr>
+        <w:rPr>
+          <w:b/>
+          <w:bCs/>
+          <w:sz w:val="22"/>
+          <w:szCs w:val="22"/>
+        </w:rPr>
+      </w:pPr>
+      <w:r>
+        <w:rPr>
+          <w:b/>
+          <w:bCs/>
+          <w:sz w:val="22"/>
+          <w:szCs w:val="22"/>
+        </w:rPr>
+        <w:t>LED-dioder</w:t>
+      </w:r>
+    </w:p>
+    <w:p>
+      <w:pPr>
+        <w:rPr>
+          <w:sz w:val="22"/>
+          <w:szCs w:val="22"/>
+        </w:rPr>
+      </w:pPr>
+      <w:r>
+        <w:rPr>
+          <w:sz w:val="22"/>
+          <w:szCs w:val="22"/>
+        </w:rPr>
+        <w:t xml:space="preserve">LED-diodene vil alle lyse opp når nedtellingen starter og vil individuelt slukke basert på hvor mye av tiden som er igjen som angitt av </w:t>
+      </w:r>
+      <w:r>
+        <w:rPr>
+          <w:sz w:val="22"/>
+          <w:szCs w:val="22"/>
+        </w:rPr>
+        <w:fldChar w:fldCharType="begin"/>
+      </w:r>
+      <w:r>
+        <w:rPr>
+          <w:sz w:val="22"/>
+          <w:szCs w:val="22"/>
+        </w:rPr>
+        <w:instrText xml:space="preserve"> REF _Ref206757315 \h </w:instrText>
+      </w:r>
+      <w:r>
+        <w:rPr>
+          <w:sz w:val="22"/>
+          <w:szCs w:val="22"/>
+        </w:rPr>
+      </w:r>
+      <w:r>
+        <w:rPr>
+          <w:sz w:val="22"/>
+          <w:szCs w:val="22"/>
+        </w:rPr>
+        <w:fldChar w:fldCharType="separate"/>
+      </w:r>
+      <w:r>
+        <w:t xml:space="preserve">Figur </w:t>
+      </w:r>
+      <w:r>
+        <w:rPr>
+          <w:noProof/>
+        </w:rPr>
+        <w:t>5</w:t>
+      </w:r>
+      <w:r>
+        <w:rPr>
+          <w:sz w:val="22"/>
+          <w:szCs w:val="22"/>
+        </w:rPr>
+        <w:fldChar w:fldCharType="end"/>
+      </w:r>
+      <w:r>
+        <w:rPr>
+          <w:sz w:val="22"/>
+          <w:szCs w:val="22"/>
+        </w:rPr>
+        <w:t xml:space="preserve">. </w:t>
+      </w:r>
+    </w:p>
+    <w:p>
+      <w:pPr>
+        <w:rPr>
+          <w:b/>
+          <w:bCs/>
+          <w:sz w:val="22"/>
+          <w:szCs w:val="22"/>
+        </w:rPr>
+      </w:pPr>
+      <w:proofErr w:type="spellStart"/>
+      <w:r>
+        <w:rPr>
+          <w:b/>
+          <w:bCs/>
+          <w:sz w:val="22"/>
+          <w:szCs w:val="22"/>
+        </w:rPr>
+        <w:t>Buzzer</w:t>
+      </w:r>
+      <w:proofErr w:type="spellEnd"/>
+    </w:p>
+    <w:p>
+      <w:pPr>
+        <w:rPr>
+          <w:sz w:val="22"/>
+          <w:szCs w:val="22"/>
+        </w:rPr>
+      </w:pPr>
+      <w:proofErr w:type="spellStart"/>
+      <w:r>
+        <w:rPr>
+          <w:sz w:val="22"/>
+          <w:szCs w:val="22"/>
+        </w:rPr>
+        <w:t>Buzzeren</w:t>
+      </w:r>
+      <w:proofErr w:type="spellEnd"/>
+      <w:r>
+        <w:rPr>
+          <w:sz w:val="22"/>
+          <w:szCs w:val="22"/>
+        </w:rPr>
+        <w:t xml:space="preserve"> vil ved nedtellingens slutt pipe i 5 sekunder.</w:t>
+      </w:r>
+    </w:p>
+    <w:p>
+      <w:pPr>
+        <w:rPr>
+          <w:b/>
+          <w:bCs/>
+        </w:rPr>
+      </w:pPr>
+      <w:r>
+        <w:rPr>
+          <w:b/>
+          <w:bCs/>
+        </w:rPr>
+        <w:t>LCD-Skjerm</w:t>
+      </w:r>
+    </w:p>
+    <w:p>
+      <w:pPr>
+        <w:rPr>
+          <w:sz w:val="22"/>
+          <w:szCs w:val="22"/>
+        </w:rPr>
+      </w:pPr>
+      <w:r>
+        <w:rPr>
+          <w:sz w:val="22"/>
+          <w:szCs w:val="22"/>
+        </w:rPr>
+        <w:t>Under nedtellingen vil LCD-skjermen vise hvor mye tid som er igjen. Under menydelen vil LCD-skjermen vise informasjon om hvilke funksjoner man kan kalle, hvilke variabler man justerer og verdien til disse variablene.</w:t>
+      </w:r>
+    </w:p>
+    <w:p>
+      <w:pPr>
+        <w:rPr>
+          <w:b/>
+          <w:bCs/>
+        </w:rPr>
+      </w:pPr>
+    </w:p>
     <w:p>
       <w:pPr>
         <w:rPr>
@@ -14580,6 +14427,7 @@
         <w:rPr>
           <w:color w:val="EE0000"/>
         </w:rPr>
+        <w:lastRenderedPageBreak/>
         <w:t>Eksempel på tabell:</w:t>
       </w:r>
     </w:p>
@@ -15122,11 +14970,12 @@
       <w:pPr>
         <w:pStyle w:val="Overskrift2"/>
       </w:pPr>
-      <w:bookmarkStart w:id="22" w:name="_Toc207280583"/>
-      <w:r>
+      <w:bookmarkStart w:id="24" w:name="_Toc207380232"/>
+      <w:r>
+        <w:lastRenderedPageBreak/>
         <w:t>Elektronisk Systemdesign</w:t>
       </w:r>
-      <w:bookmarkEnd w:id="22"/>
+      <w:bookmarkEnd w:id="24"/>
       <w:r>
         <w:t xml:space="preserve">  </w:t>
       </w:r>
@@ -15135,11 +14984,11 @@
       <w:pPr>
         <w:pStyle w:val="Overskrift3"/>
       </w:pPr>
-      <w:bookmarkStart w:id="23" w:name="_Toc207280584"/>
+      <w:bookmarkStart w:id="25" w:name="_Toc207380233"/>
       <w:r>
         <w:t>System arkitektur</w:t>
       </w:r>
-      <w:bookmarkEnd w:id="23"/>
+      <w:bookmarkEnd w:id="25"/>
     </w:p>
     <w:p>
       <w:pPr>
@@ -15250,6 +15099,7 @@
       <w:pPr>
         <w:keepNext/>
         <w:rPr>
+          <w:i/>
           <w:color w:val="EE0000"/>
         </w:rPr>
       </w:pPr>
@@ -15302,13 +15152,31 @@
     </w:p>
     <w:p>
       <w:pPr>
+        <w:keepNext/>
+        <w:rPr>
+          <w:i/>
+          <w:iCs/>
+          <w:color w:val="EE0000"/>
+        </w:rPr>
+      </w:pPr>
+    </w:p>
+    <w:p>
+      <w:pPr>
+        <w:keepNext/>
+        <w:rPr>
+          <w:color w:val="EE0000"/>
+        </w:rPr>
+      </w:pPr>
+    </w:p>
+    <w:p>
+      <w:pPr>
         <w:pStyle w:val="Overskrift3"/>
       </w:pPr>
-      <w:bookmarkStart w:id="24" w:name="_Toc207280585"/>
+      <w:bookmarkStart w:id="26" w:name="_Toc207380234"/>
       <w:r>
         <w:t>Kretsdiagram</w:t>
       </w:r>
-      <w:bookmarkEnd w:id="24"/>
+      <w:bookmarkEnd w:id="26"/>
       <w:r>
         <w:t xml:space="preserve"> </w:t>
       </w:r>
@@ -15368,6 +15236,8 @@
         <w:pStyle w:val="Bildetekst"/>
         <w:jc w:val="center"/>
       </w:pPr>
+      <w:bookmarkStart w:id="27" w:name="_Ref207310561"/>
+      <w:bookmarkStart w:id="28" w:name="_Ref207310547"/>
       <w:r>
         <w:t xml:space="preserve">Figur </w:t>
       </w:r>
@@ -15389,8 +15259,493 @@
       <w:r>
         <w:fldChar w:fldCharType="end"/>
       </w:r>
-      <w:r>
-        <w:t>: Tenkt kobling av Pomodoro</w:t>
+      <w:bookmarkEnd w:id="27"/>
+      <w:r>
+        <w:t xml:space="preserve">: </w:t>
+      </w:r>
+      <w:bookmarkStart w:id="29" w:name="_Ref207310556"/>
+      <w:r>
+        <w:t>Kretsdiagram</w:t>
+      </w:r>
+      <w:r>
+        <w:t xml:space="preserve"> av Pomodoro</w:t>
+      </w:r>
+      <w:bookmarkEnd w:id="28"/>
+      <w:bookmarkEnd w:id="29"/>
+    </w:p>
+    <w:p>
+      <w:pPr>
+        <w:rPr>
+          <w:sz w:val="22"/>
+          <w:szCs w:val="22"/>
+        </w:rPr>
+      </w:pPr>
+      <w:r>
+        <w:rPr>
+          <w:sz w:val="22"/>
+          <w:szCs w:val="22"/>
+        </w:rPr>
+        <w:t xml:space="preserve">Systemet er koblet sammen som vist i </w:t>
+      </w:r>
+      <w:r>
+        <w:rPr>
+          <w:sz w:val="22"/>
+          <w:szCs w:val="22"/>
+        </w:rPr>
+        <w:fldChar w:fldCharType="begin"/>
+      </w:r>
+      <w:r>
+        <w:rPr>
+          <w:sz w:val="22"/>
+          <w:szCs w:val="22"/>
+        </w:rPr>
+        <w:instrText xml:space="preserve"> REF _Ref207310561 \h </w:instrText>
+      </w:r>
+      <w:r>
+        <w:rPr>
+          <w:sz w:val="22"/>
+          <w:szCs w:val="22"/>
+        </w:rPr>
+        <w:instrText xml:space="preserve"> \* MERGEFORMAT </w:instrText>
+      </w:r>
+      <w:r>
+        <w:rPr>
+          <w:sz w:val="22"/>
+          <w:szCs w:val="22"/>
+        </w:rPr>
+      </w:r>
+      <w:r>
+        <w:rPr>
+          <w:sz w:val="22"/>
+          <w:szCs w:val="22"/>
+        </w:rPr>
+        <w:fldChar w:fldCharType="separate"/>
+      </w:r>
+      <w:r>
+        <w:rPr>
+          <w:sz w:val="22"/>
+          <w:szCs w:val="22"/>
+        </w:rPr>
+        <w:t xml:space="preserve">Figur </w:t>
+      </w:r>
+      <w:r>
+        <w:rPr>
+          <w:noProof/>
+          <w:sz w:val="22"/>
+          <w:szCs w:val="22"/>
+        </w:rPr>
+        <w:t>3</w:t>
+      </w:r>
+      <w:r>
+        <w:rPr>
+          <w:sz w:val="22"/>
+          <w:szCs w:val="22"/>
+        </w:rPr>
+        <w:fldChar w:fldCharType="end"/>
+      </w:r>
+      <w:r>
+        <w:rPr>
+          <w:sz w:val="22"/>
+          <w:szCs w:val="22"/>
+        </w:rPr>
+        <w:t>,</w:t>
+      </w:r>
+      <w:r>
+        <w:rPr>
+          <w:sz w:val="22"/>
+          <w:szCs w:val="22"/>
+        </w:rPr>
+        <w:t xml:space="preserve"> </w:t>
+      </w:r>
+      <w:r>
+        <w:rPr>
+          <w:sz w:val="22"/>
+          <w:szCs w:val="22"/>
+        </w:rPr>
+        <w:t>m</w:t>
+      </w:r>
+      <w:r>
+        <w:rPr>
+          <w:sz w:val="22"/>
+          <w:szCs w:val="22"/>
+        </w:rPr>
+        <w:t xml:space="preserve">ed </w:t>
+      </w:r>
+      <w:r>
+        <w:rPr>
+          <w:sz w:val="22"/>
+          <w:szCs w:val="22"/>
+        </w:rPr>
+        <w:t xml:space="preserve">to </w:t>
+      </w:r>
+      <w:r>
+        <w:rPr>
+          <w:sz w:val="22"/>
+          <w:szCs w:val="22"/>
+        </w:rPr>
+        <w:t>unntak</w:t>
+      </w:r>
+      <w:r>
+        <w:rPr>
+          <w:sz w:val="22"/>
+          <w:szCs w:val="22"/>
+        </w:rPr>
+        <w:t>.</w:t>
+      </w:r>
+      <w:r>
+        <w:rPr>
+          <w:sz w:val="22"/>
+          <w:szCs w:val="22"/>
+        </w:rPr>
+        <w:t xml:space="preserve"> </w:t>
+      </w:r>
+      <w:r>
+        <w:rPr>
+          <w:sz w:val="22"/>
+          <w:szCs w:val="22"/>
+        </w:rPr>
+        <w:t>LCD-skjermen</w:t>
+      </w:r>
+      <w:r>
+        <w:rPr>
+          <w:sz w:val="22"/>
+          <w:szCs w:val="22"/>
+        </w:rPr>
+        <w:t>,</w:t>
+      </w:r>
+      <w:r>
+        <w:rPr>
+          <w:sz w:val="22"/>
+          <w:szCs w:val="22"/>
+        </w:rPr>
+        <w:t xml:space="preserve"> som i kretsdiagram</w:t>
+      </w:r>
+      <w:r>
+        <w:rPr>
+          <w:sz w:val="22"/>
+          <w:szCs w:val="22"/>
+        </w:rPr>
+        <w:t>met</w:t>
+      </w:r>
+      <w:r>
+        <w:rPr>
+          <w:sz w:val="22"/>
+          <w:szCs w:val="22"/>
+        </w:rPr>
+        <w:t xml:space="preserve"> er koblet til</w:t>
+      </w:r>
+      <w:r>
+        <w:rPr>
+          <w:sz w:val="22"/>
+          <w:szCs w:val="22"/>
+        </w:rPr>
+        <w:t xml:space="preserve"> </w:t>
+      </w:r>
+      <w:proofErr w:type="spellStart"/>
+      <w:proofErr w:type="gramStart"/>
+      <w:r>
+        <w:rPr>
+          <w:sz w:val="22"/>
+          <w:szCs w:val="22"/>
+        </w:rPr>
+        <w:t>brødbordet,</w:t>
+      </w:r>
+      <w:r>
+        <w:rPr>
+          <w:sz w:val="22"/>
+          <w:szCs w:val="22"/>
+        </w:rPr>
+        <w:t>koblet</w:t>
+      </w:r>
+      <w:proofErr w:type="spellEnd"/>
+      <w:proofErr w:type="gramEnd"/>
+      <w:r>
+        <w:rPr>
+          <w:sz w:val="22"/>
+          <w:szCs w:val="22"/>
+        </w:rPr>
+        <w:t xml:space="preserve"> i en egen 5V pin</w:t>
+      </w:r>
+      <w:r>
+        <w:rPr>
+          <w:sz w:val="22"/>
+          <w:szCs w:val="22"/>
+        </w:rPr>
+        <w:t>.</w:t>
+      </w:r>
+      <w:r>
+        <w:rPr>
+          <w:sz w:val="22"/>
+          <w:szCs w:val="22"/>
+        </w:rPr>
+        <w:t xml:space="preserve"> I kretsdiagrammet er LCD</w:t>
+      </w:r>
+      <w:r>
+        <w:rPr>
+          <w:sz w:val="22"/>
+          <w:szCs w:val="22"/>
+        </w:rPr>
+        <w:t>-</w:t>
+      </w:r>
+      <w:r>
+        <w:rPr>
+          <w:sz w:val="22"/>
+          <w:szCs w:val="22"/>
+        </w:rPr>
+        <w:t>skj</w:t>
+      </w:r>
+      <w:r>
+        <w:rPr>
+          <w:sz w:val="22"/>
+          <w:szCs w:val="22"/>
+        </w:rPr>
+        <w:t xml:space="preserve">ermen koblet til brødbordet, </w:t>
+      </w:r>
+      <w:r>
+        <w:rPr>
+          <w:sz w:val="22"/>
+          <w:szCs w:val="22"/>
+        </w:rPr>
+        <w:t xml:space="preserve">men </w:t>
+      </w:r>
+      <w:r>
+        <w:rPr>
+          <w:sz w:val="22"/>
+          <w:szCs w:val="22"/>
+        </w:rPr>
+        <w:t xml:space="preserve">i realiteten </w:t>
+      </w:r>
+      <w:r>
+        <w:rPr>
+          <w:sz w:val="22"/>
+          <w:szCs w:val="22"/>
+        </w:rPr>
+        <w:t xml:space="preserve">er LCD-skjermen </w:t>
+      </w:r>
+      <w:r>
+        <w:rPr>
+          <w:sz w:val="22"/>
+          <w:szCs w:val="22"/>
+        </w:rPr>
+        <w:t>koblet på en egen 5V pin.</w:t>
+      </w:r>
+      <w:r>
+        <w:rPr>
+          <w:sz w:val="22"/>
+          <w:szCs w:val="22"/>
+        </w:rPr>
+        <w:t xml:space="preserve"> </w:t>
+      </w:r>
+      <w:r>
+        <w:rPr>
+          <w:sz w:val="22"/>
+          <w:szCs w:val="22"/>
+        </w:rPr>
+        <w:t>I motsetn</w:t>
+      </w:r>
+      <w:r>
+        <w:rPr>
+          <w:sz w:val="22"/>
+          <w:szCs w:val="22"/>
+        </w:rPr>
+        <w:t xml:space="preserve">ing til fysisk </w:t>
+      </w:r>
+      <w:proofErr w:type="spellStart"/>
+      <w:r>
+        <w:rPr>
+          <w:sz w:val="22"/>
+          <w:szCs w:val="22"/>
+        </w:rPr>
+        <w:t>Arduino</w:t>
+      </w:r>
+      <w:proofErr w:type="spellEnd"/>
+      <w:r>
+        <w:rPr>
+          <w:sz w:val="22"/>
+          <w:szCs w:val="22"/>
+        </w:rPr>
+        <w:t xml:space="preserve"> </w:t>
+      </w:r>
+      <w:r>
+        <w:rPr>
+          <w:sz w:val="22"/>
+          <w:szCs w:val="22"/>
+        </w:rPr>
+        <w:t>som har to</w:t>
+      </w:r>
+      <w:r>
+        <w:rPr>
+          <w:sz w:val="22"/>
+          <w:szCs w:val="22"/>
+        </w:rPr>
+        <w:t xml:space="preserve"> 5V pin-er</w:t>
+      </w:r>
+      <w:r>
+        <w:rPr>
+          <w:sz w:val="22"/>
+          <w:szCs w:val="22"/>
+        </w:rPr>
+        <w:t xml:space="preserve"> har </w:t>
+      </w:r>
+      <w:proofErr w:type="spellStart"/>
+      <w:r>
+        <w:rPr>
+          <w:sz w:val="22"/>
+          <w:szCs w:val="22"/>
+        </w:rPr>
+        <w:t>Arduino</w:t>
+      </w:r>
+      <w:proofErr w:type="spellEnd"/>
+      <w:r>
+        <w:rPr>
+          <w:sz w:val="22"/>
+          <w:szCs w:val="22"/>
+        </w:rPr>
+        <w:t xml:space="preserve"> </w:t>
+      </w:r>
+      <w:r>
+        <w:rPr>
+          <w:sz w:val="22"/>
+          <w:szCs w:val="22"/>
+        </w:rPr>
+        <w:t xml:space="preserve">på </w:t>
+      </w:r>
+      <w:proofErr w:type="spellStart"/>
+      <w:r>
+        <w:rPr>
+          <w:sz w:val="22"/>
+          <w:szCs w:val="22"/>
+        </w:rPr>
+        <w:t>Wokwi</w:t>
+      </w:r>
+      <w:proofErr w:type="spellEnd"/>
+      <w:r>
+        <w:rPr>
+          <w:sz w:val="22"/>
+          <w:szCs w:val="22"/>
+        </w:rPr>
+        <w:t xml:space="preserve"> kun én</w:t>
+      </w:r>
+      <w:r>
+        <w:rPr>
+          <w:sz w:val="22"/>
+          <w:szCs w:val="22"/>
+        </w:rPr>
+        <w:t xml:space="preserve"> tilgjengelig</w:t>
+      </w:r>
+      <w:r>
+        <w:rPr>
+          <w:sz w:val="22"/>
+          <w:szCs w:val="22"/>
+        </w:rPr>
+        <w:t>,</w:t>
+      </w:r>
+      <w:r>
+        <w:rPr>
+          <w:sz w:val="22"/>
+          <w:szCs w:val="22"/>
+        </w:rPr>
+        <w:t xml:space="preserve"> </w:t>
+      </w:r>
+      <w:r>
+        <w:rPr>
+          <w:sz w:val="22"/>
+          <w:szCs w:val="22"/>
+        </w:rPr>
+        <w:t>dette</w:t>
+      </w:r>
+      <w:r>
+        <w:rPr>
+          <w:sz w:val="22"/>
+          <w:szCs w:val="22"/>
+        </w:rPr>
+        <w:t xml:space="preserve"> er dermed</w:t>
+      </w:r>
+      <w:r>
+        <w:rPr>
+          <w:sz w:val="22"/>
+          <w:szCs w:val="22"/>
+        </w:rPr>
+        <w:t xml:space="preserve"> ikke mulig å </w:t>
+      </w:r>
+      <w:r>
+        <w:rPr>
+          <w:sz w:val="22"/>
+          <w:szCs w:val="22"/>
+        </w:rPr>
+        <w:t>illustrere</w:t>
+      </w:r>
+      <w:r>
+        <w:rPr>
+          <w:sz w:val="22"/>
+          <w:szCs w:val="22"/>
+        </w:rPr>
+        <w:t xml:space="preserve"> korrekt.</w:t>
+      </w:r>
+      <w:r>
+        <w:rPr>
+          <w:sz w:val="22"/>
+          <w:szCs w:val="22"/>
+        </w:rPr>
+        <w:t xml:space="preserve"> </w:t>
+      </w:r>
+      <w:proofErr w:type="spellStart"/>
+      <w:r>
+        <w:rPr>
+          <w:sz w:val="22"/>
+          <w:szCs w:val="22"/>
+        </w:rPr>
+        <w:t>Resist</w:t>
+      </w:r>
+      <w:r>
+        <w:rPr>
+          <w:sz w:val="22"/>
+          <w:szCs w:val="22"/>
+        </w:rPr>
+        <w:t>o</w:t>
+      </w:r>
+      <w:r>
+        <w:rPr>
+          <w:sz w:val="22"/>
+          <w:szCs w:val="22"/>
+        </w:rPr>
+        <w:t>r</w:t>
+      </w:r>
+      <w:r>
+        <w:rPr>
+          <w:sz w:val="22"/>
+          <w:szCs w:val="22"/>
+        </w:rPr>
+        <w:t>e</w:t>
+      </w:r>
+      <w:r>
+        <w:rPr>
+          <w:sz w:val="22"/>
+          <w:szCs w:val="22"/>
+        </w:rPr>
+        <w:t>r</w:t>
+      </w:r>
+      <w:proofErr w:type="spellEnd"/>
+      <w:r>
+        <w:rPr>
+          <w:sz w:val="22"/>
+          <w:szCs w:val="22"/>
+        </w:rPr>
+        <w:t xml:space="preserve"> er også </w:t>
+      </w:r>
+      <w:r>
+        <w:rPr>
+          <w:sz w:val="22"/>
+          <w:szCs w:val="22"/>
+        </w:rPr>
+        <w:t xml:space="preserve">koblet annerledes enn i fysisk krets for at kretsdiagrammet skal være </w:t>
+      </w:r>
+      <w:r>
+        <w:rPr>
+          <w:sz w:val="22"/>
+          <w:szCs w:val="22"/>
+        </w:rPr>
+        <w:t>lettere å lese.</w:t>
       </w:r>
     </w:p>
     <w:p>
@@ -15406,6 +15761,7 @@
           <w:bCs/>
           <w:color w:val="EE0000"/>
         </w:rPr>
+        <w:lastRenderedPageBreak/>
         <w:t>Formål:</w:t>
       </w:r>
       <w:r>
@@ -15541,6 +15897,9 @@
       </w:r>
     </w:p>
     <w:p>
+      <w:pPr>
+        <w:pStyle w:val="Overskrift3"/>
+      </w:pPr>
       <w:r>
         <w:br w:type="page"/>
       </w:r>
@@ -15549,11 +15908,12 @@
       <w:pPr>
         <w:pStyle w:val="Overskrift2"/>
       </w:pPr>
-      <w:bookmarkStart w:id="25" w:name="_Toc207280586"/>
-      <w:r>
+      <w:bookmarkStart w:id="30" w:name="_Toc207380236"/>
+      <w:r>
+        <w:lastRenderedPageBreak/>
         <w:t>Firmware</w:t>
       </w:r>
-      <w:bookmarkEnd w:id="25"/>
+      <w:bookmarkEnd w:id="30"/>
       <w:r>
         <w:t xml:space="preserve"> </w:t>
       </w:r>
@@ -15562,390 +15922,352 @@
       <w:pPr>
         <w:pStyle w:val="Overskrift3"/>
       </w:pPr>
-      <w:bookmarkStart w:id="26" w:name="_Toc207280587"/>
+      <w:bookmarkStart w:id="31" w:name="_Toc207380237"/>
       <w:r>
         <w:t>Firmware arkitektur</w:t>
       </w:r>
-      <w:bookmarkEnd w:id="26"/>
-    </w:p>
-    <w:p>
-      <w:r>
-        <w:t>Kod</w:t>
-      </w:r>
-      <w:r>
-        <w:t xml:space="preserve">en kan finnes </w:t>
-      </w:r>
-      <w:r>
-        <w:t>på prosjektets</w:t>
-      </w:r>
-      <w:r>
-        <w:t xml:space="preserve"> </w:t>
-      </w:r>
-      <w:hyperlink r:id="rId35" w:history="1">
-        <w:r>
-          <w:rPr>
-            <w:rStyle w:val="Hyperkobling"/>
-          </w:rPr>
-          <w:t>GitHub</w:t>
-        </w:r>
-      </w:hyperlink>
-      <w:r>
-        <w:t>-side</w:t>
-      </w:r>
-      <w:r>
-        <w:t>.</w:t>
-      </w:r>
-    </w:p>
-    <w:p>
-      <w:r>
-        <w:t>Koden er delt opp i t</w:t>
-      </w:r>
-      <w:r>
-        <w:t>re</w:t>
-      </w:r>
-      <w:r>
-        <w:t xml:space="preserve"> hoveddeler: </w:t>
-      </w:r>
-      <w:r>
-        <w:t xml:space="preserve">Definering av </w:t>
-      </w:r>
-      <w:r>
-        <w:t xml:space="preserve">variabler, </w:t>
-      </w:r>
-      <w:r>
-        <w:t>meny</w:t>
-      </w:r>
-      <w:r>
-        <w:t>funksjoner</w:t>
-      </w:r>
-      <w:r>
-        <w:t xml:space="preserve"> og </w:t>
-      </w:r>
-      <w:r>
-        <w:t>klokke</w:t>
-      </w:r>
-      <w:r>
-        <w:t>funksjoner</w:t>
-      </w:r>
-      <w:r>
-        <w:t>.</w:t>
-      </w:r>
-    </w:p>
-    <w:p>
-      <w:pPr>
-        <w:rPr>
-          <w:b/>
-          <w:bCs/>
+      <w:bookmarkEnd w:id="31"/>
+    </w:p>
+    <w:p/>
+    <w:p>
+      <w:pPr>
+        <w:keepNext/>
+      </w:pPr>
+      <w:r>
+        <w:rPr>
+          <w:noProof/>
+        </w:rPr>
+        <w:drawing>
+          <wp:inline distT="0" distB="0" distL="0" distR="0" wp14:anchorId="5AC7D409" wp14:editId="76BEF0ED">
+            <wp:extent cx="5939790" cy="3487420"/>
+            <wp:effectExtent l="0" t="0" r="3810" b="0"/>
+            <wp:docPr id="1196227767" name="Bilde 5" descr="Et bilde som inneholder sort, mørke&#10;&#10;KI-generert innhold kan være feil."/>
+            <wp:cNvGraphicFramePr>
+              <a:graphicFrameLocks xmlns:a="http://schemas.openxmlformats.org/drawingml/2006/main" noChangeAspect="1"/>
+            </wp:cNvGraphicFramePr>
+            <a:graphic xmlns:a="http://schemas.openxmlformats.org/drawingml/2006/main">
+              <a:graphicData uri="http://schemas.openxmlformats.org/drawingml/2006/picture">
+                <pic:pic xmlns:pic="http://schemas.openxmlformats.org/drawingml/2006/picture">
+                  <pic:nvPicPr>
+                    <pic:cNvPr id="1196227767" name="Bilde 5" descr="Et bilde som inneholder sort, mørke&#10;&#10;KI-generert innhold kan være feil."/>
+                    <pic:cNvPicPr/>
+                  </pic:nvPicPr>
+                  <pic:blipFill>
+                    <a:blip r:embed="rId35">
+                      <a:extLst>
+                        <a:ext uri="{28A0092B-C50C-407E-A947-70E740481C1C}">
+                          <a14:useLocalDpi xmlns:a14="http://schemas.microsoft.com/office/drawing/2010/main" val="0"/>
+                        </a:ext>
+                      </a:extLst>
+                    </a:blip>
+                    <a:stretch>
+                      <a:fillRect/>
+                    </a:stretch>
+                  </pic:blipFill>
+                  <pic:spPr>
+                    <a:xfrm>
+                      <a:off x="0" y="0"/>
+                      <a:ext cx="5939790" cy="3487420"/>
+                    </a:xfrm>
+                    <a:prstGeom prst="rect">
+                      <a:avLst/>
+                    </a:prstGeom>
+                  </pic:spPr>
+                </pic:pic>
+              </a:graphicData>
+            </a:graphic>
+          </wp:inline>
+        </w:drawing>
+      </w:r>
+    </w:p>
+    <w:p>
+      <w:pPr>
+        <w:pStyle w:val="Bildetekst"/>
+      </w:pPr>
+      <w:bookmarkStart w:id="32" w:name="_Ref207313704"/>
+      <w:r>
+        <w:t xml:space="preserve">Figur </w:t>
+      </w:r>
+      <w:r>
+        <w:fldChar w:fldCharType="begin"/>
+      </w:r>
+      <w:r>
+        <w:instrText xml:space="preserve"> SEQ Figur \* ARABIC </w:instrText>
+      </w:r>
+      <w:r>
+        <w:fldChar w:fldCharType="separate"/>
+      </w:r>
+      <w:r>
+        <w:rPr>
+          <w:noProof/>
+        </w:rPr>
+        <w:t>4</w:t>
+      </w:r>
+      <w:r>
+        <w:rPr>
+          <w:noProof/>
+        </w:rPr>
+        <w:fldChar w:fldCharType="end"/>
+      </w:r>
+      <w:bookmarkEnd w:id="32"/>
+      <w:r>
+        <w:t>: Flowchart av funksjoner i kode</w:t>
+      </w:r>
+    </w:p>
+    <w:p/>
+    <w:p>
+      <w:pPr>
+        <w:rPr>
           <w:sz w:val="22"/>
           <w:szCs w:val="22"/>
         </w:rPr>
       </w:pPr>
       <w:r>
         <w:rPr>
-          <w:b/>
-          <w:bCs/>
           <w:sz w:val="22"/>
           <w:szCs w:val="22"/>
         </w:rPr>
-        <w:t>Klokkedel</w:t>
-      </w:r>
-    </w:p>
-    <w:p>
-      <w:r>
-        <w:t xml:space="preserve">Klokkedelen består av </w:t>
-      </w:r>
-      <w:r>
-        <w:t xml:space="preserve">to funksjoner </w:t>
-      </w:r>
-      <w:proofErr w:type="spellStart"/>
-      <w:r>
-        <w:t>Clock</w:t>
-      </w:r>
-      <w:proofErr w:type="spellEnd"/>
-      <w:r>
-        <w:t xml:space="preserve"> og </w:t>
-      </w:r>
-      <w:r>
-        <w:t>Pomodoro</w:t>
-      </w:r>
-    </w:p>
-    <w:p>
-      <w:pPr>
-        <w:rPr>
-          <w:b/>
-          <w:bCs/>
+        <w:t xml:space="preserve">Koden er </w:t>
+      </w:r>
+      <w:r>
+        <w:rPr>
           <w:sz w:val="22"/>
           <w:szCs w:val="22"/>
         </w:rPr>
-      </w:pPr>
-    </w:p>
-    <w:p>
-      <w:pPr>
-        <w:rPr>
-          <w:b/>
-        </w:rPr>
-      </w:pPr>
-      <w:proofErr w:type="spellStart"/>
-      <w:r>
-        <w:rPr>
-          <w:b/>
-        </w:rPr>
-        <w:t>Clock</w:t>
-      </w:r>
-      <w:proofErr w:type="spellEnd"/>
-      <w:r>
-        <w:rPr>
-          <w:b/>
-        </w:rPr>
-        <w:t xml:space="preserve"> </w:t>
-      </w:r>
-      <w:proofErr w:type="spellStart"/>
-      <w:r>
-        <w:rPr>
-          <w:b/>
-        </w:rPr>
-        <w:t>funskjonen</w:t>
-      </w:r>
-      <w:proofErr w:type="spellEnd"/>
-    </w:p>
-    <w:p>
-      <w:pPr>
+        <w:t>bygd</w:t>
+      </w:r>
+      <w:r>
         <w:rPr>
           <w:sz w:val="22"/>
           <w:szCs w:val="22"/>
         </w:rPr>
-      </w:pPr>
-      <w:proofErr w:type="spellStart"/>
+        <w:t xml:space="preserve"> opp av 11 funksjoner som ved hjelp av</w:t>
+      </w:r>
       <w:r>
         <w:rPr>
           <w:sz w:val="22"/>
           <w:szCs w:val="22"/>
         </w:rPr>
-        <w:t>Clock</w:t>
-      </w:r>
-      <w:proofErr w:type="spellEnd"/>
+        <w:t xml:space="preserve"> at</w:t>
+      </w:r>
       <w:r>
         <w:rPr>
           <w:sz w:val="22"/>
           <w:szCs w:val="22"/>
         </w:rPr>
-        <w:t xml:space="preserve">, se </w:t>
+        <w:t xml:space="preserve"> </w:t>
       </w:r>
       <w:r>
         <w:rPr>
           <w:sz w:val="22"/>
           <w:szCs w:val="22"/>
         </w:rPr>
-        <w:fldChar w:fldCharType="begin"/>
+        <w:t xml:space="preserve">knappene kaller på hverandre som vist i </w:t>
       </w:r>
       <w:r>
         <w:rPr>
           <w:sz w:val="22"/>
           <w:szCs w:val="22"/>
         </w:rPr>
-        <w:instrText xml:space="preserve"> REF _Ref206760235 \h </w:instrText>
+        <w:fldChar w:fldCharType="begin"/>
       </w:r>
       <w:r>
         <w:rPr>
           <w:sz w:val="22"/>
           <w:szCs w:val="22"/>
         </w:rPr>
+        <w:instrText xml:space="preserve"> REF _Ref207313704 \h </w:instrText>
       </w:r>
       <w:r>
         <w:rPr>
           <w:sz w:val="22"/>
           <w:szCs w:val="22"/>
         </w:rPr>
-        <w:fldChar w:fldCharType="separate"/>
-      </w:r>
-      <w:r>
-        <w:t>Figur 8</w:t>
+        <w:instrText xml:space="preserve"> \* MERGEFORMAT </w:instrText>
       </w:r>
       <w:r>
         <w:rPr>
           <w:sz w:val="22"/>
           <w:szCs w:val="22"/>
         </w:rPr>
-        <w:fldChar w:fldCharType="end"/>
       </w:r>
       <w:r>
         <w:rPr>
           <w:sz w:val="22"/>
           <w:szCs w:val="22"/>
         </w:rPr>
-        <w:t>,</w:t>
+        <w:fldChar w:fldCharType="separate"/>
       </w:r>
       <w:r>
         <w:rPr>
           <w:sz w:val="22"/>
           <w:szCs w:val="22"/>
         </w:rPr>
-        <w:t xml:space="preserve"> er </w:t>
-      </w:r>
-      <w:r>
-        <w:rPr>
+        <w:t xml:space="preserve">Figur </w:t>
+      </w:r>
+      <w:r>
+        <w:rPr>
+          <w:noProof/>
           <w:sz w:val="22"/>
           <w:szCs w:val="22"/>
         </w:rPr>
-        <w:t xml:space="preserve">hovedfunksjonen til nedtellingsdelen av systemet. Den tar inn </w:t>
+        <w:t>4</w:t>
       </w:r>
       <w:r>
         <w:rPr>
           <w:sz w:val="22"/>
           <w:szCs w:val="22"/>
         </w:rPr>
-        <w:t>en</w:t>
+        <w:fldChar w:fldCharType="end"/>
       </w:r>
       <w:r>
         <w:rPr>
           <w:sz w:val="22"/>
           <w:szCs w:val="22"/>
         </w:rPr>
-        <w:t xml:space="preserve"> </w:t>
-      </w:r>
-      <w:proofErr w:type="spellStart"/>
+        <w:t>.</w:t>
+      </w:r>
       <w:r>
         <w:rPr>
           <w:sz w:val="22"/>
           <w:szCs w:val="22"/>
         </w:rPr>
-        <w:t>integer</w:t>
-      </w:r>
-      <w:proofErr w:type="spellEnd"/>
+        <w:t xml:space="preserve"> </w:t>
+      </w:r>
       <w:r>
         <w:rPr>
           <w:sz w:val="22"/>
           <w:szCs w:val="22"/>
         </w:rPr>
-        <w:t xml:space="preserve"> </w:t>
+        <w:t>Men</w:t>
       </w:r>
       <w:r>
         <w:rPr>
           <w:sz w:val="22"/>
           <w:szCs w:val="22"/>
         </w:rPr>
-        <w:t>«</w:t>
+        <w:t>u</w:t>
       </w:r>
       <w:r>
         <w:rPr>
           <w:sz w:val="22"/>
           <w:szCs w:val="22"/>
         </w:rPr>
-        <w:t>time</w:t>
+        <w:t>-funksjo</w:t>
       </w:r>
       <w:r>
         <w:rPr>
           <w:sz w:val="22"/>
           <w:szCs w:val="22"/>
         </w:rPr>
-        <w:t>»</w:t>
+        <w:t xml:space="preserve">nen </w:t>
       </w:r>
       <w:r>
         <w:rPr>
           <w:sz w:val="22"/>
           <w:szCs w:val="22"/>
         </w:rPr>
-        <w:t xml:space="preserve"> </w:t>
+        <w:t>blir kalt i loop</w:t>
       </w:r>
       <w:r>
         <w:rPr>
           <w:sz w:val="22"/>
           <w:szCs w:val="22"/>
         </w:rPr>
-        <w:t xml:space="preserve">som </w:t>
-      </w:r>
+        <w:t xml:space="preserve">-funksjonen til </w:t>
+      </w:r>
+      <w:proofErr w:type="spellStart"/>
       <w:r>
         <w:rPr>
           <w:sz w:val="22"/>
           <w:szCs w:val="22"/>
         </w:rPr>
-        <w:t xml:space="preserve">beskriver hvor lenge </w:t>
-      </w:r>
+        <w:t>Arduinoen</w:t>
+      </w:r>
+      <w:proofErr w:type="spellEnd"/>
       <w:r>
         <w:rPr>
           <w:sz w:val="22"/>
           <w:szCs w:val="22"/>
         </w:rPr>
-        <w:t xml:space="preserve">brukeren vil at </w:t>
+        <w:t xml:space="preserve"> og deretter</w:t>
       </w:r>
       <w:r>
         <w:rPr>
           <w:sz w:val="22"/>
           <w:szCs w:val="22"/>
         </w:rPr>
-        <w:t>klokken skal gå.</w:t>
+        <w:t xml:space="preserve"> </w:t>
       </w:r>
       <w:r>
         <w:rPr>
           <w:sz w:val="22"/>
           <w:szCs w:val="22"/>
         </w:rPr>
-        <w:t xml:space="preserve"> </w:t>
-      </w:r>
-      <w:proofErr w:type="spellStart"/>
+        <w:t>kaller Menu videre på State1</w:t>
+      </w:r>
       <w:r>
         <w:rPr>
           <w:sz w:val="22"/>
           <w:szCs w:val="22"/>
         </w:rPr>
-        <w:t>Clock</w:t>
-      </w:r>
-      <w:proofErr w:type="spellEnd"/>
+        <w:t xml:space="preserve">. State </w:t>
+      </w:r>
       <w:r>
         <w:rPr>
           <w:sz w:val="22"/>
           <w:szCs w:val="22"/>
         </w:rPr>
-        <w:t xml:space="preserve"> definerer deretter en variabel til</w:t>
+        <w:t xml:space="preserve">funksjonene </w:t>
       </w:r>
       <w:r>
         <w:rPr>
           <w:sz w:val="22"/>
           <w:szCs w:val="22"/>
         </w:rPr>
-        <w:t>,</w:t>
+        <w:t xml:space="preserve">kaller på hverandre </w:t>
       </w:r>
       <w:r>
         <w:rPr>
           <w:sz w:val="22"/>
           <w:szCs w:val="22"/>
         </w:rPr>
-        <w:t xml:space="preserve"> </w:t>
+        <w:t xml:space="preserve">med </w:t>
       </w:r>
       <w:r>
         <w:rPr>
           <w:sz w:val="22"/>
           <w:szCs w:val="22"/>
         </w:rPr>
-        <w:t>«</w:t>
+        <w:t>Knapp 2 og 3</w:t>
       </w:r>
       <w:r>
         <w:rPr>
           <w:sz w:val="22"/>
           <w:szCs w:val="22"/>
         </w:rPr>
-        <w:t>time2</w:t>
+        <w:t>,</w:t>
       </w:r>
       <w:r>
         <w:rPr>
           <w:sz w:val="22"/>
           <w:szCs w:val="22"/>
         </w:rPr>
-        <w:t>»</w:t>
+        <w:t xml:space="preserve"> mens knapp 1</w:t>
       </w:r>
       <w:r>
         <w:rPr>
           <w:sz w:val="22"/>
           <w:szCs w:val="22"/>
         </w:rPr>
-        <w:t>,</w:t>
+        <w:t>, som vist i figuren</w:t>
       </w:r>
       <w:r>
         <w:rPr>
           <w:sz w:val="22"/>
           <w:szCs w:val="22"/>
         </w:rPr>
-        <w:t xml:space="preserve"> også </w:t>
+        <w:t xml:space="preserve"> kaller </w:t>
       </w:r>
       <w:proofErr w:type="spellStart"/>
       <w:r>
@@ -15953,7 +16275,7 @@
           <w:sz w:val="22"/>
           <w:szCs w:val="22"/>
         </w:rPr>
-        <w:t>integer</w:t>
+        <w:t>ClockM</w:t>
       </w:r>
       <w:proofErr w:type="spellEnd"/>
       <w:r>
@@ -15961,1837 +16283,426 @@
           <w:sz w:val="22"/>
           <w:szCs w:val="22"/>
         </w:rPr>
-        <w:t>,</w:t>
-      </w:r>
+        <w:t xml:space="preserve">, </w:t>
+      </w:r>
+      <w:proofErr w:type="spellStart"/>
       <w:r>
         <w:rPr>
           <w:sz w:val="22"/>
           <w:szCs w:val="22"/>
         </w:rPr>
-        <w:t xml:space="preserve"> som </w:t>
-      </w:r>
-      <w:proofErr w:type="spellStart"/>
+        <w:t>PomodoroM</w:t>
+      </w:r>
+      <w:proofErr w:type="spellEnd"/>
       <w:r>
         <w:rPr>
           <w:sz w:val="22"/>
           <w:szCs w:val="22"/>
         </w:rPr>
-        <w:t>Clock</w:t>
-      </w:r>
-      <w:proofErr w:type="spellEnd"/>
+        <w:t xml:space="preserve"> og Pr1</w:t>
+      </w:r>
       <w:r>
         <w:rPr>
           <w:sz w:val="22"/>
           <w:szCs w:val="22"/>
         </w:rPr>
-        <w:t xml:space="preserve"> bruker </w:t>
+        <w:t xml:space="preserve"> avhengig av hvilken State man befinner seg i</w:t>
       </w:r>
       <w:r>
         <w:rPr>
           <w:sz w:val="22"/>
           <w:szCs w:val="22"/>
         </w:rPr>
-        <w:t xml:space="preserve">til </w:t>
+        <w:t xml:space="preserve">. </w:t>
       </w:r>
       <w:r>
         <w:rPr>
           <w:sz w:val="22"/>
           <w:szCs w:val="22"/>
         </w:rPr>
-        <w:t>å bestemme om</w:t>
+        <w:t xml:space="preserve">Pr funksjonene danner som vist på figuren også en </w:t>
       </w:r>
       <w:r>
         <w:rPr>
           <w:sz w:val="22"/>
           <w:szCs w:val="22"/>
         </w:rPr>
-        <w:t xml:space="preserve"> </w:t>
+        <w:t>«sirkel» hvor de kaller på hverandre, men i motsetning til State-funksjonene</w:t>
       </w:r>
       <w:r>
         <w:rPr>
           <w:sz w:val="22"/>
           <w:szCs w:val="22"/>
         </w:rPr>
-        <w:t>LED-diodene</w:t>
+        <w:t>,</w:t>
       </w:r>
       <w:r>
         <w:rPr>
           <w:sz w:val="22"/>
           <w:szCs w:val="22"/>
         </w:rPr>
-        <w:t xml:space="preserve"> skal lyse eller ikke</w:t>
+        <w:t xml:space="preserve"> kaller alle disse</w:t>
       </w:r>
       <w:r>
         <w:rPr>
           <w:sz w:val="22"/>
           <w:szCs w:val="22"/>
         </w:rPr>
-        <w:t>.</w:t>
+        <w:t>,</w:t>
       </w:r>
       <w:r>
         <w:rPr>
           <w:sz w:val="22"/>
           <w:szCs w:val="22"/>
         </w:rPr>
-        <w:t xml:space="preserve"> Dette gjøres i en</w:t>
+        <w:t xml:space="preserve"> </w:t>
       </w:r>
       <w:r>
         <w:rPr>
           <w:sz w:val="22"/>
           <w:szCs w:val="22"/>
         </w:rPr>
-        <w:t xml:space="preserve"> for-løkke</w:t>
+        <w:t>i tillegg til hverandre</w:t>
       </w:r>
       <w:r>
         <w:rPr>
           <w:sz w:val="22"/>
           <w:szCs w:val="22"/>
         </w:rPr>
-        <w:t xml:space="preserve"> som kjøres </w:t>
+        <w:t>,</w:t>
       </w:r>
       <w:r>
         <w:rPr>
           <w:sz w:val="22"/>
           <w:szCs w:val="22"/>
         </w:rPr>
-        <w:t>«</w:t>
+        <w:t xml:space="preserve"> </w:t>
       </w:r>
       <w:r>
         <w:rPr>
           <w:sz w:val="22"/>
           <w:szCs w:val="22"/>
         </w:rPr>
-        <w:t>time</w:t>
+        <w:t>den samme funksjonen, Pomodoro</w:t>
       </w:r>
       <w:r>
         <w:rPr>
           <w:sz w:val="22"/>
           <w:szCs w:val="22"/>
         </w:rPr>
-        <w:t>»</w:t>
+        <w:t xml:space="preserve">, </w:t>
       </w:r>
       <w:r>
         <w:rPr>
           <w:sz w:val="22"/>
           <w:szCs w:val="22"/>
         </w:rPr>
-        <w:t xml:space="preserve"> antall ganger. I denne skrives </w:t>
+        <w:t>med forskjellige forhåndsdefinerte variabler.</w:t>
       </w:r>
       <w:r>
         <w:rPr>
           <w:sz w:val="22"/>
           <w:szCs w:val="22"/>
         </w:rPr>
-        <w:t>ut</w:t>
-      </w:r>
+        <w:t xml:space="preserve"> </w:t>
+      </w:r>
+      <w:proofErr w:type="spellStart"/>
       <w:r>
         <w:rPr>
           <w:sz w:val="22"/>
           <w:szCs w:val="22"/>
         </w:rPr>
-        <w:t xml:space="preserve"> </w:t>
-      </w:r>
+        <w:t>ClockM</w:t>
+      </w:r>
+      <w:proofErr w:type="spellEnd"/>
       <w:r>
         <w:rPr>
           <w:sz w:val="22"/>
           <w:szCs w:val="22"/>
         </w:rPr>
-        <w:t xml:space="preserve">hvor lang tid som er igjen til LCD-skjermen </w:t>
-      </w:r>
+        <w:t xml:space="preserve"> og </w:t>
+      </w:r>
+      <w:proofErr w:type="spellStart"/>
       <w:r>
         <w:rPr>
           <w:sz w:val="22"/>
           <w:szCs w:val="22"/>
         </w:rPr>
-        <w:t xml:space="preserve">før </w:t>
-      </w:r>
+        <w:t>PomodoroM</w:t>
+      </w:r>
+      <w:proofErr w:type="spellEnd"/>
       <w:r>
         <w:rPr>
           <w:sz w:val="22"/>
           <w:szCs w:val="22"/>
         </w:rPr>
-        <w:t>koden sammenlik</w:t>
+        <w:t xml:space="preserve"> </w:t>
       </w:r>
       <w:r>
         <w:rPr>
           <w:sz w:val="22"/>
           <w:szCs w:val="22"/>
         </w:rPr>
-        <w:t xml:space="preserve">ner </w:t>
-      </w:r>
+        <w:t xml:space="preserve">lar brukeren </w:t>
+      </w:r>
+      <w:proofErr w:type="spellStart"/>
       <w:r>
         <w:rPr>
           <w:sz w:val="22"/>
           <w:szCs w:val="22"/>
         </w:rPr>
-        <w:t>forholdet</w:t>
+        <w:t>d</w:t>
       </w:r>
       <w:r>
         <w:rPr>
           <w:sz w:val="22"/>
           <w:szCs w:val="22"/>
         </w:rPr>
-        <w:t xml:space="preserve"> </w:t>
+        <w:t>c</w:t>
       </w:r>
       <w:r>
         <w:rPr>
           <w:sz w:val="22"/>
           <w:szCs w:val="22"/>
         </w:rPr>
-        <w:t>mellom «time» og «time2»</w:t>
-      </w:r>
+        <w:t>efinere</w:t>
+      </w:r>
+      <w:proofErr w:type="spellEnd"/>
       <w:r>
         <w:rPr>
           <w:sz w:val="22"/>
           <w:szCs w:val="22"/>
         </w:rPr>
-        <w:t xml:space="preserve">. </w:t>
-      </w:r>
+        <w:t xml:space="preserve"> variablene som brukes i nedtellingsfunksjonene Pomodoro og </w:t>
+      </w:r>
+      <w:proofErr w:type="spellStart"/>
       <w:r>
         <w:rPr>
           <w:sz w:val="22"/>
           <w:szCs w:val="22"/>
         </w:rPr>
-        <w:t xml:space="preserve">Hver LED-diode har sin egen </w:t>
-      </w:r>
+        <w:t>Clock</w:t>
+      </w:r>
+      <w:proofErr w:type="spellEnd"/>
       <w:r>
         <w:rPr>
           <w:sz w:val="22"/>
           <w:szCs w:val="22"/>
         </w:rPr>
-        <w:t>if-</w:t>
-      </w:r>
-      <w:proofErr w:type="spellStart"/>
+        <w:t xml:space="preserve">. Som </w:t>
+      </w:r>
       <w:r>
         <w:rPr>
           <w:sz w:val="22"/>
           <w:szCs w:val="22"/>
         </w:rPr>
-        <w:t>else</w:t>
-      </w:r>
-      <w:proofErr w:type="spellEnd"/>
+        <w:t xml:space="preserve">figuren </w:t>
+      </w:r>
       <w:r>
         <w:rPr>
           <w:sz w:val="22"/>
           <w:szCs w:val="22"/>
         </w:rPr>
-        <w:t xml:space="preserve"> </w:t>
+        <w:t>viser,</w:t>
       </w:r>
       <w:r>
         <w:rPr>
           <w:sz w:val="22"/>
           <w:szCs w:val="22"/>
         </w:rPr>
-        <w:t xml:space="preserve">test hvor lyset slukker hvis «time2» er under prosentgrensene satt i </w:t>
-      </w:r>
+        <w:t xml:space="preserve"> kaller </w:t>
+      </w:r>
+      <w:proofErr w:type="spellStart"/>
       <w:r>
         <w:rPr>
           <w:sz w:val="22"/>
           <w:szCs w:val="22"/>
         </w:rPr>
-        <w:fldChar w:fldCharType="begin"/>
-      </w:r>
+        <w:t>ClockM</w:t>
+      </w:r>
+      <w:proofErr w:type="spellEnd"/>
       <w:r>
         <w:rPr>
           <w:sz w:val="22"/>
           <w:szCs w:val="22"/>
         </w:rPr>
-        <w:instrText xml:space="preserve"> REF _Ref206757315 \h </w:instrText>
-      </w:r>
+        <w:t xml:space="preserve"> og </w:t>
+      </w:r>
+      <w:proofErr w:type="spellStart"/>
       <w:r>
         <w:rPr>
           <w:sz w:val="22"/>
           <w:szCs w:val="22"/>
         </w:rPr>
-      </w:r>
+        <w:t>PomodoroM</w:t>
+      </w:r>
+      <w:proofErr w:type="spellEnd"/>
       <w:r>
         <w:rPr>
           <w:sz w:val="22"/>
           <w:szCs w:val="22"/>
         </w:rPr>
-        <w:fldChar w:fldCharType="separate"/>
-      </w:r>
-      <w:r>
-        <w:t xml:space="preserve">Figur </w:t>
-      </w:r>
-      <w:r>
-        <w:rPr>
-          <w:noProof/>
-        </w:rPr>
-        <w:t>5</w:t>
+        <w:t xml:space="preserve"> på disse etter brukeren har valgt </w:t>
       </w:r>
       <w:r>
         <w:rPr>
           <w:sz w:val="22"/>
           <w:szCs w:val="22"/>
         </w:rPr>
-        <w:fldChar w:fldCharType="end"/>
+        <w:t>tidsvariablene</w:t>
       </w:r>
       <w:r>
         <w:rPr>
           <w:sz w:val="22"/>
           <w:szCs w:val="22"/>
         </w:rPr>
-        <w:t xml:space="preserve"> </w:t>
+        <w:t>.</w:t>
       </w:r>
       <w:r>
         <w:rPr>
           <w:sz w:val="22"/>
           <w:szCs w:val="22"/>
         </w:rPr>
-        <w:t xml:space="preserve">av </w:t>
-      </w:r>
+        <w:t xml:space="preserve"> </w:t>
+      </w:r>
+      <w:proofErr w:type="spellStart"/>
       <w:r>
         <w:rPr>
           <w:sz w:val="22"/>
           <w:szCs w:val="22"/>
         </w:rPr>
-        <w:t>«time». Etter disse testene</w:t>
-      </w:r>
+        <w:t>Clock</w:t>
+      </w:r>
+      <w:proofErr w:type="spellEnd"/>
       <w:r>
         <w:rPr>
           <w:sz w:val="22"/>
           <w:szCs w:val="22"/>
         </w:rPr>
-        <w:t xml:space="preserve"> trekkes </w:t>
+        <w:t xml:space="preserve"> og Pomodoro er funksjonene for nedtellingsdelen </w:t>
       </w:r>
       <w:r>
         <w:rPr>
           <w:sz w:val="22"/>
           <w:szCs w:val="22"/>
         </w:rPr>
-        <w:t>det</w:t>
-      </w:r>
+        <w:t xml:space="preserve">av koden. </w:t>
+      </w:r>
+      <w:proofErr w:type="spellStart"/>
       <w:r>
         <w:rPr>
           <w:sz w:val="22"/>
           <w:szCs w:val="22"/>
         </w:rPr>
-        <w:t xml:space="preserve"> fra 1 fra «time2»</w:t>
-      </w:r>
+        <w:t>Clock</w:t>
+      </w:r>
+      <w:proofErr w:type="spellEnd"/>
       <w:r>
         <w:rPr>
           <w:sz w:val="22"/>
           <w:szCs w:val="22"/>
         </w:rPr>
-        <w:t>, koden venter 1 sekund</w:t>
+        <w:t xml:space="preserve"> tar inn en variabel og</w:t>
       </w:r>
       <w:r>
         <w:rPr>
           <w:sz w:val="22"/>
           <w:szCs w:val="22"/>
         </w:rPr>
-        <w:t xml:space="preserve"> </w:t>
-      </w:r>
+        <w:t xml:space="preserve"> gir ut en output basert på denne. Pomodoro </w:t>
+      </w:r>
+      <w:proofErr w:type="spellStart"/>
       <w:r>
         <w:rPr>
           <w:sz w:val="22"/>
           <w:szCs w:val="22"/>
         </w:rPr>
-        <w:t xml:space="preserve">og </w:t>
-      </w:r>
+        <w:t>basererer</w:t>
+      </w:r>
+      <w:proofErr w:type="spellEnd"/>
       <w:r>
         <w:rPr>
           <w:sz w:val="22"/>
           <w:szCs w:val="22"/>
         </w:rPr>
-        <w:t>for-løkken starter på nytt.</w:t>
-      </w:r>
-    </w:p>
-    <w:p>
-      <w:pPr>
+        <w:t xml:space="preserve"> seg på </w:t>
+      </w:r>
+      <w:proofErr w:type="spellStart"/>
+      <w:r>
         <w:rPr>
           <w:sz w:val="22"/>
           <w:szCs w:val="22"/>
         </w:rPr>
-      </w:pPr>
+        <w:t>Clock</w:t>
+      </w:r>
+      <w:proofErr w:type="spellEnd"/>
       <w:r>
         <w:rPr>
           <w:sz w:val="22"/>
           <w:szCs w:val="22"/>
         </w:rPr>
-        <w:t xml:space="preserve">Når den første </w:t>
-      </w:r>
+        <w:t xml:space="preserve"> og kaller gjentatte ganger på </w:t>
+      </w:r>
+      <w:proofErr w:type="spellStart"/>
       <w:r>
         <w:rPr>
           <w:sz w:val="22"/>
           <w:szCs w:val="22"/>
         </w:rPr>
-        <w:t>for</w:t>
-      </w:r>
+        <w:t>Clock</w:t>
+      </w:r>
+      <w:proofErr w:type="spellEnd"/>
       <w:r>
         <w:rPr>
           <w:sz w:val="22"/>
           <w:szCs w:val="22"/>
         </w:rPr>
-        <w:t>-løkken er ferdig starter en til</w:t>
+        <w:t xml:space="preserve"> </w:t>
       </w:r>
       <w:r>
         <w:rPr>
           <w:sz w:val="22"/>
           <w:szCs w:val="22"/>
         </w:rPr>
-        <w:t xml:space="preserve"> </w:t>
-      </w:r>
+        <w:t xml:space="preserve">med ulike variabler definert enten i </w:t>
+      </w:r>
+      <w:proofErr w:type="spellStart"/>
       <w:r>
         <w:rPr>
           <w:sz w:val="22"/>
           <w:szCs w:val="22"/>
         </w:rPr>
-        <w:t xml:space="preserve">for-løkke som </w:t>
-      </w:r>
+        <w:t>PomodoroM</w:t>
+      </w:r>
+      <w:proofErr w:type="spellEnd"/>
       <w:r>
         <w:rPr>
           <w:sz w:val="22"/>
           <w:szCs w:val="22"/>
         </w:rPr>
-        <w:t>spiller</w:t>
+        <w:t xml:space="preserve"> eller i en av Pr funksjonene. </w:t>
       </w:r>
       <w:r>
         <w:rPr>
           <w:sz w:val="22"/>
           <w:szCs w:val="22"/>
         </w:rPr>
-        <w:t xml:space="preserve"> av </w:t>
-      </w:r>
-      <w:proofErr w:type="spellStart"/>
+        <w:t xml:space="preserve">Det skrives også hele tiden ut </w:t>
+      </w:r>
       <w:r>
         <w:rPr>
           <w:sz w:val="22"/>
           <w:szCs w:val="22"/>
         </w:rPr>
-        <w:t>buzzeren</w:t>
-      </w:r>
-      <w:proofErr w:type="spellEnd"/>
+        <w:t xml:space="preserve">informasjon til LCD-skjermen om hvilke </w:t>
+      </w:r>
       <w:r>
         <w:rPr>
           <w:sz w:val="22"/>
           <w:szCs w:val="22"/>
         </w:rPr>
-        <w:t xml:space="preserve"> i 5 sekunder</w:t>
-      </w:r>
-      <w:r>
-        <w:rPr>
-          <w:sz w:val="22"/>
-          <w:szCs w:val="22"/>
-        </w:rPr>
-        <w:t xml:space="preserve"> ved å </w:t>
-      </w:r>
-      <w:r>
-        <w:rPr>
-          <w:sz w:val="22"/>
-          <w:szCs w:val="22"/>
-        </w:rPr>
-        <w:t>vekselvis tilf</w:t>
-      </w:r>
-      <w:r>
-        <w:rPr>
-          <w:sz w:val="22"/>
-          <w:szCs w:val="22"/>
-        </w:rPr>
-        <w:t>øre 5V og 0V</w:t>
-      </w:r>
-      <w:r>
-        <w:rPr>
-          <w:sz w:val="22"/>
-          <w:szCs w:val="22"/>
-        </w:rPr>
-        <w:t>.</w:t>
-      </w:r>
-    </w:p>
-    <w:p/>
-    <w:p>
-      <w:pPr>
-        <w:rPr>
-          <w:b/>
-        </w:rPr>
-      </w:pPr>
-      <w:r>
-        <w:rPr>
-          <w:b/>
-        </w:rPr>
-        <w:t>Pomodoro funksjonen</w:t>
-      </w:r>
-    </w:p>
-    <w:p>
-      <w:r>
-        <w:t>Pomodoro</w:t>
-      </w:r>
-      <w:r>
-        <w:t xml:space="preserve">, se </w:t>
-      </w:r>
-      <w:r>
-        <w:fldChar w:fldCharType="begin"/>
-      </w:r>
-      <w:r>
-        <w:instrText xml:space="preserve"> REF _Ref206760253 \h </w:instrText>
-      </w:r>
-      <w:r>
-        <w:fldChar w:fldCharType="separate"/>
-      </w:r>
-      <w:r>
-        <w:t xml:space="preserve">Figur </w:t>
-      </w:r>
-      <w:r>
-        <w:rPr>
-          <w:noProof/>
-        </w:rPr>
-        <w:t>7</w:t>
-      </w:r>
-      <w:r>
-        <w:fldChar w:fldCharType="end"/>
-      </w:r>
-      <w:r>
-        <w:t xml:space="preserve"> bygger på </w:t>
-      </w:r>
-      <w:proofErr w:type="spellStart"/>
-      <w:r>
-        <w:t>Clock</w:t>
-      </w:r>
-      <w:proofErr w:type="spellEnd"/>
-      <w:r>
-        <w:t xml:space="preserve">. Pomodoro tar innen rekke </w:t>
-      </w:r>
-      <w:proofErr w:type="spellStart"/>
-      <w:r>
-        <w:t>integer</w:t>
-      </w:r>
-      <w:r>
-        <w:t>e</w:t>
-      </w:r>
-      <w:proofErr w:type="spellEnd"/>
-      <w:r>
-        <w:t>: «</w:t>
-      </w:r>
-      <w:proofErr w:type="spellStart"/>
-      <w:r>
-        <w:t>wt</w:t>
-      </w:r>
-      <w:proofErr w:type="spellEnd"/>
-      <w:r>
-        <w:t>»</w:t>
-      </w:r>
-      <w:r>
-        <w:t>, «</w:t>
-      </w:r>
-      <w:proofErr w:type="spellStart"/>
-      <w:r>
-        <w:t>sbt</w:t>
-      </w:r>
-      <w:proofErr w:type="spellEnd"/>
-      <w:r>
-        <w:t>», «</w:t>
-      </w:r>
-      <w:proofErr w:type="spellStart"/>
-      <w:r>
-        <w:t>lbt</w:t>
-      </w:r>
-      <w:proofErr w:type="spellEnd"/>
-      <w:r>
-        <w:t>», «</w:t>
-      </w:r>
-      <w:proofErr w:type="spellStart"/>
-      <w:r>
-        <w:t>nsb</w:t>
-      </w:r>
-      <w:proofErr w:type="spellEnd"/>
-      <w:r>
-        <w:t>» og «</w:t>
-      </w:r>
-      <w:proofErr w:type="spellStart"/>
-      <w:r>
-        <w:t>nlb</w:t>
-      </w:r>
-      <w:proofErr w:type="spellEnd"/>
-      <w:r>
-        <w:t>».</w:t>
-      </w:r>
-      <w:r>
-        <w:t xml:space="preserve"> </w:t>
-      </w:r>
-      <w:r>
-        <w:t>«</w:t>
-      </w:r>
-      <w:proofErr w:type="spellStart"/>
-      <w:r>
-        <w:t>wt</w:t>
-      </w:r>
-      <w:proofErr w:type="spellEnd"/>
-      <w:r>
-        <w:t>» (</w:t>
-      </w:r>
-      <w:proofErr w:type="spellStart"/>
-      <w:r>
-        <w:t>work</w:t>
-      </w:r>
-      <w:proofErr w:type="spellEnd"/>
-      <w:r>
-        <w:t xml:space="preserve">-time), </w:t>
-      </w:r>
-      <w:r>
-        <w:t>«</w:t>
-      </w:r>
-      <w:proofErr w:type="spellStart"/>
-      <w:r>
-        <w:t>sbt</w:t>
-      </w:r>
-      <w:proofErr w:type="spellEnd"/>
-      <w:r>
-        <w:t>»</w:t>
-      </w:r>
-      <w:r>
-        <w:t xml:space="preserve"> (</w:t>
-      </w:r>
-      <w:proofErr w:type="spellStart"/>
-      <w:r>
-        <w:t>short</w:t>
-      </w:r>
-      <w:proofErr w:type="spellEnd"/>
-      <w:r>
-        <w:t xml:space="preserve"> break time) og </w:t>
-      </w:r>
-      <w:r>
-        <w:t>«</w:t>
-      </w:r>
-      <w:proofErr w:type="spellStart"/>
-      <w:proofErr w:type="gramStart"/>
-      <w:r>
-        <w:t>lbt</w:t>
-      </w:r>
-      <w:proofErr w:type="spellEnd"/>
-      <w:r>
-        <w:t>»</w:t>
-      </w:r>
-      <w:r>
-        <w:t>(</w:t>
-      </w:r>
-      <w:proofErr w:type="spellStart"/>
-      <w:proofErr w:type="gramEnd"/>
-      <w:r>
-        <w:t>long</w:t>
-      </w:r>
-      <w:proofErr w:type="spellEnd"/>
-      <w:r>
-        <w:t xml:space="preserve"> break time) </w:t>
-      </w:r>
-      <w:r>
-        <w:t xml:space="preserve">er </w:t>
-      </w:r>
-      <w:r>
-        <w:t>brukes til å bestemme hv</w:t>
-      </w:r>
-      <w:r>
-        <w:t xml:space="preserve">or lange </w:t>
-      </w:r>
-      <w:r>
-        <w:t>nedtellingene skal være.</w:t>
-      </w:r>
-      <w:r>
-        <w:t xml:space="preserve"> </w:t>
-      </w:r>
-      <w:r>
-        <w:t>«</w:t>
-      </w:r>
-      <w:proofErr w:type="spellStart"/>
-      <w:proofErr w:type="gramStart"/>
-      <w:r>
-        <w:t>nsb</w:t>
-      </w:r>
-      <w:proofErr w:type="spellEnd"/>
-      <w:r>
-        <w:t>»(</w:t>
-      </w:r>
-      <w:proofErr w:type="spellStart"/>
-      <w:proofErr w:type="gramEnd"/>
-      <w:r>
-        <w:t>number</w:t>
-      </w:r>
-      <w:proofErr w:type="spellEnd"/>
-      <w:r>
-        <w:t xml:space="preserve"> </w:t>
-      </w:r>
-      <w:proofErr w:type="spellStart"/>
-      <w:r>
-        <w:t>of</w:t>
-      </w:r>
-      <w:proofErr w:type="spellEnd"/>
-      <w:r>
-        <w:t xml:space="preserve"> </w:t>
-      </w:r>
-      <w:proofErr w:type="spellStart"/>
-      <w:r>
-        <w:t>short</w:t>
-      </w:r>
-      <w:proofErr w:type="spellEnd"/>
-      <w:r>
-        <w:t xml:space="preserve"> breaks» og «</w:t>
-      </w:r>
-      <w:proofErr w:type="spellStart"/>
-      <w:proofErr w:type="gramStart"/>
-      <w:r>
-        <w:t>nlb</w:t>
-      </w:r>
-      <w:proofErr w:type="spellEnd"/>
-      <w:r>
-        <w:t>»(</w:t>
-      </w:r>
-      <w:proofErr w:type="spellStart"/>
-      <w:proofErr w:type="gramEnd"/>
-      <w:r>
-        <w:t>number</w:t>
-      </w:r>
-      <w:proofErr w:type="spellEnd"/>
-      <w:r>
-        <w:t xml:space="preserve"> </w:t>
-      </w:r>
-      <w:proofErr w:type="spellStart"/>
-      <w:r>
-        <w:t>of</w:t>
-      </w:r>
-      <w:proofErr w:type="spellEnd"/>
-      <w:r>
-        <w:t xml:space="preserve"> </w:t>
-      </w:r>
-      <w:proofErr w:type="spellStart"/>
-      <w:r>
-        <w:t>long</w:t>
-      </w:r>
-      <w:proofErr w:type="spellEnd"/>
-      <w:r>
-        <w:t xml:space="preserve"> breaks) </w:t>
-      </w:r>
-      <w:r>
-        <w:t xml:space="preserve">brukes til å bestemme hvor </w:t>
-      </w:r>
-      <w:r>
-        <w:t>mange</w:t>
-      </w:r>
-      <w:r>
-        <w:t xml:space="preserve"> ganger</w:t>
-      </w:r>
-      <w:r>
-        <w:t xml:space="preserve"> </w:t>
-      </w:r>
-      <w:r>
-        <w:t>nedtellinger som skal kjøres.</w:t>
-      </w:r>
-    </w:p>
-    <w:p>
-      <w:r>
-        <w:t xml:space="preserve">Pomodoro </w:t>
-      </w:r>
-      <w:r>
-        <w:t xml:space="preserve">består av to </w:t>
-      </w:r>
-      <w:r>
-        <w:t>n</w:t>
-      </w:r>
-      <w:r>
-        <w:t>ø</w:t>
-      </w:r>
-      <w:r>
-        <w:t>sted</w:t>
-      </w:r>
-      <w:r>
-        <w:t>e</w:t>
-      </w:r>
-      <w:r>
-        <w:t xml:space="preserve"> </w:t>
-      </w:r>
-      <w:r>
-        <w:t>for-løkker</w:t>
-      </w:r>
-      <w:r>
-        <w:t xml:space="preserve"> </w:t>
-      </w:r>
-      <w:r>
-        <w:t xml:space="preserve">som aktiverer </w:t>
-      </w:r>
-      <w:proofErr w:type="spellStart"/>
-      <w:r>
-        <w:t>Clock</w:t>
-      </w:r>
-      <w:proofErr w:type="spellEnd"/>
-      <w:r>
-        <w:t xml:space="preserve"> med</w:t>
-      </w:r>
-      <w:r>
-        <w:t xml:space="preserve"> </w:t>
-      </w:r>
-      <w:r>
-        <w:t xml:space="preserve">de gitte </w:t>
-      </w:r>
-      <w:r>
-        <w:t>tidene. Den innerste for-løkken kjører «</w:t>
-      </w:r>
-      <w:proofErr w:type="spellStart"/>
-      <w:r>
-        <w:t>nsb</w:t>
-      </w:r>
-      <w:proofErr w:type="spellEnd"/>
-      <w:r>
-        <w:t xml:space="preserve">» ganger og aktiverer </w:t>
-      </w:r>
-      <w:proofErr w:type="spellStart"/>
-      <w:r>
-        <w:t>Clock</w:t>
-      </w:r>
-      <w:proofErr w:type="spellEnd"/>
-      <w:r>
-        <w:t xml:space="preserve"> to ganger først med tiden definert som «</w:t>
-      </w:r>
-      <w:proofErr w:type="spellStart"/>
-      <w:r>
-        <w:t>wt</w:t>
-      </w:r>
-      <w:proofErr w:type="spellEnd"/>
-      <w:r>
-        <w:t xml:space="preserve">» og deretter med </w:t>
-      </w:r>
-      <w:r>
-        <w:t>tiden definert som «</w:t>
-      </w:r>
-      <w:proofErr w:type="spellStart"/>
-      <w:r>
-        <w:t>s</w:t>
-      </w:r>
-      <w:r>
-        <w:t>bt</w:t>
-      </w:r>
-      <w:proofErr w:type="spellEnd"/>
-      <w:r>
-        <w:t xml:space="preserve">» Dette gjør at </w:t>
-      </w:r>
-      <w:r>
-        <w:t xml:space="preserve">klokken vekselvis bytter </w:t>
-      </w:r>
-      <w:r>
-        <w:t xml:space="preserve">mellom </w:t>
-      </w:r>
-      <w:r>
-        <w:t xml:space="preserve">arbeid og liten pause. </w:t>
-      </w:r>
-      <w:r>
-        <w:t xml:space="preserve">Når dette er </w:t>
-      </w:r>
-      <w:r>
-        <w:t xml:space="preserve">gjort </w:t>
-      </w:r>
-      <w:r>
-        <w:t>«</w:t>
-      </w:r>
-      <w:proofErr w:type="spellStart"/>
-      <w:r>
-        <w:t>nsb</w:t>
-      </w:r>
-      <w:proofErr w:type="spellEnd"/>
-      <w:r>
-        <w:t xml:space="preserve">» </w:t>
-      </w:r>
-      <w:r>
-        <w:t xml:space="preserve">ganger vil </w:t>
-      </w:r>
-      <w:r>
-        <w:t xml:space="preserve">man gå ut i </w:t>
-      </w:r>
-      <w:r>
-        <w:t xml:space="preserve">den ytterste </w:t>
-      </w:r>
-      <w:r>
-        <w:t>for-løkken</w:t>
-      </w:r>
-      <w:r>
-        <w:t xml:space="preserve"> hvor man </w:t>
-      </w:r>
-      <w:r>
-        <w:t xml:space="preserve">igjen kjører </w:t>
-      </w:r>
-      <w:proofErr w:type="spellStart"/>
-      <w:r>
-        <w:t>Clock</w:t>
-      </w:r>
-      <w:proofErr w:type="spellEnd"/>
-      <w:r>
-        <w:t xml:space="preserve"> to ganger, først med </w:t>
-      </w:r>
-      <w:r>
-        <w:t>«</w:t>
-      </w:r>
-      <w:proofErr w:type="spellStart"/>
-      <w:r>
-        <w:t>wt</w:t>
-      </w:r>
-      <w:proofErr w:type="spellEnd"/>
-      <w:r>
-        <w:t>» og deretter med «</w:t>
-      </w:r>
-      <w:proofErr w:type="spellStart"/>
-      <w:r>
-        <w:t>lbt</w:t>
-      </w:r>
-      <w:proofErr w:type="spellEnd"/>
-      <w:r>
-        <w:t xml:space="preserve">». </w:t>
-      </w:r>
-      <w:r>
-        <w:t>Man går deretter inn i den innerste løkken igjen</w:t>
-      </w:r>
-      <w:r>
-        <w:t xml:space="preserve">. Dette repeteres </w:t>
-      </w:r>
-      <w:r>
-        <w:t>«</w:t>
-      </w:r>
-      <w:proofErr w:type="spellStart"/>
-      <w:r>
-        <w:t>nlb</w:t>
-      </w:r>
-      <w:proofErr w:type="spellEnd"/>
-      <w:r>
-        <w:t xml:space="preserve">» ganger hvor </w:t>
-      </w:r>
-      <w:r>
-        <w:t xml:space="preserve">man kun vil kjøre </w:t>
-      </w:r>
-      <w:proofErr w:type="spellStart"/>
-      <w:r>
-        <w:t>Clock</w:t>
-      </w:r>
-      <w:proofErr w:type="spellEnd"/>
-      <w:r>
-        <w:t xml:space="preserve"> med </w:t>
-      </w:r>
-      <w:proofErr w:type="spellStart"/>
-      <w:r>
-        <w:t>wt</w:t>
-      </w:r>
-      <w:proofErr w:type="spellEnd"/>
-      <w:r>
-        <w:t xml:space="preserve"> i den ytterste for-løkken den siste gangen da man ikke trenger en </w:t>
-      </w:r>
-      <w:r>
-        <w:t>pause når man er ferdig.</w:t>
-      </w:r>
-    </w:p>
-    <w:p/>
-    <w:p>
-      <w:pPr>
-        <w:rPr>
-          <w:sz w:val="22"/>
-          <w:szCs w:val="22"/>
-        </w:rPr>
-      </w:pPr>
-      <w:proofErr w:type="spellStart"/>
-      <w:r>
-        <w:rPr>
-          <w:b/>
-          <w:bCs/>
-          <w:sz w:val="22"/>
-          <w:szCs w:val="22"/>
-        </w:rPr>
-        <w:t>Menydel</w:t>
-      </w:r>
-      <w:proofErr w:type="spellEnd"/>
-    </w:p>
-    <w:p>
-      <w:r>
-        <w:t xml:space="preserve">Menydelen består av </w:t>
-      </w:r>
-      <w:r>
-        <w:t>7 funksjoner: Men</w:t>
-      </w:r>
-      <w:r>
-        <w:t>u</w:t>
-      </w:r>
-      <w:r>
-        <w:t>,</w:t>
-      </w:r>
-      <w:r>
-        <w:t xml:space="preserve"> </w:t>
-      </w:r>
-      <w:proofErr w:type="spellStart"/>
-      <w:r>
-        <w:t>ClockM</w:t>
-      </w:r>
-      <w:proofErr w:type="spellEnd"/>
-      <w:r>
-        <w:t xml:space="preserve">, </w:t>
-      </w:r>
-      <w:proofErr w:type="spellStart"/>
-      <w:r>
-        <w:t>PomodoroM</w:t>
-      </w:r>
-      <w:proofErr w:type="spellEnd"/>
-      <w:r>
-        <w:t xml:space="preserve">, </w:t>
-      </w:r>
-      <w:proofErr w:type="spellStart"/>
-      <w:r>
-        <w:t>PresetsM</w:t>
-      </w:r>
-      <w:proofErr w:type="spellEnd"/>
-      <w:r>
-        <w:t xml:space="preserve">, </w:t>
-      </w:r>
-      <w:r>
-        <w:t>State1, State2 og State3</w:t>
-      </w:r>
-      <w:r>
-        <w:t>.</w:t>
-      </w:r>
-    </w:p>
-    <w:p>
-      <w:r>
-        <w:t xml:space="preserve">Felles for alle funksjonene i menydelen, med unntak av Menu er at </w:t>
-      </w:r>
-      <w:r>
-        <w:t>de starter med å tømme LCD-skjermen for tekst og</w:t>
-      </w:r>
-      <w:r>
-        <w:t xml:space="preserve"> </w:t>
-      </w:r>
-      <w:r>
-        <w:t xml:space="preserve">starter en </w:t>
-      </w:r>
-      <w:proofErr w:type="spellStart"/>
-      <w:r>
-        <w:t>while</w:t>
-      </w:r>
-      <w:proofErr w:type="spellEnd"/>
-      <w:r>
-        <w:t>-løkke.</w:t>
-      </w:r>
-      <w:r>
-        <w:t xml:space="preserve"> </w:t>
-      </w:r>
-      <w:proofErr w:type="spellStart"/>
-      <w:r>
-        <w:t>PomodoroM</w:t>
-      </w:r>
-      <w:proofErr w:type="spellEnd"/>
-      <w:r>
-        <w:t xml:space="preserve"> </w:t>
-      </w:r>
-      <w:r>
-        <w:t xml:space="preserve">skiller seg også ut </w:t>
-      </w:r>
-      <w:r>
-        <w:t xml:space="preserve">ved at denne </w:t>
-      </w:r>
-      <w:proofErr w:type="spellStart"/>
-      <w:r>
-        <w:t>while</w:t>
-      </w:r>
-      <w:proofErr w:type="spellEnd"/>
-      <w:r>
-        <w:t>-løkken er nøstet i en for-løkke.</w:t>
-      </w:r>
-      <w:r>
-        <w:t xml:space="preserve"> Denne </w:t>
-      </w:r>
-      <w:proofErr w:type="spellStart"/>
-      <w:r>
-        <w:t>while</w:t>
-      </w:r>
-      <w:proofErr w:type="spellEnd"/>
-      <w:r>
-        <w:t xml:space="preserve">-løkken starter alltid med å definere </w:t>
-      </w:r>
-      <w:r>
-        <w:t xml:space="preserve">inputen </w:t>
-      </w:r>
-      <w:r>
-        <w:t>fra knappene</w:t>
-      </w:r>
-      <w:r>
-        <w:t xml:space="preserve">. </w:t>
-      </w:r>
-    </w:p>
-    <w:p>
-      <w:pPr>
-        <w:rPr>
-          <w:b/>
-          <w:bCs/>
-          <w:sz w:val="22"/>
-          <w:szCs w:val="22"/>
-        </w:rPr>
-      </w:pPr>
-      <w:r>
-        <w:rPr>
-          <w:b/>
-          <w:bCs/>
-          <w:sz w:val="22"/>
-          <w:szCs w:val="22"/>
-        </w:rPr>
-        <w:t>Menu</w:t>
-      </w:r>
-    </w:p>
-    <w:p>
-      <w:r>
-        <w:t xml:space="preserve">Menu funksjonen er veldig enkel, den </w:t>
-      </w:r>
-      <w:r>
-        <w:t>s</w:t>
-      </w:r>
-      <w:r>
-        <w:t xml:space="preserve">kriver </w:t>
-      </w:r>
-      <w:r>
-        <w:t xml:space="preserve">Velkommen på LCD-skjermen, </w:t>
-      </w:r>
-      <w:r>
-        <w:t xml:space="preserve">venter i 3 sekunder og </w:t>
-      </w:r>
-      <w:r>
-        <w:t>kaller State1 funksjonen.</w:t>
-      </w:r>
-    </w:p>
-    <w:p>
-      <w:pPr>
-        <w:rPr>
-          <w:b/>
-          <w:bCs/>
-          <w:sz w:val="22"/>
-          <w:szCs w:val="22"/>
-        </w:rPr>
-      </w:pPr>
-      <w:r>
-        <w:rPr>
-          <w:b/>
-          <w:bCs/>
-          <w:sz w:val="22"/>
-          <w:szCs w:val="22"/>
-        </w:rPr>
-        <w:t>State funksjonene</w:t>
-      </w:r>
-    </w:p>
-    <w:p/>
-    <w:p>
-      <w:r>
-        <w:t>State funksjonene er</w:t>
-      </w:r>
-      <w:r>
-        <w:t xml:space="preserve"> bygd opp helt likt</w:t>
-      </w:r>
-      <w:r>
-        <w:t xml:space="preserve"> </w:t>
-      </w:r>
-      <w:r>
-        <w:t xml:space="preserve">og kaller en annen funksjon basert på hvilken knapp som trykkes på. </w:t>
-      </w:r>
-      <w:r>
-        <w:t>D</w:t>
-      </w:r>
-      <w:r>
-        <w:t xml:space="preserve">e </w:t>
-      </w:r>
-      <w:r>
-        <w:t xml:space="preserve">printer </w:t>
-      </w:r>
-      <w:r>
-        <w:t xml:space="preserve">ut </w:t>
-      </w:r>
-      <w:r>
-        <w:t xml:space="preserve">hvilken </w:t>
-      </w:r>
-      <w:r>
-        <w:t xml:space="preserve">funksjon </w:t>
-      </w:r>
-      <w:r>
-        <w:t xml:space="preserve">man </w:t>
-      </w:r>
-      <w:r>
-        <w:t>kaller</w:t>
-      </w:r>
-      <w:r>
-        <w:t xml:space="preserve"> med </w:t>
-      </w:r>
-      <w:r>
-        <w:t>knapp 1 på den øverste linjen</w:t>
-      </w:r>
-      <w:r>
-        <w:t>,</w:t>
-      </w:r>
-      <w:r>
-        <w:t xml:space="preserve"> </w:t>
-      </w:r>
-      <w:r>
-        <w:t xml:space="preserve">og hvilken funksjon </w:t>
-      </w:r>
-      <w:r>
-        <w:t xml:space="preserve">man </w:t>
-      </w:r>
-      <w:r>
-        <w:t>kaller</w:t>
-      </w:r>
-      <w:r>
-        <w:t xml:space="preserve"> </w:t>
-      </w:r>
-      <w:r>
-        <w:t xml:space="preserve">med </w:t>
-      </w:r>
-      <w:r>
-        <w:t xml:space="preserve">knapp </w:t>
-      </w:r>
-      <w:proofErr w:type="gramStart"/>
-      <w:r>
-        <w:t>2</w:t>
-      </w:r>
-      <w:r>
-        <w:t xml:space="preserve"> </w:t>
-      </w:r>
-      <w:r>
-        <w:t xml:space="preserve"> </w:t>
-      </w:r>
-      <w:r>
-        <w:t>på</w:t>
-      </w:r>
-      <w:proofErr w:type="gramEnd"/>
-      <w:r>
-        <w:t xml:space="preserve"> den nederste linjen</w:t>
-      </w:r>
-      <w:r>
-        <w:t xml:space="preserve"> til LCD-skjermen</w:t>
-      </w:r>
-      <w:r>
-        <w:t>.</w:t>
-      </w:r>
-      <w:r>
-        <w:t xml:space="preserve"> </w:t>
-      </w:r>
-      <w:r>
-        <w:t>Knapp 2 og 3</w:t>
-      </w:r>
-      <w:r>
-        <w:t xml:space="preserve"> </w:t>
-      </w:r>
-      <w:r>
-        <w:t xml:space="preserve">benyttes til å </w:t>
-      </w:r>
-      <w:r>
-        <w:t>bytte mellom de 3 State funksjonene og knapp 1 benytte</w:t>
-      </w:r>
-      <w:r>
-        <w:t xml:space="preserve">s til å starte </w:t>
-      </w:r>
-      <w:proofErr w:type="spellStart"/>
-      <w:r>
-        <w:t>ClockM</w:t>
-      </w:r>
-      <w:proofErr w:type="spellEnd"/>
-      <w:r>
-        <w:t xml:space="preserve"> i State1, </w:t>
-      </w:r>
-      <w:proofErr w:type="spellStart"/>
-      <w:r>
-        <w:t>PomodoroM</w:t>
-      </w:r>
-      <w:proofErr w:type="spellEnd"/>
-      <w:r>
-        <w:t xml:space="preserve"> i</w:t>
-      </w:r>
-      <w:r>
-        <w:t xml:space="preserve"> </w:t>
-      </w:r>
-      <w:r>
-        <w:t>State2 eller</w:t>
-      </w:r>
-      <w:r>
-        <w:t xml:space="preserve"> </w:t>
-      </w:r>
-      <w:proofErr w:type="spellStart"/>
-      <w:r>
-        <w:t>PresetsM</w:t>
-      </w:r>
-      <w:proofErr w:type="spellEnd"/>
-      <w:r>
-        <w:t xml:space="preserve"> i State3.</w:t>
-      </w:r>
-    </w:p>
-    <w:p/>
-    <w:p>
-      <w:proofErr w:type="spellStart"/>
-      <w:r>
-        <w:rPr>
-          <w:b/>
-          <w:sz w:val="22"/>
-          <w:szCs w:val="22"/>
-        </w:rPr>
-        <w:t>ClockM</w:t>
-      </w:r>
-      <w:proofErr w:type="spellEnd"/>
-    </w:p>
-    <w:p/>
-    <w:p>
-      <w:pPr>
-        <w:keepNext/>
-      </w:pPr>
-    </w:p>
-    <w:p>
-      <w:pPr>
-        <w:keepNext/>
-      </w:pPr>
-      <w:proofErr w:type="spellStart"/>
-      <w:r>
-        <w:t>ClockM</w:t>
-      </w:r>
-      <w:proofErr w:type="spellEnd"/>
-      <w:r>
-        <w:t xml:space="preserve"> </w:t>
-      </w:r>
-      <w:r>
-        <w:t xml:space="preserve">skriver </w:t>
-      </w:r>
-      <w:r>
-        <w:t>hva</w:t>
-      </w:r>
-      <w:r>
-        <w:t xml:space="preserve"> «</w:t>
-      </w:r>
-      <w:proofErr w:type="spellStart"/>
-      <w:r>
-        <w:t>wt</w:t>
-      </w:r>
-      <w:proofErr w:type="spellEnd"/>
-      <w:r>
-        <w:t xml:space="preserve">» er </w:t>
-      </w:r>
-      <w:r>
-        <w:t>defi</w:t>
-      </w:r>
-      <w:r>
-        <w:t>n</w:t>
-      </w:r>
-      <w:r>
-        <w:t>ert som til LCD-skjerm</w:t>
-      </w:r>
-      <w:r>
-        <w:t xml:space="preserve">. Knapp 1 starter </w:t>
-      </w:r>
-      <w:proofErr w:type="spellStart"/>
-      <w:r>
-        <w:t>Clock</w:t>
-      </w:r>
-      <w:proofErr w:type="spellEnd"/>
-      <w:r>
-        <w:t xml:space="preserve"> med </w:t>
-      </w:r>
-      <w:r>
-        <w:t>«</w:t>
-      </w:r>
-      <w:proofErr w:type="spellStart"/>
-      <w:r>
-        <w:t>wt</w:t>
-      </w:r>
-      <w:proofErr w:type="spellEnd"/>
-      <w:r>
-        <w:t>»</w:t>
-      </w:r>
-      <w:r>
-        <w:t>.</w:t>
-      </w:r>
-      <w:r>
-        <w:t xml:space="preserve"> Knapp 2</w:t>
-      </w:r>
-      <w:r>
-        <w:t xml:space="preserve"> </w:t>
-      </w:r>
-      <w:r>
-        <w:t>legger til 1 til</w:t>
-      </w:r>
-      <w:r>
-        <w:t xml:space="preserve"> «</w:t>
-      </w:r>
-      <w:proofErr w:type="spellStart"/>
-      <w:r>
-        <w:t>wt</w:t>
-      </w:r>
-      <w:proofErr w:type="spellEnd"/>
-      <w:r>
-        <w:t xml:space="preserve">» og </w:t>
-      </w:r>
-      <w:r>
-        <w:t>skriver ut ny verdi for «</w:t>
-      </w:r>
-      <w:proofErr w:type="spellStart"/>
-      <w:r>
-        <w:t>wt</w:t>
-      </w:r>
-      <w:proofErr w:type="spellEnd"/>
-      <w:r>
-        <w:t xml:space="preserve">». Knapp 3 trekker fra </w:t>
-      </w:r>
-      <w:r>
-        <w:t xml:space="preserve">1 </w:t>
-      </w:r>
-      <w:r>
-        <w:t>fra «</w:t>
-      </w:r>
-      <w:proofErr w:type="spellStart"/>
-      <w:r>
-        <w:t>wt</w:t>
-      </w:r>
-      <w:proofErr w:type="spellEnd"/>
-      <w:r>
-        <w:t xml:space="preserve">» og skriver ut ny verdi for </w:t>
-      </w:r>
-      <w:r>
-        <w:t>«</w:t>
-      </w:r>
-      <w:proofErr w:type="spellStart"/>
-      <w:r>
-        <w:t>wt</w:t>
-      </w:r>
-      <w:proofErr w:type="spellEnd"/>
-      <w:r>
-        <w:t>»</w:t>
-      </w:r>
-      <w:r>
-        <w:t xml:space="preserve"> </w:t>
-      </w:r>
-      <w:r>
-        <w:t>til LCD-skjermen</w:t>
-      </w:r>
-      <w:r>
-        <w:t>.</w:t>
-      </w:r>
-    </w:p>
-    <w:p>
-      <w:pPr>
-        <w:keepNext/>
-      </w:pPr>
-    </w:p>
-    <w:p>
-      <w:pPr>
-        <w:keepNext/>
-        <w:rPr>
-          <w:b/>
-          <w:sz w:val="22"/>
-          <w:szCs w:val="22"/>
-        </w:rPr>
-      </w:pPr>
-      <w:proofErr w:type="spellStart"/>
-      <w:r>
-        <w:rPr>
-          <w:b/>
-          <w:bCs/>
-          <w:sz w:val="22"/>
-          <w:szCs w:val="22"/>
-        </w:rPr>
-        <w:t>PomodoroM</w:t>
-      </w:r>
-      <w:proofErr w:type="spellEnd"/>
-    </w:p>
-    <w:p>
-      <w:proofErr w:type="spellStart"/>
-      <w:r>
-        <w:t>PomodoroM</w:t>
-      </w:r>
-      <w:proofErr w:type="spellEnd"/>
-      <w:r>
-        <w:t xml:space="preserve"> er bygd opp veldig likt som </w:t>
-      </w:r>
-      <w:proofErr w:type="spellStart"/>
-      <w:r>
-        <w:t>ClockM</w:t>
-      </w:r>
-      <w:proofErr w:type="spellEnd"/>
-      <w:r>
-        <w:t xml:space="preserve">, men med et </w:t>
-      </w:r>
-      <w:r>
-        <w:t>par forskjeller</w:t>
-      </w:r>
-      <w:r>
-        <w:t xml:space="preserve">. </w:t>
-      </w:r>
-      <w:proofErr w:type="spellStart"/>
-      <w:r>
-        <w:t>While</w:t>
-      </w:r>
-      <w:proofErr w:type="spellEnd"/>
-      <w:r>
-        <w:t xml:space="preserve">-løkken er nøstet i en for-løkke </w:t>
-      </w:r>
-      <w:r>
-        <w:t xml:space="preserve">som kjører 5 ganger. </w:t>
-      </w:r>
-      <w:r>
-        <w:t xml:space="preserve">Knapp 1 </w:t>
-      </w:r>
-      <w:r>
-        <w:t>har</w:t>
-      </w:r>
-      <w:r>
-        <w:t xml:space="preserve"> </w:t>
-      </w:r>
-      <w:proofErr w:type="gramStart"/>
-      <w:r>
-        <w:t>en break</w:t>
-      </w:r>
-      <w:proofErr w:type="gramEnd"/>
-      <w:r>
-        <w:t xml:space="preserve"> istedenfor å kalle en funksjon</w:t>
-      </w:r>
-      <w:r>
-        <w:t xml:space="preserve"> slik at man kjører gjennom </w:t>
-      </w:r>
-      <w:proofErr w:type="spellStart"/>
-      <w:r>
-        <w:t>while</w:t>
-      </w:r>
-      <w:proofErr w:type="spellEnd"/>
-      <w:r>
-        <w:t xml:space="preserve">-løkken </w:t>
-      </w:r>
-      <w:r>
-        <w:t xml:space="preserve">5 ganger. De 5 variablene </w:t>
-      </w:r>
-      <w:r>
-        <w:t>«</w:t>
-      </w:r>
-      <w:proofErr w:type="spellStart"/>
-      <w:r>
-        <w:t>wt</w:t>
-      </w:r>
-      <w:proofErr w:type="spellEnd"/>
-      <w:r>
-        <w:t>» «</w:t>
-      </w:r>
-      <w:proofErr w:type="spellStart"/>
-      <w:r>
-        <w:t>sbt</w:t>
-      </w:r>
-      <w:proofErr w:type="spellEnd"/>
-      <w:r>
-        <w:t>» «</w:t>
-      </w:r>
-      <w:proofErr w:type="spellStart"/>
-      <w:r>
-        <w:t>lbt</w:t>
-      </w:r>
-      <w:proofErr w:type="spellEnd"/>
-      <w:r>
-        <w:t>» «</w:t>
-      </w:r>
-      <w:proofErr w:type="spellStart"/>
-      <w:r>
-        <w:t>nsb</w:t>
-      </w:r>
-      <w:proofErr w:type="spellEnd"/>
-      <w:r>
-        <w:t>» og «</w:t>
-      </w:r>
-      <w:proofErr w:type="spellStart"/>
-      <w:r>
-        <w:t>nlb</w:t>
-      </w:r>
-      <w:proofErr w:type="spellEnd"/>
-      <w:r>
-        <w:t xml:space="preserve">» er lagret i en </w:t>
-      </w:r>
-      <w:proofErr w:type="spellStart"/>
-      <w:r>
-        <w:t>array</w:t>
-      </w:r>
-      <w:proofErr w:type="spellEnd"/>
-      <w:r>
-        <w:t xml:space="preserve"> </w:t>
-      </w:r>
-      <w:r>
-        <w:t xml:space="preserve">slik at man endre på </w:t>
-      </w:r>
-      <w:r>
-        <w:t xml:space="preserve">én av de ved hver </w:t>
-      </w:r>
-      <w:proofErr w:type="spellStart"/>
-      <w:r>
-        <w:t>gjennomkjørelse</w:t>
-      </w:r>
-      <w:proofErr w:type="spellEnd"/>
-      <w:r>
-        <w:t xml:space="preserve"> av </w:t>
-      </w:r>
-      <w:proofErr w:type="spellStart"/>
-      <w:r>
-        <w:t>while</w:t>
-      </w:r>
-      <w:proofErr w:type="spellEnd"/>
-      <w:r>
-        <w:t xml:space="preserve">-løkken. Når man har brutt ut av </w:t>
-      </w:r>
-      <w:proofErr w:type="spellStart"/>
-      <w:r>
-        <w:t>while</w:t>
-      </w:r>
-      <w:proofErr w:type="spellEnd"/>
-      <w:r>
-        <w:t xml:space="preserve">-løkken for femte gang </w:t>
-      </w:r>
-      <w:r>
-        <w:t>kalles</w:t>
-      </w:r>
-      <w:r>
-        <w:t xml:space="preserve"> Pomodoro med </w:t>
-      </w:r>
-      <w:proofErr w:type="spellStart"/>
-      <w:r>
-        <w:t>variablende</w:t>
-      </w:r>
-      <w:proofErr w:type="spellEnd"/>
-      <w:r>
-        <w:t xml:space="preserve"> lagret i </w:t>
-      </w:r>
-      <w:proofErr w:type="spellStart"/>
-      <w:r>
-        <w:t>while</w:t>
-      </w:r>
-      <w:proofErr w:type="spellEnd"/>
-      <w:r>
-        <w:t>-løkkene.</w:t>
-      </w:r>
-    </w:p>
-    <w:p/>
-    <w:p>
-      <w:pPr>
-        <w:rPr>
-          <w:b/>
-          <w:sz w:val="22"/>
-          <w:szCs w:val="22"/>
-        </w:rPr>
-      </w:pPr>
-      <w:r>
-        <w:rPr>
-          <w:b/>
-          <w:bCs/>
-          <w:sz w:val="22"/>
-          <w:szCs w:val="22"/>
-        </w:rPr>
-        <w:t>Defin</w:t>
-      </w:r>
-      <w:r>
-        <w:rPr>
-          <w:b/>
-          <w:bCs/>
-          <w:sz w:val="22"/>
-          <w:szCs w:val="22"/>
-        </w:rPr>
-        <w:t>ering av variabler</w:t>
-      </w:r>
-    </w:p>
-    <w:p>
-      <w:pPr>
-        <w:keepNext/>
-        <w:rPr>
-          <w:b/>
-          <w:bCs/>
-          <w:color w:val="EE0000"/>
-        </w:rPr>
-      </w:pPr>
-    </w:p>
-    <w:p>
-      <w:pPr>
-        <w:pStyle w:val="Bildetekst"/>
-      </w:pPr>
-    </w:p>
-    <w:p>
-      <w:r>
-        <w:t xml:space="preserve">I tillegg til </w:t>
-      </w:r>
-      <w:r>
-        <w:t>funksjonene defineres det i starten av koden en re</w:t>
-      </w:r>
-      <w:r>
-        <w:t xml:space="preserve">kke variabler som vist i </w:t>
-      </w:r>
-      <w:r>
-        <w:fldChar w:fldCharType="begin"/>
-      </w:r>
-      <w:r>
-        <w:instrText xml:space="preserve"> REF _Ref206768311 \h </w:instrText>
-      </w:r>
-      <w:r>
-        <w:fldChar w:fldCharType="separate"/>
-      </w:r>
-      <w:r>
-        <w:t xml:space="preserve">Figur </w:t>
-      </w:r>
-      <w:r>
-        <w:rPr>
-          <w:noProof/>
-        </w:rPr>
-        <w:t>15</w:t>
-      </w:r>
-      <w:r>
-        <w:fldChar w:fldCharType="end"/>
-      </w:r>
-      <w:r>
-        <w:t xml:space="preserve">. Først defineres hvilke pinner på </w:t>
-      </w:r>
-      <w:proofErr w:type="spellStart"/>
-      <w:r>
-        <w:t>Arduinoen</w:t>
-      </w:r>
-      <w:proofErr w:type="spellEnd"/>
-      <w:r>
-        <w:t xml:space="preserve"> lysdioder, </w:t>
-      </w:r>
-      <w:r>
-        <w:t xml:space="preserve">knapper og </w:t>
-      </w:r>
-      <w:proofErr w:type="spellStart"/>
-      <w:r>
-        <w:t>buzzer</w:t>
-      </w:r>
-      <w:proofErr w:type="spellEnd"/>
-      <w:r>
-        <w:t xml:space="preserve"> står på. Deretter </w:t>
-      </w:r>
-      <w:r>
-        <w:t>defineres LCD-skjermen og pilen</w:t>
-      </w:r>
-      <w:r>
-        <w:t>. Til slutt defineres startverdier for «</w:t>
-      </w:r>
-      <w:proofErr w:type="spellStart"/>
-      <w:r>
-        <w:t>wt</w:t>
-      </w:r>
-      <w:proofErr w:type="spellEnd"/>
-      <w:r>
-        <w:t>», «</w:t>
-      </w:r>
-      <w:proofErr w:type="spellStart"/>
-      <w:r>
-        <w:t>sbt</w:t>
-      </w:r>
-      <w:proofErr w:type="spellEnd"/>
-      <w:r>
-        <w:t>»</w:t>
-      </w:r>
-      <w:r>
-        <w:t>, «</w:t>
-      </w:r>
-      <w:proofErr w:type="spellStart"/>
-      <w:r>
-        <w:t>lbt</w:t>
-      </w:r>
-      <w:proofErr w:type="spellEnd"/>
-      <w:r>
-        <w:t>» «</w:t>
-      </w:r>
-      <w:proofErr w:type="spellStart"/>
-      <w:r>
-        <w:t>nsb</w:t>
-      </w:r>
-      <w:proofErr w:type="spellEnd"/>
-      <w:r>
-        <w:t>» og «</w:t>
-      </w:r>
-      <w:proofErr w:type="spellStart"/>
-      <w:r>
-        <w:t>nlb</w:t>
-      </w:r>
-      <w:proofErr w:type="spellEnd"/>
-      <w:r>
-        <w:t xml:space="preserve">» </w:t>
-      </w:r>
-      <w:r>
-        <w:t xml:space="preserve">og de settes </w:t>
-      </w:r>
-      <w:r>
-        <w:t xml:space="preserve">i en </w:t>
-      </w:r>
-      <w:proofErr w:type="spellStart"/>
-      <w:r>
-        <w:t>array</w:t>
-      </w:r>
-      <w:proofErr w:type="spellEnd"/>
-      <w:r>
-        <w:t xml:space="preserve">. Det defineres også en </w:t>
-      </w:r>
-      <w:proofErr w:type="spellStart"/>
-      <w:r>
-        <w:t>array</w:t>
-      </w:r>
-      <w:proofErr w:type="spellEnd"/>
-      <w:r>
-        <w:t xml:space="preserve"> med teksten som skal </w:t>
-      </w:r>
-      <w:proofErr w:type="spellStart"/>
-      <w:r>
-        <w:t>printes</w:t>
-      </w:r>
-      <w:proofErr w:type="spellEnd"/>
-      <w:r>
-        <w:t xml:space="preserve"> ut for hver iterasjon av for løkken i </w:t>
-      </w:r>
-      <w:proofErr w:type="spellStart"/>
-      <w:r>
-        <w:t>PomodoroM</w:t>
-      </w:r>
-      <w:proofErr w:type="spellEnd"/>
-      <w:r>
-        <w:t>.</w:t>
-      </w:r>
-    </w:p>
-    <w:p>
-      <w:r>
-        <w:t xml:space="preserve">I </w:t>
-      </w:r>
-      <w:r>
-        <w:t>S</w:t>
-      </w:r>
-      <w:r>
-        <w:t>etup funksjonen</w:t>
-      </w:r>
-      <w:r>
-        <w:t xml:space="preserve"> </w:t>
-      </w:r>
-      <w:r>
-        <w:t xml:space="preserve">settes </w:t>
-      </w:r>
-      <w:r>
-        <w:t xml:space="preserve">LED-dioder og </w:t>
-      </w:r>
-      <w:proofErr w:type="spellStart"/>
-      <w:r>
-        <w:t>buzzer</w:t>
-      </w:r>
-      <w:proofErr w:type="spellEnd"/>
-      <w:r>
-        <w:t xml:space="preserve"> til output og knapper til input</w:t>
-      </w:r>
-      <w:r>
-        <w:t xml:space="preserve"> og</w:t>
-      </w:r>
-      <w:r>
-        <w:t xml:space="preserve"> LCD-skjermen startes </w:t>
-      </w:r>
-      <w:r>
-        <w:t>opp.</w:t>
-      </w:r>
-    </w:p>
-    <w:p>
-      <w:r>
-        <w:t xml:space="preserve">I loop funksjonen kalles </w:t>
-      </w:r>
-      <w:r>
-        <w:t>så Menu for å starte menydelen av koden</w:t>
-      </w:r>
-      <w:r>
-        <w:t>.</w:t>
-      </w:r>
-    </w:p>
-    <w:p>
-      <w:pPr>
-        <w:keepNext/>
-        <w:rPr>
-          <w:b/>
-          <w:bCs/>
-          <w:color w:val="EE0000"/>
-        </w:rPr>
-      </w:pPr>
+        <w:t>variabler man justerer og hva verdien til disse er.</w:t>
+      </w:r>
     </w:p>
     <w:p>
       <w:pPr>
@@ -18220,510 +17131,710 @@
       <w:pPr>
         <w:pStyle w:val="Overskrift3"/>
       </w:pPr>
-      <w:bookmarkStart w:id="27" w:name="_Toc207280588"/>
+      <w:bookmarkStart w:id="33" w:name="_Toc207380238"/>
       <w:r>
         <w:t>Utvikling av firmware</w:t>
       </w:r>
-      <w:bookmarkEnd w:id="27"/>
+      <w:bookmarkEnd w:id="33"/>
+    </w:p>
+    <w:p/>
+    <w:p>
+      <w:r>
+        <w:t>Systemet har tre knappe</w:t>
+      </w:r>
+      <w:r>
+        <w:t>r som er systemets Input</w:t>
+      </w:r>
+      <w:r>
+        <w:t>-</w:t>
+      </w:r>
+      <w:r>
+        <w:t xml:space="preserve">er. Knapp </w:t>
+      </w:r>
+      <w:r>
+        <w:t>1</w:t>
+      </w:r>
       <w:r>
         <w:t xml:space="preserve"> </w:t>
       </w:r>
-    </w:p>
-    <w:p>
+      <w:r>
+        <w:t xml:space="preserve">brukes som en «Enter-knapp» </w:t>
+      </w:r>
+      <w:r>
+        <w:t xml:space="preserve">og brukes til å kalle </w:t>
+      </w:r>
+      <w:r>
+        <w:t xml:space="preserve">neste funksjon eller å gå videre i </w:t>
+      </w:r>
+      <w:proofErr w:type="spellStart"/>
+      <w:r>
+        <w:t>funskjonen</w:t>
+      </w:r>
+      <w:proofErr w:type="spellEnd"/>
+      <w:r>
+        <w:t xml:space="preserve">. Knapp 2 og 3 </w:t>
+      </w:r>
+      <w:r>
+        <w:t>brukes</w:t>
+      </w:r>
+      <w:r>
+        <w:t xml:space="preserve"> til å veksle mellom State og Pr funksjonene, samt </w:t>
+      </w:r>
+      <w:r>
+        <w:t xml:space="preserve">endre på tidsvariablene (Stille inn klokka). Knappene er </w:t>
+      </w:r>
+      <w:r>
+        <w:t xml:space="preserve">koblet på hver sin digitale pin og </w:t>
+      </w:r>
+      <w:r>
+        <w:t xml:space="preserve">gir en Input gjennom </w:t>
+      </w:r>
+      <w:proofErr w:type="spellStart"/>
+      <w:proofErr w:type="gramStart"/>
+      <w:r>
+        <w:t>digtalRead</w:t>
+      </w:r>
+      <w:proofErr w:type="spellEnd"/>
+      <w:r>
+        <w:t>(</w:t>
+      </w:r>
+      <w:proofErr w:type="gramEnd"/>
+      <w:r>
+        <w:t xml:space="preserve">) </w:t>
+      </w:r>
+      <w:proofErr w:type="spellStart"/>
+      <w:r>
+        <w:t>funskjonen</w:t>
+      </w:r>
+      <w:proofErr w:type="spellEnd"/>
+      <w:r>
+        <w:t>.</w:t>
+      </w:r>
+      <w:r>
+        <w:t xml:space="preserve"> </w:t>
+      </w:r>
+      <w:r>
+        <w:t xml:space="preserve"> </w:t>
+      </w:r>
+      <w:r>
+        <w:t xml:space="preserve">Siden </w:t>
+      </w:r>
+      <w:r>
+        <w:t xml:space="preserve">knappene spiller en sentral rolle i kretsen, er alle funksjonene </w:t>
+      </w:r>
+      <w:r>
+        <w:t xml:space="preserve">drevet av en </w:t>
+      </w:r>
+      <w:proofErr w:type="spellStart"/>
+      <w:r>
+        <w:t>while</w:t>
+      </w:r>
+      <w:proofErr w:type="spellEnd"/>
+      <w:r>
+        <w:t xml:space="preserve">-løkke, som alltid starter med å lese av binær-verdien </w:t>
+      </w:r>
+      <w:r>
+        <w:t>til hver knapp.</w:t>
+      </w:r>
+      <w:r>
+        <w:t xml:space="preserve"> For å forhindre at</w:t>
+      </w:r>
+      <w:r>
+        <w:t xml:space="preserve"> knappene leses av flere ganger per trykk er det en </w:t>
+      </w:r>
+      <w:r>
+        <w:t>forsinkelse</w:t>
+      </w:r>
+      <w:r>
+        <w:t xml:space="preserve"> på 150 ms </w:t>
+      </w:r>
+      <w:r>
+        <w:t>hver gang en knapp blir trykket på.</w:t>
+      </w:r>
+      <w:r>
+        <w:t xml:space="preserve"> </w:t>
+      </w:r>
+      <w:r>
+        <w:t xml:space="preserve">I </w:t>
+      </w:r>
+      <w:r>
+        <w:fldChar w:fldCharType="begin"/>
+      </w:r>
+      <w:r>
+        <w:instrText xml:space="preserve"> REF _Ref207387901 \h </w:instrText>
+      </w:r>
+      <w:r>
+        <w:fldChar w:fldCharType="separate"/>
+      </w:r>
+      <w:r>
+        <w:t xml:space="preserve">Figur </w:t>
+      </w:r>
+      <w:r>
+        <w:rPr>
+          <w:noProof/>
+        </w:rPr>
+        <w:t>5</w:t>
+      </w:r>
+      <w:r>
+        <w:fldChar w:fldCharType="end"/>
+      </w:r>
+      <w:r>
+        <w:t xml:space="preserve"> </w:t>
+      </w:r>
+      <w:r>
+        <w:t xml:space="preserve">vises et utklipp fra koden som </w:t>
+      </w:r>
+      <w:r>
+        <w:t>kontrollerer</w:t>
+      </w:r>
+      <w:r>
+        <w:t xml:space="preserve"> </w:t>
+      </w:r>
+      <w:r>
+        <w:t>sjekk av knapper og forsinkelse</w:t>
+      </w:r>
+      <w:r>
+        <w:t>.</w:t>
+      </w:r>
+    </w:p>
+    <w:p>
+      <w:pPr>
+        <w:rPr>
+          <w:color w:val="EE0000"/>
+        </w:rPr>
+      </w:pPr>
+    </w:p>
+    <w:p>
+      <w:pPr>
+        <w:keepNext/>
+      </w:pPr>
+      <w:r>
+        <w:rPr>
+          <w:noProof/>
+          <w:color w:val="EE0000"/>
+        </w:rPr>
+        <w:drawing>
+          <wp:inline distT="0" distB="0" distL="0" distR="0" wp14:anchorId="7AFEB782" wp14:editId="7DD6F195">
+            <wp:extent cx="3524742" cy="1657581"/>
+            <wp:effectExtent l="0" t="0" r="0" b="0"/>
+            <wp:docPr id="833201636" name="Bilde 1" descr="Et bilde som inneholder tekst, Font, skjermbilde"/>
+            <wp:cNvGraphicFramePr>
+              <a:graphicFrameLocks xmlns:a="http://schemas.openxmlformats.org/drawingml/2006/main" noChangeAspect="1"/>
+            </wp:cNvGraphicFramePr>
+            <a:graphic xmlns:a="http://schemas.openxmlformats.org/drawingml/2006/main">
+              <a:graphicData uri="http://schemas.openxmlformats.org/drawingml/2006/picture">
+                <pic:pic xmlns:pic="http://schemas.openxmlformats.org/drawingml/2006/picture">
+                  <pic:nvPicPr>
+                    <pic:cNvPr id="833201636" name="Bilde 1" descr="Et bilde som inneholder tekst, Font, skjermbilde"/>
+                    <pic:cNvPicPr/>
+                  </pic:nvPicPr>
+                  <pic:blipFill>
+                    <a:blip r:embed="rId37"/>
+                    <a:stretch>
+                      <a:fillRect/>
+                    </a:stretch>
+                  </pic:blipFill>
+                  <pic:spPr>
+                    <a:xfrm>
+                      <a:off x="0" y="0"/>
+                      <a:ext cx="3524742" cy="1657581"/>
+                    </a:xfrm>
+                    <a:prstGeom prst="rect">
+                      <a:avLst/>
+                    </a:prstGeom>
+                  </pic:spPr>
+                </pic:pic>
+              </a:graphicData>
+            </a:graphic>
+          </wp:inline>
+        </w:drawing>
+      </w:r>
+    </w:p>
+    <w:p>
+      <w:pPr>
+        <w:pStyle w:val="Bildetekst"/>
+        <w:rPr>
+          <w:color w:val="EE0000"/>
+        </w:rPr>
+      </w:pPr>
+      <w:bookmarkStart w:id="34" w:name="_Ref207387901"/>
+      <w:r>
+        <w:t xml:space="preserve">Figur </w:t>
+      </w:r>
+      <w:r>
+        <w:fldChar w:fldCharType="begin"/>
+      </w:r>
+      <w:r>
+        <w:instrText xml:space="preserve"> SEQ Figur \* ARABIC </w:instrText>
+      </w:r>
+      <w:r>
+        <w:fldChar w:fldCharType="separate"/>
+      </w:r>
+      <w:r>
+        <w:rPr>
+          <w:noProof/>
+        </w:rPr>
+        <w:t>5</w:t>
+      </w:r>
+      <w:r>
+        <w:fldChar w:fldCharType="end"/>
+      </w:r>
+      <w:bookmarkEnd w:id="34"/>
+      <w:r>
+        <w:t>: Utsnitt av kode for knapp</w:t>
+      </w:r>
+    </w:p>
+    <w:p>
+      <w:pPr>
+        <w:rPr>
+          <w:color w:val="EE0000"/>
+        </w:rPr>
+      </w:pPr>
+    </w:p>
+    <w:p>
+      <w:pPr>
+        <w:rPr>
+          <w:color w:val="EE0000"/>
+        </w:rPr>
+      </w:pPr>
+    </w:p>
+    <w:p>
+      <w:r>
+        <w:t> </w:t>
+      </w:r>
+    </w:p>
+    <w:p>
+      <w:pPr>
+        <w:rPr>
+          <w:color w:val="EE0000"/>
+        </w:rPr>
+      </w:pPr>
       <w:r>
         <w:rPr>
           <w:b/>
           <w:bCs/>
-        </w:rPr>
-        <w:t>Formål:</w:t>
-      </w:r>
-      <w:r>
-        <w:t xml:space="preserve"> Gi innsikt i hvordan </w:t>
-      </w:r>
-      <w:proofErr w:type="spellStart"/>
-      <w:r>
-        <w:t>sensordata</w:t>
-      </w:r>
-      <w:proofErr w:type="spellEnd"/>
-      <w:r>
-        <w:t xml:space="preserve"> leses og behandles.</w:t>
-      </w:r>
-    </w:p>
-    <w:p>
-      <w:pPr>
-        <w:rPr>
-          <w:lang w:val="en-US"/>
-        </w:rPr>
-      </w:pPr>
-      <w:proofErr w:type="spellStart"/>
+          <w:color w:val="EE0000"/>
+        </w:rPr>
+        <w:t>Hvilke funksjoner som utløses når en knapp trykkes.</w:t>
+      </w:r>
+    </w:p>
+    <w:p>
+      <w:pPr>
+        <w:rPr>
+          <w:color w:val="EE0000"/>
+        </w:rPr>
+      </w:pPr>
+      <w:r>
+        <w:rPr>
+          <w:color w:val="EE0000"/>
+        </w:rPr>
+        <w:t>Om det er ulike modes eller tilstander i systemet som knappen(e) styrer.</w:t>
+      </w:r>
+    </w:p>
+    <w:p>
+      <w:pPr>
+        <w:rPr>
+          <w:color w:val="EE0000"/>
+        </w:rPr>
+      </w:pPr>
       <w:r>
         <w:rPr>
           <w:b/>
           <w:bCs/>
-          <w:lang w:val="en-US"/>
-        </w:rPr>
-        <w:t>Hjelpetekst</w:t>
+          <w:color w:val="EE0000"/>
+        </w:rPr>
+        <w:t>Hvordan knappene leses i koden</w:t>
+      </w:r>
+    </w:p>
+    <w:p>
+      <w:pPr>
+        <w:rPr>
+          <w:color w:val="EE0000"/>
+        </w:rPr>
+      </w:pPr>
+      <w:proofErr w:type="spellStart"/>
+      <w:proofErr w:type="gramStart"/>
+      <w:r>
+        <w:rPr>
+          <w:color w:val="EE0000"/>
+        </w:rPr>
+        <w:t>digitalRead</w:t>
       </w:r>
       <w:proofErr w:type="spellEnd"/>
+      <w:r>
+        <w:rPr>
+          <w:color w:val="EE0000"/>
+        </w:rPr>
+        <w:t>(</w:t>
+      </w:r>
+      <w:proofErr w:type="gramEnd"/>
+      <w:r>
+        <w:rPr>
+          <w:color w:val="EE0000"/>
+        </w:rPr>
+        <w:t xml:space="preserve">) og </w:t>
+      </w:r>
+      <w:proofErr w:type="spellStart"/>
+      <w:r>
+        <w:rPr>
+          <w:color w:val="EE0000"/>
+        </w:rPr>
+        <w:t>debounce</w:t>
+      </w:r>
+      <w:proofErr w:type="spellEnd"/>
+      <w:r>
+        <w:rPr>
+          <w:color w:val="EE0000"/>
+        </w:rPr>
+        <w:t xml:space="preserve">-logikk hvis dere bruker </w:t>
+      </w:r>
+      <w:proofErr w:type="spellStart"/>
+      <w:r>
+        <w:rPr>
+          <w:color w:val="EE0000"/>
+        </w:rPr>
+        <w:t>Arduino</w:t>
+      </w:r>
+      <w:proofErr w:type="spellEnd"/>
+      <w:r>
+        <w:rPr>
+          <w:color w:val="EE0000"/>
+        </w:rPr>
+        <w:t>.</w:t>
+      </w:r>
+    </w:p>
+    <w:p>
+      <w:pPr>
+        <w:rPr>
+          <w:color w:val="EE0000"/>
+        </w:rPr>
+      </w:pPr>
+      <w:r>
+        <w:rPr>
+          <w:color w:val="EE0000"/>
+        </w:rPr>
+        <w:t> </w:t>
+      </w:r>
+    </w:p>
+    <w:p>
+      <w:pPr>
+        <w:rPr>
+          <w:color w:val="EE0000"/>
+        </w:rPr>
+      </w:pPr>
       <w:r>
         <w:rPr>
           <w:b/>
           <w:bCs/>
-          <w:lang w:val="en-US"/>
-        </w:rPr>
-        <w:t>:</w:t>
-      </w:r>
-    </w:p>
-    <w:p>
-      <w:pPr>
-        <w:numPr>
-          <w:ilvl w:val="0"/>
-          <w:numId w:val="20"/>
-        </w:numPr>
-      </w:pPr>
-      <w:r>
-        <w:t>Hvordan hentes data fra sensoren?</w:t>
-      </w:r>
-    </w:p>
-    <w:p>
-      <w:pPr>
-        <w:numPr>
-          <w:ilvl w:val="0"/>
-          <w:numId w:val="20"/>
-        </w:numPr>
-      </w:pPr>
-      <w:r>
-        <w:t xml:space="preserve">Er det brukt kalibrering, </w:t>
-      </w:r>
+          <w:color w:val="EE0000"/>
+        </w:rPr>
+        <w:t>Flyt i programmet</w:t>
+      </w:r>
+    </w:p>
+    <w:p>
+      <w:pPr>
+        <w:rPr>
+          <w:color w:val="EE0000"/>
+        </w:rPr>
+      </w:pPr>
+      <w:r>
+        <w:rPr>
+          <w:color w:val="EE0000"/>
+        </w:rPr>
+        <w:t xml:space="preserve">Hva som skjer i </w:t>
+      </w:r>
+      <w:proofErr w:type="spellStart"/>
       <w:proofErr w:type="gramStart"/>
       <w:r>
-        <w:t>filtrering,</w:t>
+        <w:rPr>
+          <w:color w:val="EE0000"/>
+        </w:rPr>
+        <w:t>setup</w:t>
+      </w:r>
+      <w:proofErr w:type="spellEnd"/>
+      <w:r>
+        <w:rPr>
+          <w:color w:val="EE0000"/>
+        </w:rPr>
+        <w:t>(</w:t>
       </w:r>
       <w:proofErr w:type="gramEnd"/>
       <w:r>
-        <w:t xml:space="preserve"> gjennomsnitt?</w:t>
-      </w:r>
-    </w:p>
-    <w:p>
-      <w:pPr>
-        <w:numPr>
-          <w:ilvl w:val="0"/>
-          <w:numId w:val="20"/>
-        </w:numPr>
-      </w:pPr>
-      <w:r>
-        <w:t>Hvilken samplingfrekvens og nøyaktighet er valgt?</w:t>
-      </w:r>
-    </w:p>
-    <w:p>
-      <w:pPr>
-        <w:rPr>
-          <w:i/>
-          <w:iCs/>
-        </w:rPr>
-      </w:pPr>
-      <w:r>
-        <w:rPr>
-          <w:i/>
-          <w:iCs/>
-        </w:rPr>
-        <w:t>Kodesnutt eksempel (kommentert):</w:t>
-      </w:r>
-    </w:p>
-    <w:p>
-      <w:pPr>
-        <w:pStyle w:val="NormalWeb"/>
-        <w:pBdr>
-          <w:top w:val="single" w:sz="6" w:space="2" w:color="888888"/>
-          <w:left w:val="single" w:sz="6" w:space="2" w:color="888888"/>
-          <w:bottom w:val="single" w:sz="6" w:space="2" w:color="888888"/>
-          <w:right w:val="single" w:sz="6" w:space="2" w:color="888888"/>
-        </w:pBdr>
-        <w:shd w:val="clear" w:color="auto" w:fill="2D2E41"/>
-        <w:tabs>
-          <w:tab w:val="left" w:pos="916"/>
-          <w:tab w:val="left" w:pos="1832"/>
-          <w:tab w:val="left" w:pos="2748"/>
-          <w:tab w:val="left" w:pos="3664"/>
-          <w:tab w:val="left" w:pos="4580"/>
-          <w:tab w:val="left" w:pos="5496"/>
-          <w:tab w:val="left" w:pos="6412"/>
-          <w:tab w:val="left" w:pos="7328"/>
-          <w:tab w:val="left" w:pos="8244"/>
-          <w:tab w:val="left" w:pos="9160"/>
-          <w:tab w:val="left" w:pos="10076"/>
-          <w:tab w:val="left" w:pos="10992"/>
-          <w:tab w:val="left" w:pos="11908"/>
-          <w:tab w:val="left" w:pos="12824"/>
-          <w:tab w:val="left" w:pos="13740"/>
-          <w:tab w:val="left" w:pos="14656"/>
-        </w:tabs>
-        <w:spacing w:before="0" w:beforeAutospacing="0" w:after="0" w:afterAutospacing="0"/>
-        <w:divId w:val="1728063572"/>
-        <w:rPr>
-          <w:rFonts w:ascii="Consolas" w:hAnsi="Consolas" w:cs="Courier New"/>
-          <w:color w:val="777777"/>
-          <w:sz w:val="17"/>
-          <w:szCs w:val="17"/>
-        </w:rPr>
-      </w:pPr>
-      <w:r>
-        <w:rPr>
-          <w:rFonts w:ascii="Consolas" w:hAnsi="Consolas" w:cs="Courier New"/>
-          <w:color w:val="777777"/>
-          <w:sz w:val="17"/>
-          <w:szCs w:val="17"/>
-        </w:rPr>
-        <w:t xml:space="preserve">1. </w:t>
-      </w:r>
-      <w:proofErr w:type="spellStart"/>
-      <w:r>
-        <w:rPr>
-          <w:rFonts w:ascii="Consolas" w:hAnsi="Consolas" w:cs="Courier New"/>
-          <w:b/>
-          <w:bCs/>
-          <w:color w:val="66CCFF"/>
-          <w:sz w:val="17"/>
-          <w:szCs w:val="17"/>
-        </w:rPr>
-        <w:t>int</w:t>
-      </w:r>
-      <w:proofErr w:type="spellEnd"/>
-      <w:r>
-        <w:rPr>
-          <w:rFonts w:ascii="Consolas" w:hAnsi="Consolas" w:cs="Courier New"/>
-          <w:color w:val="FFFFFF"/>
-          <w:sz w:val="17"/>
-          <w:szCs w:val="17"/>
-        </w:rPr>
-        <w:t xml:space="preserve"> </w:t>
-      </w:r>
-      <w:proofErr w:type="spellStart"/>
-      <w:r>
-        <w:rPr>
-          <w:rFonts w:ascii="Consolas" w:hAnsi="Consolas" w:cs="Courier New"/>
-          <w:color w:val="FFFFFF"/>
-          <w:sz w:val="17"/>
-          <w:szCs w:val="17"/>
-        </w:rPr>
-        <w:t>rawValue</w:t>
-      </w:r>
-      <w:proofErr w:type="spellEnd"/>
-      <w:r>
-        <w:rPr>
-          <w:rFonts w:ascii="Consolas" w:hAnsi="Consolas" w:cs="Courier New"/>
-          <w:color w:val="FFFFFF"/>
-          <w:sz w:val="17"/>
-          <w:szCs w:val="17"/>
-        </w:rPr>
-        <w:t xml:space="preserve"> = </w:t>
-      </w:r>
-      <w:proofErr w:type="spellStart"/>
-      <w:r>
-        <w:rPr>
-          <w:rFonts w:ascii="Consolas" w:hAnsi="Consolas" w:cs="Courier New"/>
-          <w:color w:val="FFFFFF"/>
-          <w:sz w:val="17"/>
-          <w:szCs w:val="17"/>
-        </w:rPr>
-        <w:t>analogRead</w:t>
-      </w:r>
-      <w:proofErr w:type="spellEnd"/>
-      <w:r>
-        <w:rPr>
-          <w:rFonts w:ascii="Consolas" w:hAnsi="Consolas" w:cs="Courier New"/>
-          <w:color w:val="FFFFFF"/>
-          <w:sz w:val="17"/>
-          <w:szCs w:val="17"/>
-        </w:rPr>
-        <w:t xml:space="preserve">(A0); </w:t>
-      </w:r>
-      <w:r>
-        <w:rPr>
-          <w:rFonts w:ascii="Consolas" w:hAnsi="Consolas" w:cs="Courier New"/>
-          <w:i/>
-          <w:iCs/>
-          <w:color w:val="888888"/>
-          <w:sz w:val="17"/>
-          <w:szCs w:val="17"/>
-        </w:rPr>
-        <w:t>// Leser analogverdi fra Hall-sensor</w:t>
-      </w:r>
-    </w:p>
-    <w:p>
-      <w:pPr>
-        <w:pStyle w:val="NormalWeb"/>
-        <w:pBdr>
-          <w:top w:val="single" w:sz="6" w:space="2" w:color="888888"/>
-          <w:left w:val="single" w:sz="6" w:space="2" w:color="888888"/>
-          <w:bottom w:val="single" w:sz="6" w:space="2" w:color="888888"/>
-          <w:right w:val="single" w:sz="6" w:space="2" w:color="888888"/>
-        </w:pBdr>
-        <w:shd w:val="clear" w:color="auto" w:fill="2D2E41"/>
-        <w:tabs>
-          <w:tab w:val="left" w:pos="916"/>
-          <w:tab w:val="left" w:pos="1832"/>
-          <w:tab w:val="left" w:pos="2748"/>
-          <w:tab w:val="left" w:pos="3664"/>
-          <w:tab w:val="left" w:pos="4580"/>
-          <w:tab w:val="left" w:pos="5496"/>
-          <w:tab w:val="left" w:pos="6412"/>
-          <w:tab w:val="left" w:pos="7328"/>
-          <w:tab w:val="left" w:pos="8244"/>
-          <w:tab w:val="left" w:pos="9160"/>
-          <w:tab w:val="left" w:pos="10076"/>
-          <w:tab w:val="left" w:pos="10992"/>
-          <w:tab w:val="left" w:pos="11908"/>
-          <w:tab w:val="left" w:pos="12824"/>
-          <w:tab w:val="left" w:pos="13740"/>
-          <w:tab w:val="left" w:pos="14656"/>
-        </w:tabs>
-        <w:spacing w:before="0" w:beforeAutospacing="0" w:after="0" w:afterAutospacing="0"/>
-        <w:divId w:val="1728063572"/>
-        <w:rPr>
-          <w:rFonts w:ascii="Consolas" w:hAnsi="Consolas" w:cs="Courier New"/>
-          <w:color w:val="777777"/>
-          <w:sz w:val="17"/>
-          <w:szCs w:val="17"/>
-        </w:rPr>
-      </w:pPr>
-      <w:r>
-        <w:rPr>
-          <w:rFonts w:ascii="Consolas" w:hAnsi="Consolas" w:cs="Courier New"/>
-          <w:color w:val="777777"/>
-          <w:sz w:val="17"/>
-          <w:szCs w:val="17"/>
-        </w:rPr>
-        <w:t xml:space="preserve">2. </w:t>
-      </w:r>
-      <w:r>
-        <w:rPr>
-          <w:rFonts w:ascii="Consolas" w:hAnsi="Consolas" w:cs="Courier New"/>
-          <w:b/>
-          <w:bCs/>
-          <w:color w:val="66CCFF"/>
-          <w:sz w:val="17"/>
-          <w:szCs w:val="17"/>
-        </w:rPr>
-        <w:t>float</w:t>
-      </w:r>
-      <w:r>
-        <w:rPr>
-          <w:rFonts w:ascii="Consolas" w:hAnsi="Consolas" w:cs="Courier New"/>
-          <w:color w:val="FFFFFF"/>
-          <w:sz w:val="17"/>
-          <w:szCs w:val="17"/>
-        </w:rPr>
-        <w:t xml:space="preserve"> </w:t>
-      </w:r>
-      <w:proofErr w:type="spellStart"/>
-      <w:r>
-        <w:rPr>
-          <w:rFonts w:ascii="Consolas" w:hAnsi="Consolas" w:cs="Courier New"/>
-          <w:color w:val="FFFFFF"/>
-          <w:sz w:val="17"/>
-          <w:szCs w:val="17"/>
-        </w:rPr>
-        <w:t>current</w:t>
-      </w:r>
-      <w:proofErr w:type="spellEnd"/>
-      <w:r>
-        <w:rPr>
-          <w:rFonts w:ascii="Consolas" w:hAnsi="Consolas" w:cs="Courier New"/>
-          <w:color w:val="FFFFFF"/>
-          <w:sz w:val="17"/>
-          <w:szCs w:val="17"/>
-        </w:rPr>
-        <w:t xml:space="preserve"> = (</w:t>
-      </w:r>
-      <w:proofErr w:type="spellStart"/>
-      <w:r>
-        <w:rPr>
-          <w:rFonts w:ascii="Consolas" w:hAnsi="Consolas" w:cs="Courier New"/>
-          <w:color w:val="FFFFFF"/>
-          <w:sz w:val="17"/>
-          <w:szCs w:val="17"/>
-        </w:rPr>
-        <w:t>rawValue</w:t>
-      </w:r>
-      <w:proofErr w:type="spellEnd"/>
-      <w:r>
-        <w:rPr>
-          <w:rFonts w:ascii="Consolas" w:hAnsi="Consolas" w:cs="Courier New"/>
-          <w:color w:val="FFFFFF"/>
-          <w:sz w:val="17"/>
-          <w:szCs w:val="17"/>
-        </w:rPr>
-        <w:t xml:space="preserve"> - </w:t>
-      </w:r>
-      <w:r>
-        <w:rPr>
-          <w:rFonts w:ascii="Consolas" w:hAnsi="Consolas" w:cs="Courier New"/>
-          <w:color w:val="FF99CC"/>
-          <w:sz w:val="17"/>
-          <w:szCs w:val="17"/>
-        </w:rPr>
-        <w:t>512</w:t>
-      </w:r>
-      <w:r>
-        <w:rPr>
-          <w:rFonts w:ascii="Consolas" w:hAnsi="Consolas" w:cs="Courier New"/>
-          <w:color w:val="FFFFFF"/>
-          <w:sz w:val="17"/>
-          <w:szCs w:val="17"/>
-        </w:rPr>
-        <w:t>) * (</w:t>
-      </w:r>
-      <w:r>
-        <w:rPr>
-          <w:rFonts w:ascii="Consolas" w:hAnsi="Consolas" w:cs="Courier New"/>
-          <w:color w:val="FF99CC"/>
-          <w:sz w:val="17"/>
-          <w:szCs w:val="17"/>
-        </w:rPr>
-        <w:t>5.0</w:t>
-      </w:r>
-      <w:r>
-        <w:rPr>
-          <w:rFonts w:ascii="Consolas" w:hAnsi="Consolas" w:cs="Courier New"/>
-          <w:color w:val="FFFFFF"/>
-          <w:sz w:val="17"/>
-          <w:szCs w:val="17"/>
-        </w:rPr>
-        <w:t xml:space="preserve"> / </w:t>
-      </w:r>
-      <w:r>
-        <w:rPr>
-          <w:rFonts w:ascii="Consolas" w:hAnsi="Consolas" w:cs="Courier New"/>
-          <w:color w:val="FF99CC"/>
-          <w:sz w:val="17"/>
-          <w:szCs w:val="17"/>
-        </w:rPr>
-        <w:t>1023.0</w:t>
-      </w:r>
-      <w:r>
-        <w:rPr>
-          <w:rFonts w:ascii="Consolas" w:hAnsi="Consolas" w:cs="Courier New"/>
-          <w:color w:val="FFFFFF"/>
-          <w:sz w:val="17"/>
-          <w:szCs w:val="17"/>
-        </w:rPr>
-        <w:t xml:space="preserve">) / </w:t>
-      </w:r>
-      <w:proofErr w:type="spellStart"/>
-      <w:r>
-        <w:rPr>
-          <w:rFonts w:ascii="Consolas" w:hAnsi="Consolas" w:cs="Courier New"/>
-          <w:color w:val="FFFFFF"/>
-          <w:sz w:val="17"/>
-          <w:szCs w:val="17"/>
-        </w:rPr>
-        <w:t>sensitivity</w:t>
-      </w:r>
-      <w:proofErr w:type="spellEnd"/>
-      <w:r>
-        <w:rPr>
-          <w:rFonts w:ascii="Consolas" w:hAnsi="Consolas" w:cs="Courier New"/>
-          <w:color w:val="FFFFFF"/>
-          <w:sz w:val="17"/>
-          <w:szCs w:val="17"/>
-        </w:rPr>
-        <w:t xml:space="preserve">; </w:t>
-      </w:r>
-      <w:r>
-        <w:rPr>
-          <w:rFonts w:ascii="Consolas" w:hAnsi="Consolas" w:cs="Courier New"/>
-          <w:i/>
-          <w:iCs/>
-          <w:color w:val="888888"/>
-          <w:sz w:val="17"/>
-          <w:szCs w:val="17"/>
-        </w:rPr>
-        <w:t>// Konvertering til strøm</w:t>
-      </w:r>
-    </w:p>
-    <w:p>
-      <w:pPr>
-        <w:pStyle w:val="NormalWeb"/>
-        <w:pBdr>
-          <w:top w:val="single" w:sz="6" w:space="2" w:color="888888"/>
-          <w:left w:val="single" w:sz="6" w:space="2" w:color="888888"/>
-          <w:bottom w:val="single" w:sz="6" w:space="2" w:color="888888"/>
-          <w:right w:val="single" w:sz="6" w:space="2" w:color="888888"/>
-        </w:pBdr>
-        <w:shd w:val="clear" w:color="auto" w:fill="2D2E41"/>
-        <w:tabs>
-          <w:tab w:val="left" w:pos="916"/>
-          <w:tab w:val="left" w:pos="1832"/>
-          <w:tab w:val="left" w:pos="2748"/>
-          <w:tab w:val="left" w:pos="3664"/>
-          <w:tab w:val="left" w:pos="4580"/>
-          <w:tab w:val="left" w:pos="5496"/>
-          <w:tab w:val="left" w:pos="6412"/>
-          <w:tab w:val="left" w:pos="7328"/>
-          <w:tab w:val="left" w:pos="8244"/>
-          <w:tab w:val="left" w:pos="9160"/>
-          <w:tab w:val="left" w:pos="10076"/>
-          <w:tab w:val="left" w:pos="10992"/>
-          <w:tab w:val="left" w:pos="11908"/>
-          <w:tab w:val="left" w:pos="12824"/>
-          <w:tab w:val="left" w:pos="13740"/>
-          <w:tab w:val="left" w:pos="14656"/>
-        </w:tabs>
-        <w:spacing w:before="0" w:beforeAutospacing="0" w:after="0" w:afterAutospacing="0"/>
-        <w:divId w:val="1728063572"/>
-        <w:rPr>
-          <w:rFonts w:ascii="Consolas" w:hAnsi="Consolas" w:cs="Courier New"/>
-          <w:color w:val="777777"/>
-          <w:sz w:val="17"/>
-          <w:szCs w:val="17"/>
-        </w:rPr>
-      </w:pPr>
-      <w:r>
-        <w:rPr>
-          <w:rFonts w:ascii="Consolas" w:hAnsi="Consolas" w:cs="Courier New"/>
-          <w:color w:val="777777"/>
-          <w:sz w:val="17"/>
-          <w:szCs w:val="17"/>
-        </w:rPr>
-        <w:t xml:space="preserve">3. </w:t>
-      </w:r>
-      <w:r>
-        <w:rPr>
-          <w:rFonts w:ascii="Consolas" w:hAnsi="Consolas" w:cs="Courier New"/>
-          <w:color w:val="FFFFFF"/>
-          <w:sz w:val="17"/>
-          <w:szCs w:val="17"/>
-        </w:rPr>
-        <w:t> </w:t>
+        <w:rPr>
+          <w:color w:val="EE0000"/>
+        </w:rPr>
+        <w:t xml:space="preserve">) og </w:t>
+      </w:r>
+      <w:proofErr w:type="gramStart"/>
+      <w:r>
+        <w:rPr>
+          <w:color w:val="EE0000"/>
+        </w:rPr>
+        <w:t>loop(</w:t>
+      </w:r>
+      <w:proofErr w:type="gramEnd"/>
+      <w:r>
+        <w:rPr>
+          <w:color w:val="EE0000"/>
+        </w:rPr>
+        <w:t>).</w:t>
+      </w:r>
+    </w:p>
+    <w:p>
+      <w:pPr>
+        <w:rPr>
+          <w:color w:val="EE0000"/>
+        </w:rPr>
+      </w:pPr>
+      <w:r>
+        <w:rPr>
+          <w:color w:val="EE0000"/>
+        </w:rPr>
+        <w:t>Eventuelle funksjoner dere har laget for å håndtere logikken.</w:t>
       </w:r>
     </w:p>
     <w:p/>
     <w:p/>
-    <w:p>
-      <w:pPr>
-        <w:jc w:val="center"/>
-      </w:pPr>
-    </w:p>
     <w:p/>
     <w:p>
-      <w:r>
-        <w:br w:type="page"/>
-      </w:r>
-    </w:p>
-    <w:p>
       <w:pPr>
         <w:pStyle w:val="Overskrift2"/>
       </w:pPr>
-      <w:bookmarkStart w:id="28" w:name="_Toc207280589"/>
-      <w:r>
+      <w:bookmarkStart w:id="35" w:name="_Toc207380239"/>
+      <w:r>
+        <w:lastRenderedPageBreak/>
         <w:t>oppsummering</w:t>
       </w:r>
-      <w:bookmarkEnd w:id="28"/>
+      <w:bookmarkEnd w:id="35"/>
       <w:r>
         <w:t xml:space="preserve"> </w:t>
       </w:r>
     </w:p>
+    <w:p>
+      <w:r>
+        <w:t xml:space="preserve">Det ferdige produktet </w:t>
+      </w:r>
+      <w:r>
+        <w:t>er en f</w:t>
+      </w:r>
+      <w:r>
+        <w:t xml:space="preserve">ysisk </w:t>
+      </w:r>
+      <w:r>
+        <w:t>Pomodoro-klokke</w:t>
+      </w:r>
+      <w:r>
+        <w:t xml:space="preserve"> som har store muligheter for</w:t>
+      </w:r>
+      <w:r>
+        <w:t xml:space="preserve"> brukeren</w:t>
+      </w:r>
+      <w:r>
+        <w:t xml:space="preserve"> til </w:t>
+      </w:r>
+      <w:r>
+        <w:t xml:space="preserve">å stille inn </w:t>
+      </w:r>
+      <w:r>
+        <w:t>til</w:t>
+      </w:r>
+      <w:r>
+        <w:t xml:space="preserve"> egne </w:t>
+      </w:r>
+      <w:r>
+        <w:t>b</w:t>
+      </w:r>
+      <w:r>
+        <w:t xml:space="preserve">ehov. En LCD-skjerm viser til enhver tid </w:t>
+      </w:r>
+      <w:r>
+        <w:t xml:space="preserve">informasjon om hvile funksjoner man kan kalle eller variabler man kan </w:t>
+      </w:r>
+      <w:r>
+        <w:t xml:space="preserve">justere. Pomodoro-klokken har 5 LED-dioder og én </w:t>
+      </w:r>
+      <w:proofErr w:type="spellStart"/>
+      <w:r>
+        <w:t>buzzer</w:t>
+      </w:r>
+      <w:proofErr w:type="spellEnd"/>
+      <w:r>
+        <w:t xml:space="preserve"> som under nedtellingen </w:t>
+      </w:r>
+      <w:r>
+        <w:t>viser hvor lang tid som er igjen.</w:t>
+      </w:r>
+      <w:r>
+        <w:t xml:space="preserve"> </w:t>
+      </w:r>
+      <w:r>
+        <w:t xml:space="preserve">Det er </w:t>
+      </w:r>
+      <w:r>
+        <w:t>også 3</w:t>
+      </w:r>
+      <w:r>
+        <w:t xml:space="preserve"> knapper som</w:t>
+      </w:r>
+      <w:r>
+        <w:t xml:space="preserve"> brukes til </w:t>
+      </w:r>
+      <w:r>
+        <w:t xml:space="preserve">å </w:t>
+      </w:r>
+      <w:r>
+        <w:t xml:space="preserve">stille inn </w:t>
+      </w:r>
+      <w:r>
+        <w:t>variabler eller kalle på funksjoner.</w:t>
+      </w:r>
+      <w:r>
+        <w:t xml:space="preserve"> Det er også 3D-printet et ytre skall for å gi produktet estetisk verdi og </w:t>
+      </w:r>
+      <w:r>
+        <w:t>beskyttelse.</w:t>
+      </w:r>
+      <w:r>
+        <w:t xml:space="preserve"> Produktet</w:t>
+      </w:r>
+      <w:r>
+        <w:t xml:space="preserve"> </w:t>
+      </w:r>
+      <w:r>
+        <w:t>k</w:t>
+      </w:r>
+      <w:r>
+        <w:t xml:space="preserve">an drivers av </w:t>
+      </w:r>
+      <w:r>
+        <w:t xml:space="preserve">et </w:t>
+      </w:r>
+      <w:r>
+        <w:t>9V-batteri eller USB</w:t>
+      </w:r>
+      <w:r>
+        <w:t>-tilga</w:t>
+      </w:r>
+      <w:r>
+        <w:t>n</w:t>
+      </w:r>
+      <w:r>
+        <w:t>g</w:t>
+      </w:r>
+      <w:r>
+        <w:t xml:space="preserve">. </w:t>
+      </w:r>
+      <w:r>
+        <w:fldChar w:fldCharType="begin"/>
+      </w:r>
+      <w:r>
+        <w:instrText xml:space="preserve"> REF _Ref207390038 \h </w:instrText>
+      </w:r>
+      <w:r>
+        <w:fldChar w:fldCharType="separate"/>
+      </w:r>
+      <w:r>
+        <w:t xml:space="preserve">Figur </w:t>
+      </w:r>
+      <w:r>
+        <w:rPr>
+          <w:noProof/>
+        </w:rPr>
+        <w:t>6</w:t>
+      </w:r>
+      <w:r>
+        <w:fldChar w:fldCharType="end"/>
+      </w:r>
+      <w:r>
+        <w:t xml:space="preserve"> Viser </w:t>
+      </w:r>
+      <w:r>
+        <w:t>hvordan produktet ser ut.</w:t>
+      </w:r>
+    </w:p>
+    <w:p>
+      <w:pPr>
+        <w:keepNext/>
+      </w:pPr>
+      <w:r>
+        <w:rPr>
+          <w:noProof/>
+        </w:rPr>
+        <w:drawing>
+          <wp:inline distT="0" distB="0" distL="0" distR="0" wp14:anchorId="3D663168" wp14:editId="14823C66">
+            <wp:extent cx="1872798" cy="2744501"/>
+            <wp:effectExtent l="2223" t="0" r="0" b="0"/>
+            <wp:docPr id="1479706782" name="Bilde 2" descr="Et bilde som inneholder duppeditt, Elektronisk anordning, kontorforsyninger, elektronikk&#10;&#10;KI-generert innhold kan være feil."/>
+            <wp:cNvGraphicFramePr>
+              <a:graphicFrameLocks xmlns:a="http://schemas.openxmlformats.org/drawingml/2006/main" noChangeAspect="1"/>
+            </wp:cNvGraphicFramePr>
+            <a:graphic xmlns:a="http://schemas.openxmlformats.org/drawingml/2006/main">
+              <a:graphicData uri="http://schemas.openxmlformats.org/drawingml/2006/picture">
+                <pic:pic xmlns:pic="http://schemas.openxmlformats.org/drawingml/2006/picture">
+                  <pic:nvPicPr>
+                    <pic:cNvPr id="1479706782" name="Bilde 2" descr="Et bilde som inneholder duppeditt, Elektronisk anordning, kontorforsyninger, elektronikk&#10;&#10;KI-generert innhold kan være feil."/>
+                    <pic:cNvPicPr/>
+                  </pic:nvPicPr>
+                  <pic:blipFill>
+                    <a:blip r:embed="rId38" cstate="print">
+                      <a:extLst>
+                        <a:ext uri="{28A0092B-C50C-407E-A947-70E740481C1C}">
+                          <a14:useLocalDpi xmlns:a14="http://schemas.microsoft.com/office/drawing/2010/main" val="0"/>
+                        </a:ext>
+                      </a:extLst>
+                    </a:blip>
+                    <a:stretch>
+                      <a:fillRect/>
+                    </a:stretch>
+                  </pic:blipFill>
+                  <pic:spPr>
+                    <a:xfrm rot="16200000">
+                      <a:off x="0" y="0"/>
+                      <a:ext cx="1880891" cy="2756361"/>
+                    </a:xfrm>
+                    <a:prstGeom prst="rect">
+                      <a:avLst/>
+                    </a:prstGeom>
+                  </pic:spPr>
+                </pic:pic>
+              </a:graphicData>
+            </a:graphic>
+          </wp:inline>
+        </w:drawing>
+      </w:r>
+    </w:p>
+    <w:p>
+      <w:pPr>
+        <w:pStyle w:val="Bildetekst"/>
+      </w:pPr>
+      <w:bookmarkStart w:id="36" w:name="_Ref207390038"/>
+      <w:r>
+        <w:t xml:space="preserve">Figur </w:t>
+      </w:r>
+      <w:r>
+        <w:fldChar w:fldCharType="begin"/>
+      </w:r>
+      <w:r>
+        <w:instrText xml:space="preserve"> SEQ Figur \* ARABIC </w:instrText>
+      </w:r>
+      <w:r>
+        <w:fldChar w:fldCharType="separate"/>
+      </w:r>
+      <w:r>
+        <w:rPr>
+          <w:noProof/>
+        </w:rPr>
+        <w:t>6</w:t>
+      </w:r>
+      <w:r>
+        <w:fldChar w:fldCharType="end"/>
+      </w:r>
+      <w:bookmarkEnd w:id="36"/>
+      <w:r>
+        <w:t>: Produkt</w:t>
+      </w:r>
+    </w:p>
+    <w:p/>
     <w:p>
       <w:pPr>
         <w:rPr>
@@ -19040,7 +18151,7 @@
                     <pic:cNvPicPr/>
                   </pic:nvPicPr>
                   <pic:blipFill>
-                    <a:blip r:embed="rId37"/>
+                    <a:blip r:embed="rId39"/>
                     <a:stretch>
                       <a:fillRect/>
                     </a:stretch>
@@ -19071,6 +18182,7 @@
         <w:rPr>
           <w:noProof/>
         </w:rPr>
+        <w:lastRenderedPageBreak/>
         <w:drawing>
           <wp:inline distT="0" distB="0" distL="0" distR="0" wp14:anchorId="361233D0" wp14:editId="735A716D">
             <wp:extent cx="3286125" cy="2247900"/>
@@ -19087,7 +18199,7 @@
                     <pic:cNvPicPr/>
                   </pic:nvPicPr>
                   <pic:blipFill>
-                    <a:blip r:embed="rId38"/>
+                    <a:blip r:embed="rId40"/>
                     <a:stretch>
                       <a:fillRect/>
                     </a:stretch>
@@ -19120,7 +18232,7 @@
         <w:pStyle w:val="Bildetekst"/>
         <w:keepNext/>
       </w:pPr>
-      <w:bookmarkStart w:id="29" w:name="_Toc73266480"/>
+      <w:bookmarkStart w:id="37" w:name="_Toc73266480"/>
       <w:proofErr w:type="spellStart"/>
       <w:r>
         <w:t>Table</w:t>
@@ -19153,7 +18265,7 @@
       <w:r>
         <w:t>eksempel på tabell</w:t>
       </w:r>
-      <w:bookmarkEnd w:id="29"/>
+      <w:bookmarkEnd w:id="37"/>
       <w:r>
         <w:t xml:space="preserve"> </w:t>
       </w:r>
@@ -19378,11 +18490,12 @@
           <w:lang w:val="en-GB"/>
         </w:rPr>
       </w:pPr>
-      <w:bookmarkStart w:id="30" w:name="_Toc207280590"/>
+      <w:bookmarkStart w:id="38" w:name="_Toc207380240"/>
       <w:r>
         <w:rPr>
           <w:lang w:val="en-GB"/>
         </w:rPr>
+        <w:lastRenderedPageBreak/>
         <w:t>E</w:t>
       </w:r>
       <w:r>
@@ -19397,7 +18510,7 @@
         </w:rPr>
         <w:t>ering og resultater</w:t>
       </w:r>
-      <w:bookmarkEnd w:id="30"/>
+      <w:bookmarkEnd w:id="38"/>
       <w:r>
         <w:rPr>
           <w:lang w:val="en-GB"/>
@@ -19762,11 +18875,11 @@
       <w:pPr>
         <w:pStyle w:val="Overskrift2"/>
       </w:pPr>
-      <w:bookmarkStart w:id="31" w:name="_Toc207280591"/>
+      <w:bookmarkStart w:id="39" w:name="_Toc207380241"/>
       <w:r>
         <w:t>Testplan</w:t>
       </w:r>
-      <w:bookmarkEnd w:id="31"/>
+      <w:bookmarkEnd w:id="39"/>
       <w:r>
         <w:t xml:space="preserve"> </w:t>
       </w:r>
@@ -19807,7 +18920,7 @@
       <w:r>
         <w:t xml:space="preserve"> - </w:t>
       </w:r>
-      <w:hyperlink r:id="rId39" w:tooltip="Testplan_Pomodoro.docx" w:history="1">
+      <w:hyperlink r:id="rId41" w:tooltip="Testplan_Pomodoro.docx" w:history="1">
         <w:r>
           <w:rPr>
             <w:rStyle w:val="Hyperkobling"/>
@@ -20410,6 +19523,7 @@
                 <w:b/>
                 <w:bCs/>
               </w:rPr>
+              <w:lastRenderedPageBreak/>
               <w:t>TC-3</w:t>
             </w:r>
           </w:p>
@@ -22178,6 +21292,7 @@
                 <w:b/>
                 <w:bCs/>
               </w:rPr>
+              <w:lastRenderedPageBreak/>
               <w:t>TC-10</w:t>
             </w:r>
           </w:p>
@@ -22638,7 +21753,7 @@
           <w:lang w:val="en-GB"/>
         </w:rPr>
       </w:pPr>
-      <w:bookmarkStart w:id="32" w:name="_Toc207280592"/>
+      <w:bookmarkStart w:id="40" w:name="_Toc207380242"/>
       <w:r>
         <w:rPr>
           <w:lang w:val="en-GB"/>
@@ -22651,7 +21766,7 @@
         </w:rPr>
         <w:t>ering</w:t>
       </w:r>
-      <w:bookmarkEnd w:id="32"/>
+      <w:bookmarkEnd w:id="40"/>
       <w:r>
         <w:rPr>
           <w:lang w:val="en-GB"/>
@@ -22661,16 +21776,113 @@
     </w:p>
     <w:p>
       <w:r>
-        <w:t xml:space="preserve">Det ble </w:t>
-      </w:r>
-      <w:r>
-        <w:t xml:space="preserve">hverken </w:t>
-      </w:r>
-      <w:r>
-        <w:t>brukt simulering under utviklingen eller testingen av</w:t>
-      </w:r>
-      <w:r>
-        <w:t xml:space="preserve"> dette </w:t>
+        <w:t xml:space="preserve">Det ble satt som et mål at </w:t>
+      </w:r>
+      <w:proofErr w:type="spellStart"/>
+      <w:r>
+        <w:t>Wokwi</w:t>
+      </w:r>
+      <w:proofErr w:type="spellEnd"/>
+      <w:r>
+        <w:t xml:space="preserve"> skulle brukes til å simulere før test</w:t>
+      </w:r>
+      <w:r>
+        <w:t>ing</w:t>
+      </w:r>
+      <w:r>
+        <w:t xml:space="preserve">, men det </w:t>
+      </w:r>
+      <w:r>
+        <w:t>ble erfar</w:t>
+      </w:r>
+      <w:r>
+        <w:t>t</w:t>
+      </w:r>
+      <w:r>
+        <w:t xml:space="preserve"> </w:t>
+      </w:r>
+      <w:r>
+        <w:t xml:space="preserve">at </w:t>
+      </w:r>
+      <w:proofErr w:type="spellStart"/>
+      <w:r>
+        <w:t>Wokwi</w:t>
+      </w:r>
+      <w:proofErr w:type="spellEnd"/>
+      <w:r>
+        <w:t xml:space="preserve"> </w:t>
+      </w:r>
+      <w:r>
+        <w:t xml:space="preserve">ga andre resultater enn </w:t>
+      </w:r>
+      <w:r>
+        <w:t xml:space="preserve">en fysisk krets. Det ble derfor </w:t>
+      </w:r>
+      <w:r>
+        <w:t>bestemt</w:t>
+      </w:r>
+      <w:r>
+        <w:t xml:space="preserve"> at man</w:t>
+      </w:r>
+      <w:r>
+        <w:t xml:space="preserve"> skulle </w:t>
+      </w:r>
+      <w:r>
+        <w:t xml:space="preserve">bygge en </w:t>
+      </w:r>
+      <w:r>
+        <w:t xml:space="preserve">tidlig </w:t>
+      </w:r>
+      <w:r>
+        <w:t>prototype, for</w:t>
+      </w:r>
+      <w:r>
+        <w:t xml:space="preserve"> å unngå </w:t>
+      </w:r>
+      <w:r>
+        <w:t>forvirring</w:t>
+      </w:r>
+      <w:r>
+        <w:t>.</w:t>
+      </w:r>
+      <w:r>
+        <w:t xml:space="preserve"> Se</w:t>
+      </w:r>
+      <w:r>
+        <w:t xml:space="preserve"> </w:t>
+      </w:r>
+      <w:r>
+        <w:fldChar w:fldCharType="begin"/>
+      </w:r>
+      <w:r>
+        <w:instrText xml:space="preserve"> REF _Ref207369756 \h </w:instrText>
+      </w:r>
+      <w:r>
+        <w:fldChar w:fldCharType="separate"/>
+      </w:r>
+      <w:r>
+        <w:t xml:space="preserve">Figur </w:t>
+      </w:r>
+      <w:r>
+        <w:rPr>
+          <w:noProof/>
+        </w:rPr>
+        <w:t>5</w:t>
+      </w:r>
+      <w:r>
+        <w:fldChar w:fldCharType="end"/>
+      </w:r>
+      <w:r>
+        <w:t xml:space="preserve"> for bilde av prototype</w:t>
+      </w:r>
+      <w:r>
+        <w:t xml:space="preserve">. </w:t>
+      </w:r>
+      <w:r>
+        <w:t xml:space="preserve">Det ble dermed ikke brukt simulering </w:t>
+      </w:r>
+      <w:r>
+        <w:t xml:space="preserve">som en del av </w:t>
       </w:r>
       <w:r>
         <w:t>prosjektet</w:t>
@@ -22681,74 +21893,15 @@
       <w:r>
         <w:t xml:space="preserve"> </w:t>
       </w:r>
-      <w:r>
-        <w:t>Både</w:t>
-      </w:r>
-      <w:r>
-        <w:t xml:space="preserve"> kode </w:t>
-      </w:r>
-      <w:r>
-        <w:t>og</w:t>
-      </w:r>
-      <w:r>
-        <w:t xml:space="preserve"> </w:t>
-      </w:r>
-      <w:r>
-        <w:t xml:space="preserve">kretser </w:t>
-      </w:r>
-      <w:r>
-        <w:t xml:space="preserve">ble </w:t>
-      </w:r>
-      <w:r>
-        <w:t>testet på en prototy</w:t>
-      </w:r>
-      <w:r>
-        <w:t>pe</w:t>
-      </w:r>
-      <w:r>
-        <w:t>, se</w:t>
-      </w:r>
-      <w:r>
-        <w:t xml:space="preserve"> </w:t>
-      </w:r>
-      <w:r>
-        <w:fldChar w:fldCharType="begin"/>
-      </w:r>
-      <w:r>
-        <w:instrText xml:space="preserve"> REF _Ref207282214 \h </w:instrText>
-      </w:r>
-      <w:r>
-        <w:fldChar w:fldCharType="separate"/>
-      </w:r>
-      <w:r>
-        <w:t xml:space="preserve">Figur </w:t>
-      </w:r>
+    </w:p>
+    <w:p/>
+    <w:p>
       <w:r>
         <w:rPr>
           <w:noProof/>
         </w:rPr>
-        <w:t>4</w:t>
-      </w:r>
-      <w:r>
-        <w:t>: Prototype</w:t>
-      </w:r>
-      <w:r>
-        <w:fldChar w:fldCharType="end"/>
-      </w:r>
-      <w:r>
-        <w:t>.</w:t>
-      </w:r>
-    </w:p>
-    <w:p>
-      <w:pPr>
-        <w:keepNext/>
-      </w:pPr>
-      <w:r>
-        <w:rPr>
-          <w:noProof/>
-        </w:rPr>
         <w:drawing>
-          <wp:inline distT="0" distB="0" distL="0" distR="0" wp14:anchorId="75B0C2EA" wp14:editId="6AA37CFE">
+          <wp:inline distT="0" distB="0" distL="0" distR="0" wp14:anchorId="76DF9FAB" wp14:editId="7BFD620C">
             <wp:extent cx="2562990" cy="1879362"/>
             <wp:effectExtent l="0" t="0" r="8890" b="6985"/>
             <wp:docPr id="1054524317" name="Bilde 1" descr="Et bilde som inneholder elektronikk, Elektronteknikk, kretskomponent, Elektronisk komponent&#10;&#10;KI-generert innhold kan være feil."/>
@@ -22763,7 +21916,7 @@
                     <pic:cNvPicPr/>
                   </pic:nvPicPr>
                   <pic:blipFill>
-                    <a:blip r:embed="rId40" cstate="print">
+                    <a:blip r:embed="rId42" cstate="print">
                       <a:extLst>
                         <a:ext uri="{28A0092B-C50C-407E-A947-70E740481C1C}">
                           <a14:useLocalDpi xmlns:a14="http://schemas.microsoft.com/office/drawing/2010/main" val="0"/>
@@ -22794,7 +21947,8 @@
       <w:pPr>
         <w:pStyle w:val="Bildetekst"/>
       </w:pPr>
-      <w:bookmarkStart w:id="33" w:name="_Ref207282214"/>
+      <w:bookmarkStart w:id="41" w:name="_Ref207369756"/>
+      <w:bookmarkStart w:id="42" w:name="_Ref207282214"/>
       <w:r>
         <w:t xml:space="preserve">Figur </w:t>
       </w:r>
@@ -22811,336 +21965,79 @@
         <w:rPr>
           <w:noProof/>
         </w:rPr>
-        <w:t>4</w:t>
+        <w:t>7</w:t>
       </w:r>
       <w:r>
         <w:fldChar w:fldCharType="end"/>
       </w:r>
+      <w:bookmarkEnd w:id="41"/>
       <w:r>
         <w:t>: Prototype</w:t>
       </w:r>
-      <w:bookmarkEnd w:id="33"/>
-    </w:p>
-    <w:p/>
-    <w:p>
-      <w:pPr>
-        <w:rPr>
-          <w:color w:val="FF0000"/>
-        </w:rPr>
-      </w:pPr>
-      <w:r>
-        <w:rPr>
-          <w:b/>
-          <w:bCs/>
-          <w:color w:val="FF0000"/>
-        </w:rPr>
-        <w:t>Formål:</w:t>
-      </w:r>
-      <w:r>
-        <w:rPr>
-          <w:color w:val="FF0000"/>
-        </w:rPr>
-        <w:t xml:space="preserve"> Vise hva som ble testet i simuleringsverktøy (f.eks. </w:t>
-      </w:r>
-      <w:proofErr w:type="spellStart"/>
-      <w:r>
-        <w:rPr>
-          <w:color w:val="FF0000"/>
-        </w:rPr>
-        <w:t>Wokwi</w:t>
-      </w:r>
-      <w:proofErr w:type="spellEnd"/>
-      <w:r>
-        <w:rPr>
-          <w:color w:val="FF0000"/>
-        </w:rPr>
-        <w:t xml:space="preserve">, </w:t>
-      </w:r>
-      <w:proofErr w:type="spellStart"/>
-      <w:r>
-        <w:rPr>
-          <w:color w:val="FF0000"/>
-        </w:rPr>
-        <w:t>Tinkercad</w:t>
-      </w:r>
-      <w:proofErr w:type="spellEnd"/>
-      <w:r>
-        <w:rPr>
-          <w:color w:val="FF0000"/>
-        </w:rPr>
-        <w:t xml:space="preserve">, </w:t>
-      </w:r>
-      <w:proofErr w:type="spellStart"/>
-      <w:r>
-        <w:rPr>
-          <w:color w:val="FF0000"/>
-        </w:rPr>
-        <w:t>LTspice</w:t>
-      </w:r>
-      <w:proofErr w:type="spellEnd"/>
-      <w:r>
-        <w:rPr>
-          <w:color w:val="FF0000"/>
-        </w:rPr>
-        <w:t>).</w:t>
-      </w:r>
-    </w:p>
-    <w:p>
-      <w:pPr>
-        <w:rPr>
-          <w:color w:val="FF0000"/>
-          <w:lang w:val="en-US"/>
-        </w:rPr>
-      </w:pPr>
-      <w:proofErr w:type="spellStart"/>
-      <w:r>
-        <w:rPr>
-          <w:b/>
-          <w:bCs/>
-          <w:color w:val="FF0000"/>
-          <w:lang w:val="en-US"/>
-        </w:rPr>
-        <w:t>Hjelpetekst</w:t>
-      </w:r>
-      <w:proofErr w:type="spellEnd"/>
-      <w:r>
-        <w:rPr>
-          <w:b/>
-          <w:bCs/>
-          <w:color w:val="FF0000"/>
-          <w:lang w:val="en-US"/>
-        </w:rPr>
-        <w:t>:</w:t>
-      </w:r>
-    </w:p>
-    <w:p>
-      <w:pPr>
-        <w:numPr>
-          <w:ilvl w:val="0"/>
-          <w:numId w:val="24"/>
-        </w:numPr>
-        <w:rPr>
-          <w:color w:val="FF0000"/>
-          <w:lang w:val="en-US"/>
-        </w:rPr>
-      </w:pPr>
-      <w:proofErr w:type="spellStart"/>
-      <w:r>
-        <w:rPr>
-          <w:color w:val="FF0000"/>
-          <w:lang w:val="en-US"/>
-        </w:rPr>
-        <w:t>Hva</w:t>
-      </w:r>
-      <w:proofErr w:type="spellEnd"/>
-      <w:r>
-        <w:rPr>
-          <w:color w:val="FF0000"/>
-          <w:lang w:val="en-US"/>
-        </w:rPr>
+      <w:bookmarkEnd w:id="42"/>
+    </w:p>
+    <w:p>
+      <w:pPr>
+        <w:pStyle w:val="Overskrift2"/>
+      </w:pPr>
+      <w:bookmarkStart w:id="43" w:name="_Toc207380243"/>
+      <w:r>
+        <w:t>Funksjontesting</w:t>
+      </w:r>
+      <w:bookmarkEnd w:id="43"/>
+      <w:r>
         <w:t xml:space="preserve"> </w:t>
       </w:r>
-      <w:proofErr w:type="spellStart"/>
-      <w:r>
-        <w:rPr>
-          <w:color w:val="FF0000"/>
-          <w:lang w:val="en-US"/>
-        </w:rPr>
-        <w:t>ble</w:t>
-      </w:r>
-      <w:proofErr w:type="spellEnd"/>
-      <w:r>
-        <w:rPr>
-          <w:color w:val="FF0000"/>
-          <w:lang w:val="en-US"/>
-        </w:rPr>
-        <w:t xml:space="preserve"> </w:t>
-      </w:r>
-      <w:proofErr w:type="spellStart"/>
-      <w:r>
-        <w:rPr>
-          <w:color w:val="FF0000"/>
-          <w:lang w:val="en-US"/>
-        </w:rPr>
-        <w:t>simulert</w:t>
-      </w:r>
-      <w:proofErr w:type="spellEnd"/>
-      <w:r>
-        <w:rPr>
-          <w:color w:val="FF0000"/>
-          <w:lang w:val="en-US"/>
-        </w:rPr>
-        <w:t>?</w:t>
-      </w:r>
-    </w:p>
-    <w:p>
-      <w:pPr>
-        <w:numPr>
-          <w:ilvl w:val="0"/>
-          <w:numId w:val="24"/>
-        </w:numPr>
-        <w:rPr>
-          <w:color w:val="FF0000"/>
-        </w:rPr>
-      </w:pPr>
-      <w:r>
-        <w:rPr>
-          <w:color w:val="FF0000"/>
-        </w:rPr>
-        <w:t>Hvilke komponenter og kode ble testet?</w:t>
-      </w:r>
-    </w:p>
-    <w:p>
-      <w:pPr>
-        <w:numPr>
-          <w:ilvl w:val="0"/>
-          <w:numId w:val="24"/>
-        </w:numPr>
-        <w:rPr>
-          <w:color w:val="FF0000"/>
-        </w:rPr>
-      </w:pPr>
-      <w:r>
-        <w:rPr>
-          <w:color w:val="FF0000"/>
-        </w:rPr>
-        <w:t>Hvilke resultater fikk dere – og stemte de med virkeligheten?</w:t>
-      </w:r>
-    </w:p>
-    <w:p>
-      <w:pPr>
-        <w:rPr>
-          <w:color w:val="FF0000"/>
-        </w:rPr>
-      </w:pPr>
-      <w:r>
-        <w:rPr>
-          <w:color w:val="FF0000"/>
-        </w:rPr>
-        <w:t xml:space="preserve"> </w:t>
-      </w:r>
-      <w:r>
-        <w:rPr>
-          <w:i/>
-          <w:iCs/>
-          <w:color w:val="FF0000"/>
-        </w:rPr>
-        <w:t>Eksempel:</w:t>
-      </w:r>
-      <w:r>
-        <w:rPr>
-          <w:color w:val="FF0000"/>
+    </w:p>
+    <w:p>
+      <w:pPr>
+        <w:rPr>
+          <w:rFonts w:cstheme="minorHAnsi"/>
+        </w:rPr>
+      </w:pPr>
+      <w:r>
+        <w:rPr>
+          <w:rFonts w:cstheme="minorHAnsi"/>
+        </w:rPr>
+        <w:t>Funksjonstesting av systemet er</w:t>
+      </w:r>
+      <w:r>
+        <w:rPr>
+          <w:rFonts w:cstheme="minorHAnsi"/>
+        </w:rPr>
+        <w:t xml:space="preserve"> blitt</w:t>
+      </w:r>
+      <w:r>
+        <w:rPr>
+          <w:rFonts w:cstheme="minorHAnsi"/>
+        </w:rPr>
+        <w:t xml:space="preserve"> gjennomført for å sikre at alle komponenter og funksjoner opererer som forventet i henhold til spesifikasjonene. Testingen har omfattet en grundig gjennomgang av sentrale funksjoner</w:t>
+      </w:r>
+      <w:r>
+        <w:rPr>
+          <w:rFonts w:cstheme="minorHAnsi"/>
+        </w:rPr>
+        <w:t>.</w:t>
+      </w:r>
+      <w:r>
+        <w:rPr>
+          <w:rFonts w:cstheme="minorHAnsi"/>
         </w:rPr>
         <w:br/>
       </w:r>
       <w:r>
         <w:rPr>
-          <w:i/>
-          <w:iCs/>
-          <w:color w:val="FF0000"/>
-        </w:rPr>
-        <w:t>"</w:t>
-      </w:r>
-      <w:proofErr w:type="spellStart"/>
-      <w:r>
-        <w:rPr>
-          <w:i/>
-          <w:iCs/>
-          <w:color w:val="FF0000"/>
-        </w:rPr>
-        <w:t>Wokwi</w:t>
-      </w:r>
-      <w:proofErr w:type="spellEnd"/>
-      <w:r>
-        <w:rPr>
-          <w:i/>
-          <w:iCs/>
-          <w:color w:val="FF0000"/>
-        </w:rPr>
-        <w:t xml:space="preserve">-simulering viste at systemet målte strøm og publiserte data hvert 3. sekund. Simulert input ble behandlet riktig av </w:t>
-      </w:r>
-      <w:proofErr w:type="spellStart"/>
-      <w:r>
-        <w:rPr>
-          <w:i/>
-          <w:iCs/>
-          <w:color w:val="FF0000"/>
-        </w:rPr>
-        <w:t>firmware</w:t>
-      </w:r>
-      <w:proofErr w:type="spellEnd"/>
-      <w:r>
-        <w:rPr>
-          <w:i/>
-          <w:iCs/>
-          <w:color w:val="FF0000"/>
-        </w:rPr>
-        <w:t>, og data ble sendt til monitoren."</w:t>
-      </w:r>
-    </w:p>
-    <w:p/>
-    <w:p>
-      <w:pPr>
-        <w:pStyle w:val="Overskrift2"/>
-      </w:pPr>
-      <w:bookmarkStart w:id="34" w:name="_Toc207280593"/>
-      <w:r>
-        <w:t>Funksjontesting</w:t>
-      </w:r>
-      <w:bookmarkEnd w:id="34"/>
-      <w:r>
-        <w:t xml:space="preserve"> </w:t>
-      </w:r>
-    </w:p>
-    <w:p>
-      <w:pPr>
-        <w:rPr>
           <w:rFonts w:cstheme="minorHAnsi"/>
         </w:rPr>
-      </w:pPr>
+        <w:t xml:space="preserve">Funksjonstestingen er </w:t>
+      </w:r>
       <w:r>
         <w:rPr>
           <w:rFonts w:cstheme="minorHAnsi"/>
         </w:rPr>
-        <w:t>Funksjonstesting av systemet er</w:t>
-      </w:r>
-      <w:r>
-        <w:rPr>
-          <w:rFonts w:cstheme="minorHAnsi"/>
-        </w:rPr>
-        <w:t xml:space="preserve"> blitt</w:t>
-      </w:r>
-      <w:r>
-        <w:rPr>
-          <w:rFonts w:cstheme="minorHAnsi"/>
-        </w:rPr>
-        <w:t xml:space="preserve"> gjennomført for å sikre at alle komponenter og funksjoner opererer som forventet i henhold til spesifikasjonene. Testingen har omfattet en grundig gjennomgang av sentrale funksjoner</w:t>
-      </w:r>
-      <w:r>
-        <w:rPr>
-          <w:rFonts w:cstheme="minorHAnsi"/>
-        </w:rPr>
-        <w:t>.</w:t>
-      </w:r>
-      <w:r>
-        <w:rPr>
-          <w:rFonts w:cstheme="minorHAnsi"/>
-        </w:rPr>
-        <w:br/>
-      </w:r>
-      <w:r>
-        <w:rPr>
-          <w:rFonts w:cstheme="minorHAnsi"/>
-        </w:rPr>
-        <w:t xml:space="preserve">Funksjonstestingen er </w:t>
-      </w:r>
-      <w:r>
-        <w:rPr>
-          <w:rFonts w:cstheme="minorHAnsi"/>
-        </w:rPr>
         <w:t xml:space="preserve">også dokumentert i </w:t>
       </w:r>
-      <w:hyperlink r:id="rId41" w:tooltip="Testplan_Pomodoro_gjennomført_test.docx" w:history="1">
+      <w:hyperlink r:id="rId43" w:tooltip="Testplan_Pomodoro_gjennomført_test.docx" w:history="1">
         <w:r>
           <w:rPr>
             <w:rStyle w:val="Hyperkobling"/>
@@ -23525,7 +22422,7 @@
                           <pic:cNvPicPr/>
                         </pic:nvPicPr>
                         <pic:blipFill>
-                          <a:blip r:embed="rId42"/>
+                          <a:blip r:embed="rId44"/>
                           <a:srcRect/>
                           <a:stretch>
                             <a:fillRect/>
@@ -23586,6 +22483,7 @@
                 <w:b/>
                 <w:bCs/>
               </w:rPr>
+              <w:lastRenderedPageBreak/>
               <w:t>TC-2</w:t>
             </w:r>
           </w:p>
@@ -23710,7 +22608,7 @@
                           <pic:cNvPicPr/>
                         </pic:nvPicPr>
                         <pic:blipFill>
-                          <a:blip r:embed="rId42"/>
+                          <a:blip r:embed="rId44"/>
                           <a:srcRect/>
                           <a:stretch>
                             <a:fillRect/>
@@ -23891,7 +22789,7 @@
                           <pic:cNvPicPr/>
                         </pic:nvPicPr>
                         <pic:blipFill>
-                          <a:blip r:embed="rId42"/>
+                          <a:blip r:embed="rId44"/>
                           <a:srcRect/>
                           <a:stretch>
                             <a:fillRect/>
@@ -24333,7 +23231,7 @@
                           <pic:cNvPicPr/>
                         </pic:nvPicPr>
                         <pic:blipFill>
-                          <a:blip r:embed="rId42"/>
+                          <a:blip r:embed="rId44"/>
                           <a:srcRect/>
                           <a:stretch>
                             <a:fillRect/>
@@ -24522,7 +23420,7 @@
                           <pic:cNvPicPr/>
                         </pic:nvPicPr>
                         <pic:blipFill>
-                          <a:blip r:embed="rId42"/>
+                          <a:blip r:embed="rId44"/>
                           <a:srcRect/>
                           <a:stretch>
                             <a:fillRect/>
@@ -24717,7 +23615,7 @@
                           <pic:cNvPicPr/>
                         </pic:nvPicPr>
                         <pic:blipFill>
-                          <a:blip r:embed="rId42"/>
+                          <a:blip r:embed="rId44"/>
                           <a:srcRect/>
                           <a:stretch>
                             <a:fillRect/>
@@ -25145,7 +24043,7 @@
                           <pic:cNvPicPr/>
                         </pic:nvPicPr>
                         <pic:blipFill>
-                          <a:blip r:embed="rId42"/>
+                          <a:blip r:embed="rId44"/>
                           <a:srcRect/>
                           <a:stretch>
                             <a:fillRect/>
@@ -25376,7 +24274,7 @@
                           <pic:cNvPicPr/>
                         </pic:nvPicPr>
                         <pic:blipFill>
-                          <a:blip r:embed="rId42"/>
+                          <a:blip r:embed="rId44"/>
                           <a:srcRect/>
                           <a:stretch>
                             <a:fillRect/>
@@ -25778,7 +24676,7 @@
                           <pic:cNvPicPr/>
                         </pic:nvPicPr>
                         <pic:blipFill>
-                          <a:blip r:embed="rId42"/>
+                          <a:blip r:embed="rId44"/>
                           <a:srcRect/>
                           <a:stretch>
                             <a:fillRect/>
@@ -25971,7 +24869,7 @@
                           <pic:cNvPicPr/>
                         </pic:nvPicPr>
                         <pic:blipFill>
-                          <a:blip r:embed="rId42"/>
+                          <a:blip r:embed="rId44"/>
                           <a:srcRect/>
                           <a:stretch>
                             <a:fillRect/>
@@ -26176,7 +25074,7 @@
                           <pic:cNvPicPr/>
                         </pic:nvPicPr>
                         <pic:blipFill>
-                          <a:blip r:embed="rId42"/>
+                          <a:blip r:embed="rId44"/>
                           <a:srcRect/>
                           <a:stretch>
                             <a:fillRect/>
@@ -26379,7 +25277,7 @@
                           <pic:cNvPicPr/>
                         </pic:nvPicPr>
                         <pic:blipFill>
-                          <a:blip r:embed="rId42"/>
+                          <a:blip r:embed="rId44"/>
                           <a:srcRect/>
                           <a:stretch>
                             <a:fillRect/>
@@ -26414,7 +25312,7 @@
       <w:pPr>
         <w:pStyle w:val="Overskrift2"/>
       </w:pPr>
-      <w:bookmarkStart w:id="35" w:name="_Toc207280594"/>
+      <w:bookmarkStart w:id="44" w:name="_Toc207380244"/>
       <w:r>
         <w:t xml:space="preserve">oppsummering og </w:t>
       </w:r>
@@ -26424,269 +25322,238 @@
       <w:r>
         <w:t>ater</w:t>
       </w:r>
-      <w:bookmarkEnd w:id="35"/>
+      <w:bookmarkEnd w:id="44"/>
       <w:r>
         <w:t xml:space="preserve"> </w:t>
       </w:r>
     </w:p>
     <w:p>
       <w:pPr>
-        <w:rPr>
-          <w:color w:val="FF0000"/>
-        </w:rPr>
-      </w:pPr>
-      <w:r>
         <w:rPr>
           <w:b/>
           <w:bCs/>
           <w:color w:val="FF0000"/>
         </w:rPr>
-        <w:t>Formål:</w:t>
-      </w:r>
-      <w:r>
-        <w:rPr>
-          <w:color w:val="FF0000"/>
-        </w:rPr>
-        <w:t xml:space="preserve"> Samle og tolke hovedfunn på en oversiktlig måte.</w:t>
-      </w:r>
-    </w:p>
-    <w:p>
-      <w:pPr>
-        <w:rPr>
-          <w:color w:val="FF0000"/>
-          <w:lang w:val="en-US"/>
-        </w:rPr>
-      </w:pPr>
+      </w:pPr>
+    </w:p>
+    <w:p>
+      <w:r>
+        <w:t xml:space="preserve">Testing av Pomodoro-klokken viste at alle </w:t>
+      </w:r>
       <w:proofErr w:type="spellStart"/>
+      <w:proofErr w:type="gramStart"/>
+      <w:r>
+        <w:t>testcases</w:t>
+      </w:r>
+      <w:proofErr w:type="spellEnd"/>
+      <w:proofErr w:type="gramEnd"/>
+      <w:r>
+        <w:t xml:space="preserve"> (TC-1 til TC-12) ble gjennomført uten feil, krasj eller uventet atferd, og oppfylte dermed kravene til funksjonalitet, brukervennlighet og pålitelighet.</w:t>
+      </w:r>
+    </w:p>
+    <w:p>
+      <w:r>
+        <w:t>Hovedfunn:</w:t>
+      </w:r>
+      <w:r>
+        <w:br/>
+      </w:r>
       <w:r>
         <w:rPr>
           <w:b/>
           <w:bCs/>
-          <w:color w:val="FF0000"/>
-          <w:lang w:val="en-US"/>
-        </w:rPr>
-        <w:t>Hjelpetekst</w:t>
+        </w:rPr>
+        <w:t>Vanlig tidtaking (TC-1 til TC-3)</w:t>
+      </w:r>
+      <w:r>
+        <w:br/>
+      </w:r>
+      <w:r>
+        <w:t xml:space="preserve">Nedtelling startet korrekt, </w:t>
+      </w:r>
+      <w:proofErr w:type="spellStart"/>
+      <w:r>
+        <w:t>tidjustering</w:t>
       </w:r>
       <w:proofErr w:type="spellEnd"/>
+      <w:r>
+        <w:t xml:space="preserve"> fungerte som forventet, og pause/gjenoppta-funksjonen opererte uten problemer. Display og LED-indikatorer viste korrekt status (80 %, 60 %, 40 %, 20 %).</w:t>
+      </w:r>
+    </w:p>
+    <w:p>
       <w:r>
         <w:rPr>
           <w:b/>
           <w:bCs/>
-          <w:color w:val="FF0000"/>
-          <w:lang w:val="en-US"/>
-        </w:rPr>
-        <w:t>:</w:t>
-      </w:r>
-    </w:p>
-    <w:p>
-      <w:pPr>
-        <w:numPr>
-          <w:ilvl w:val="0"/>
-          <w:numId w:val="26"/>
-        </w:numPr>
-        <w:rPr>
-          <w:color w:val="FF0000"/>
-          <w:lang w:val="en-US"/>
-        </w:rPr>
-      </w:pPr>
-      <w:r>
-        <w:rPr>
-          <w:color w:val="FF0000"/>
-          <w:lang w:val="en-US"/>
-        </w:rPr>
-        <w:t xml:space="preserve">Ble </w:t>
-      </w:r>
+        </w:rPr>
+        <w:t xml:space="preserve">Egendefinert Pomodoro (TC-4 til TC-6) </w:t>
+      </w:r>
+      <w:r>
+        <w:rPr>
+          <w:b/>
+          <w:bCs/>
+        </w:rPr>
+        <w:br/>
+      </w:r>
+      <w:r>
+        <w:t>Egendefinerte arbeidstider og pauser ble satt og utført korrekt, med automatisk overgang mellom sykluser. Avbryt og reset returnerte systemet til hovedmenyen uten resterende telling.</w:t>
+      </w:r>
+    </w:p>
+    <w:p>
       <w:proofErr w:type="spellStart"/>
       <w:r>
         <w:rPr>
-          <w:color w:val="FF0000"/>
-          <w:lang w:val="en-US"/>
-        </w:rPr>
-        <w:t>målene</w:t>
+          <w:b/>
+          <w:bCs/>
+        </w:rPr>
+        <w:t>Presets</w:t>
       </w:r>
       <w:proofErr w:type="spellEnd"/>
       <w:r>
         <w:rPr>
-          <w:color w:val="FF0000"/>
-          <w:lang w:val="en-US"/>
-        </w:rPr>
+          <w:b/>
+          <w:bCs/>
+        </w:rPr>
+        <w:t xml:space="preserve"> (TC-7 til TC-8) </w:t>
+      </w:r>
+      <w:r>
+        <w:rPr>
+          <w:b/>
+          <w:bCs/>
+        </w:rPr>
+        <w:br/>
+      </w:r>
+      <w:r>
+        <w:t xml:space="preserve">Forhåndsdefinerte tider (25/5, 40/10, 45/15) ble lastet korrekt, og displayet viste </w:t>
+      </w:r>
+      <w:proofErr w:type="spellStart"/>
+      <w:r>
+        <w:t>preset</w:t>
+      </w:r>
+      <w:proofErr w:type="spellEnd"/>
+      <w:r>
+        <w:t>-navn uten feil.</w:t>
+      </w:r>
+    </w:p>
+    <w:p>
+      <w:r>
+        <w:rPr>
+          <w:b/>
+          <w:bCs/>
+        </w:rPr>
+        <w:t xml:space="preserve">Generelle tester (TC-9 til TC-12) </w:t>
+      </w:r>
+      <w:r>
+        <w:rPr>
+          <w:b/>
+          <w:bCs/>
+        </w:rPr>
+        <w:br/>
+      </w:r>
+      <w:r>
+        <w:t xml:space="preserve">Displayet oppdaterte i sanntid uten flimring, </w:t>
+      </w:r>
+      <w:proofErr w:type="spellStart"/>
+      <w:r>
+        <w:t>buzzeren</w:t>
+      </w:r>
+      <w:proofErr w:type="spellEnd"/>
+      <w:r>
+        <w:t xml:space="preserve"> fungerte ved intervallslutt, systemet håndterte en times kontinuerlig drift uten avvik, og </w:t>
+      </w:r>
+      <w:proofErr w:type="spellStart"/>
+      <w:r>
+        <w:t>power</w:t>
+      </w:r>
+      <w:proofErr w:type="spellEnd"/>
+      <w:r>
         <w:t xml:space="preserve"> </w:t>
       </w:r>
       <w:proofErr w:type="spellStart"/>
       <w:r>
-        <w:rPr>
-          <w:color w:val="FF0000"/>
-          <w:lang w:val="en-US"/>
-        </w:rPr>
-        <w:t>nådd</w:t>
+        <w:t>cycle</w:t>
       </w:r>
       <w:proofErr w:type="spellEnd"/>
       <w:r>
-        <w:rPr>
-          <w:color w:val="FF0000"/>
-          <w:lang w:val="en-US"/>
-        </w:rPr>
-        <w:t>?</w:t>
-      </w:r>
-    </w:p>
-    <w:p>
-      <w:pPr>
-        <w:numPr>
-          <w:ilvl w:val="0"/>
-          <w:numId w:val="26"/>
-        </w:numPr>
-        <w:rPr>
-          <w:color w:val="FF0000"/>
-        </w:rPr>
-      </w:pPr>
-      <w:r>
-        <w:rPr>
-          <w:color w:val="FF0000"/>
-        </w:rPr>
-        <w:t>Hvor godt stemmer resultatene med forventningene?</w:t>
-      </w:r>
-    </w:p>
-    <w:p>
-      <w:pPr>
-        <w:numPr>
-          <w:ilvl w:val="0"/>
-          <w:numId w:val="26"/>
-        </w:numPr>
-        <w:rPr>
-          <w:color w:val="FF0000"/>
-        </w:rPr>
-      </w:pPr>
-      <w:r>
-        <w:rPr>
-          <w:color w:val="FF0000"/>
-        </w:rPr>
-        <w:t>Hvilke avvik eller svakheter er avdekket?</w:t>
-      </w:r>
-    </w:p>
-    <w:p>
-      <w:pPr>
-        <w:numPr>
-          <w:ilvl w:val="0"/>
-          <w:numId w:val="26"/>
-        </w:numPr>
-        <w:rPr>
-          <w:color w:val="FF0000"/>
-        </w:rPr>
-      </w:pPr>
-      <w:r>
-        <w:rPr>
-          <w:color w:val="FF0000"/>
-        </w:rPr>
-        <w:t>Hvordan påvirker dette nytteverdien til systemet?</w:t>
-      </w:r>
-    </w:p>
-    <w:p>
-      <w:pPr>
-        <w:rPr>
-          <w:color w:val="FF0000"/>
-        </w:rPr>
-      </w:pPr>
-      <w:r>
-        <w:rPr>
-          <w:color w:val="FF0000"/>
-        </w:rPr>
+        <w:t xml:space="preserve"> resulterte i korrekt oppstart fra hovedmenyen.</w:t>
+      </w:r>
+    </w:p>
+    <w:p/>
+    <w:p>
+      <w:r>
+        <w:rPr>
+          <w:b/>
+          <w:bCs/>
+        </w:rPr>
+        <w:lastRenderedPageBreak/>
+        <w:t>Testmiljø og observasjoner</w:t>
+      </w:r>
+      <w:r>
+        <w:br/>
+      </w:r>
+      <w:r>
+        <w:t xml:space="preserve">Testing ble utført på en fysisk prototype med </w:t>
+      </w:r>
+      <w:proofErr w:type="spellStart"/>
+      <w:r>
+        <w:t>Arduino</w:t>
+      </w:r>
+      <w:proofErr w:type="spellEnd"/>
+      <w:r>
+        <w:t xml:space="preserve"> Uno, LCD-display, knapper og </w:t>
+      </w:r>
+      <w:proofErr w:type="spellStart"/>
+      <w:r>
+        <w:t>buzzer</w:t>
+      </w:r>
+      <w:proofErr w:type="spellEnd"/>
+      <w:r>
+        <w:t xml:space="preserve">, da simulering i </w:t>
+      </w:r>
+      <w:proofErr w:type="spellStart"/>
+      <w:r>
+        <w:t>Wokwi</w:t>
+      </w:r>
+      <w:proofErr w:type="spellEnd"/>
+      <w:r>
+        <w:t xml:space="preserve"> ga avvikende resultater.</w:t>
+      </w:r>
+      <w:r>
+        <w:br/>
+      </w:r>
+      <w:r>
+        <w:t xml:space="preserve">Alle komponenter responderte som forventet, og grensesnittet var intuitivt og </w:t>
+      </w:r>
+      <w:proofErr w:type="spellStart"/>
+      <w:r>
+        <w:t>responsivt</w:t>
+      </w:r>
+      <w:proofErr w:type="spellEnd"/>
+      <w:r>
+        <w:t xml:space="preserve"> for testerne.</w:t>
+      </w:r>
+      <w:r>
+        <w:br/>
+      </w:r>
+    </w:p>
+    <w:p>
+      <w:pPr>
+        <w:pStyle w:val="Overskrift1"/>
+      </w:pPr>
+      <w:bookmarkStart w:id="45" w:name="_Toc207380245"/>
+      <w:r>
+        <w:t>anbe</w:t>
+      </w:r>
+      <w:r>
+        <w:t>falinger</w:t>
+      </w:r>
+      <w:r>
         <w:t xml:space="preserve"> </w:t>
       </w:r>
       <w:r>
-        <w:rPr>
-          <w:i/>
-          <w:iCs/>
-          <w:color w:val="FF0000"/>
-        </w:rPr>
-        <w:t>Eksempel:</w:t>
-      </w:r>
-      <w:r>
-        <w:rPr>
-          <w:color w:val="FF0000"/>
-        </w:rPr>
-        <w:br/>
-      </w:r>
-      <w:r>
-        <w:rPr>
-          <w:i/>
-          <w:iCs/>
-          <w:color w:val="FF0000"/>
-        </w:rPr>
-        <w:t xml:space="preserve">"Systemet klarte å måle strøm med 7 % avvik under normale forhold, som er innenfor akseptabel margin. Datakommunikasjonen fungerte stabilt, men har forbedringspotensial ved dårlig </w:t>
-      </w:r>
-      <w:proofErr w:type="spellStart"/>
-      <w:r>
-        <w:rPr>
-          <w:i/>
-          <w:iCs/>
-          <w:color w:val="FF0000"/>
-        </w:rPr>
-        <w:t>Wi</w:t>
-      </w:r>
-      <w:proofErr w:type="spellEnd"/>
-      <w:r>
-        <w:rPr>
-          <w:i/>
-          <w:iCs/>
-          <w:color w:val="FF0000"/>
-        </w:rPr>
-        <w:t>-</w:t>
-      </w:r>
-      <w:proofErr w:type="spellStart"/>
-      <w:r>
-        <w:rPr>
-          <w:i/>
-          <w:iCs/>
-          <w:color w:val="FF0000"/>
-        </w:rPr>
-        <w:t>Fi</w:t>
-      </w:r>
-      <w:proofErr w:type="spellEnd"/>
-      <w:r>
-        <w:rPr>
-          <w:i/>
-          <w:iCs/>
-          <w:color w:val="FF0000"/>
-        </w:rPr>
-        <w:t>-dekning."</w:t>
-      </w:r>
-    </w:p>
-    <w:p>
-      <w:pPr>
-        <w:rPr>
-          <w:color w:val="FF0000"/>
-        </w:rPr>
-      </w:pPr>
-      <w:r>
-        <w:rPr>
-          <w:color w:val="FF0000"/>
-        </w:rPr>
-        <w:t xml:space="preserve"> </w:t>
-      </w:r>
-    </w:p>
-    <w:p>
-      <w:r>
-        <w:br w:type="page"/>
-      </w:r>
-    </w:p>
-    <w:p>
-      <w:pPr>
-        <w:pStyle w:val="Overskrift1"/>
-      </w:pPr>
-      <w:bookmarkStart w:id="36" w:name="_Toc207280595"/>
-      <w:r>
-        <w:t>anbe</w:t>
-      </w:r>
-      <w:r>
-        <w:t>falinger</w:t>
-      </w:r>
-      <w:r>
-        <w:t xml:space="preserve"> </w:t>
-      </w:r>
-      <w:r>
         <w:t>og videre arbeid</w:t>
       </w:r>
-      <w:bookmarkEnd w:id="36"/>
+      <w:bookmarkEnd w:id="45"/>
       <w:r>
         <w:t xml:space="preserve"> </w:t>
       </w:r>
@@ -27082,11 +25949,11 @@
       <w:pPr>
         <w:pStyle w:val="Overskrift2"/>
       </w:pPr>
-      <w:bookmarkStart w:id="37" w:name="_Toc207280596"/>
+      <w:bookmarkStart w:id="46" w:name="_Toc207380246"/>
       <w:r>
         <w:t>Videre arbeid</w:t>
       </w:r>
-      <w:bookmarkEnd w:id="37"/>
+      <w:bookmarkEnd w:id="46"/>
       <w:r>
         <w:t xml:space="preserve"> </w:t>
       </w:r>
@@ -27635,6 +26502,7 @@
         <w:rPr>
           <w:color w:val="EE0000"/>
         </w:rPr>
+        <w:lastRenderedPageBreak/>
         <w:t>Lite testet under ekstreme forhold (f.eks. temperatur, støy)</w:t>
       </w:r>
     </w:p>
@@ -28024,7 +26892,7 @@
         <w:br w:type="page"/>
       </w:r>
     </w:p>
-    <w:bookmarkStart w:id="38" w:name="_Toc207280597" w:displacedByCustomXml="next"/>
+    <w:bookmarkStart w:id="47" w:name="_Toc207380247" w:displacedByCustomXml="next"/>
     <w:sdt>
       <w:sdtPr>
         <w:rPr>
@@ -28048,7 +26916,7 @@
           <w:r>
             <w:t>Referanser</w:t>
           </w:r>
-          <w:bookmarkEnd w:id="38"/>
+          <w:bookmarkEnd w:id="47"/>
         </w:p>
         <w:sdt>
           <w:sdtPr>
@@ -28071,18 +26939,12 @@
                 <w:fldChar w:fldCharType="begin"/>
               </w:r>
               <w:r>
-                <w:rPr>
-                  <w:lang w:val="en-US"/>
-                </w:rPr>
                 <w:instrText>BIBLIOGRAPHY</w:instrText>
               </w:r>
               <w:r>
                 <w:fldChar w:fldCharType="separate"/>
               </w:r>
               <w:r>
-                <w:rPr>
-                  <w:lang w:val="en-US"/>
-                </w:rPr>
                 <w:t xml:space="preserve">Biwer, F., Wiradahany, W., Egbrink, M. G., &amp; De Bruin, A. B. (2023). </w:t>
               </w:r>
               <w:r>
@@ -28191,14 +27053,15 @@
       <w:pPr>
         <w:pStyle w:val="Overskrift1"/>
       </w:pPr>
-      <w:bookmarkStart w:id="39" w:name="_Toc207280598"/>
+      <w:bookmarkStart w:id="48" w:name="_Toc207380248"/>
       <w:r>
         <w:t>Vedlegg</w:t>
       </w:r>
-      <w:bookmarkEnd w:id="39"/>
-    </w:p>
-    <w:p>
-      <w:hyperlink r:id="rId43" w:tooltip="Testplan_Pomodoro.docx" w:history="1">
+      <w:bookmarkEnd w:id="48"/>
+    </w:p>
+    <w:p/>
+    <w:p>
+      <w:hyperlink r:id="rId45" w:tooltip="Testplan_Pomodoro.docx" w:history="1">
         <w:r>
           <w:rPr>
             <w:rStyle w:val="Hyperkobling"/>
@@ -28208,42 +27071,48 @@
       </w:hyperlink>
     </w:p>
     <w:p>
-      <w:hyperlink r:id="rId44" w:history="1">
+      <w:hyperlink r:id="rId46" w:history="1">
         <w:r>
           <w:rPr>
             <w:rStyle w:val="Hyperkobling"/>
           </w:rPr>
-          <w:t>Testplan_Pomodoro_gjennomført_test.docx</w:t>
+          <w:t>Testplan_Pomodoro_gjennomført_test</w:t>
         </w:r>
-      </w:hyperlink>
-    </w:p>
-    <w:p>
-      <w:pPr>
-        <w:pStyle w:val="Overskrift2"/>
-      </w:pPr>
-      <w:bookmarkStart w:id="40" w:name="_Toc207280599"/>
-      <w:r>
-        <w:t>K</w:t>
-      </w:r>
-      <w:r>
-        <w:t>ildekode</w:t>
-      </w:r>
-      <w:bookmarkEnd w:id="40"/>
-    </w:p>
-    <w:p>
-      <w:hyperlink r:id="rId45" w:history="1">
         <w:r>
           <w:rPr>
             <w:rStyle w:val="Hyperkobling"/>
           </w:rPr>
-          <w:t>https://github.com/RealHaakon/TEL100/tree/TEL100/Programmeringsfiler</w:t>
+          <w:t>.docx</w:t>
         </w:r>
       </w:hyperlink>
     </w:p>
+    <w:p>
+      <w:pPr>
+        <w:pStyle w:val="Overskrift2"/>
+      </w:pPr>
+      <w:bookmarkStart w:id="49" w:name="_Toc207380249"/>
+      <w:r>
+        <w:t>K</w:t>
+      </w:r>
+      <w:r>
+        <w:t>ildekode</w:t>
+      </w:r>
+      <w:bookmarkEnd w:id="49"/>
+    </w:p>
+    <w:p>
+      <w:hyperlink r:id="rId47" w:history="1">
+        <w:r>
+          <w:rPr>
+            <w:rStyle w:val="Hyperkobling"/>
+          </w:rPr>
+          <w:t>https://github.com/RealHaakon/TEL100/tree/TEL100/Programmeringsfiler/Pomodoro.v2.0</w:t>
+        </w:r>
+      </w:hyperlink>
+    </w:p>
     <w:p/>
     <w:sectPr>
-      <w:headerReference w:type="default" r:id="rId46"/>
-      <w:footerReference w:type="default" r:id="rId47"/>
+      <w:headerReference w:type="default" r:id="rId48"/>
+      <w:footerReference w:type="default" r:id="rId49"/>
       <w:pgSz w:w="11906" w:h="16838" w:code="9"/>
       <w:pgMar w:top="907" w:right="1134" w:bottom="851" w:left="1418" w:header="709" w:footer="283" w:gutter="0"/>
       <w:cols w:space="708"/>
@@ -29308,6 +28177,155 @@
     </w:lvl>
   </w:abstractNum>
   <w:abstractNum w:abstractNumId="6" w15:restartNumberingAfterBreak="0">
+    <w:nsid w:val="115B0913"/>
+    <w:multiLevelType w:val="multilevel"/>
+    <w:tmpl w:val="7F568EDC"/>
+    <w:lvl w:ilvl="0">
+      <w:start w:val="1"/>
+      <w:numFmt w:val="bullet"/>
+      <w:lvlText w:val=""/>
+      <w:lvlJc w:val="left"/>
+      <w:pPr>
+        <w:tabs>
+          <w:tab w:val="num" w:pos="720"/>
+        </w:tabs>
+        <w:ind w:left="720" w:hanging="360"/>
+      </w:pPr>
+      <w:rPr>
+        <w:rFonts w:ascii="Symbol" w:hAnsi="Symbol" w:hint="default"/>
+        <w:sz w:val="20"/>
+      </w:rPr>
+    </w:lvl>
+    <w:lvl w:ilvl="1" w:tentative="1">
+      <w:start w:val="1"/>
+      <w:numFmt w:val="bullet"/>
+      <w:lvlText w:val=""/>
+      <w:lvlJc w:val="left"/>
+      <w:pPr>
+        <w:tabs>
+          <w:tab w:val="num" w:pos="1440"/>
+        </w:tabs>
+        <w:ind w:left="1440" w:hanging="360"/>
+      </w:pPr>
+      <w:rPr>
+        <w:rFonts w:ascii="Symbol" w:hAnsi="Symbol" w:hint="default"/>
+        <w:sz w:val="20"/>
+      </w:rPr>
+    </w:lvl>
+    <w:lvl w:ilvl="2" w:tentative="1">
+      <w:start w:val="1"/>
+      <w:numFmt w:val="bullet"/>
+      <w:lvlText w:val=""/>
+      <w:lvlJc w:val="left"/>
+      <w:pPr>
+        <w:tabs>
+          <w:tab w:val="num" w:pos="2160"/>
+        </w:tabs>
+        <w:ind w:left="2160" w:hanging="360"/>
+      </w:pPr>
+      <w:rPr>
+        <w:rFonts w:ascii="Symbol" w:hAnsi="Symbol" w:hint="default"/>
+        <w:sz w:val="20"/>
+      </w:rPr>
+    </w:lvl>
+    <w:lvl w:ilvl="3" w:tentative="1">
+      <w:start w:val="1"/>
+      <w:numFmt w:val="bullet"/>
+      <w:lvlText w:val=""/>
+      <w:lvlJc w:val="left"/>
+      <w:pPr>
+        <w:tabs>
+          <w:tab w:val="num" w:pos="2880"/>
+        </w:tabs>
+        <w:ind w:left="2880" w:hanging="360"/>
+      </w:pPr>
+      <w:rPr>
+        <w:rFonts w:ascii="Symbol" w:hAnsi="Symbol" w:hint="default"/>
+        <w:sz w:val="20"/>
+      </w:rPr>
+    </w:lvl>
+    <w:lvl w:ilvl="4" w:tentative="1">
+      <w:start w:val="1"/>
+      <w:numFmt w:val="bullet"/>
+      <w:lvlText w:val=""/>
+      <w:lvlJc w:val="left"/>
+      <w:pPr>
+        <w:tabs>
+          <w:tab w:val="num" w:pos="3600"/>
+        </w:tabs>
+        <w:ind w:left="3600" w:hanging="360"/>
+      </w:pPr>
+      <w:rPr>
+        <w:rFonts w:ascii="Symbol" w:hAnsi="Symbol" w:hint="default"/>
+        <w:sz w:val="20"/>
+      </w:rPr>
+    </w:lvl>
+    <w:lvl w:ilvl="5" w:tentative="1">
+      <w:start w:val="1"/>
+      <w:numFmt w:val="bullet"/>
+      <w:lvlText w:val=""/>
+      <w:lvlJc w:val="left"/>
+      <w:pPr>
+        <w:tabs>
+          <w:tab w:val="num" w:pos="4320"/>
+        </w:tabs>
+        <w:ind w:left="4320" w:hanging="360"/>
+      </w:pPr>
+      <w:rPr>
+        <w:rFonts w:ascii="Symbol" w:hAnsi="Symbol" w:hint="default"/>
+        <w:sz w:val="20"/>
+      </w:rPr>
+    </w:lvl>
+    <w:lvl w:ilvl="6" w:tentative="1">
+      <w:start w:val="1"/>
+      <w:numFmt w:val="bullet"/>
+      <w:lvlText w:val=""/>
+      <w:lvlJc w:val="left"/>
+      <w:pPr>
+        <w:tabs>
+          <w:tab w:val="num" w:pos="5040"/>
+        </w:tabs>
+        <w:ind w:left="5040" w:hanging="360"/>
+      </w:pPr>
+      <w:rPr>
+        <w:rFonts w:ascii="Symbol" w:hAnsi="Symbol" w:hint="default"/>
+        <w:sz w:val="20"/>
+      </w:rPr>
+    </w:lvl>
+    <w:lvl w:ilvl="7" w:tentative="1">
+      <w:start w:val="1"/>
+      <w:numFmt w:val="bullet"/>
+      <w:lvlText w:val=""/>
+      <w:lvlJc w:val="left"/>
+      <w:pPr>
+        <w:tabs>
+          <w:tab w:val="num" w:pos="5760"/>
+        </w:tabs>
+        <w:ind w:left="5760" w:hanging="360"/>
+      </w:pPr>
+      <w:rPr>
+        <w:rFonts w:ascii="Symbol" w:hAnsi="Symbol" w:hint="default"/>
+        <w:sz w:val="20"/>
+      </w:rPr>
+    </w:lvl>
+    <w:lvl w:ilvl="8" w:tentative="1">
+      <w:start w:val="1"/>
+      <w:numFmt w:val="bullet"/>
+      <w:lvlText w:val=""/>
+      <w:lvlJc w:val="left"/>
+      <w:pPr>
+        <w:tabs>
+          <w:tab w:val="num" w:pos="6480"/>
+        </w:tabs>
+        <w:ind w:left="6480" w:hanging="360"/>
+      </w:pPr>
+      <w:rPr>
+        <w:rFonts w:ascii="Symbol" w:hAnsi="Symbol" w:hint="default"/>
+        <w:sz w:val="20"/>
+      </w:rPr>
+    </w:lvl>
+  </w:abstractNum>
+  <w:abstractNum w:abstractNumId="7" w15:restartNumberingAfterBreak="0">
     <w:nsid w:val="136D76C7"/>
     <w:multiLevelType w:val="hybridMultilevel"/>
     <w:tmpl w:val="FAD8E560"/>
@@ -29420,7 +28438,7 @@
       </w:rPr>
     </w:lvl>
   </w:abstractNum>
-  <w:abstractNum w:abstractNumId="7" w15:restartNumberingAfterBreak="0">
+  <w:abstractNum w:abstractNumId="8" w15:restartNumberingAfterBreak="0">
     <w:nsid w:val="153F44BA"/>
     <w:multiLevelType w:val="multilevel"/>
     <w:tmpl w:val="B7E8B968"/>
@@ -29569,7 +28587,7 @@
       </w:rPr>
     </w:lvl>
   </w:abstractNum>
-  <w:abstractNum w:abstractNumId="8" w15:restartNumberingAfterBreak="0">
+  <w:abstractNum w:abstractNumId="9" w15:restartNumberingAfterBreak="0">
     <w:nsid w:val="1AD04BDA"/>
     <w:multiLevelType w:val="hybridMultilevel"/>
     <w:tmpl w:val="3F145DA2"/>
@@ -29682,7 +28700,7 @@
       </w:rPr>
     </w:lvl>
   </w:abstractNum>
-  <w:abstractNum w:abstractNumId="9" w15:restartNumberingAfterBreak="0">
+  <w:abstractNum w:abstractNumId="10" w15:restartNumberingAfterBreak="0">
     <w:nsid w:val="204368D6"/>
     <w:multiLevelType w:val="hybridMultilevel"/>
     <w:tmpl w:val="BF0CD880"/>
@@ -29795,7 +28813,7 @@
       </w:rPr>
     </w:lvl>
   </w:abstractNum>
-  <w:abstractNum w:abstractNumId="10" w15:restartNumberingAfterBreak="0">
+  <w:abstractNum w:abstractNumId="11" w15:restartNumberingAfterBreak="0">
     <w:nsid w:val="2129558F"/>
     <w:multiLevelType w:val="hybridMultilevel"/>
     <w:tmpl w:val="5810BF5E"/>
@@ -29886,7 +28904,7 @@
       </w:pPr>
     </w:lvl>
   </w:abstractNum>
-  <w:abstractNum w:abstractNumId="11" w15:restartNumberingAfterBreak="0">
+  <w:abstractNum w:abstractNumId="12" w15:restartNumberingAfterBreak="0">
     <w:nsid w:val="25317BF9"/>
     <w:multiLevelType w:val="multilevel"/>
     <w:tmpl w:val="C05C427C"/>
@@ -30035,7 +29053,156 @@
       </w:rPr>
     </w:lvl>
   </w:abstractNum>
-  <w:abstractNum w:abstractNumId="12" w15:restartNumberingAfterBreak="0">
+  <w:abstractNum w:abstractNumId="13" w15:restartNumberingAfterBreak="0">
+    <w:nsid w:val="2F783B8D"/>
+    <w:multiLevelType w:val="multilevel"/>
+    <w:tmpl w:val="8224387E"/>
+    <w:lvl w:ilvl="0">
+      <w:start w:val="1"/>
+      <w:numFmt w:val="bullet"/>
+      <w:lvlText w:val=""/>
+      <w:lvlJc w:val="left"/>
+      <w:pPr>
+        <w:tabs>
+          <w:tab w:val="num" w:pos="720"/>
+        </w:tabs>
+        <w:ind w:left="720" w:hanging="360"/>
+      </w:pPr>
+      <w:rPr>
+        <w:rFonts w:ascii="Symbol" w:hAnsi="Symbol" w:hint="default"/>
+        <w:sz w:val="20"/>
+      </w:rPr>
+    </w:lvl>
+    <w:lvl w:ilvl="1" w:tentative="1">
+      <w:start w:val="1"/>
+      <w:numFmt w:val="bullet"/>
+      <w:lvlText w:val=""/>
+      <w:lvlJc w:val="left"/>
+      <w:pPr>
+        <w:tabs>
+          <w:tab w:val="num" w:pos="1440"/>
+        </w:tabs>
+        <w:ind w:left="1440" w:hanging="360"/>
+      </w:pPr>
+      <w:rPr>
+        <w:rFonts w:ascii="Symbol" w:hAnsi="Symbol" w:hint="default"/>
+        <w:sz w:val="20"/>
+      </w:rPr>
+    </w:lvl>
+    <w:lvl w:ilvl="2" w:tentative="1">
+      <w:start w:val="1"/>
+      <w:numFmt w:val="bullet"/>
+      <w:lvlText w:val=""/>
+      <w:lvlJc w:val="left"/>
+      <w:pPr>
+        <w:tabs>
+          <w:tab w:val="num" w:pos="2160"/>
+        </w:tabs>
+        <w:ind w:left="2160" w:hanging="360"/>
+      </w:pPr>
+      <w:rPr>
+        <w:rFonts w:ascii="Symbol" w:hAnsi="Symbol" w:hint="default"/>
+        <w:sz w:val="20"/>
+      </w:rPr>
+    </w:lvl>
+    <w:lvl w:ilvl="3" w:tentative="1">
+      <w:start w:val="1"/>
+      <w:numFmt w:val="bullet"/>
+      <w:lvlText w:val=""/>
+      <w:lvlJc w:val="left"/>
+      <w:pPr>
+        <w:tabs>
+          <w:tab w:val="num" w:pos="2880"/>
+        </w:tabs>
+        <w:ind w:left="2880" w:hanging="360"/>
+      </w:pPr>
+      <w:rPr>
+        <w:rFonts w:ascii="Symbol" w:hAnsi="Symbol" w:hint="default"/>
+        <w:sz w:val="20"/>
+      </w:rPr>
+    </w:lvl>
+    <w:lvl w:ilvl="4" w:tentative="1">
+      <w:start w:val="1"/>
+      <w:numFmt w:val="bullet"/>
+      <w:lvlText w:val=""/>
+      <w:lvlJc w:val="left"/>
+      <w:pPr>
+        <w:tabs>
+          <w:tab w:val="num" w:pos="3600"/>
+        </w:tabs>
+        <w:ind w:left="3600" w:hanging="360"/>
+      </w:pPr>
+      <w:rPr>
+        <w:rFonts w:ascii="Symbol" w:hAnsi="Symbol" w:hint="default"/>
+        <w:sz w:val="20"/>
+      </w:rPr>
+    </w:lvl>
+    <w:lvl w:ilvl="5" w:tentative="1">
+      <w:start w:val="1"/>
+      <w:numFmt w:val="bullet"/>
+      <w:lvlText w:val=""/>
+      <w:lvlJc w:val="left"/>
+      <w:pPr>
+        <w:tabs>
+          <w:tab w:val="num" w:pos="4320"/>
+        </w:tabs>
+        <w:ind w:left="4320" w:hanging="360"/>
+      </w:pPr>
+      <w:rPr>
+        <w:rFonts w:ascii="Symbol" w:hAnsi="Symbol" w:hint="default"/>
+        <w:sz w:val="20"/>
+      </w:rPr>
+    </w:lvl>
+    <w:lvl w:ilvl="6" w:tentative="1">
+      <w:start w:val="1"/>
+      <w:numFmt w:val="bullet"/>
+      <w:lvlText w:val=""/>
+      <w:lvlJc w:val="left"/>
+      <w:pPr>
+        <w:tabs>
+          <w:tab w:val="num" w:pos="5040"/>
+        </w:tabs>
+        <w:ind w:left="5040" w:hanging="360"/>
+      </w:pPr>
+      <w:rPr>
+        <w:rFonts w:ascii="Symbol" w:hAnsi="Symbol" w:hint="default"/>
+        <w:sz w:val="20"/>
+      </w:rPr>
+    </w:lvl>
+    <w:lvl w:ilvl="7" w:tentative="1">
+      <w:start w:val="1"/>
+      <w:numFmt w:val="bullet"/>
+      <w:lvlText w:val=""/>
+      <w:lvlJc w:val="left"/>
+      <w:pPr>
+        <w:tabs>
+          <w:tab w:val="num" w:pos="5760"/>
+        </w:tabs>
+        <w:ind w:left="5760" w:hanging="360"/>
+      </w:pPr>
+      <w:rPr>
+        <w:rFonts w:ascii="Symbol" w:hAnsi="Symbol" w:hint="default"/>
+        <w:sz w:val="20"/>
+      </w:rPr>
+    </w:lvl>
+    <w:lvl w:ilvl="8" w:tentative="1">
+      <w:start w:val="1"/>
+      <w:numFmt w:val="bullet"/>
+      <w:lvlText w:val=""/>
+      <w:lvlJc w:val="left"/>
+      <w:pPr>
+        <w:tabs>
+          <w:tab w:val="num" w:pos="6480"/>
+        </w:tabs>
+        <w:ind w:left="6480" w:hanging="360"/>
+      </w:pPr>
+      <w:rPr>
+        <w:rFonts w:ascii="Symbol" w:hAnsi="Symbol" w:hint="default"/>
+        <w:sz w:val="20"/>
+      </w:rPr>
+    </w:lvl>
+  </w:abstractNum>
+  <w:abstractNum w:abstractNumId="14" w15:restartNumberingAfterBreak="0">
     <w:nsid w:val="308E0375"/>
     <w:multiLevelType w:val="multilevel"/>
     <w:tmpl w:val="B706EEC6"/>
@@ -30184,7 +29351,7 @@
       </w:rPr>
     </w:lvl>
   </w:abstractNum>
-  <w:abstractNum w:abstractNumId="13" w15:restartNumberingAfterBreak="0">
+  <w:abstractNum w:abstractNumId="15" w15:restartNumberingAfterBreak="0">
     <w:nsid w:val="321C1DF0"/>
     <w:multiLevelType w:val="multilevel"/>
     <w:tmpl w:val="85AA6020"/>
@@ -30333,7 +29500,7 @@
       </w:rPr>
     </w:lvl>
   </w:abstractNum>
-  <w:abstractNum w:abstractNumId="14" w15:restartNumberingAfterBreak="0">
+  <w:abstractNum w:abstractNumId="16" w15:restartNumberingAfterBreak="0">
     <w:nsid w:val="340846DE"/>
     <w:multiLevelType w:val="hybridMultilevel"/>
     <w:tmpl w:val="E682991A"/>
@@ -30446,7 +29613,7 @@
       </w:rPr>
     </w:lvl>
   </w:abstractNum>
-  <w:abstractNum w:abstractNumId="15" w15:restartNumberingAfterBreak="0">
+  <w:abstractNum w:abstractNumId="17" w15:restartNumberingAfterBreak="0">
     <w:nsid w:val="3DD56583"/>
     <w:multiLevelType w:val="multilevel"/>
     <w:tmpl w:val="1D409774"/>
@@ -30595,7 +29762,7 @@
       </w:rPr>
     </w:lvl>
   </w:abstractNum>
-  <w:abstractNum w:abstractNumId="16" w15:restartNumberingAfterBreak="0">
+  <w:abstractNum w:abstractNumId="18" w15:restartNumberingAfterBreak="0">
     <w:nsid w:val="3F781433"/>
     <w:multiLevelType w:val="multilevel"/>
     <w:tmpl w:val="B680EAD6"/>
@@ -30744,7 +29911,7 @@
       </w:rPr>
     </w:lvl>
   </w:abstractNum>
-  <w:abstractNum w:abstractNumId="17" w15:restartNumberingAfterBreak="0">
+  <w:abstractNum w:abstractNumId="19" w15:restartNumberingAfterBreak="0">
     <w:nsid w:val="40C91249"/>
     <w:multiLevelType w:val="multilevel"/>
     <w:tmpl w:val="7A30E104"/>
@@ -30893,7 +30060,7 @@
       </w:rPr>
     </w:lvl>
   </w:abstractNum>
-  <w:abstractNum w:abstractNumId="18" w15:restartNumberingAfterBreak="0">
+  <w:abstractNum w:abstractNumId="20" w15:restartNumberingAfterBreak="0">
     <w:nsid w:val="41AA4F3B"/>
     <w:multiLevelType w:val="multilevel"/>
     <w:tmpl w:val="B680EAD6"/>
@@ -31042,7 +30209,7 @@
       </w:rPr>
     </w:lvl>
   </w:abstractNum>
-  <w:abstractNum w:abstractNumId="19" w15:restartNumberingAfterBreak="0">
+  <w:abstractNum w:abstractNumId="21" w15:restartNumberingAfterBreak="0">
     <w:nsid w:val="41AA5FE0"/>
     <w:multiLevelType w:val="hybridMultilevel"/>
     <w:tmpl w:val="E0FE1F02"/>
@@ -31155,7 +30322,7 @@
       </w:rPr>
     </w:lvl>
   </w:abstractNum>
-  <w:abstractNum w:abstractNumId="20" w15:restartNumberingAfterBreak="0">
+  <w:abstractNum w:abstractNumId="22" w15:restartNumberingAfterBreak="0">
     <w:nsid w:val="431B2AFE"/>
     <w:multiLevelType w:val="hybridMultilevel"/>
     <w:tmpl w:val="3EE656C6"/>
@@ -31268,7 +30435,7 @@
       </w:rPr>
     </w:lvl>
   </w:abstractNum>
-  <w:abstractNum w:abstractNumId="21" w15:restartNumberingAfterBreak="0">
+  <w:abstractNum w:abstractNumId="23" w15:restartNumberingAfterBreak="0">
     <w:nsid w:val="47542008"/>
     <w:multiLevelType w:val="multilevel"/>
     <w:tmpl w:val="B6C07FDE"/>
@@ -31411,7 +30578,7 @@
       </w:rPr>
     </w:lvl>
   </w:abstractNum>
-  <w:abstractNum w:abstractNumId="22" w15:restartNumberingAfterBreak="0">
+  <w:abstractNum w:abstractNumId="24" w15:restartNumberingAfterBreak="0">
     <w:nsid w:val="49366F2D"/>
     <w:multiLevelType w:val="multilevel"/>
     <w:tmpl w:val="A3D6BAC8"/>
@@ -31560,7 +30727,7 @@
       </w:rPr>
     </w:lvl>
   </w:abstractNum>
-  <w:abstractNum w:abstractNumId="23" w15:restartNumberingAfterBreak="0">
+  <w:abstractNum w:abstractNumId="25" w15:restartNumberingAfterBreak="0">
     <w:nsid w:val="4BF13033"/>
     <w:multiLevelType w:val="multilevel"/>
     <w:tmpl w:val="B734F3BC"/>
@@ -31709,7 +30876,7 @@
       </w:rPr>
     </w:lvl>
   </w:abstractNum>
-  <w:abstractNum w:abstractNumId="24" w15:restartNumberingAfterBreak="0">
+  <w:abstractNum w:abstractNumId="26" w15:restartNumberingAfterBreak="0">
     <w:nsid w:val="4C5808DE"/>
     <w:multiLevelType w:val="multilevel"/>
     <w:tmpl w:val="B680EAD6"/>
@@ -31858,7 +31025,7 @@
       </w:rPr>
     </w:lvl>
   </w:abstractNum>
-  <w:abstractNum w:abstractNumId="25" w15:restartNumberingAfterBreak="0">
+  <w:abstractNum w:abstractNumId="27" w15:restartNumberingAfterBreak="0">
     <w:nsid w:val="4D9F1B03"/>
     <w:multiLevelType w:val="hybridMultilevel"/>
     <w:tmpl w:val="102CD2A2"/>
@@ -31971,7 +31138,7 @@
       </w:rPr>
     </w:lvl>
   </w:abstractNum>
-  <w:abstractNum w:abstractNumId="26" w15:restartNumberingAfterBreak="0">
+  <w:abstractNum w:abstractNumId="28" w15:restartNumberingAfterBreak="0">
     <w:nsid w:val="4E4F6745"/>
     <w:multiLevelType w:val="multilevel"/>
     <w:tmpl w:val="211ECE2A"/>
@@ -32120,7 +31287,7 @@
       </w:rPr>
     </w:lvl>
   </w:abstractNum>
-  <w:abstractNum w:abstractNumId="27" w15:restartNumberingAfterBreak="0">
+  <w:abstractNum w:abstractNumId="29" w15:restartNumberingAfterBreak="0">
     <w:nsid w:val="4F0D7220"/>
     <w:multiLevelType w:val="multilevel"/>
     <w:tmpl w:val="2A16E59E"/>
@@ -32269,7 +31436,7 @@
       </w:rPr>
     </w:lvl>
   </w:abstractNum>
-  <w:abstractNum w:abstractNumId="28" w15:restartNumberingAfterBreak="0">
+  <w:abstractNum w:abstractNumId="30" w15:restartNumberingAfterBreak="0">
     <w:nsid w:val="503D6F47"/>
     <w:multiLevelType w:val="multilevel"/>
     <w:tmpl w:val="9C8E5F42"/>
@@ -32418,7 +31585,7 @@
       </w:rPr>
     </w:lvl>
   </w:abstractNum>
-  <w:abstractNum w:abstractNumId="29" w15:restartNumberingAfterBreak="0">
+  <w:abstractNum w:abstractNumId="31" w15:restartNumberingAfterBreak="0">
     <w:nsid w:val="57703B22"/>
     <w:multiLevelType w:val="multilevel"/>
     <w:tmpl w:val="815C0D64"/>
@@ -32567,7 +31734,7 @@
       </w:rPr>
     </w:lvl>
   </w:abstractNum>
-  <w:abstractNum w:abstractNumId="30" w15:restartNumberingAfterBreak="0">
+  <w:abstractNum w:abstractNumId="32" w15:restartNumberingAfterBreak="0">
     <w:nsid w:val="59136630"/>
     <w:multiLevelType w:val="multilevel"/>
     <w:tmpl w:val="2B108648"/>
@@ -32680,7 +31847,7 @@
       </w:rPr>
     </w:lvl>
   </w:abstractNum>
-  <w:abstractNum w:abstractNumId="31" w15:restartNumberingAfterBreak="0">
+  <w:abstractNum w:abstractNumId="33" w15:restartNumberingAfterBreak="0">
     <w:nsid w:val="59BD75A8"/>
     <w:multiLevelType w:val="multilevel"/>
     <w:tmpl w:val="E96C5E42"/>
@@ -32829,7 +31996,7 @@
       </w:rPr>
     </w:lvl>
   </w:abstractNum>
-  <w:abstractNum w:abstractNumId="32" w15:restartNumberingAfterBreak="0">
+  <w:abstractNum w:abstractNumId="34" w15:restartNumberingAfterBreak="0">
     <w:nsid w:val="5CFF755A"/>
     <w:multiLevelType w:val="multilevel"/>
     <w:tmpl w:val="B680EAD6"/>
@@ -32978,7 +32145,7 @@
       </w:rPr>
     </w:lvl>
   </w:abstractNum>
-  <w:abstractNum w:abstractNumId="33" w15:restartNumberingAfterBreak="0">
+  <w:abstractNum w:abstractNumId="35" w15:restartNumberingAfterBreak="0">
     <w:nsid w:val="5FDF411A"/>
     <w:multiLevelType w:val="multilevel"/>
     <w:tmpl w:val="A3F22D86"/>
@@ -33091,7 +32258,7 @@
       </w:rPr>
     </w:lvl>
   </w:abstractNum>
-  <w:abstractNum w:abstractNumId="34" w15:restartNumberingAfterBreak="0">
+  <w:abstractNum w:abstractNumId="36" w15:restartNumberingAfterBreak="0">
     <w:nsid w:val="61705C29"/>
     <w:multiLevelType w:val="hybridMultilevel"/>
     <w:tmpl w:val="A9B41112"/>
@@ -33204,7 +32371,7 @@
       </w:rPr>
     </w:lvl>
   </w:abstractNum>
-  <w:abstractNum w:abstractNumId="35" w15:restartNumberingAfterBreak="0">
+  <w:abstractNum w:abstractNumId="37" w15:restartNumberingAfterBreak="0">
     <w:nsid w:val="63EE7071"/>
     <w:multiLevelType w:val="hybridMultilevel"/>
     <w:tmpl w:val="F2D2F8E0"/>
@@ -33317,7 +32484,7 @@
       </w:rPr>
     </w:lvl>
   </w:abstractNum>
-  <w:abstractNum w:abstractNumId="36" w15:restartNumberingAfterBreak="0">
+  <w:abstractNum w:abstractNumId="38" w15:restartNumberingAfterBreak="0">
     <w:nsid w:val="64747D2A"/>
     <w:multiLevelType w:val="multilevel"/>
     <w:tmpl w:val="FEEAF9D4"/>
@@ -33466,7 +32633,7 @@
       </w:rPr>
     </w:lvl>
   </w:abstractNum>
-  <w:abstractNum w:abstractNumId="37" w15:restartNumberingAfterBreak="0">
+  <w:abstractNum w:abstractNumId="39" w15:restartNumberingAfterBreak="0">
     <w:nsid w:val="6AF806B9"/>
     <w:multiLevelType w:val="multilevel"/>
     <w:tmpl w:val="0A18759E"/>
@@ -33615,7 +32782,7 @@
       </w:rPr>
     </w:lvl>
   </w:abstractNum>
-  <w:abstractNum w:abstractNumId="38" w15:restartNumberingAfterBreak="0">
+  <w:abstractNum w:abstractNumId="40" w15:restartNumberingAfterBreak="0">
     <w:nsid w:val="6CAB37E5"/>
     <w:multiLevelType w:val="multilevel"/>
     <w:tmpl w:val="1586120A"/>
@@ -33764,7 +32931,156 @@
       </w:rPr>
     </w:lvl>
   </w:abstractNum>
-  <w:abstractNum w:abstractNumId="39" w15:restartNumberingAfterBreak="0">
+  <w:abstractNum w:abstractNumId="41" w15:restartNumberingAfterBreak="0">
+    <w:nsid w:val="764B704C"/>
+    <w:multiLevelType w:val="multilevel"/>
+    <w:tmpl w:val="E6FC0922"/>
+    <w:lvl w:ilvl="0">
+      <w:start w:val="1"/>
+      <w:numFmt w:val="bullet"/>
+      <w:lvlText w:val=""/>
+      <w:lvlJc w:val="left"/>
+      <w:pPr>
+        <w:tabs>
+          <w:tab w:val="num" w:pos="720"/>
+        </w:tabs>
+        <w:ind w:left="720" w:hanging="360"/>
+      </w:pPr>
+      <w:rPr>
+        <w:rFonts w:ascii="Symbol" w:hAnsi="Symbol" w:hint="default"/>
+        <w:sz w:val="20"/>
+      </w:rPr>
+    </w:lvl>
+    <w:lvl w:ilvl="1" w:tentative="1">
+      <w:start w:val="1"/>
+      <w:numFmt w:val="bullet"/>
+      <w:lvlText w:val=""/>
+      <w:lvlJc w:val="left"/>
+      <w:pPr>
+        <w:tabs>
+          <w:tab w:val="num" w:pos="1440"/>
+        </w:tabs>
+        <w:ind w:left="1440" w:hanging="360"/>
+      </w:pPr>
+      <w:rPr>
+        <w:rFonts w:ascii="Symbol" w:hAnsi="Symbol" w:hint="default"/>
+        <w:sz w:val="20"/>
+      </w:rPr>
+    </w:lvl>
+    <w:lvl w:ilvl="2" w:tentative="1">
+      <w:start w:val="1"/>
+      <w:numFmt w:val="bullet"/>
+      <w:lvlText w:val=""/>
+      <w:lvlJc w:val="left"/>
+      <w:pPr>
+        <w:tabs>
+          <w:tab w:val="num" w:pos="2160"/>
+        </w:tabs>
+        <w:ind w:left="2160" w:hanging="360"/>
+      </w:pPr>
+      <w:rPr>
+        <w:rFonts w:ascii="Symbol" w:hAnsi="Symbol" w:hint="default"/>
+        <w:sz w:val="20"/>
+      </w:rPr>
+    </w:lvl>
+    <w:lvl w:ilvl="3" w:tentative="1">
+      <w:start w:val="1"/>
+      <w:numFmt w:val="bullet"/>
+      <w:lvlText w:val=""/>
+      <w:lvlJc w:val="left"/>
+      <w:pPr>
+        <w:tabs>
+          <w:tab w:val="num" w:pos="2880"/>
+        </w:tabs>
+        <w:ind w:left="2880" w:hanging="360"/>
+      </w:pPr>
+      <w:rPr>
+        <w:rFonts w:ascii="Symbol" w:hAnsi="Symbol" w:hint="default"/>
+        <w:sz w:val="20"/>
+      </w:rPr>
+    </w:lvl>
+    <w:lvl w:ilvl="4" w:tentative="1">
+      <w:start w:val="1"/>
+      <w:numFmt w:val="bullet"/>
+      <w:lvlText w:val=""/>
+      <w:lvlJc w:val="left"/>
+      <w:pPr>
+        <w:tabs>
+          <w:tab w:val="num" w:pos="3600"/>
+        </w:tabs>
+        <w:ind w:left="3600" w:hanging="360"/>
+      </w:pPr>
+      <w:rPr>
+        <w:rFonts w:ascii="Symbol" w:hAnsi="Symbol" w:hint="default"/>
+        <w:sz w:val="20"/>
+      </w:rPr>
+    </w:lvl>
+    <w:lvl w:ilvl="5" w:tentative="1">
+      <w:start w:val="1"/>
+      <w:numFmt w:val="bullet"/>
+      <w:lvlText w:val=""/>
+      <w:lvlJc w:val="left"/>
+      <w:pPr>
+        <w:tabs>
+          <w:tab w:val="num" w:pos="4320"/>
+        </w:tabs>
+        <w:ind w:left="4320" w:hanging="360"/>
+      </w:pPr>
+      <w:rPr>
+        <w:rFonts w:ascii="Symbol" w:hAnsi="Symbol" w:hint="default"/>
+        <w:sz w:val="20"/>
+      </w:rPr>
+    </w:lvl>
+    <w:lvl w:ilvl="6" w:tentative="1">
+      <w:start w:val="1"/>
+      <w:numFmt w:val="bullet"/>
+      <w:lvlText w:val=""/>
+      <w:lvlJc w:val="left"/>
+      <w:pPr>
+        <w:tabs>
+          <w:tab w:val="num" w:pos="5040"/>
+        </w:tabs>
+        <w:ind w:left="5040" w:hanging="360"/>
+      </w:pPr>
+      <w:rPr>
+        <w:rFonts w:ascii="Symbol" w:hAnsi="Symbol" w:hint="default"/>
+        <w:sz w:val="20"/>
+      </w:rPr>
+    </w:lvl>
+    <w:lvl w:ilvl="7" w:tentative="1">
+      <w:start w:val="1"/>
+      <w:numFmt w:val="bullet"/>
+      <w:lvlText w:val=""/>
+      <w:lvlJc w:val="left"/>
+      <w:pPr>
+        <w:tabs>
+          <w:tab w:val="num" w:pos="5760"/>
+        </w:tabs>
+        <w:ind w:left="5760" w:hanging="360"/>
+      </w:pPr>
+      <w:rPr>
+        <w:rFonts w:ascii="Symbol" w:hAnsi="Symbol" w:hint="default"/>
+        <w:sz w:val="20"/>
+      </w:rPr>
+    </w:lvl>
+    <w:lvl w:ilvl="8" w:tentative="1">
+      <w:start w:val="1"/>
+      <w:numFmt w:val="bullet"/>
+      <w:lvlText w:val=""/>
+      <w:lvlJc w:val="left"/>
+      <w:pPr>
+        <w:tabs>
+          <w:tab w:val="num" w:pos="6480"/>
+        </w:tabs>
+        <w:ind w:left="6480" w:hanging="360"/>
+      </w:pPr>
+      <w:rPr>
+        <w:rFonts w:ascii="Symbol" w:hAnsi="Symbol" w:hint="default"/>
+        <w:sz w:val="20"/>
+      </w:rPr>
+    </w:lvl>
+  </w:abstractNum>
+  <w:abstractNum w:abstractNumId="42" w15:restartNumberingAfterBreak="0">
     <w:nsid w:val="7793193C"/>
     <w:multiLevelType w:val="multilevel"/>
     <w:tmpl w:val="B004FBDC"/>
@@ -33880,7 +33196,7 @@
       </w:pPr>
     </w:lvl>
   </w:abstractNum>
-  <w:abstractNum w:abstractNumId="40" w15:restartNumberingAfterBreak="0">
+  <w:abstractNum w:abstractNumId="43" w15:restartNumberingAfterBreak="0">
     <w:nsid w:val="78146EC7"/>
     <w:multiLevelType w:val="multilevel"/>
     <w:tmpl w:val="9142173C"/>
@@ -34001,7 +33317,7 @@
       </w:rPr>
     </w:lvl>
   </w:abstractNum>
-  <w:abstractNum w:abstractNumId="41" w15:restartNumberingAfterBreak="0">
+  <w:abstractNum w:abstractNumId="44" w15:restartNumberingAfterBreak="0">
     <w:nsid w:val="7A572CAB"/>
     <w:multiLevelType w:val="multilevel"/>
     <w:tmpl w:val="BD7813EC"/>
@@ -34150,7 +33466,7 @@
       </w:rPr>
     </w:lvl>
   </w:abstractNum>
-  <w:abstractNum w:abstractNumId="42" w15:restartNumberingAfterBreak="0">
+  <w:abstractNum w:abstractNumId="45" w15:restartNumberingAfterBreak="0">
     <w:nsid w:val="7CD83908"/>
     <w:multiLevelType w:val="multilevel"/>
     <w:tmpl w:val="487E6956"/>
@@ -34299,7 +33615,7 @@
       </w:rPr>
     </w:lvl>
   </w:abstractNum>
-  <w:abstractNum w:abstractNumId="43" w15:restartNumberingAfterBreak="0">
+  <w:abstractNum w:abstractNumId="46" w15:restartNumberingAfterBreak="0">
     <w:nsid w:val="7F2629E9"/>
     <w:multiLevelType w:val="multilevel"/>
     <w:tmpl w:val="12188930"/>
@@ -34455,46 +33771,46 @@
     <w:abstractNumId w:val="2"/>
   </w:num>
   <w:num w:numId="3" w16cid:durableId="1155873910">
-    <w:abstractNumId w:val="41"/>
+    <w:abstractNumId w:val="44"/>
   </w:num>
   <w:num w:numId="4" w16cid:durableId="1413163440">
-    <w:abstractNumId w:val="21"/>
+    <w:abstractNumId w:val="23"/>
   </w:num>
   <w:num w:numId="5" w16cid:durableId="1004360227">
+    <w:abstractNumId w:val="45"/>
+  </w:num>
+  <w:num w:numId="6" w16cid:durableId="2050452509">
+    <w:abstractNumId w:val="19"/>
+  </w:num>
+  <w:num w:numId="7" w16cid:durableId="1742214994">
+    <w:abstractNumId w:val="30"/>
+  </w:num>
+  <w:num w:numId="8" w16cid:durableId="2018001205">
+    <w:abstractNumId w:val="38"/>
+  </w:num>
+  <w:num w:numId="9" w16cid:durableId="1760446406">
+    <w:abstractNumId w:val="28"/>
+  </w:num>
+  <w:num w:numId="10" w16cid:durableId="1291013155">
+    <w:abstractNumId w:val="29"/>
+  </w:num>
+  <w:num w:numId="11" w16cid:durableId="712771487">
+    <w:abstractNumId w:val="40"/>
+  </w:num>
+  <w:num w:numId="12" w16cid:durableId="721903660">
+    <w:abstractNumId w:val="46"/>
+  </w:num>
+  <w:num w:numId="13" w16cid:durableId="2097361696">
+    <w:abstractNumId w:val="12"/>
+  </w:num>
+  <w:num w:numId="14" w16cid:durableId="725685231">
     <w:abstractNumId w:val="42"/>
   </w:num>
-  <w:num w:numId="6" w16cid:durableId="2050452509">
-    <w:abstractNumId w:val="17"/>
-  </w:num>
-  <w:num w:numId="7" w16cid:durableId="1742214994">
-    <w:abstractNumId w:val="28"/>
-  </w:num>
-  <w:num w:numId="8" w16cid:durableId="2018001205">
-    <w:abstractNumId w:val="36"/>
-  </w:num>
-  <w:num w:numId="9" w16cid:durableId="1760446406">
-    <w:abstractNumId w:val="26"/>
-  </w:num>
-  <w:num w:numId="10" w16cid:durableId="1291013155">
-    <w:abstractNumId w:val="27"/>
-  </w:num>
-  <w:num w:numId="11" w16cid:durableId="712771487">
-    <w:abstractNumId w:val="38"/>
-  </w:num>
-  <w:num w:numId="12" w16cid:durableId="721903660">
-    <w:abstractNumId w:val="43"/>
-  </w:num>
-  <w:num w:numId="13" w16cid:durableId="2097361696">
-    <w:abstractNumId w:val="11"/>
-  </w:num>
-  <w:num w:numId="14" w16cid:durableId="725685231">
-    <w:abstractNumId w:val="39"/>
-  </w:num>
   <w:num w:numId="15" w16cid:durableId="1073698487">
-    <w:abstractNumId w:val="7"/>
+    <w:abstractNumId w:val="8"/>
   </w:num>
   <w:num w:numId="16" w16cid:durableId="1670668701">
-    <w:abstractNumId w:val="15"/>
+    <w:abstractNumId w:val="17"/>
   </w:num>
   <w:num w:numId="17" w16cid:durableId="792551774">
     <w:abstractNumId w:val="4"/>
@@ -34503,82 +33819,91 @@
     <w:abstractNumId w:val="3"/>
   </w:num>
   <w:num w:numId="19" w16cid:durableId="438064943">
-    <w:abstractNumId w:val="29"/>
+    <w:abstractNumId w:val="31"/>
   </w:num>
   <w:num w:numId="20" w16cid:durableId="83764298">
-    <w:abstractNumId w:val="22"/>
+    <w:abstractNumId w:val="24"/>
   </w:num>
   <w:num w:numId="21" w16cid:durableId="529683396">
-    <w:abstractNumId w:val="23"/>
+    <w:abstractNumId w:val="25"/>
   </w:num>
   <w:num w:numId="22" w16cid:durableId="1234848529">
-    <w:abstractNumId w:val="31"/>
+    <w:abstractNumId w:val="33"/>
   </w:num>
   <w:num w:numId="23" w16cid:durableId="1734044942">
-    <w:abstractNumId w:val="12"/>
+    <w:abstractNumId w:val="14"/>
   </w:num>
   <w:num w:numId="24" w16cid:durableId="490172085">
-    <w:abstractNumId w:val="13"/>
+    <w:abstractNumId w:val="15"/>
   </w:num>
   <w:num w:numId="25" w16cid:durableId="1262224399">
     <w:abstractNumId w:val="0"/>
   </w:num>
   <w:num w:numId="26" w16cid:durableId="1579366754">
-    <w:abstractNumId w:val="37"/>
+    <w:abstractNumId w:val="39"/>
   </w:num>
   <w:num w:numId="27" w16cid:durableId="181238295">
-    <w:abstractNumId w:val="8"/>
+    <w:abstractNumId w:val="9"/>
   </w:num>
   <w:num w:numId="28" w16cid:durableId="1203909388">
-    <w:abstractNumId w:val="6"/>
+    <w:abstractNumId w:val="7"/>
   </w:num>
   <w:num w:numId="29" w16cid:durableId="1366834518">
-    <w:abstractNumId w:val="24"/>
+    <w:abstractNumId w:val="26"/>
   </w:num>
   <w:num w:numId="30" w16cid:durableId="984352983">
+    <w:abstractNumId w:val="22"/>
+  </w:num>
+  <w:num w:numId="31" w16cid:durableId="1717193267">
+    <w:abstractNumId w:val="34"/>
+  </w:num>
+  <w:num w:numId="32" w16cid:durableId="980647388">
+    <w:abstractNumId w:val="18"/>
+  </w:num>
+  <w:num w:numId="33" w16cid:durableId="1741898854">
     <w:abstractNumId w:val="20"/>
   </w:num>
-  <w:num w:numId="31" w16cid:durableId="1717193267">
-    <w:abstractNumId w:val="32"/>
+  <w:num w:numId="34" w16cid:durableId="1800955902">
+    <w:abstractNumId w:val="27"/>
   </w:num>
-  <w:num w:numId="32" w16cid:durableId="980647388">
+  <w:num w:numId="35" w16cid:durableId="1307975613">
+    <w:abstractNumId w:val="43"/>
+  </w:num>
+  <w:num w:numId="36" w16cid:durableId="226693695">
     <w:abstractNumId w:val="16"/>
   </w:num>
-  <w:num w:numId="33" w16cid:durableId="1741898854">
-    <w:abstractNumId w:val="18"/>
-  </w:num>
-  <w:num w:numId="34" w16cid:durableId="1800955902">
-    <w:abstractNumId w:val="25"/>
-  </w:num>
-  <w:num w:numId="35" w16cid:durableId="1307975613">
-    <w:abstractNumId w:val="40"/>
-  </w:num>
-  <w:num w:numId="36" w16cid:durableId="226693695">
-    <w:abstractNumId w:val="14"/>
-  </w:num>
   <w:num w:numId="37" w16cid:durableId="1714768500">
-    <w:abstractNumId w:val="10"/>
+    <w:abstractNumId w:val="11"/>
   </w:num>
   <w:num w:numId="38" w16cid:durableId="1260332363">
-    <w:abstractNumId w:val="34"/>
+    <w:abstractNumId w:val="36"/>
   </w:num>
   <w:num w:numId="39" w16cid:durableId="249971941">
-    <w:abstractNumId w:val="19"/>
+    <w:abstractNumId w:val="21"/>
   </w:num>
   <w:num w:numId="40" w16cid:durableId="196627544">
-    <w:abstractNumId w:val="9"/>
+    <w:abstractNumId w:val="10"/>
   </w:num>
   <w:num w:numId="41" w16cid:durableId="1883859694">
     <w:abstractNumId w:val="5"/>
   </w:num>
   <w:num w:numId="42" w16cid:durableId="699476249">
+    <w:abstractNumId w:val="37"/>
+  </w:num>
+  <w:num w:numId="43" w16cid:durableId="1963263454">
     <w:abstractNumId w:val="35"/>
   </w:num>
-  <w:num w:numId="43" w16cid:durableId="1963263454">
-    <w:abstractNumId w:val="33"/>
+  <w:num w:numId="44" w16cid:durableId="2104105446">
+    <w:abstractNumId w:val="32"/>
   </w:num>
-  <w:num w:numId="44" w16cid:durableId="2104105446">
-    <w:abstractNumId w:val="30"/>
+  <w:num w:numId="45" w16cid:durableId="1357122397">
+    <w:abstractNumId w:val="41"/>
+  </w:num>
+  <w:num w:numId="46" w16cid:durableId="1630164077">
+    <w:abstractNumId w:val="13"/>
+  </w:num>
+  <w:num w:numId="47" w16cid:durableId="2140226394">
+    <w:abstractNumId w:val="6"/>
   </w:num>
   <w:numIdMacAtCleanup w:val="36"/>
 </w:numbering>
@@ -35191,6 +34516,7 @@
   <w:style w:type="character" w:default="1" w:styleId="Standardskriftforavsnitt">
     <w:name w:val="Default Paragraph Font"/>
     <w:uiPriority w:val="1"/>
+    <w:semiHidden/>
     <w:unhideWhenUsed/>
   </w:style>
   <w:style w:type="table" w:default="1" w:styleId="Vanligtabell">
@@ -35799,7 +35125,6 @@
     <w:name w:val="Normal (Web)"/>
     <w:basedOn w:val="Normal"/>
     <w:uiPriority w:val="99"/>
-    <w:semiHidden/>
     <w:unhideWhenUsed/>
     <w:rsid w:val="00321390"/>
     <w:pPr>
@@ -36360,81 +35685,9 @@
 </file>
 
 <file path=customXml/item2.xml><?xml version="1.0" encoding="utf-8"?>
-<b:Sources xmlns:b="http://schemas.openxmlformats.org/officeDocument/2006/bibliography" xmlns="http://schemas.openxmlformats.org/officeDocument/2006/bibliography" SelectedStyle="\APASixthEditionOfficeOnline.xsl" StyleName="APA" Version="6">
-  <b:Source>
-    <b:Tag>Jos24</b:Tag>
-    <b:SourceType>Report</b:SourceType>
-    <b:Guid>{C5C4EFC0-593C-4F99-B300-9792868DA58C}</b:Guid>
-    <b:Title>About One-Quarter of Public Schools Reported That Lack of Focus or Inattention From Students Had a Severe Negative Impact on Learning in 2023-24</b:Title>
-    <b:Year>2023-2024</b:Year>
-    <b:Publisher>National Center for Education Statistics</b:Publisher>
-    <b:Author>
-      <b:Author>
-        <b:NameList>
-          <b:Person>
-            <b:Last>Rosa</b:Last>
-            <b:First>Josh</b:First>
-            <b:Middle>De La</b:Middle>
-          </b:Person>
-        </b:NameList>
-      </b:Author>
-    </b:Author>
-    <b:RefOrder>2</b:RefOrder>
-  </b:Source>
-  <b:Source>
-    <b:Tag>Biw23</b:Tag>
-    <b:SourceType>Report</b:SourceType>
-    <b:Guid>{7A5B3BE4-9E00-4E91-90E2-3F68C3464707}</b:Guid>
-    <b:Title>Understanding effort regulation: Comparing 'Pomodoro' breaks and self-regulated breaks</b:Title>
-    <b:Year>2023</b:Year>
-    <b:Author>
-      <b:Author>
-        <b:NameList>
-          <b:Person>
-            <b:Last>Biwer</b:Last>
-            <b:First>Felicitas</b:First>
-          </b:Person>
-          <b:Person>
-            <b:Last>Wiradahany</b:Last>
-            <b:First>Wisnu</b:First>
-          </b:Person>
-          <b:Person>
-            <b:Last>Egbrink</b:Last>
-            <b:Middle>G A Oude</b:Middle>
-            <b:First>Miriam</b:First>
-          </b:Person>
-          <b:Person>
-            <b:Last>De Bruin</b:Last>
-            <b:Middle>B H</b:Middle>
-            <b:First>Anique</b:First>
-          </b:Person>
-        </b:NameList>
-      </b:Author>
-    </b:Author>
-    <b:Publisher>John Wiley &amp; Sons Ltd. on behalf of British Psychological Society</b:Publisher>
-    <b:RefOrder>3</b:RefOrder>
-  </b:Source>
-  <b:Source>
-    <b:Tag>Jef21</b:Tag>
-    <b:SourceType>Report</b:SourceType>
-    <b:Guid>{643D0C21-000E-47F2-A3FB-56D1A1280780}</b:Guid>
-    <b:Author>
-      <b:Author>
-        <b:NameList>
-          <b:Person>
-            <b:Last>Jefferson Costales</b:Last>
-            <b:First>Janice</b:First>
-            <b:Middle>Abellana, Joel S Gracia, Madhavi Devaraj</b:Middle>
-          </b:Person>
-        </b:NameList>
-      </b:Author>
-    </b:Author>
-    <b:Title>A Learning Assessment Applying Pomodoro Technique as A Productivity Tool for Online Learning</b:Title>
-    <b:Year>2021</b:Year>
-    <b:City>DOI: 10.1145/3498765.3498844</b:City>
-    <b:RefOrder>1</b:RefOrder>
-  </b:Source>
-</b:Sources>
+<p:properties xmlns:p="http://schemas.microsoft.com/office/2006/metadata/properties" xmlns:xsi="http://www.w3.org/2001/XMLSchema-instance" xmlns:pc="http://schemas.microsoft.com/office/infopath/2007/PartnerControls">
+  <documentManagement/>
+</p:properties>
 </file>
 
 <file path=customXml/item3.xml><?xml version="1.0" encoding="utf-8"?>
@@ -36643,9 +35896,81 @@
 </file>
 
 <file path=customXml/item4.xml><?xml version="1.0" encoding="utf-8"?>
-<p:properties xmlns:p="http://schemas.microsoft.com/office/2006/metadata/properties" xmlns:xsi="http://www.w3.org/2001/XMLSchema-instance" xmlns:pc="http://schemas.microsoft.com/office/infopath/2007/PartnerControls">
-  <documentManagement/>
-</p:properties>
+<b:Sources xmlns:b="http://schemas.openxmlformats.org/officeDocument/2006/bibliography" xmlns="http://schemas.openxmlformats.org/officeDocument/2006/bibliography" SelectedStyle="\APASixthEditionOfficeOnline.xsl" StyleName="APA" Version="6">
+  <b:Source>
+    <b:Tag>Jos24</b:Tag>
+    <b:SourceType>Report</b:SourceType>
+    <b:Guid>{C5C4EFC0-593C-4F99-B300-9792868DA58C}</b:Guid>
+    <b:Title>About One-Quarter of Public Schools Reported That Lack of Focus or Inattention From Students Had a Severe Negative Impact on Learning in 2023-24</b:Title>
+    <b:Year>2023-2024</b:Year>
+    <b:Publisher>National Center for Education Statistics</b:Publisher>
+    <b:Author>
+      <b:Author>
+        <b:NameList>
+          <b:Person>
+            <b:Last>Rosa</b:Last>
+            <b:First>Josh</b:First>
+            <b:Middle>De La</b:Middle>
+          </b:Person>
+        </b:NameList>
+      </b:Author>
+    </b:Author>
+    <b:RefOrder>2</b:RefOrder>
+  </b:Source>
+  <b:Source>
+    <b:Tag>Biw23</b:Tag>
+    <b:SourceType>Report</b:SourceType>
+    <b:Guid>{7A5B3BE4-9E00-4E91-90E2-3F68C3464707}</b:Guid>
+    <b:Title>Understanding effort regulation: Comparing 'Pomodoro' breaks and self-regulated breaks</b:Title>
+    <b:Year>2023</b:Year>
+    <b:Author>
+      <b:Author>
+        <b:NameList>
+          <b:Person>
+            <b:Last>Biwer</b:Last>
+            <b:First>Felicitas</b:First>
+          </b:Person>
+          <b:Person>
+            <b:Last>Wiradahany</b:Last>
+            <b:First>Wisnu</b:First>
+          </b:Person>
+          <b:Person>
+            <b:Last>Egbrink</b:Last>
+            <b:Middle>G A Oude</b:Middle>
+            <b:First>Miriam</b:First>
+          </b:Person>
+          <b:Person>
+            <b:Last>De Bruin</b:Last>
+            <b:Middle>B H</b:Middle>
+            <b:First>Anique</b:First>
+          </b:Person>
+        </b:NameList>
+      </b:Author>
+    </b:Author>
+    <b:Publisher>John Wiley &amp; Sons Ltd. on behalf of British Psychological Society</b:Publisher>
+    <b:RefOrder>3</b:RefOrder>
+  </b:Source>
+  <b:Source>
+    <b:Tag>Jef21</b:Tag>
+    <b:SourceType>Report</b:SourceType>
+    <b:Guid>{643D0C21-000E-47F2-A3FB-56D1A1280780}</b:Guid>
+    <b:Author>
+      <b:Author>
+        <b:NameList>
+          <b:Person>
+            <b:Last>Jefferson Costales</b:Last>
+            <b:First>Janice</b:First>
+            <b:Middle>Abellana, Joel S Gracia, Madhavi Devaraj</b:Middle>
+          </b:Person>
+        </b:NameList>
+      </b:Author>
+    </b:Author>
+    <b:Title>A Learning Assessment Applying Pomodoro Technique as A Productivity Tool for Online Learning</b:Title>
+    <b:Year>2021</b:Year>
+    <b:City>DOI: 10.1145/3498765.3498844</b:City>
+    <b:RefOrder>1</b:RefOrder>
+  </b:Source>
+</b:Sources>
 </file>
 
 <file path=customXml/itemProps1.xml><?xml version="1.0" encoding="utf-8"?>
@@ -36657,9 +35982,10 @@
 </file>
 
 <file path=customXml/itemProps2.xml><?xml version="1.0" encoding="utf-8"?>
-<ds:datastoreItem xmlns:ds="http://schemas.openxmlformats.org/officeDocument/2006/customXml" ds:itemID="{7818C4B3-7AC6-48FD-B77A-01763AC15394}">
+<ds:datastoreItem xmlns:ds="http://schemas.openxmlformats.org/officeDocument/2006/customXml" ds:itemID="{3A18C3E2-EF14-41DF-910B-56CFB5EC60D4}">
   <ds:schemaRefs>
-    <ds:schemaRef ds:uri="http://schemas.openxmlformats.org/officeDocument/2006/bibliography"/>
+    <ds:schemaRef ds:uri="http://schemas.microsoft.com/office/2006/metadata/properties"/>
+    <ds:schemaRef ds:uri="http://schemas.microsoft.com/office/infopath/2007/PartnerControls"/>
   </ds:schemaRefs>
 </ds:datastoreItem>
 </file>
@@ -36684,10 +36010,9 @@
 </file>
 
 <file path=customXml/itemProps4.xml><?xml version="1.0" encoding="utf-8"?>
-<ds:datastoreItem xmlns:ds="http://schemas.openxmlformats.org/officeDocument/2006/customXml" ds:itemID="{3A18C3E2-EF14-41DF-910B-56CFB5EC60D4}">
+<ds:datastoreItem xmlns:ds="http://schemas.openxmlformats.org/officeDocument/2006/customXml" ds:itemID="{7818C4B3-7AC6-48FD-B77A-01763AC15394}">
   <ds:schemaRefs>
-    <ds:schemaRef ds:uri="http://schemas.microsoft.com/office/2006/metadata/properties"/>
-    <ds:schemaRef ds:uri="http://schemas.microsoft.com/office/infopath/2007/PartnerControls"/>
+    <ds:schemaRef ds:uri="http://schemas.openxmlformats.org/officeDocument/2006/bibliography"/>
   </ds:schemaRefs>
 </ds:datastoreItem>
 </file>